--- a/THUC_HANH/LAB3/1250080208_CNTT4_Đỗ Tiến Trí _ lab3.docx
+++ b/THUC_HANH/LAB3/1250080208_CNTT4_Đỗ Tiến Trí _ lab3.docx
@@ -536,6 +536,7 @@
         <w:jc w:val="center"/>
         <w:rPr>
           <w:rFonts w:hint="default" w:ascii="Times New Roman" w:hAnsi="Times New Roman" w:cs="Times New Roman"/>
+          <w:color w:val="auto"/>
           <w:sz w:val="32"/>
           <w:szCs w:val="32"/>
         </w:rPr>
@@ -545,6 +546,7 @@
           <w:rFonts w:hint="default" w:ascii="Times New Roman" w:hAnsi="Times New Roman" w:cs="Times New Roman"/>
           <w:b/>
           <w:bCs/>
+          <w:color w:val="auto"/>
           <w:sz w:val="32"/>
           <w:szCs w:val="32"/>
         </w:rPr>
@@ -556,6 +558,7 @@
         <w:jc w:val="center"/>
         <w:rPr>
           <w:rFonts w:hint="default" w:ascii="Times New Roman" w:hAnsi="Times New Roman" w:cs="Times New Roman"/>
+          <w:color w:val="auto"/>
           <w:sz w:val="32"/>
           <w:szCs w:val="32"/>
         </w:rPr>
@@ -565,6 +568,7 @@
           <w:rFonts w:hint="default" w:ascii="Times New Roman" w:hAnsi="Times New Roman" w:cs="Times New Roman"/>
           <w:i/>
           <w:iCs/>
+          <w:color w:val="auto"/>
           <w:sz w:val="32"/>
           <w:szCs w:val="32"/>
         </w:rPr>
@@ -576,6 +580,7 @@
         <w:jc w:val="center"/>
         <w:rPr>
           <w:rFonts w:hint="default" w:ascii="Times New Roman" w:hAnsi="Times New Roman" w:cs="Times New Roman"/>
+          <w:color w:val="auto"/>
           <w:sz w:val="32"/>
           <w:szCs w:val="32"/>
         </w:rPr>
@@ -585,6 +590,7 @@
           <w:rFonts w:hint="default" w:ascii="Times New Roman" w:hAnsi="Times New Roman" w:cs="Times New Roman"/>
           <w:b/>
           <w:bCs/>
+          <w:color w:val="auto"/>
           <w:sz w:val="32"/>
           <w:szCs w:val="32"/>
         </w:rPr>
@@ -596,6 +602,7 @@
         <w:jc w:val="center"/>
         <w:rPr>
           <w:rFonts w:hint="default" w:ascii="Times New Roman" w:hAnsi="Times New Roman" w:cs="Times New Roman"/>
+          <w:color w:val="auto"/>
           <w:sz w:val="32"/>
           <w:szCs w:val="32"/>
         </w:rPr>
@@ -605,6 +612,7 @@
           <w:rFonts w:hint="default" w:ascii="Times New Roman" w:hAnsi="Times New Roman" w:cs="Times New Roman"/>
           <w:b/>
           <w:bCs/>
+          <w:color w:val="auto"/>
           <w:sz w:val="32"/>
           <w:szCs w:val="32"/>
         </w:rPr>
@@ -616,6 +624,7 @@
         <w:jc w:val="center"/>
         <w:rPr>
           <w:rFonts w:hint="default" w:ascii="Times New Roman" w:hAnsi="Times New Roman" w:cs="Times New Roman"/>
+          <w:color w:val="auto"/>
           <w:sz w:val="32"/>
           <w:szCs w:val="32"/>
         </w:rPr>
@@ -623,6 +632,7 @@
       <w:r>
         <w:rPr>
           <w:rFonts w:hint="default" w:ascii="Times New Roman" w:hAnsi="Times New Roman" w:cs="Times New Roman"/>
+          <w:color w:val="auto"/>
           <w:sz w:val="32"/>
           <w:szCs w:val="32"/>
         </w:rPr>
@@ -633,6 +643,7 @@
       <w:pPr>
         <w:rPr>
           <w:rFonts w:hint="default" w:ascii="Times New Roman" w:hAnsi="Times New Roman" w:cs="Times New Roman"/>
+          <w:color w:val="auto"/>
         </w:rPr>
       </w:pPr>
       <w:r>
@@ -640,8 +651,20 @@
           <w:rFonts w:hint="default" w:ascii="Times New Roman" w:hAnsi="Times New Roman" w:cs="Times New Roman"/>
           <w:b/>
           <w:bCs/>
-        </w:rPr>
-        <w:t>BÀI 1: Khối Lệnh PL/SQL Cơ Bản - Transaction Và Savepoint </w:t>
+          <w:color w:val="auto"/>
+        </w:rPr>
+        <w:t>BÀI 1: Khối L</w:t>
+      </w:r>
+      <w:bookmarkStart w:id="0" w:name="_GoBack"/>
+      <w:bookmarkEnd w:id="0"/>
+      <w:r>
+        <w:rPr>
+          <w:rFonts w:hint="default" w:ascii="Times New Roman" w:hAnsi="Times New Roman" w:cs="Times New Roman"/>
+          <w:b/>
+          <w:bCs/>
+          <w:color w:val="auto"/>
+        </w:rPr>
+        <w:t>ệnh PL/SQL Cơ Bản - Transaction Và Savepoint </w:t>
       </w:r>
     </w:p>
     <w:p>
@@ -650,6 +673,7 @@
         <w:ind w:left="216" w:right="1990"/>
         <w:rPr>
           <w:rFonts w:hint="default" w:ascii="Times New Roman" w:hAnsi="Times New Roman" w:eastAsia="Times New Roman" w:cs="Times New Roman"/>
+          <w:color w:val="auto"/>
           <w:kern w:val="0"/>
           <w14:ligatures w14:val="none"/>
         </w:rPr>
@@ -659,7 +683,7 @@
           <w:rFonts w:hint="default" w:ascii="Times New Roman" w:hAnsi="Times New Roman" w:eastAsia="Times New Roman" w:cs="Times New Roman"/>
           <w:b/>
           <w:bCs/>
-          <w:color w:val="1E6B3C"/>
+          <w:color w:val="auto"/>
           <w:kern w:val="0"/>
           <w14:ligatures w14:val="none"/>
         </w:rPr>
@@ -668,7 +692,7 @@
       <w:r>
         <w:rPr>
           <w:rFonts w:hint="default" w:ascii="Times New Roman" w:hAnsi="Times New Roman" w:eastAsia="Times New Roman" w:cs="Times New Roman"/>
-          <w:color w:val="1A1A1A"/>
+          <w:color w:val="auto"/>
           <w:kern w:val="0"/>
           <w:sz w:val="22"/>
           <w:szCs w:val="22"/>
@@ -683,6 +707,7 @@
         <w:ind w:left="577"/>
         <w:rPr>
           <w:rFonts w:hint="default" w:ascii="Times New Roman" w:hAnsi="Times New Roman" w:eastAsia="Times New Roman" w:cs="Times New Roman"/>
+          <w:color w:val="auto"/>
           <w:kern w:val="0"/>
           <w14:ligatures w14:val="none"/>
         </w:rPr>
@@ -690,7 +715,7 @@
       <w:r>
         <w:rPr>
           <w:rFonts w:hint="default" w:ascii="Times New Roman" w:hAnsi="Times New Roman" w:eastAsia="Times New Roman" w:cs="Times New Roman"/>
-          <w:color w:val="7B0000"/>
+          <w:color w:val="auto"/>
           <w:kern w:val="0"/>
           <w:sz w:val="20"/>
           <w:szCs w:val="20"/>
@@ -705,6 +730,7 @@
         <w:ind w:left="1055"/>
         <w:rPr>
           <w:rFonts w:hint="default" w:ascii="Times New Roman" w:hAnsi="Times New Roman" w:eastAsia="Times New Roman" w:cs="Times New Roman"/>
+          <w:color w:val="auto"/>
           <w:kern w:val="0"/>
           <w14:ligatures w14:val="none"/>
         </w:rPr>
@@ -712,7 +738,7 @@
       <w:r>
         <w:rPr>
           <w:rFonts w:hint="default" w:ascii="Times New Roman" w:hAnsi="Times New Roman" w:eastAsia="Times New Roman" w:cs="Times New Roman"/>
-          <w:color w:val="7B0000"/>
+          <w:color w:val="auto"/>
           <w:kern w:val="0"/>
           <w:sz w:val="20"/>
           <w:szCs w:val="20"/>
@@ -727,6 +753,7 @@
         <w:ind w:left="1037"/>
         <w:rPr>
           <w:rFonts w:hint="default" w:ascii="Times New Roman" w:hAnsi="Times New Roman" w:eastAsia="Times New Roman" w:cs="Times New Roman"/>
+          <w:color w:val="auto"/>
           <w:kern w:val="0"/>
           <w14:ligatures w14:val="none"/>
         </w:rPr>
@@ -734,7 +761,7 @@
       <w:r>
         <w:rPr>
           <w:rFonts w:hint="default" w:ascii="Times New Roman" w:hAnsi="Times New Roman" w:eastAsia="Times New Roman" w:cs="Times New Roman"/>
-          <w:color w:val="7B0000"/>
+          <w:color w:val="auto"/>
           <w:kern w:val="0"/>
           <w:sz w:val="20"/>
           <w:szCs w:val="20"/>
@@ -749,7 +776,7 @@
           <w:rFonts w:hint="default" w:ascii="Times New Roman" w:hAnsi="Times New Roman" w:eastAsia="Times New Roman" w:cs="Times New Roman"/>
           <w:b/>
           <w:bCs/>
-          <w:color w:val="1E6B3C"/>
+          <w:color w:val="auto"/>
           <w:kern w:val="0"/>
           <w14:ligatures w14:val="none"/>
         </w:rPr>
@@ -757,7 +784,7 @@
       <w:r>
         <w:rPr>
           <w:rFonts w:hint="default" w:ascii="Times New Roman" w:hAnsi="Times New Roman" w:eastAsia="Times New Roman" w:cs="Times New Roman"/>
-          <w:color w:val="7B0000"/>
+          <w:color w:val="auto"/>
           <w:kern w:val="0"/>
           <w:sz w:val="20"/>
           <w:szCs w:val="20"/>
@@ -770,7 +797,7 @@
           <w:rFonts w:hint="default" w:ascii="Times New Roman" w:hAnsi="Times New Roman" w:eastAsia="Times New Roman" w:cs="Times New Roman"/>
           <w:b/>
           <w:bCs/>
-          <w:color w:val="1E6B3C"/>
+          <w:color w:val="auto"/>
           <w:kern w:val="0"/>
           <w14:ligatures w14:val="none"/>
         </w:rPr>
@@ -781,6 +808,7 @@
       <w:pPr>
         <w:rPr>
           <w:rFonts w:hint="default" w:ascii="Times New Roman" w:hAnsi="Times New Roman" w:cs="Times New Roman"/>
+          <w:color w:val="auto"/>
         </w:rPr>
       </w:pPr>
       <w:r>
@@ -788,12 +816,14 @@
           <w:rFonts w:hint="default" w:ascii="Times New Roman" w:hAnsi="Times New Roman" w:cs="Times New Roman"/>
           <w:b/>
           <w:bCs/>
+          <w:color w:val="auto"/>
         </w:rPr>
         <w:t xml:space="preserve">     Câu 1b: </w:t>
       </w:r>
       <w:r>
         <w:rPr>
           <w:rFonts w:hint="default" w:ascii="Times New Roman" w:hAnsi="Times New Roman" w:cs="Times New Roman"/>
+          <w:color w:val="auto"/>
         </w:rPr>
         <w:t>Tạo sequence Cau1Seq với bước tăng là 5 </w:t>
       </w:r>
@@ -802,7 +832,7 @@
       <w:pPr>
         <w:rPr>
           <w:rFonts w:hint="default" w:ascii="Times New Roman" w:hAnsi="Times New Roman" w:eastAsia="Times New Roman" w:cs="Times New Roman"/>
-          <w:color w:val="7B0000"/>
+          <w:color w:val="auto"/>
           <w:kern w:val="0"/>
           <w:sz w:val="20"/>
           <w:szCs w:val="20"/>
@@ -812,7 +842,7 @@
       <w:r>
         <w:rPr>
           <w:rFonts w:hint="default" w:ascii="Times New Roman" w:hAnsi="Times New Roman" w:eastAsia="Times New Roman" w:cs="Times New Roman"/>
-          <w:color w:val="7B0000"/>
+          <w:color w:val="auto"/>
           <w:kern w:val="0"/>
           <w:sz w:val="20"/>
           <w:szCs w:val="20"/>
@@ -825,7 +855,7 @@
       <w:pPr>
         <w:rPr>
           <w:rFonts w:hint="default" w:ascii="Times New Roman" w:hAnsi="Times New Roman" w:eastAsia="Times New Roman" w:cs="Times New Roman"/>
-          <w:color w:val="7B0000"/>
+          <w:color w:val="auto"/>
           <w:kern w:val="0"/>
           <w:sz w:val="20"/>
           <w:szCs w:val="20"/>
@@ -835,7 +865,7 @@
       <w:r>
         <w:rPr>
           <w:rFonts w:hint="default" w:ascii="Times New Roman" w:hAnsi="Times New Roman" w:eastAsia="Times New Roman" w:cs="Times New Roman"/>
-          <w:color w:val="7B0000"/>
+          <w:color w:val="auto"/>
           <w:kern w:val="0"/>
           <w:sz w:val="20"/>
           <w:szCs w:val="20"/>
@@ -848,7 +878,7 @@
       <w:pPr>
         <w:rPr>
           <w:rFonts w:hint="default" w:ascii="Times New Roman" w:hAnsi="Times New Roman" w:eastAsia="Times New Roman" w:cs="Times New Roman"/>
-          <w:color w:val="7B0000"/>
+          <w:color w:val="auto"/>
           <w:kern w:val="0"/>
           <w:sz w:val="20"/>
           <w:szCs w:val="20"/>
@@ -858,7 +888,7 @@
       <w:r>
         <w:rPr>
           <w:rFonts w:hint="default" w:ascii="Times New Roman" w:hAnsi="Times New Roman" w:eastAsia="Times New Roman" w:cs="Times New Roman"/>
-          <w:color w:val="7B0000"/>
+          <w:color w:val="auto"/>
           <w:kern w:val="0"/>
           <w:sz w:val="20"/>
           <w:szCs w:val="20"/>
@@ -871,7 +901,7 @@
       <w:pPr>
         <w:rPr>
           <w:rFonts w:hint="default" w:ascii="Times New Roman" w:hAnsi="Times New Roman" w:eastAsia="Times New Roman" w:cs="Times New Roman"/>
-          <w:color w:val="7B0000"/>
+          <w:color w:val="auto"/>
           <w:kern w:val="0"/>
           <w:sz w:val="20"/>
           <w:szCs w:val="20"/>
@@ -881,7 +911,7 @@
       <w:r>
         <w:rPr>
           <w:rFonts w:hint="default" w:ascii="Times New Roman" w:hAnsi="Times New Roman" w:eastAsia="Times New Roman" w:cs="Times New Roman"/>
-          <w:color w:val="7B0000"/>
+          <w:color w:val="auto"/>
           <w:kern w:val="0"/>
           <w:sz w:val="20"/>
           <w:szCs w:val="20"/>
@@ -933,7 +963,7 @@
         <w:ind w:left="216"/>
         <w:rPr>
           <w:rFonts w:hint="default" w:ascii="Times New Roman" w:hAnsi="Times New Roman" w:cs="Times New Roman"/>
-          <w:color w:val="1A1A1A"/>
+          <w:color w:val="auto"/>
           <w:sz w:val="22"/>
           <w:szCs w:val="22"/>
         </w:rPr>
@@ -943,14 +973,14 @@
           <w:rFonts w:hint="default" w:ascii="Times New Roman" w:hAnsi="Times New Roman" w:cs="Times New Roman"/>
           <w:b/>
           <w:bCs/>
-          <w:color w:val="1E6B3C"/>
+          <w:color w:val="auto"/>
         </w:rPr>
         <w:t xml:space="preserve">Câu 1c–1j: </w:t>
       </w:r>
       <w:r>
         <w:rPr>
           <w:rFonts w:hint="default" w:ascii="Times New Roman" w:hAnsi="Times New Roman" w:cs="Times New Roman"/>
-          <w:color w:val="1A1A1A"/>
+          <w:color w:val="auto"/>
           <w:sz w:val="22"/>
           <w:szCs w:val="22"/>
         </w:rPr>
@@ -964,14 +994,15 @@
         <w:ind w:left="583"/>
         <w:rPr>
           <w:rFonts w:hint="default" w:ascii="Times New Roman" w:hAnsi="Times New Roman" w:cs="Times New Roman"/>
-          <w:sz w:val="22"/>
-          <w:szCs w:val="22"/>
-        </w:rPr>
-      </w:pPr>
-      <w:r>
-        <w:rPr>
-          <w:rFonts w:hint="default" w:ascii="Times New Roman" w:hAnsi="Times New Roman" w:cs="Times New Roman"/>
-          <w:color w:val="7B0000"/>
+          <w:color w:val="auto"/>
+          <w:sz w:val="22"/>
+          <w:szCs w:val="22"/>
+        </w:rPr>
+      </w:pPr>
+      <w:r>
+        <w:rPr>
+          <w:rFonts w:hint="default" w:ascii="Times New Roman" w:hAnsi="Times New Roman" w:cs="Times New Roman"/>
+          <w:color w:val="auto"/>
           <w:sz w:val="18"/>
           <w:szCs w:val="18"/>
           <w:shd w:val="clear" w:color="auto" w:fill="F0F4F8"/>
@@ -986,14 +1017,15 @@
         <w:ind w:left="580"/>
         <w:rPr>
           <w:rFonts w:hint="default" w:ascii="Times New Roman" w:hAnsi="Times New Roman" w:cs="Times New Roman"/>
-          <w:sz w:val="22"/>
-          <w:szCs w:val="22"/>
-        </w:rPr>
-      </w:pPr>
-      <w:r>
-        <w:rPr>
-          <w:rFonts w:hint="default" w:ascii="Times New Roman" w:hAnsi="Times New Roman" w:cs="Times New Roman"/>
-          <w:color w:val="7B0000"/>
+          <w:color w:val="auto"/>
+          <w:sz w:val="22"/>
+          <w:szCs w:val="22"/>
+        </w:rPr>
+      </w:pPr>
+      <w:r>
+        <w:rPr>
+          <w:rFonts w:hint="default" w:ascii="Times New Roman" w:hAnsi="Times New Roman" w:cs="Times New Roman"/>
+          <w:color w:val="auto"/>
           <w:sz w:val="18"/>
           <w:szCs w:val="18"/>
           <w:shd w:val="clear" w:color="auto" w:fill="F0F4F8"/>
@@ -1008,14 +1040,15 @@
         <w:ind w:left="1039"/>
         <w:rPr>
           <w:rFonts w:hint="default" w:ascii="Times New Roman" w:hAnsi="Times New Roman" w:cs="Times New Roman"/>
-          <w:sz w:val="22"/>
-          <w:szCs w:val="22"/>
-        </w:rPr>
-      </w:pPr>
-      <w:r>
-        <w:rPr>
-          <w:rFonts w:hint="default" w:ascii="Times New Roman" w:hAnsi="Times New Roman" w:cs="Times New Roman"/>
-          <w:color w:val="7B0000"/>
+          <w:color w:val="auto"/>
+          <w:sz w:val="22"/>
+          <w:szCs w:val="22"/>
+        </w:rPr>
+      </w:pPr>
+      <w:r>
+        <w:rPr>
+          <w:rFonts w:hint="default" w:ascii="Times New Roman" w:hAnsi="Times New Roman" w:cs="Times New Roman"/>
+          <w:color w:val="auto"/>
           <w:sz w:val="18"/>
           <w:szCs w:val="18"/>
           <w:shd w:val="clear" w:color="auto" w:fill="F0F4F8"/>
@@ -1030,14 +1063,15 @@
         <w:ind w:left="1039"/>
         <w:rPr>
           <w:rFonts w:hint="default" w:ascii="Times New Roman" w:hAnsi="Times New Roman" w:cs="Times New Roman"/>
-          <w:sz w:val="22"/>
-          <w:szCs w:val="22"/>
-        </w:rPr>
-      </w:pPr>
-      <w:r>
-        <w:rPr>
-          <w:rFonts w:hint="default" w:ascii="Times New Roman" w:hAnsi="Times New Roman" w:cs="Times New Roman"/>
-          <w:color w:val="7B0000"/>
+          <w:color w:val="auto"/>
+          <w:sz w:val="22"/>
+          <w:szCs w:val="22"/>
+        </w:rPr>
+      </w:pPr>
+      <w:r>
+        <w:rPr>
+          <w:rFonts w:hint="default" w:ascii="Times New Roman" w:hAnsi="Times New Roman" w:cs="Times New Roman"/>
+          <w:color w:val="auto"/>
           <w:sz w:val="18"/>
           <w:szCs w:val="18"/>
           <w:shd w:val="clear" w:color="auto" w:fill="F0F4F8"/>
@@ -1052,14 +1086,15 @@
         <w:ind w:left="573"/>
         <w:rPr>
           <w:rFonts w:hint="default" w:ascii="Times New Roman" w:hAnsi="Times New Roman" w:cs="Times New Roman"/>
-          <w:sz w:val="22"/>
-          <w:szCs w:val="22"/>
-        </w:rPr>
-      </w:pPr>
-      <w:r>
-        <w:rPr>
-          <w:rFonts w:hint="default" w:ascii="Times New Roman" w:hAnsi="Times New Roman" w:cs="Times New Roman"/>
-          <w:color w:val="7B0000"/>
+          <w:color w:val="auto"/>
+          <w:sz w:val="22"/>
+          <w:szCs w:val="22"/>
+        </w:rPr>
+      </w:pPr>
+      <w:r>
+        <w:rPr>
+          <w:rFonts w:hint="default" w:ascii="Times New Roman" w:hAnsi="Times New Roman" w:cs="Times New Roman"/>
+          <w:color w:val="auto"/>
           <w:sz w:val="18"/>
           <w:szCs w:val="18"/>
           <w:shd w:val="clear" w:color="auto" w:fill="F0F4F8"/>
@@ -1074,14 +1109,15 @@
         <w:ind w:left="1051"/>
         <w:rPr>
           <w:rFonts w:hint="default" w:ascii="Times New Roman" w:hAnsi="Times New Roman" w:cs="Times New Roman"/>
-          <w:sz w:val="22"/>
-          <w:szCs w:val="22"/>
-        </w:rPr>
-      </w:pPr>
-      <w:r>
-        <w:rPr>
-          <w:rFonts w:hint="default" w:ascii="Times New Roman" w:hAnsi="Times New Roman" w:cs="Times New Roman"/>
-          <w:color w:val="7B0000"/>
+          <w:color w:val="auto"/>
+          <w:sz w:val="22"/>
+          <w:szCs w:val="22"/>
+        </w:rPr>
+      </w:pPr>
+      <w:r>
+        <w:rPr>
+          <w:rFonts w:hint="default" w:ascii="Times New Roman" w:hAnsi="Times New Roman" w:cs="Times New Roman"/>
+          <w:color w:val="auto"/>
           <w:sz w:val="18"/>
           <w:szCs w:val="18"/>
           <w:shd w:val="clear" w:color="auto" w:fill="F0F4F8"/>
@@ -1096,14 +1132,15 @@
         <w:ind w:left="1051"/>
         <w:rPr>
           <w:rFonts w:hint="default" w:ascii="Times New Roman" w:hAnsi="Times New Roman" w:cs="Times New Roman"/>
-          <w:sz w:val="22"/>
-          <w:szCs w:val="22"/>
-        </w:rPr>
-      </w:pPr>
-      <w:r>
-        <w:rPr>
-          <w:rFonts w:hint="default" w:ascii="Times New Roman" w:hAnsi="Times New Roman" w:cs="Times New Roman"/>
-          <w:color w:val="7B0000"/>
+          <w:color w:val="auto"/>
+          <w:sz w:val="22"/>
+          <w:szCs w:val="22"/>
+        </w:rPr>
+      </w:pPr>
+      <w:r>
+        <w:rPr>
+          <w:rFonts w:hint="default" w:ascii="Times New Roman" w:hAnsi="Times New Roman" w:cs="Times New Roman"/>
+          <w:color w:val="auto"/>
           <w:sz w:val="18"/>
           <w:szCs w:val="18"/>
           <w:shd w:val="clear" w:color="auto" w:fill="F0F4F8"/>
@@ -1118,14 +1155,15 @@
         <w:ind w:left="1055"/>
         <w:rPr>
           <w:rFonts w:hint="default" w:ascii="Times New Roman" w:hAnsi="Times New Roman" w:cs="Times New Roman"/>
-          <w:sz w:val="22"/>
-          <w:szCs w:val="22"/>
-        </w:rPr>
-      </w:pPr>
-      <w:r>
-        <w:rPr>
-          <w:rFonts w:hint="default" w:ascii="Times New Roman" w:hAnsi="Times New Roman" w:cs="Times New Roman"/>
-          <w:color w:val="7B0000"/>
+          <w:color w:val="auto"/>
+          <w:sz w:val="22"/>
+          <w:szCs w:val="22"/>
+        </w:rPr>
+      </w:pPr>
+      <w:r>
+        <w:rPr>
+          <w:rFonts w:hint="default" w:ascii="Times New Roman" w:hAnsi="Times New Roman" w:cs="Times New Roman"/>
+          <w:color w:val="auto"/>
           <w:sz w:val="18"/>
           <w:szCs w:val="18"/>
           <w:shd w:val="clear" w:color="auto" w:fill="F0F4F8"/>
@@ -1140,14 +1178,15 @@
         <w:ind w:left="1049"/>
         <w:rPr>
           <w:rFonts w:hint="default" w:ascii="Times New Roman" w:hAnsi="Times New Roman" w:cs="Times New Roman"/>
-          <w:sz w:val="22"/>
-          <w:szCs w:val="22"/>
-        </w:rPr>
-      </w:pPr>
-      <w:r>
-        <w:rPr>
-          <w:rFonts w:hint="default" w:ascii="Times New Roman" w:hAnsi="Times New Roman" w:cs="Times New Roman"/>
-          <w:color w:val="7B0000"/>
+          <w:color w:val="auto"/>
+          <w:sz w:val="22"/>
+          <w:szCs w:val="22"/>
+        </w:rPr>
+      </w:pPr>
+      <w:r>
+        <w:rPr>
+          <w:rFonts w:hint="default" w:ascii="Times New Roman" w:hAnsi="Times New Roman" w:cs="Times New Roman"/>
+          <w:color w:val="auto"/>
           <w:sz w:val="18"/>
           <w:szCs w:val="18"/>
           <w:shd w:val="clear" w:color="auto" w:fill="F0F4F8"/>
@@ -1162,14 +1201,15 @@
         <w:ind w:left="1037"/>
         <w:rPr>
           <w:rFonts w:hint="default" w:ascii="Times New Roman" w:hAnsi="Times New Roman" w:cs="Times New Roman"/>
-          <w:sz w:val="22"/>
-          <w:szCs w:val="22"/>
-        </w:rPr>
-      </w:pPr>
-      <w:r>
-        <w:rPr>
-          <w:rFonts w:hint="default" w:ascii="Times New Roman" w:hAnsi="Times New Roman" w:cs="Times New Roman"/>
-          <w:color w:val="7B0000"/>
+          <w:color w:val="auto"/>
+          <w:sz w:val="22"/>
+          <w:szCs w:val="22"/>
+        </w:rPr>
+      </w:pPr>
+      <w:r>
+        <w:rPr>
+          <w:rFonts w:hint="default" w:ascii="Times New Roman" w:hAnsi="Times New Roman" w:cs="Times New Roman"/>
+          <w:color w:val="auto"/>
           <w:sz w:val="18"/>
           <w:szCs w:val="18"/>
           <w:shd w:val="clear" w:color="auto" w:fill="F0F4F8"/>
@@ -1184,14 +1224,15 @@
         <w:ind w:left="1519"/>
         <w:rPr>
           <w:rFonts w:hint="default" w:ascii="Times New Roman" w:hAnsi="Times New Roman" w:cs="Times New Roman"/>
-          <w:sz w:val="22"/>
-          <w:szCs w:val="22"/>
-        </w:rPr>
-      </w:pPr>
-      <w:r>
-        <w:rPr>
-          <w:rFonts w:hint="default" w:ascii="Times New Roman" w:hAnsi="Times New Roman" w:cs="Times New Roman"/>
-          <w:color w:val="7B0000"/>
+          <w:color w:val="auto"/>
+          <w:sz w:val="22"/>
+          <w:szCs w:val="22"/>
+        </w:rPr>
+      </w:pPr>
+      <w:r>
+        <w:rPr>
+          <w:rFonts w:hint="default" w:ascii="Times New Roman" w:hAnsi="Times New Roman" w:cs="Times New Roman"/>
+          <w:color w:val="auto"/>
           <w:sz w:val="18"/>
           <w:szCs w:val="18"/>
           <w:shd w:val="clear" w:color="auto" w:fill="F0F4F8"/>
@@ -1206,14 +1247,15 @@
         <w:ind w:left="1514"/>
         <w:rPr>
           <w:rFonts w:hint="default" w:ascii="Times New Roman" w:hAnsi="Times New Roman" w:cs="Times New Roman"/>
-          <w:sz w:val="22"/>
-          <w:szCs w:val="22"/>
-        </w:rPr>
-      </w:pPr>
-      <w:r>
-        <w:rPr>
-          <w:rFonts w:hint="default" w:ascii="Times New Roman" w:hAnsi="Times New Roman" w:cs="Times New Roman"/>
-          <w:color w:val="7B0000"/>
+          <w:color w:val="auto"/>
+          <w:sz w:val="22"/>
+          <w:szCs w:val="22"/>
+        </w:rPr>
+      </w:pPr>
+      <w:r>
+        <w:rPr>
+          <w:rFonts w:hint="default" w:ascii="Times New Roman" w:hAnsi="Times New Roman" w:cs="Times New Roman"/>
+          <w:color w:val="auto"/>
           <w:sz w:val="18"/>
           <w:szCs w:val="18"/>
           <w:shd w:val="clear" w:color="auto" w:fill="F0F4F8"/>
@@ -1228,14 +1270,15 @@
         <w:ind w:left="585" w:right="837" w:firstLine="926"/>
         <w:rPr>
           <w:rFonts w:hint="default" w:ascii="Times New Roman" w:hAnsi="Times New Roman" w:cs="Times New Roman"/>
-          <w:sz w:val="22"/>
-          <w:szCs w:val="22"/>
-        </w:rPr>
-      </w:pPr>
-      <w:r>
-        <w:rPr>
-          <w:rFonts w:hint="default" w:ascii="Times New Roman" w:hAnsi="Times New Roman" w:cs="Times New Roman"/>
-          <w:color w:val="7B0000"/>
+          <w:color w:val="auto"/>
+          <w:sz w:val="22"/>
+          <w:szCs w:val="22"/>
+        </w:rPr>
+      </w:pPr>
+      <w:r>
+        <w:rPr>
+          <w:rFonts w:hint="default" w:ascii="Times New Roman" w:hAnsi="Times New Roman" w:cs="Times New Roman"/>
+          <w:color w:val="auto"/>
           <w:sz w:val="18"/>
           <w:szCs w:val="18"/>
           <w:shd w:val="clear" w:color="auto" w:fill="F0F4F8"/>
@@ -1250,14 +1293,15 @@
         <w:ind w:left="1517"/>
         <w:rPr>
           <w:rFonts w:hint="default" w:ascii="Times New Roman" w:hAnsi="Times New Roman" w:cs="Times New Roman"/>
-          <w:sz w:val="22"/>
-          <w:szCs w:val="22"/>
-        </w:rPr>
-      </w:pPr>
-      <w:r>
-        <w:rPr>
-          <w:rFonts w:hint="default" w:ascii="Times New Roman" w:hAnsi="Times New Roman" w:cs="Times New Roman"/>
-          <w:color w:val="7B0000"/>
+          <w:color w:val="auto"/>
+          <w:sz w:val="22"/>
+          <w:szCs w:val="22"/>
+        </w:rPr>
+      </w:pPr>
+      <w:r>
+        <w:rPr>
+          <w:rFonts w:hint="default" w:ascii="Times New Roman" w:hAnsi="Times New Roman" w:cs="Times New Roman"/>
+          <w:color w:val="auto"/>
           <w:sz w:val="18"/>
           <w:szCs w:val="18"/>
           <w:shd w:val="clear" w:color="auto" w:fill="F0F4F8"/>
@@ -1272,14 +1316,15 @@
         <w:ind w:left="1062"/>
         <w:rPr>
           <w:rFonts w:hint="default" w:ascii="Times New Roman" w:hAnsi="Times New Roman" w:cs="Times New Roman"/>
-          <w:sz w:val="22"/>
-          <w:szCs w:val="22"/>
-        </w:rPr>
-      </w:pPr>
-      <w:r>
-        <w:rPr>
-          <w:rFonts w:hint="default" w:ascii="Times New Roman" w:hAnsi="Times New Roman" w:cs="Times New Roman"/>
-          <w:color w:val="7B0000"/>
+          <w:color w:val="auto"/>
+          <w:sz w:val="22"/>
+          <w:szCs w:val="22"/>
+        </w:rPr>
+      </w:pPr>
+      <w:r>
+        <w:rPr>
+          <w:rFonts w:hint="default" w:ascii="Times New Roman" w:hAnsi="Times New Roman" w:cs="Times New Roman"/>
+          <w:color w:val="auto"/>
           <w:sz w:val="18"/>
           <w:szCs w:val="18"/>
           <w:shd w:val="clear" w:color="auto" w:fill="F0F4F8"/>
@@ -1294,14 +1339,15 @@
         <w:ind w:left="1055"/>
         <w:rPr>
           <w:rFonts w:hint="default" w:ascii="Times New Roman" w:hAnsi="Times New Roman" w:cs="Times New Roman"/>
-          <w:sz w:val="22"/>
-          <w:szCs w:val="22"/>
-        </w:rPr>
-      </w:pPr>
-      <w:r>
-        <w:rPr>
-          <w:rFonts w:hint="default" w:ascii="Times New Roman" w:hAnsi="Times New Roman" w:cs="Times New Roman"/>
-          <w:color w:val="7B0000"/>
+          <w:color w:val="auto"/>
+          <w:sz w:val="22"/>
+          <w:szCs w:val="22"/>
+        </w:rPr>
+      </w:pPr>
+      <w:r>
+        <w:rPr>
+          <w:rFonts w:hint="default" w:ascii="Times New Roman" w:hAnsi="Times New Roman" w:cs="Times New Roman"/>
+          <w:color w:val="auto"/>
           <w:sz w:val="18"/>
           <w:szCs w:val="18"/>
           <w:shd w:val="clear" w:color="auto" w:fill="F0F4F8"/>
@@ -1316,14 +1362,15 @@
         <w:ind w:left="1035"/>
         <w:rPr>
           <w:rFonts w:hint="default" w:ascii="Times New Roman" w:hAnsi="Times New Roman" w:cs="Times New Roman"/>
-          <w:sz w:val="22"/>
-          <w:szCs w:val="22"/>
-        </w:rPr>
-      </w:pPr>
-      <w:r>
-        <w:rPr>
-          <w:rFonts w:hint="default" w:ascii="Times New Roman" w:hAnsi="Times New Roman" w:cs="Times New Roman"/>
-          <w:color w:val="7B0000"/>
+          <w:color w:val="auto"/>
+          <w:sz w:val="22"/>
+          <w:szCs w:val="22"/>
+        </w:rPr>
+      </w:pPr>
+      <w:r>
+        <w:rPr>
+          <w:rFonts w:hint="default" w:ascii="Times New Roman" w:hAnsi="Times New Roman" w:cs="Times New Roman"/>
+          <w:color w:val="auto"/>
           <w:sz w:val="18"/>
           <w:szCs w:val="18"/>
           <w:shd w:val="clear" w:color="auto" w:fill="F0F4F8"/>
@@ -1338,14 +1385,15 @@
         <w:ind w:left="1051"/>
         <w:rPr>
           <w:rFonts w:hint="default" w:ascii="Times New Roman" w:hAnsi="Times New Roman" w:cs="Times New Roman"/>
-          <w:sz w:val="22"/>
-          <w:szCs w:val="22"/>
-        </w:rPr>
-      </w:pPr>
-      <w:r>
-        <w:rPr>
-          <w:rFonts w:hint="default" w:ascii="Times New Roman" w:hAnsi="Times New Roman" w:cs="Times New Roman"/>
-          <w:color w:val="7B0000"/>
+          <w:color w:val="auto"/>
+          <w:sz w:val="22"/>
+          <w:szCs w:val="22"/>
+        </w:rPr>
+      </w:pPr>
+      <w:r>
+        <w:rPr>
+          <w:rFonts w:hint="default" w:ascii="Times New Roman" w:hAnsi="Times New Roman" w:cs="Times New Roman"/>
+          <w:color w:val="auto"/>
           <w:sz w:val="18"/>
           <w:szCs w:val="18"/>
           <w:shd w:val="clear" w:color="auto" w:fill="F0F4F8"/>
@@ -1360,14 +1408,15 @@
         <w:ind w:left="1051"/>
         <w:rPr>
           <w:rFonts w:hint="default" w:ascii="Times New Roman" w:hAnsi="Times New Roman" w:cs="Times New Roman"/>
-          <w:sz w:val="22"/>
-          <w:szCs w:val="22"/>
-        </w:rPr>
-      </w:pPr>
-      <w:r>
-        <w:rPr>
-          <w:rFonts w:hint="default" w:ascii="Times New Roman" w:hAnsi="Times New Roman" w:cs="Times New Roman"/>
-          <w:color w:val="7B0000"/>
+          <w:color w:val="auto"/>
+          <w:sz w:val="22"/>
+          <w:szCs w:val="22"/>
+        </w:rPr>
+      </w:pPr>
+      <w:r>
+        <w:rPr>
+          <w:rFonts w:hint="default" w:ascii="Times New Roman" w:hAnsi="Times New Roman" w:cs="Times New Roman"/>
+          <w:color w:val="auto"/>
           <w:sz w:val="18"/>
           <w:szCs w:val="18"/>
           <w:shd w:val="clear" w:color="auto" w:fill="F0F4F8"/>
@@ -1382,14 +1431,15 @@
         <w:ind w:left="1051"/>
         <w:rPr>
           <w:rFonts w:hint="default" w:ascii="Times New Roman" w:hAnsi="Times New Roman" w:cs="Times New Roman"/>
-          <w:sz w:val="22"/>
-          <w:szCs w:val="22"/>
-        </w:rPr>
-      </w:pPr>
-      <w:r>
-        <w:rPr>
-          <w:rFonts w:hint="default" w:ascii="Times New Roman" w:hAnsi="Times New Roman" w:cs="Times New Roman"/>
-          <w:color w:val="7B0000"/>
+          <w:color w:val="auto"/>
+          <w:sz w:val="22"/>
+          <w:szCs w:val="22"/>
+        </w:rPr>
+      </w:pPr>
+      <w:r>
+        <w:rPr>
+          <w:rFonts w:hint="default" w:ascii="Times New Roman" w:hAnsi="Times New Roman" w:cs="Times New Roman"/>
+          <w:color w:val="auto"/>
           <w:sz w:val="18"/>
           <w:szCs w:val="18"/>
           <w:shd w:val="clear" w:color="auto" w:fill="F0F4F8"/>
@@ -1404,14 +1454,15 @@
         <w:ind w:left="26" w:right="332" w:hanging="1029"/>
         <w:rPr>
           <w:rFonts w:hint="default" w:ascii="Times New Roman" w:hAnsi="Times New Roman" w:cs="Times New Roman"/>
-          <w:sz w:val="22"/>
-          <w:szCs w:val="22"/>
-        </w:rPr>
-      </w:pPr>
-      <w:r>
-        <w:rPr>
-          <w:rFonts w:hint="default" w:ascii="Times New Roman" w:hAnsi="Times New Roman" w:cs="Times New Roman"/>
-          <w:color w:val="7B0000"/>
+          <w:color w:val="auto"/>
+          <w:sz w:val="22"/>
+          <w:szCs w:val="22"/>
+        </w:rPr>
+      </w:pPr>
+      <w:r>
+        <w:rPr>
+          <w:rFonts w:hint="default" w:ascii="Times New Roman" w:hAnsi="Times New Roman" w:cs="Times New Roman"/>
+          <w:color w:val="auto"/>
           <w:sz w:val="18"/>
           <w:szCs w:val="18"/>
           <w:shd w:val="clear" w:color="auto" w:fill="F0F4F8"/>
@@ -1426,14 +1477,15 @@
         <w:ind w:left="1049"/>
         <w:rPr>
           <w:rFonts w:hint="default" w:ascii="Times New Roman" w:hAnsi="Times New Roman" w:cs="Times New Roman"/>
-          <w:sz w:val="22"/>
-          <w:szCs w:val="22"/>
-        </w:rPr>
-      </w:pPr>
-      <w:r>
-        <w:rPr>
-          <w:rFonts w:hint="default" w:ascii="Times New Roman" w:hAnsi="Times New Roman" w:cs="Times New Roman"/>
-          <w:color w:val="7B0000"/>
+          <w:color w:val="auto"/>
+          <w:sz w:val="22"/>
+          <w:szCs w:val="22"/>
+        </w:rPr>
+      </w:pPr>
+      <w:r>
+        <w:rPr>
+          <w:rFonts w:hint="default" w:ascii="Times New Roman" w:hAnsi="Times New Roman" w:cs="Times New Roman"/>
+          <w:color w:val="auto"/>
           <w:sz w:val="18"/>
           <w:szCs w:val="18"/>
           <w:shd w:val="clear" w:color="auto" w:fill="F0F4F8"/>
@@ -1448,14 +1500,15 @@
         <w:ind w:left="1037"/>
         <w:rPr>
           <w:rFonts w:hint="default" w:ascii="Times New Roman" w:hAnsi="Times New Roman" w:cs="Times New Roman"/>
-          <w:sz w:val="22"/>
-          <w:szCs w:val="22"/>
-        </w:rPr>
-      </w:pPr>
-      <w:r>
-        <w:rPr>
-          <w:rFonts w:hint="default" w:ascii="Times New Roman" w:hAnsi="Times New Roman" w:cs="Times New Roman"/>
-          <w:color w:val="7B0000"/>
+          <w:color w:val="auto"/>
+          <w:sz w:val="22"/>
+          <w:szCs w:val="22"/>
+        </w:rPr>
+      </w:pPr>
+      <w:r>
+        <w:rPr>
+          <w:rFonts w:hint="default" w:ascii="Times New Roman" w:hAnsi="Times New Roman" w:cs="Times New Roman"/>
+          <w:color w:val="auto"/>
           <w:sz w:val="18"/>
           <w:szCs w:val="18"/>
           <w:shd w:val="clear" w:color="auto" w:fill="F0F4F8"/>
@@ -1470,14 +1523,15 @@
         <w:ind w:left="1519"/>
         <w:rPr>
           <w:rFonts w:hint="default" w:ascii="Times New Roman" w:hAnsi="Times New Roman" w:cs="Times New Roman"/>
-          <w:sz w:val="22"/>
-          <w:szCs w:val="22"/>
-        </w:rPr>
-      </w:pPr>
-      <w:r>
-        <w:rPr>
-          <w:rFonts w:hint="default" w:ascii="Times New Roman" w:hAnsi="Times New Roman" w:cs="Times New Roman"/>
-          <w:color w:val="7B0000"/>
+          <w:color w:val="auto"/>
+          <w:sz w:val="22"/>
+          <w:szCs w:val="22"/>
+        </w:rPr>
+      </w:pPr>
+      <w:r>
+        <w:rPr>
+          <w:rFonts w:hint="default" w:ascii="Times New Roman" w:hAnsi="Times New Roman" w:cs="Times New Roman"/>
+          <w:color w:val="auto"/>
           <w:sz w:val="18"/>
           <w:szCs w:val="18"/>
           <w:shd w:val="clear" w:color="auto" w:fill="F0F4F8"/>
@@ -1492,14 +1546,15 @@
         <w:ind w:left="1514"/>
         <w:rPr>
           <w:rFonts w:hint="default" w:ascii="Times New Roman" w:hAnsi="Times New Roman" w:cs="Times New Roman"/>
-          <w:sz w:val="22"/>
-          <w:szCs w:val="22"/>
-        </w:rPr>
-      </w:pPr>
-      <w:r>
-        <w:rPr>
-          <w:rFonts w:hint="default" w:ascii="Times New Roman" w:hAnsi="Times New Roman" w:cs="Times New Roman"/>
-          <w:color w:val="7B0000"/>
+          <w:color w:val="auto"/>
+          <w:sz w:val="22"/>
+          <w:szCs w:val="22"/>
+        </w:rPr>
+      </w:pPr>
+      <w:r>
+        <w:rPr>
+          <w:rFonts w:hint="default" w:ascii="Times New Roman" w:hAnsi="Times New Roman" w:cs="Times New Roman"/>
+          <w:color w:val="auto"/>
           <w:sz w:val="18"/>
           <w:szCs w:val="18"/>
           <w:shd w:val="clear" w:color="auto" w:fill="F0F4F8"/>
@@ -1514,14 +1569,15 @@
         <w:ind w:left="585" w:right="837" w:firstLine="926"/>
         <w:rPr>
           <w:rFonts w:hint="default" w:ascii="Times New Roman" w:hAnsi="Times New Roman" w:cs="Times New Roman"/>
-          <w:sz w:val="22"/>
-          <w:szCs w:val="22"/>
-        </w:rPr>
-      </w:pPr>
-      <w:r>
-        <w:rPr>
-          <w:rFonts w:hint="default" w:ascii="Times New Roman" w:hAnsi="Times New Roman" w:cs="Times New Roman"/>
-          <w:color w:val="7B0000"/>
+          <w:color w:val="auto"/>
+          <w:sz w:val="22"/>
+          <w:szCs w:val="22"/>
+        </w:rPr>
+      </w:pPr>
+      <w:r>
+        <w:rPr>
+          <w:rFonts w:hint="default" w:ascii="Times New Roman" w:hAnsi="Times New Roman" w:cs="Times New Roman"/>
+          <w:color w:val="auto"/>
           <w:sz w:val="18"/>
           <w:szCs w:val="18"/>
           <w:shd w:val="clear" w:color="auto" w:fill="F0F4F8"/>
@@ -1536,14 +1592,15 @@
         <w:ind w:left="1517"/>
         <w:rPr>
           <w:rFonts w:hint="default" w:ascii="Times New Roman" w:hAnsi="Times New Roman" w:cs="Times New Roman"/>
-          <w:sz w:val="22"/>
-          <w:szCs w:val="22"/>
-        </w:rPr>
-      </w:pPr>
-      <w:r>
-        <w:rPr>
-          <w:rFonts w:hint="default" w:ascii="Times New Roman" w:hAnsi="Times New Roman" w:cs="Times New Roman"/>
-          <w:color w:val="7B0000"/>
+          <w:color w:val="auto"/>
+          <w:sz w:val="22"/>
+          <w:szCs w:val="22"/>
+        </w:rPr>
+      </w:pPr>
+      <w:r>
+        <w:rPr>
+          <w:rFonts w:hint="default" w:ascii="Times New Roman" w:hAnsi="Times New Roman" w:cs="Times New Roman"/>
+          <w:color w:val="auto"/>
           <w:sz w:val="18"/>
           <w:szCs w:val="18"/>
           <w:shd w:val="clear" w:color="auto" w:fill="F0F4F8"/>
@@ -1558,14 +1615,15 @@
         <w:ind w:left="1062"/>
         <w:rPr>
           <w:rFonts w:hint="default" w:ascii="Times New Roman" w:hAnsi="Times New Roman" w:cs="Times New Roman"/>
-          <w:sz w:val="22"/>
-          <w:szCs w:val="22"/>
-        </w:rPr>
-      </w:pPr>
-      <w:r>
-        <w:rPr>
-          <w:rFonts w:hint="default" w:ascii="Times New Roman" w:hAnsi="Times New Roman" w:cs="Times New Roman"/>
-          <w:color w:val="7B0000"/>
+          <w:color w:val="auto"/>
+          <w:sz w:val="22"/>
+          <w:szCs w:val="22"/>
+        </w:rPr>
+      </w:pPr>
+      <w:r>
+        <w:rPr>
+          <w:rFonts w:hint="default" w:ascii="Times New Roman" w:hAnsi="Times New Roman" w:cs="Times New Roman"/>
+          <w:color w:val="auto"/>
           <w:sz w:val="18"/>
           <w:szCs w:val="18"/>
           <w:shd w:val="clear" w:color="auto" w:fill="F0F4F8"/>
@@ -1580,14 +1638,15 @@
         <w:ind w:left="1055"/>
         <w:rPr>
           <w:rFonts w:hint="default" w:ascii="Times New Roman" w:hAnsi="Times New Roman" w:cs="Times New Roman"/>
-          <w:sz w:val="22"/>
-          <w:szCs w:val="22"/>
-        </w:rPr>
-      </w:pPr>
-      <w:r>
-        <w:rPr>
-          <w:rFonts w:hint="default" w:ascii="Times New Roman" w:hAnsi="Times New Roman" w:cs="Times New Roman"/>
-          <w:color w:val="7B0000"/>
+          <w:color w:val="auto"/>
+          <w:sz w:val="22"/>
+          <w:szCs w:val="22"/>
+        </w:rPr>
+      </w:pPr>
+      <w:r>
+        <w:rPr>
+          <w:rFonts w:hint="default" w:ascii="Times New Roman" w:hAnsi="Times New Roman" w:cs="Times New Roman"/>
+          <w:color w:val="auto"/>
           <w:sz w:val="18"/>
           <w:szCs w:val="18"/>
           <w:shd w:val="clear" w:color="auto" w:fill="F0F4F8"/>
@@ -1602,14 +1661,15 @@
         <w:ind w:left="1035"/>
         <w:rPr>
           <w:rFonts w:hint="default" w:ascii="Times New Roman" w:hAnsi="Times New Roman" w:cs="Times New Roman"/>
-          <w:sz w:val="22"/>
-          <w:szCs w:val="22"/>
-        </w:rPr>
-      </w:pPr>
-      <w:r>
-        <w:rPr>
-          <w:rFonts w:hint="default" w:ascii="Times New Roman" w:hAnsi="Times New Roman" w:cs="Times New Roman"/>
-          <w:color w:val="7B0000"/>
+          <w:color w:val="auto"/>
+          <w:sz w:val="22"/>
+          <w:szCs w:val="22"/>
+        </w:rPr>
+      </w:pPr>
+      <w:r>
+        <w:rPr>
+          <w:rFonts w:hint="default" w:ascii="Times New Roman" w:hAnsi="Times New Roman" w:cs="Times New Roman"/>
+          <w:color w:val="auto"/>
           <w:sz w:val="18"/>
           <w:szCs w:val="18"/>
           <w:shd w:val="clear" w:color="auto" w:fill="F0F4F8"/>
@@ -1624,14 +1684,15 @@
         <w:ind w:left="1051"/>
         <w:rPr>
           <w:rFonts w:hint="default" w:ascii="Times New Roman" w:hAnsi="Times New Roman" w:cs="Times New Roman"/>
-          <w:sz w:val="22"/>
-          <w:szCs w:val="22"/>
-        </w:rPr>
-      </w:pPr>
-      <w:r>
-        <w:rPr>
-          <w:rFonts w:hint="default" w:ascii="Times New Roman" w:hAnsi="Times New Roman" w:cs="Times New Roman"/>
-          <w:color w:val="7B0000"/>
+          <w:color w:val="auto"/>
+          <w:sz w:val="22"/>
+          <w:szCs w:val="22"/>
+        </w:rPr>
+      </w:pPr>
+      <w:r>
+        <w:rPr>
+          <w:rFonts w:hint="default" w:ascii="Times New Roman" w:hAnsi="Times New Roman" w:cs="Times New Roman"/>
+          <w:color w:val="auto"/>
           <w:sz w:val="18"/>
           <w:szCs w:val="18"/>
           <w:shd w:val="clear" w:color="auto" w:fill="F0F4F8"/>
@@ -1646,14 +1707,15 @@
         <w:ind w:left="1051"/>
         <w:rPr>
           <w:rFonts w:hint="default" w:ascii="Times New Roman" w:hAnsi="Times New Roman" w:cs="Times New Roman"/>
-          <w:sz w:val="22"/>
-          <w:szCs w:val="22"/>
-        </w:rPr>
-      </w:pPr>
-      <w:r>
-        <w:rPr>
-          <w:rFonts w:hint="default" w:ascii="Times New Roman" w:hAnsi="Times New Roman" w:cs="Times New Roman"/>
-          <w:color w:val="7B0000"/>
+          <w:color w:val="auto"/>
+          <w:sz w:val="22"/>
+          <w:szCs w:val="22"/>
+        </w:rPr>
+      </w:pPr>
+      <w:r>
+        <w:rPr>
+          <w:rFonts w:hint="default" w:ascii="Times New Roman" w:hAnsi="Times New Roman" w:cs="Times New Roman"/>
+          <w:color w:val="auto"/>
           <w:sz w:val="18"/>
           <w:szCs w:val="18"/>
           <w:shd w:val="clear" w:color="auto" w:fill="F0F4F8"/>
@@ -1668,14 +1730,15 @@
         <w:ind w:left="1051"/>
         <w:rPr>
           <w:rFonts w:hint="default" w:ascii="Times New Roman" w:hAnsi="Times New Roman" w:cs="Times New Roman"/>
-          <w:sz w:val="22"/>
-          <w:szCs w:val="22"/>
-        </w:rPr>
-      </w:pPr>
-      <w:r>
-        <w:rPr>
-          <w:rFonts w:hint="default" w:ascii="Times New Roman" w:hAnsi="Times New Roman" w:cs="Times New Roman"/>
-          <w:color w:val="7B0000"/>
+          <w:color w:val="auto"/>
+          <w:sz w:val="22"/>
+          <w:szCs w:val="22"/>
+        </w:rPr>
+      </w:pPr>
+      <w:r>
+        <w:rPr>
+          <w:rFonts w:hint="default" w:ascii="Times New Roman" w:hAnsi="Times New Roman" w:cs="Times New Roman"/>
+          <w:color w:val="auto"/>
           <w:sz w:val="18"/>
           <w:szCs w:val="18"/>
           <w:shd w:val="clear" w:color="auto" w:fill="F0F4F8"/>
@@ -1690,14 +1753,15 @@
         <w:ind w:left="1055"/>
         <w:rPr>
           <w:rFonts w:hint="default" w:ascii="Times New Roman" w:hAnsi="Times New Roman" w:cs="Times New Roman"/>
-          <w:sz w:val="22"/>
-          <w:szCs w:val="22"/>
-        </w:rPr>
-      </w:pPr>
-      <w:r>
-        <w:rPr>
-          <w:rFonts w:hint="default" w:ascii="Times New Roman" w:hAnsi="Times New Roman" w:cs="Times New Roman"/>
-          <w:color w:val="7B0000"/>
+          <w:color w:val="auto"/>
+          <w:sz w:val="22"/>
+          <w:szCs w:val="22"/>
+        </w:rPr>
+      </w:pPr>
+      <w:r>
+        <w:rPr>
+          <w:rFonts w:hint="default" w:ascii="Times New Roman" w:hAnsi="Times New Roman" w:cs="Times New Roman"/>
+          <w:color w:val="auto"/>
           <w:sz w:val="18"/>
           <w:szCs w:val="18"/>
           <w:shd w:val="clear" w:color="auto" w:fill="F0F4F8"/>
@@ -1712,14 +1776,15 @@
         <w:ind w:left="1049"/>
         <w:rPr>
           <w:rFonts w:hint="default" w:ascii="Times New Roman" w:hAnsi="Times New Roman" w:cs="Times New Roman"/>
-          <w:sz w:val="22"/>
-          <w:szCs w:val="22"/>
-        </w:rPr>
-      </w:pPr>
-      <w:r>
-        <w:rPr>
-          <w:rFonts w:hint="default" w:ascii="Times New Roman" w:hAnsi="Times New Roman" w:cs="Times New Roman"/>
-          <w:color w:val="7B0000"/>
+          <w:color w:val="auto"/>
+          <w:sz w:val="22"/>
+          <w:szCs w:val="22"/>
+        </w:rPr>
+      </w:pPr>
+      <w:r>
+        <w:rPr>
+          <w:rFonts w:hint="default" w:ascii="Times New Roman" w:hAnsi="Times New Roman" w:cs="Times New Roman"/>
+          <w:color w:val="auto"/>
           <w:sz w:val="18"/>
           <w:szCs w:val="18"/>
           <w:shd w:val="clear" w:color="auto" w:fill="F0F4F8"/>
@@ -1734,14 +1799,15 @@
         <w:ind w:left="1037"/>
         <w:rPr>
           <w:rFonts w:hint="default" w:ascii="Times New Roman" w:hAnsi="Times New Roman" w:cs="Times New Roman"/>
-          <w:sz w:val="22"/>
-          <w:szCs w:val="22"/>
-        </w:rPr>
-      </w:pPr>
-      <w:r>
-        <w:rPr>
-          <w:rFonts w:hint="default" w:ascii="Times New Roman" w:hAnsi="Times New Roman" w:cs="Times New Roman"/>
-          <w:color w:val="7B0000"/>
+          <w:color w:val="auto"/>
+          <w:sz w:val="22"/>
+          <w:szCs w:val="22"/>
+        </w:rPr>
+      </w:pPr>
+      <w:r>
+        <w:rPr>
+          <w:rFonts w:hint="default" w:ascii="Times New Roman" w:hAnsi="Times New Roman" w:cs="Times New Roman"/>
+          <w:color w:val="auto"/>
           <w:sz w:val="18"/>
           <w:szCs w:val="18"/>
           <w:shd w:val="clear" w:color="auto" w:fill="F0F4F8"/>
@@ -1756,14 +1822,15 @@
         <w:ind w:left="1519"/>
         <w:rPr>
           <w:rFonts w:hint="default" w:ascii="Times New Roman" w:hAnsi="Times New Roman" w:cs="Times New Roman"/>
-          <w:sz w:val="22"/>
-          <w:szCs w:val="22"/>
-        </w:rPr>
-      </w:pPr>
-      <w:r>
-        <w:rPr>
-          <w:rFonts w:hint="default" w:ascii="Times New Roman" w:hAnsi="Times New Roman" w:cs="Times New Roman"/>
-          <w:color w:val="7B0000"/>
+          <w:color w:val="auto"/>
+          <w:sz w:val="22"/>
+          <w:szCs w:val="22"/>
+        </w:rPr>
+      </w:pPr>
+      <w:r>
+        <w:rPr>
+          <w:rFonts w:hint="default" w:ascii="Times New Roman" w:hAnsi="Times New Roman" w:cs="Times New Roman"/>
+          <w:color w:val="auto"/>
           <w:sz w:val="18"/>
           <w:szCs w:val="18"/>
           <w:shd w:val="clear" w:color="auto" w:fill="F0F4F8"/>
@@ -1778,14 +1845,15 @@
         <w:ind w:left="1514"/>
         <w:rPr>
           <w:rFonts w:hint="default" w:ascii="Times New Roman" w:hAnsi="Times New Roman" w:cs="Times New Roman"/>
-          <w:sz w:val="22"/>
-          <w:szCs w:val="22"/>
-        </w:rPr>
-      </w:pPr>
-      <w:r>
-        <w:rPr>
-          <w:rFonts w:hint="default" w:ascii="Times New Roman" w:hAnsi="Times New Roman" w:cs="Times New Roman"/>
-          <w:color w:val="7B0000"/>
+          <w:color w:val="auto"/>
+          <w:sz w:val="22"/>
+          <w:szCs w:val="22"/>
+        </w:rPr>
+      </w:pPr>
+      <w:r>
+        <w:rPr>
+          <w:rFonts w:hint="default" w:ascii="Times New Roman" w:hAnsi="Times New Roman" w:cs="Times New Roman"/>
+          <w:color w:val="auto"/>
           <w:sz w:val="18"/>
           <w:szCs w:val="18"/>
           <w:shd w:val="clear" w:color="auto" w:fill="F0F4F8"/>
@@ -1801,14 +1869,15 @@
         <w:jc w:val="right"/>
         <w:rPr>
           <w:rFonts w:hint="default" w:ascii="Times New Roman" w:hAnsi="Times New Roman" w:cs="Times New Roman"/>
-          <w:sz w:val="22"/>
-          <w:szCs w:val="22"/>
-        </w:rPr>
-      </w:pPr>
-      <w:r>
-        <w:rPr>
-          <w:rFonts w:hint="default" w:ascii="Times New Roman" w:hAnsi="Times New Roman" w:cs="Times New Roman"/>
-          <w:color w:val="7B0000"/>
+          <w:color w:val="auto"/>
+          <w:sz w:val="22"/>
+          <w:szCs w:val="22"/>
+        </w:rPr>
+      </w:pPr>
+      <w:r>
+        <w:rPr>
+          <w:rFonts w:hint="default" w:ascii="Times New Roman" w:hAnsi="Times New Roman" w:cs="Times New Roman"/>
+          <w:color w:val="auto"/>
           <w:sz w:val="18"/>
           <w:szCs w:val="18"/>
           <w:shd w:val="clear" w:color="auto" w:fill="F0F4F8"/>
@@ -1823,14 +1892,15 @@
         <w:ind w:left="583"/>
         <w:rPr>
           <w:rFonts w:hint="default" w:ascii="Times New Roman" w:hAnsi="Times New Roman" w:cs="Times New Roman"/>
-          <w:sz w:val="22"/>
-          <w:szCs w:val="22"/>
-        </w:rPr>
-      </w:pPr>
-      <w:r>
-        <w:rPr>
-          <w:rFonts w:hint="default" w:ascii="Times New Roman" w:hAnsi="Times New Roman" w:cs="Times New Roman"/>
-          <w:color w:val="7B0000"/>
+          <w:color w:val="auto"/>
+          <w:sz w:val="22"/>
+          <w:szCs w:val="22"/>
+        </w:rPr>
+      </w:pPr>
+      <w:r>
+        <w:rPr>
+          <w:rFonts w:hint="default" w:ascii="Times New Roman" w:hAnsi="Times New Roman" w:cs="Times New Roman"/>
+          <w:color w:val="auto"/>
           <w:sz w:val="18"/>
           <w:szCs w:val="18"/>
           <w:shd w:val="clear" w:color="auto" w:fill="F0F4F8"/>
@@ -1845,14 +1915,15 @@
         <w:ind w:left="1517"/>
         <w:rPr>
           <w:rFonts w:hint="default" w:ascii="Times New Roman" w:hAnsi="Times New Roman" w:cs="Times New Roman"/>
-          <w:sz w:val="22"/>
-          <w:szCs w:val="22"/>
-        </w:rPr>
-      </w:pPr>
-      <w:r>
-        <w:rPr>
-          <w:rFonts w:hint="default" w:ascii="Times New Roman" w:hAnsi="Times New Roman" w:cs="Times New Roman"/>
-          <w:color w:val="7B0000"/>
+          <w:color w:val="auto"/>
+          <w:sz w:val="22"/>
+          <w:szCs w:val="22"/>
+        </w:rPr>
+      </w:pPr>
+      <w:r>
+        <w:rPr>
+          <w:rFonts w:hint="default" w:ascii="Times New Roman" w:hAnsi="Times New Roman" w:cs="Times New Roman"/>
+          <w:color w:val="auto"/>
           <w:sz w:val="18"/>
           <w:szCs w:val="18"/>
           <w:shd w:val="clear" w:color="auto" w:fill="F0F4F8"/>
@@ -1867,14 +1938,15 @@
         <w:ind w:left="1062"/>
         <w:rPr>
           <w:rFonts w:hint="default" w:ascii="Times New Roman" w:hAnsi="Times New Roman" w:cs="Times New Roman"/>
-          <w:sz w:val="22"/>
-          <w:szCs w:val="22"/>
-        </w:rPr>
-      </w:pPr>
-      <w:r>
-        <w:rPr>
-          <w:rFonts w:hint="default" w:ascii="Times New Roman" w:hAnsi="Times New Roman" w:cs="Times New Roman"/>
-          <w:color w:val="7B0000"/>
+          <w:color w:val="auto"/>
+          <w:sz w:val="22"/>
+          <w:szCs w:val="22"/>
+        </w:rPr>
+      </w:pPr>
+      <w:r>
+        <w:rPr>
+          <w:rFonts w:hint="default" w:ascii="Times New Roman" w:hAnsi="Times New Roman" w:cs="Times New Roman"/>
+          <w:color w:val="auto"/>
           <w:sz w:val="18"/>
           <w:szCs w:val="18"/>
           <w:shd w:val="clear" w:color="auto" w:fill="F0F4F8"/>
@@ -1889,14 +1961,15 @@
         <w:ind w:left="1055"/>
         <w:rPr>
           <w:rFonts w:hint="default" w:ascii="Times New Roman" w:hAnsi="Times New Roman" w:cs="Times New Roman"/>
-          <w:sz w:val="22"/>
-          <w:szCs w:val="22"/>
-        </w:rPr>
-      </w:pPr>
-      <w:r>
-        <w:rPr>
-          <w:rFonts w:hint="default" w:ascii="Times New Roman" w:hAnsi="Times New Roman" w:cs="Times New Roman"/>
-          <w:color w:val="7B0000"/>
+          <w:color w:val="auto"/>
+          <w:sz w:val="22"/>
+          <w:szCs w:val="22"/>
+        </w:rPr>
+      </w:pPr>
+      <w:r>
+        <w:rPr>
+          <w:rFonts w:hint="default" w:ascii="Times New Roman" w:hAnsi="Times New Roman" w:cs="Times New Roman"/>
+          <w:color w:val="auto"/>
           <w:sz w:val="18"/>
           <w:szCs w:val="18"/>
           <w:shd w:val="clear" w:color="auto" w:fill="F0F4F8"/>
@@ -1911,14 +1984,15 @@
         <w:ind w:left="1035"/>
         <w:rPr>
           <w:rFonts w:hint="default" w:ascii="Times New Roman" w:hAnsi="Times New Roman" w:cs="Times New Roman"/>
-          <w:sz w:val="22"/>
-          <w:szCs w:val="22"/>
-        </w:rPr>
-      </w:pPr>
-      <w:r>
-        <w:rPr>
-          <w:rFonts w:hint="default" w:ascii="Times New Roman" w:hAnsi="Times New Roman" w:cs="Times New Roman"/>
-          <w:color w:val="7B0000"/>
+          <w:color w:val="auto"/>
+          <w:sz w:val="22"/>
+          <w:szCs w:val="22"/>
+        </w:rPr>
+      </w:pPr>
+      <w:r>
+        <w:rPr>
+          <w:rFonts w:hint="default" w:ascii="Times New Roman" w:hAnsi="Times New Roman" w:cs="Times New Roman"/>
+          <w:color w:val="auto"/>
           <w:sz w:val="18"/>
           <w:szCs w:val="18"/>
           <w:shd w:val="clear" w:color="auto" w:fill="F0F4F8"/>
@@ -1933,14 +2007,15 @@
         <w:ind w:left="1051"/>
         <w:rPr>
           <w:rFonts w:hint="default" w:ascii="Times New Roman" w:hAnsi="Times New Roman" w:cs="Times New Roman"/>
-          <w:sz w:val="22"/>
-          <w:szCs w:val="22"/>
-        </w:rPr>
-      </w:pPr>
-      <w:r>
-        <w:rPr>
-          <w:rFonts w:hint="default" w:ascii="Times New Roman" w:hAnsi="Times New Roman" w:cs="Times New Roman"/>
-          <w:color w:val="7B0000"/>
+          <w:color w:val="auto"/>
+          <w:sz w:val="22"/>
+          <w:szCs w:val="22"/>
+        </w:rPr>
+      </w:pPr>
+      <w:r>
+        <w:rPr>
+          <w:rFonts w:hint="default" w:ascii="Times New Roman" w:hAnsi="Times New Roman" w:cs="Times New Roman"/>
+          <w:color w:val="auto"/>
           <w:sz w:val="18"/>
           <w:szCs w:val="18"/>
           <w:shd w:val="clear" w:color="auto" w:fill="F0F4F8"/>
@@ -1955,14 +2030,15 @@
         <w:ind w:left="1051" w:right="1422"/>
         <w:rPr>
           <w:rFonts w:hint="default" w:ascii="Times New Roman" w:hAnsi="Times New Roman" w:cs="Times New Roman"/>
-          <w:sz w:val="22"/>
-          <w:szCs w:val="22"/>
-        </w:rPr>
-      </w:pPr>
-      <w:r>
-        <w:rPr>
-          <w:rFonts w:hint="default" w:ascii="Times New Roman" w:hAnsi="Times New Roman" w:cs="Times New Roman"/>
-          <w:color w:val="7B0000"/>
+          <w:color w:val="auto"/>
+          <w:sz w:val="22"/>
+          <w:szCs w:val="22"/>
+        </w:rPr>
+      </w:pPr>
+      <w:r>
+        <w:rPr>
+          <w:rFonts w:hint="default" w:ascii="Times New Roman" w:hAnsi="Times New Roman" w:cs="Times New Roman"/>
+          <w:color w:val="auto"/>
           <w:sz w:val="18"/>
           <w:szCs w:val="18"/>
           <w:shd w:val="clear" w:color="auto" w:fill="F0F4F8"/>
@@ -1977,14 +2053,15 @@
         <w:ind w:left="1049"/>
         <w:rPr>
           <w:rFonts w:hint="default" w:ascii="Times New Roman" w:hAnsi="Times New Roman" w:cs="Times New Roman"/>
-          <w:sz w:val="22"/>
-          <w:szCs w:val="22"/>
-        </w:rPr>
-      </w:pPr>
-      <w:r>
-        <w:rPr>
-          <w:rFonts w:hint="default" w:ascii="Times New Roman" w:hAnsi="Times New Roman" w:cs="Times New Roman"/>
-          <w:color w:val="7B0000"/>
+          <w:color w:val="auto"/>
+          <w:sz w:val="22"/>
+          <w:szCs w:val="22"/>
+        </w:rPr>
+      </w:pPr>
+      <w:r>
+        <w:rPr>
+          <w:rFonts w:hint="default" w:ascii="Times New Roman" w:hAnsi="Times New Roman" w:cs="Times New Roman"/>
+          <w:color w:val="auto"/>
           <w:sz w:val="18"/>
           <w:szCs w:val="18"/>
           <w:shd w:val="clear" w:color="auto" w:fill="F0F4F8"/>
@@ -1999,14 +2076,15 @@
         <w:ind w:left="1037"/>
         <w:rPr>
           <w:rFonts w:hint="default" w:ascii="Times New Roman" w:hAnsi="Times New Roman" w:cs="Times New Roman"/>
-          <w:sz w:val="22"/>
-          <w:szCs w:val="22"/>
-        </w:rPr>
-      </w:pPr>
-      <w:r>
-        <w:rPr>
-          <w:rFonts w:hint="default" w:ascii="Times New Roman" w:hAnsi="Times New Roman" w:cs="Times New Roman"/>
-          <w:color w:val="7B0000"/>
+          <w:color w:val="auto"/>
+          <w:sz w:val="22"/>
+          <w:szCs w:val="22"/>
+        </w:rPr>
+      </w:pPr>
+      <w:r>
+        <w:rPr>
+          <w:rFonts w:hint="default" w:ascii="Times New Roman" w:hAnsi="Times New Roman" w:cs="Times New Roman"/>
+          <w:color w:val="auto"/>
           <w:sz w:val="18"/>
           <w:szCs w:val="18"/>
           <w:shd w:val="clear" w:color="auto" w:fill="F0F4F8"/>
@@ -2021,14 +2099,15 @@
         <w:ind w:left="1048"/>
         <w:rPr>
           <w:rFonts w:hint="default" w:ascii="Times New Roman" w:hAnsi="Times New Roman" w:cs="Times New Roman"/>
-          <w:sz w:val="22"/>
-          <w:szCs w:val="22"/>
-        </w:rPr>
-      </w:pPr>
-      <w:r>
-        <w:rPr>
-          <w:rFonts w:hint="default" w:ascii="Times New Roman" w:hAnsi="Times New Roman" w:cs="Times New Roman"/>
-          <w:color w:val="7B0000"/>
+          <w:color w:val="auto"/>
+          <w:sz w:val="22"/>
+          <w:szCs w:val="22"/>
+        </w:rPr>
+      </w:pPr>
+      <w:r>
+        <w:rPr>
+          <w:rFonts w:hint="default" w:ascii="Times New Roman" w:hAnsi="Times New Roman" w:cs="Times New Roman"/>
+          <w:color w:val="auto"/>
           <w:sz w:val="18"/>
           <w:szCs w:val="18"/>
           <w:shd w:val="clear" w:color="auto" w:fill="F0F4F8"/>
@@ -2043,14 +2122,15 @@
         <w:ind w:left="1051"/>
         <w:rPr>
           <w:rFonts w:hint="default" w:ascii="Times New Roman" w:hAnsi="Times New Roman" w:cs="Times New Roman"/>
-          <w:sz w:val="22"/>
-          <w:szCs w:val="22"/>
-        </w:rPr>
-      </w:pPr>
-      <w:r>
-        <w:rPr>
-          <w:rFonts w:hint="default" w:ascii="Times New Roman" w:hAnsi="Times New Roman" w:cs="Times New Roman"/>
-          <w:color w:val="7B0000"/>
+          <w:color w:val="auto"/>
+          <w:sz w:val="22"/>
+          <w:szCs w:val="22"/>
+        </w:rPr>
+      </w:pPr>
+      <w:r>
+        <w:rPr>
+          <w:rFonts w:hint="default" w:ascii="Times New Roman" w:hAnsi="Times New Roman" w:cs="Times New Roman"/>
+          <w:color w:val="auto"/>
           <w:sz w:val="18"/>
           <w:szCs w:val="18"/>
           <w:shd w:val="clear" w:color="auto" w:fill="F0F4F8"/>
@@ -2065,14 +2145,15 @@
         <w:ind w:left="26" w:right="332" w:hanging="1016"/>
         <w:rPr>
           <w:rFonts w:hint="default" w:ascii="Times New Roman" w:hAnsi="Times New Roman" w:cs="Times New Roman"/>
-          <w:sz w:val="22"/>
-          <w:szCs w:val="22"/>
-        </w:rPr>
-      </w:pPr>
-      <w:r>
-        <w:rPr>
-          <w:rFonts w:hint="default" w:ascii="Times New Roman" w:hAnsi="Times New Roman" w:cs="Times New Roman"/>
-          <w:color w:val="7B0000"/>
+          <w:color w:val="auto"/>
+          <w:sz w:val="22"/>
+          <w:szCs w:val="22"/>
+        </w:rPr>
+      </w:pPr>
+      <w:r>
+        <w:rPr>
+          <w:rFonts w:hint="default" w:ascii="Times New Roman" w:hAnsi="Times New Roman" w:cs="Times New Roman"/>
+          <w:color w:val="auto"/>
           <w:sz w:val="18"/>
           <w:szCs w:val="18"/>
           <w:shd w:val="clear" w:color="auto" w:fill="F0F4F8"/>
@@ -2087,14 +2168,15 @@
         <w:ind w:left="1051"/>
         <w:rPr>
           <w:rFonts w:hint="default" w:ascii="Times New Roman" w:hAnsi="Times New Roman" w:cs="Times New Roman"/>
-          <w:sz w:val="22"/>
-          <w:szCs w:val="22"/>
-        </w:rPr>
-      </w:pPr>
-      <w:r>
-        <w:rPr>
-          <w:rFonts w:hint="default" w:ascii="Times New Roman" w:hAnsi="Times New Roman" w:cs="Times New Roman"/>
-          <w:color w:val="7B0000"/>
+          <w:color w:val="auto"/>
+          <w:sz w:val="22"/>
+          <w:szCs w:val="22"/>
+        </w:rPr>
+      </w:pPr>
+      <w:r>
+        <w:rPr>
+          <w:rFonts w:hint="default" w:ascii="Times New Roman" w:hAnsi="Times New Roman" w:cs="Times New Roman"/>
+          <w:color w:val="auto"/>
           <w:sz w:val="18"/>
           <w:szCs w:val="18"/>
           <w:shd w:val="clear" w:color="auto" w:fill="F0F4F8"/>
@@ -2109,14 +2191,15 @@
         <w:ind w:left="1051"/>
         <w:rPr>
           <w:rFonts w:hint="default" w:ascii="Times New Roman" w:hAnsi="Times New Roman" w:cs="Times New Roman"/>
-          <w:sz w:val="22"/>
-          <w:szCs w:val="22"/>
-        </w:rPr>
-      </w:pPr>
-      <w:r>
-        <w:rPr>
-          <w:rFonts w:hint="default" w:ascii="Times New Roman" w:hAnsi="Times New Roman" w:cs="Times New Roman"/>
-          <w:color w:val="7B0000"/>
+          <w:color w:val="auto"/>
+          <w:sz w:val="22"/>
+          <w:szCs w:val="22"/>
+        </w:rPr>
+      </w:pPr>
+      <w:r>
+        <w:rPr>
+          <w:rFonts w:hint="default" w:ascii="Times New Roman" w:hAnsi="Times New Roman" w:cs="Times New Roman"/>
+          <w:color w:val="auto"/>
           <w:sz w:val="18"/>
           <w:szCs w:val="18"/>
           <w:shd w:val="clear" w:color="auto" w:fill="F0F4F8"/>
@@ -2131,14 +2214,15 @@
         <w:ind w:left="1055"/>
         <w:rPr>
           <w:rFonts w:hint="default" w:ascii="Times New Roman" w:hAnsi="Times New Roman" w:cs="Times New Roman"/>
-          <w:sz w:val="22"/>
-          <w:szCs w:val="22"/>
-        </w:rPr>
-      </w:pPr>
-      <w:r>
-        <w:rPr>
-          <w:rFonts w:hint="default" w:ascii="Times New Roman" w:hAnsi="Times New Roman" w:cs="Times New Roman"/>
-          <w:color w:val="7B0000"/>
+          <w:color w:val="auto"/>
+          <w:sz w:val="22"/>
+          <w:szCs w:val="22"/>
+        </w:rPr>
+      </w:pPr>
+      <w:r>
+        <w:rPr>
+          <w:rFonts w:hint="default" w:ascii="Times New Roman" w:hAnsi="Times New Roman" w:cs="Times New Roman"/>
+          <w:color w:val="auto"/>
           <w:sz w:val="18"/>
           <w:szCs w:val="18"/>
           <w:shd w:val="clear" w:color="auto" w:fill="F0F4F8"/>
@@ -2153,14 +2237,15 @@
         <w:ind w:left="1049"/>
         <w:rPr>
           <w:rFonts w:hint="default" w:ascii="Times New Roman" w:hAnsi="Times New Roman" w:cs="Times New Roman"/>
-          <w:sz w:val="22"/>
-          <w:szCs w:val="22"/>
-        </w:rPr>
-      </w:pPr>
-      <w:r>
-        <w:rPr>
-          <w:rFonts w:hint="default" w:ascii="Times New Roman" w:hAnsi="Times New Roman" w:cs="Times New Roman"/>
-          <w:color w:val="7B0000"/>
+          <w:color w:val="auto"/>
+          <w:sz w:val="22"/>
+          <w:szCs w:val="22"/>
+        </w:rPr>
+      </w:pPr>
+      <w:r>
+        <w:rPr>
+          <w:rFonts w:hint="default" w:ascii="Times New Roman" w:hAnsi="Times New Roman" w:cs="Times New Roman"/>
+          <w:color w:val="auto"/>
           <w:sz w:val="18"/>
           <w:szCs w:val="18"/>
           <w:shd w:val="clear" w:color="auto" w:fill="F0F4F8"/>
@@ -2175,14 +2260,15 @@
         <w:ind w:left="1037"/>
         <w:rPr>
           <w:rFonts w:hint="default" w:ascii="Times New Roman" w:hAnsi="Times New Roman" w:cs="Times New Roman"/>
-          <w:sz w:val="22"/>
-          <w:szCs w:val="22"/>
-        </w:rPr>
-      </w:pPr>
-      <w:r>
-        <w:rPr>
-          <w:rFonts w:hint="default" w:ascii="Times New Roman" w:hAnsi="Times New Roman" w:cs="Times New Roman"/>
-          <w:color w:val="7B0000"/>
+          <w:color w:val="auto"/>
+          <w:sz w:val="22"/>
+          <w:szCs w:val="22"/>
+        </w:rPr>
+      </w:pPr>
+      <w:r>
+        <w:rPr>
+          <w:rFonts w:hint="default" w:ascii="Times New Roman" w:hAnsi="Times New Roman" w:cs="Times New Roman"/>
+          <w:color w:val="auto"/>
           <w:sz w:val="18"/>
           <w:szCs w:val="18"/>
           <w:shd w:val="clear" w:color="auto" w:fill="F0F4F8"/>
@@ -2197,14 +2283,15 @@
         <w:ind w:left="1519"/>
         <w:rPr>
           <w:rFonts w:hint="default" w:ascii="Times New Roman" w:hAnsi="Times New Roman" w:cs="Times New Roman"/>
-          <w:sz w:val="22"/>
-          <w:szCs w:val="22"/>
-        </w:rPr>
-      </w:pPr>
-      <w:r>
-        <w:rPr>
-          <w:rFonts w:hint="default" w:ascii="Times New Roman" w:hAnsi="Times New Roman" w:cs="Times New Roman"/>
-          <w:color w:val="7B0000"/>
+          <w:color w:val="auto"/>
+          <w:sz w:val="22"/>
+          <w:szCs w:val="22"/>
+        </w:rPr>
+      </w:pPr>
+      <w:r>
+        <w:rPr>
+          <w:rFonts w:hint="default" w:ascii="Times New Roman" w:hAnsi="Times New Roman" w:cs="Times New Roman"/>
+          <w:color w:val="auto"/>
           <w:sz w:val="18"/>
           <w:szCs w:val="18"/>
           <w:shd w:val="clear" w:color="auto" w:fill="F0F4F8"/>
@@ -2219,14 +2306,15 @@
         <w:ind w:left="1514"/>
         <w:rPr>
           <w:rFonts w:hint="default" w:ascii="Times New Roman" w:hAnsi="Times New Roman" w:cs="Times New Roman"/>
-          <w:sz w:val="22"/>
-          <w:szCs w:val="22"/>
-        </w:rPr>
-      </w:pPr>
-      <w:r>
-        <w:rPr>
-          <w:rFonts w:hint="default" w:ascii="Times New Roman" w:hAnsi="Times New Roman" w:cs="Times New Roman"/>
-          <w:color w:val="7B0000"/>
+          <w:color w:val="auto"/>
+          <w:sz w:val="22"/>
+          <w:szCs w:val="22"/>
+        </w:rPr>
+      </w:pPr>
+      <w:r>
+        <w:rPr>
+          <w:rFonts w:hint="default" w:ascii="Times New Roman" w:hAnsi="Times New Roman" w:cs="Times New Roman"/>
+          <w:color w:val="auto"/>
           <w:sz w:val="18"/>
           <w:szCs w:val="18"/>
           <w:shd w:val="clear" w:color="auto" w:fill="F0F4F8"/>
@@ -2242,14 +2330,15 @@
         <w:jc w:val="right"/>
         <w:rPr>
           <w:rFonts w:hint="default" w:ascii="Times New Roman" w:hAnsi="Times New Roman" w:cs="Times New Roman"/>
-          <w:sz w:val="22"/>
-          <w:szCs w:val="22"/>
-        </w:rPr>
-      </w:pPr>
-      <w:r>
-        <w:rPr>
-          <w:rFonts w:hint="default" w:ascii="Times New Roman" w:hAnsi="Times New Roman" w:cs="Times New Roman"/>
-          <w:color w:val="7B0000"/>
+          <w:color w:val="auto"/>
+          <w:sz w:val="22"/>
+          <w:szCs w:val="22"/>
+        </w:rPr>
+      </w:pPr>
+      <w:r>
+        <w:rPr>
+          <w:rFonts w:hint="default" w:ascii="Times New Roman" w:hAnsi="Times New Roman" w:cs="Times New Roman"/>
+          <w:color w:val="auto"/>
           <w:sz w:val="18"/>
           <w:szCs w:val="18"/>
           <w:shd w:val="clear" w:color="auto" w:fill="F0F4F8"/>
@@ -2264,14 +2353,15 @@
         <w:ind w:left="583"/>
         <w:rPr>
           <w:rFonts w:hint="default" w:ascii="Times New Roman" w:hAnsi="Times New Roman" w:cs="Times New Roman"/>
-          <w:sz w:val="22"/>
-          <w:szCs w:val="22"/>
-        </w:rPr>
-      </w:pPr>
-      <w:r>
-        <w:rPr>
-          <w:rFonts w:hint="default" w:ascii="Times New Roman" w:hAnsi="Times New Roman" w:cs="Times New Roman"/>
-          <w:color w:val="7B0000"/>
+          <w:color w:val="auto"/>
+          <w:sz w:val="22"/>
+          <w:szCs w:val="22"/>
+        </w:rPr>
+      </w:pPr>
+      <w:r>
+        <w:rPr>
+          <w:rFonts w:hint="default" w:ascii="Times New Roman" w:hAnsi="Times New Roman" w:cs="Times New Roman"/>
+          <w:color w:val="auto"/>
           <w:sz w:val="18"/>
           <w:szCs w:val="18"/>
           <w:shd w:val="clear" w:color="auto" w:fill="F0F4F8"/>
@@ -2286,14 +2376,15 @@
         <w:ind w:left="1517"/>
         <w:rPr>
           <w:rFonts w:hint="default" w:ascii="Times New Roman" w:hAnsi="Times New Roman" w:cs="Times New Roman"/>
-          <w:sz w:val="22"/>
-          <w:szCs w:val="22"/>
-        </w:rPr>
-      </w:pPr>
-      <w:r>
-        <w:rPr>
-          <w:rFonts w:hint="default" w:ascii="Times New Roman" w:hAnsi="Times New Roman" w:cs="Times New Roman"/>
-          <w:color w:val="7B0000"/>
+          <w:color w:val="auto"/>
+          <w:sz w:val="22"/>
+          <w:szCs w:val="22"/>
+        </w:rPr>
+      </w:pPr>
+      <w:r>
+        <w:rPr>
+          <w:rFonts w:hint="default" w:ascii="Times New Roman" w:hAnsi="Times New Roman" w:cs="Times New Roman"/>
+          <w:color w:val="auto"/>
           <w:sz w:val="18"/>
           <w:szCs w:val="18"/>
           <w:shd w:val="clear" w:color="auto" w:fill="F0F4F8"/>
@@ -2308,14 +2399,15 @@
         <w:ind w:left="1062"/>
         <w:rPr>
           <w:rFonts w:hint="default" w:ascii="Times New Roman" w:hAnsi="Times New Roman" w:cs="Times New Roman"/>
-          <w:sz w:val="22"/>
-          <w:szCs w:val="22"/>
-        </w:rPr>
-      </w:pPr>
-      <w:r>
-        <w:rPr>
-          <w:rFonts w:hint="default" w:ascii="Times New Roman" w:hAnsi="Times New Roman" w:cs="Times New Roman"/>
-          <w:color w:val="7B0000"/>
+          <w:color w:val="auto"/>
+          <w:sz w:val="22"/>
+          <w:szCs w:val="22"/>
+        </w:rPr>
+      </w:pPr>
+      <w:r>
+        <w:rPr>
+          <w:rFonts w:hint="default" w:ascii="Times New Roman" w:hAnsi="Times New Roman" w:cs="Times New Roman"/>
+          <w:color w:val="auto"/>
           <w:sz w:val="18"/>
           <w:szCs w:val="18"/>
           <w:shd w:val="clear" w:color="auto" w:fill="F0F4F8"/>
@@ -2330,14 +2422,15 @@
         <w:ind w:left="1055"/>
         <w:rPr>
           <w:rFonts w:hint="default" w:ascii="Times New Roman" w:hAnsi="Times New Roman" w:cs="Times New Roman"/>
-          <w:sz w:val="22"/>
-          <w:szCs w:val="22"/>
-        </w:rPr>
-      </w:pPr>
-      <w:r>
-        <w:rPr>
-          <w:rFonts w:hint="default" w:ascii="Times New Roman" w:hAnsi="Times New Roman" w:cs="Times New Roman"/>
-          <w:color w:val="7B0000"/>
+          <w:color w:val="auto"/>
+          <w:sz w:val="22"/>
+          <w:szCs w:val="22"/>
+        </w:rPr>
+      </w:pPr>
+      <w:r>
+        <w:rPr>
+          <w:rFonts w:hint="default" w:ascii="Times New Roman" w:hAnsi="Times New Roman" w:cs="Times New Roman"/>
+          <w:color w:val="auto"/>
           <w:sz w:val="18"/>
           <w:szCs w:val="18"/>
           <w:shd w:val="clear" w:color="auto" w:fill="F0F4F8"/>
@@ -2352,14 +2445,15 @@
         <w:ind w:left="1035"/>
         <w:rPr>
           <w:rFonts w:hint="default" w:ascii="Times New Roman" w:hAnsi="Times New Roman" w:cs="Times New Roman"/>
-          <w:sz w:val="22"/>
-          <w:szCs w:val="22"/>
-        </w:rPr>
-      </w:pPr>
-      <w:r>
-        <w:rPr>
-          <w:rFonts w:hint="default" w:ascii="Times New Roman" w:hAnsi="Times New Roman" w:cs="Times New Roman"/>
-          <w:color w:val="7B0000"/>
+          <w:color w:val="auto"/>
+          <w:sz w:val="22"/>
+          <w:szCs w:val="22"/>
+        </w:rPr>
+      </w:pPr>
+      <w:r>
+        <w:rPr>
+          <w:rFonts w:hint="default" w:ascii="Times New Roman" w:hAnsi="Times New Roman" w:cs="Times New Roman"/>
+          <w:color w:val="auto"/>
           <w:sz w:val="18"/>
           <w:szCs w:val="18"/>
           <w:shd w:val="clear" w:color="auto" w:fill="F0F4F8"/>
@@ -2374,14 +2468,15 @@
         <w:ind w:left="1051"/>
         <w:rPr>
           <w:rFonts w:hint="default" w:ascii="Times New Roman" w:hAnsi="Times New Roman" w:cs="Times New Roman"/>
-          <w:sz w:val="22"/>
-          <w:szCs w:val="22"/>
-        </w:rPr>
-      </w:pPr>
-      <w:r>
-        <w:rPr>
-          <w:rFonts w:hint="default" w:ascii="Times New Roman" w:hAnsi="Times New Roman" w:cs="Times New Roman"/>
-          <w:color w:val="7B0000"/>
+          <w:color w:val="auto"/>
+          <w:sz w:val="22"/>
+          <w:szCs w:val="22"/>
+        </w:rPr>
+      </w:pPr>
+      <w:r>
+        <w:rPr>
+          <w:rFonts w:hint="default" w:ascii="Times New Roman" w:hAnsi="Times New Roman" w:cs="Times New Roman"/>
+          <w:color w:val="auto"/>
           <w:sz w:val="18"/>
           <w:szCs w:val="18"/>
           <w:shd w:val="clear" w:color="auto" w:fill="F0F4F8"/>
@@ -2396,14 +2491,15 @@
         <w:ind w:left="1051"/>
         <w:rPr>
           <w:rFonts w:hint="default" w:ascii="Times New Roman" w:hAnsi="Times New Roman" w:cs="Times New Roman"/>
-          <w:sz w:val="22"/>
-          <w:szCs w:val="22"/>
-        </w:rPr>
-      </w:pPr>
-      <w:r>
-        <w:rPr>
-          <w:rFonts w:hint="default" w:ascii="Times New Roman" w:hAnsi="Times New Roman" w:cs="Times New Roman"/>
-          <w:color w:val="7B0000"/>
+          <w:color w:val="auto"/>
+          <w:sz w:val="22"/>
+          <w:szCs w:val="22"/>
+        </w:rPr>
+      </w:pPr>
+      <w:r>
+        <w:rPr>
+          <w:rFonts w:hint="default" w:ascii="Times New Roman" w:hAnsi="Times New Roman" w:cs="Times New Roman"/>
+          <w:color w:val="auto"/>
           <w:sz w:val="18"/>
           <w:szCs w:val="18"/>
           <w:shd w:val="clear" w:color="auto" w:fill="F0F4F8"/>
@@ -2418,14 +2514,15 @@
         <w:ind w:left="1055"/>
         <w:rPr>
           <w:rFonts w:hint="default" w:ascii="Times New Roman" w:hAnsi="Times New Roman" w:cs="Times New Roman"/>
-          <w:sz w:val="22"/>
-          <w:szCs w:val="22"/>
-        </w:rPr>
-      </w:pPr>
-      <w:r>
-        <w:rPr>
-          <w:rFonts w:hint="default" w:ascii="Times New Roman" w:hAnsi="Times New Roman" w:cs="Times New Roman"/>
-          <w:color w:val="7B0000"/>
+          <w:color w:val="auto"/>
+          <w:sz w:val="22"/>
+          <w:szCs w:val="22"/>
+        </w:rPr>
+      </w:pPr>
+      <w:r>
+        <w:rPr>
+          <w:rFonts w:hint="default" w:ascii="Times New Roman" w:hAnsi="Times New Roman" w:cs="Times New Roman"/>
+          <w:color w:val="auto"/>
           <w:sz w:val="18"/>
           <w:szCs w:val="18"/>
           <w:shd w:val="clear" w:color="auto" w:fill="F0F4F8"/>
@@ -2440,14 +2537,15 @@
         <w:ind w:left="1049"/>
         <w:rPr>
           <w:rFonts w:hint="default" w:ascii="Times New Roman" w:hAnsi="Times New Roman" w:cs="Times New Roman"/>
-          <w:sz w:val="22"/>
-          <w:szCs w:val="22"/>
-        </w:rPr>
-      </w:pPr>
-      <w:r>
-        <w:rPr>
-          <w:rFonts w:hint="default" w:ascii="Times New Roman" w:hAnsi="Times New Roman" w:cs="Times New Roman"/>
-          <w:color w:val="7B0000"/>
+          <w:color w:val="auto"/>
+          <w:sz w:val="22"/>
+          <w:szCs w:val="22"/>
+        </w:rPr>
+      </w:pPr>
+      <w:r>
+        <w:rPr>
+          <w:rFonts w:hint="default" w:ascii="Times New Roman" w:hAnsi="Times New Roman" w:cs="Times New Roman"/>
+          <w:color w:val="auto"/>
           <w:sz w:val="18"/>
           <w:szCs w:val="18"/>
           <w:shd w:val="clear" w:color="auto" w:fill="F0F4F8"/>
@@ -2462,14 +2560,15 @@
         <w:ind w:left="1037"/>
         <w:rPr>
           <w:rFonts w:hint="default" w:ascii="Times New Roman" w:hAnsi="Times New Roman" w:cs="Times New Roman"/>
-          <w:sz w:val="22"/>
-          <w:szCs w:val="22"/>
-        </w:rPr>
-      </w:pPr>
-      <w:r>
-        <w:rPr>
-          <w:rFonts w:hint="default" w:ascii="Times New Roman" w:hAnsi="Times New Roman" w:cs="Times New Roman"/>
-          <w:color w:val="7B0000"/>
+          <w:color w:val="auto"/>
+          <w:sz w:val="22"/>
+          <w:szCs w:val="22"/>
+        </w:rPr>
+      </w:pPr>
+      <w:r>
+        <w:rPr>
+          <w:rFonts w:hint="default" w:ascii="Times New Roman" w:hAnsi="Times New Roman" w:cs="Times New Roman"/>
+          <w:color w:val="auto"/>
           <w:sz w:val="18"/>
           <w:szCs w:val="18"/>
           <w:shd w:val="clear" w:color="auto" w:fill="F0F4F8"/>
@@ -2484,14 +2583,15 @@
         <w:ind w:left="1519"/>
         <w:rPr>
           <w:rFonts w:hint="default" w:ascii="Times New Roman" w:hAnsi="Times New Roman" w:cs="Times New Roman"/>
-          <w:sz w:val="22"/>
-          <w:szCs w:val="22"/>
-        </w:rPr>
-      </w:pPr>
-      <w:r>
-        <w:rPr>
-          <w:rFonts w:hint="default" w:ascii="Times New Roman" w:hAnsi="Times New Roman" w:cs="Times New Roman"/>
-          <w:color w:val="7B0000"/>
+          <w:color w:val="auto"/>
+          <w:sz w:val="22"/>
+          <w:szCs w:val="22"/>
+        </w:rPr>
+      </w:pPr>
+      <w:r>
+        <w:rPr>
+          <w:rFonts w:hint="default" w:ascii="Times New Roman" w:hAnsi="Times New Roman" w:cs="Times New Roman"/>
+          <w:color w:val="auto"/>
           <w:sz w:val="18"/>
           <w:szCs w:val="18"/>
           <w:shd w:val="clear" w:color="auto" w:fill="F0F4F8"/>
@@ -2506,14 +2606,15 @@
         <w:ind w:left="1514"/>
         <w:rPr>
           <w:rFonts w:hint="default" w:ascii="Times New Roman" w:hAnsi="Times New Roman" w:cs="Times New Roman"/>
-          <w:sz w:val="22"/>
-          <w:szCs w:val="22"/>
-        </w:rPr>
-      </w:pPr>
-      <w:r>
-        <w:rPr>
-          <w:rFonts w:hint="default" w:ascii="Times New Roman" w:hAnsi="Times New Roman" w:cs="Times New Roman"/>
-          <w:color w:val="7B0000"/>
+          <w:color w:val="auto"/>
+          <w:sz w:val="22"/>
+          <w:szCs w:val="22"/>
+        </w:rPr>
+      </w:pPr>
+      <w:r>
+        <w:rPr>
+          <w:rFonts w:hint="default" w:ascii="Times New Roman" w:hAnsi="Times New Roman" w:cs="Times New Roman"/>
+          <w:color w:val="auto"/>
           <w:sz w:val="18"/>
           <w:szCs w:val="18"/>
           <w:shd w:val="clear" w:color="auto" w:fill="F0F4F8"/>
@@ -2529,14 +2630,15 @@
         <w:jc w:val="right"/>
         <w:rPr>
           <w:rFonts w:hint="default" w:ascii="Times New Roman" w:hAnsi="Times New Roman" w:cs="Times New Roman"/>
-          <w:sz w:val="22"/>
-          <w:szCs w:val="22"/>
-        </w:rPr>
-      </w:pPr>
-      <w:r>
-        <w:rPr>
-          <w:rFonts w:hint="default" w:ascii="Times New Roman" w:hAnsi="Times New Roman" w:cs="Times New Roman"/>
-          <w:color w:val="7B0000"/>
+          <w:color w:val="auto"/>
+          <w:sz w:val="22"/>
+          <w:szCs w:val="22"/>
+        </w:rPr>
+      </w:pPr>
+      <w:r>
+        <w:rPr>
+          <w:rFonts w:hint="default" w:ascii="Times New Roman" w:hAnsi="Times New Roman" w:cs="Times New Roman"/>
+          <w:color w:val="auto"/>
           <w:sz w:val="18"/>
           <w:szCs w:val="18"/>
           <w:shd w:val="clear" w:color="auto" w:fill="F0F4F8"/>
@@ -2551,14 +2653,15 @@
         <w:ind w:left="583"/>
         <w:rPr>
           <w:rFonts w:hint="default" w:ascii="Times New Roman" w:hAnsi="Times New Roman" w:cs="Times New Roman"/>
-          <w:sz w:val="22"/>
-          <w:szCs w:val="22"/>
-        </w:rPr>
-      </w:pPr>
-      <w:r>
-        <w:rPr>
-          <w:rFonts w:hint="default" w:ascii="Times New Roman" w:hAnsi="Times New Roman" w:cs="Times New Roman"/>
-          <w:color w:val="7B0000"/>
+          <w:color w:val="auto"/>
+          <w:sz w:val="22"/>
+          <w:szCs w:val="22"/>
+        </w:rPr>
+      </w:pPr>
+      <w:r>
+        <w:rPr>
+          <w:rFonts w:hint="default" w:ascii="Times New Roman" w:hAnsi="Times New Roman" w:cs="Times New Roman"/>
+          <w:color w:val="auto"/>
           <w:sz w:val="18"/>
           <w:szCs w:val="18"/>
           <w:shd w:val="clear" w:color="auto" w:fill="F0F4F8"/>
@@ -2573,14 +2676,15 @@
         <w:ind w:left="1517"/>
         <w:rPr>
           <w:rFonts w:hint="default" w:ascii="Times New Roman" w:hAnsi="Times New Roman" w:cs="Times New Roman"/>
-          <w:sz w:val="22"/>
-          <w:szCs w:val="22"/>
-        </w:rPr>
-      </w:pPr>
-      <w:r>
-        <w:rPr>
-          <w:rFonts w:hint="default" w:ascii="Times New Roman" w:hAnsi="Times New Roman" w:cs="Times New Roman"/>
-          <w:color w:val="7B0000"/>
+          <w:color w:val="auto"/>
+          <w:sz w:val="22"/>
+          <w:szCs w:val="22"/>
+        </w:rPr>
+      </w:pPr>
+      <w:r>
+        <w:rPr>
+          <w:rFonts w:hint="default" w:ascii="Times New Roman" w:hAnsi="Times New Roman" w:cs="Times New Roman"/>
+          <w:color w:val="auto"/>
           <w:sz w:val="18"/>
           <w:szCs w:val="18"/>
           <w:shd w:val="clear" w:color="auto" w:fill="F0F4F8"/>
@@ -2595,14 +2699,15 @@
         <w:ind w:left="1062"/>
         <w:rPr>
           <w:rFonts w:hint="default" w:ascii="Times New Roman" w:hAnsi="Times New Roman" w:cs="Times New Roman"/>
-          <w:sz w:val="22"/>
-          <w:szCs w:val="22"/>
-        </w:rPr>
-      </w:pPr>
-      <w:r>
-        <w:rPr>
-          <w:rFonts w:hint="default" w:ascii="Times New Roman" w:hAnsi="Times New Roman" w:cs="Times New Roman"/>
-          <w:color w:val="7B0000"/>
+          <w:color w:val="auto"/>
+          <w:sz w:val="22"/>
+          <w:szCs w:val="22"/>
+        </w:rPr>
+      </w:pPr>
+      <w:r>
+        <w:rPr>
+          <w:rFonts w:hint="default" w:ascii="Times New Roman" w:hAnsi="Times New Roman" w:cs="Times New Roman"/>
+          <w:color w:val="auto"/>
           <w:sz w:val="18"/>
           <w:szCs w:val="18"/>
           <w:shd w:val="clear" w:color="auto" w:fill="F0F4F8"/>
@@ -2617,14 +2722,15 @@
         <w:ind w:left="1055"/>
         <w:rPr>
           <w:rFonts w:hint="default" w:ascii="Times New Roman" w:hAnsi="Times New Roman" w:cs="Times New Roman"/>
-          <w:sz w:val="22"/>
-          <w:szCs w:val="22"/>
-        </w:rPr>
-      </w:pPr>
-      <w:r>
-        <w:rPr>
-          <w:rFonts w:hint="default" w:ascii="Times New Roman" w:hAnsi="Times New Roman" w:cs="Times New Roman"/>
-          <w:color w:val="7B0000"/>
+          <w:color w:val="auto"/>
+          <w:sz w:val="22"/>
+          <w:szCs w:val="22"/>
+        </w:rPr>
+      </w:pPr>
+      <w:r>
+        <w:rPr>
+          <w:rFonts w:hint="default" w:ascii="Times New Roman" w:hAnsi="Times New Roman" w:cs="Times New Roman"/>
+          <w:color w:val="auto"/>
           <w:sz w:val="18"/>
           <w:szCs w:val="18"/>
           <w:shd w:val="clear" w:color="auto" w:fill="F0F4F8"/>
@@ -2639,14 +2745,15 @@
         <w:ind w:left="1035"/>
         <w:rPr>
           <w:rFonts w:hint="default" w:ascii="Times New Roman" w:hAnsi="Times New Roman" w:cs="Times New Roman"/>
-          <w:sz w:val="22"/>
-          <w:szCs w:val="22"/>
-        </w:rPr>
-      </w:pPr>
-      <w:r>
-        <w:rPr>
-          <w:rFonts w:hint="default" w:ascii="Times New Roman" w:hAnsi="Times New Roman" w:cs="Times New Roman"/>
-          <w:color w:val="7B0000"/>
+          <w:color w:val="auto"/>
+          <w:sz w:val="22"/>
+          <w:szCs w:val="22"/>
+        </w:rPr>
+      </w:pPr>
+      <w:r>
+        <w:rPr>
+          <w:rFonts w:hint="default" w:ascii="Times New Roman" w:hAnsi="Times New Roman" w:cs="Times New Roman"/>
+          <w:color w:val="auto"/>
           <w:sz w:val="18"/>
           <w:szCs w:val="18"/>
           <w:shd w:val="clear" w:color="auto" w:fill="F0F4F8"/>
@@ -2661,14 +2768,15 @@
         <w:ind w:left="1045"/>
         <w:rPr>
           <w:rFonts w:hint="default" w:ascii="Times New Roman" w:hAnsi="Times New Roman" w:cs="Times New Roman"/>
-          <w:sz w:val="22"/>
-          <w:szCs w:val="22"/>
-        </w:rPr>
-      </w:pPr>
-      <w:r>
-        <w:rPr>
-          <w:rFonts w:hint="default" w:ascii="Times New Roman" w:hAnsi="Times New Roman" w:cs="Times New Roman"/>
-          <w:color w:val="7B0000"/>
+          <w:color w:val="auto"/>
+          <w:sz w:val="22"/>
+          <w:szCs w:val="22"/>
+        </w:rPr>
+      </w:pPr>
+      <w:r>
+        <w:rPr>
+          <w:rFonts w:hint="default" w:ascii="Times New Roman" w:hAnsi="Times New Roman" w:cs="Times New Roman"/>
+          <w:color w:val="auto"/>
           <w:sz w:val="18"/>
           <w:szCs w:val="18"/>
           <w:shd w:val="clear" w:color="auto" w:fill="F0F4F8"/>
@@ -2683,14 +2791,15 @@
         <w:ind w:left="1048"/>
         <w:rPr>
           <w:rFonts w:hint="default" w:ascii="Times New Roman" w:hAnsi="Times New Roman" w:cs="Times New Roman"/>
-          <w:sz w:val="22"/>
-          <w:szCs w:val="22"/>
-        </w:rPr>
-      </w:pPr>
-      <w:r>
-        <w:rPr>
-          <w:rFonts w:hint="default" w:ascii="Times New Roman" w:hAnsi="Times New Roman" w:cs="Times New Roman"/>
-          <w:color w:val="7B0000"/>
+          <w:color w:val="auto"/>
+          <w:sz w:val="22"/>
+          <w:szCs w:val="22"/>
+        </w:rPr>
+      </w:pPr>
+      <w:r>
+        <w:rPr>
+          <w:rFonts w:hint="default" w:ascii="Times New Roman" w:hAnsi="Times New Roman" w:cs="Times New Roman"/>
+          <w:color w:val="auto"/>
           <w:sz w:val="18"/>
           <w:szCs w:val="18"/>
           <w:shd w:val="clear" w:color="auto" w:fill="F0F4F8"/>
@@ -2705,14 +2814,15 @@
         <w:ind w:left="574"/>
         <w:rPr>
           <w:rFonts w:hint="default" w:ascii="Times New Roman" w:hAnsi="Times New Roman" w:cs="Times New Roman"/>
-          <w:sz w:val="22"/>
-          <w:szCs w:val="22"/>
-        </w:rPr>
-      </w:pPr>
-      <w:r>
-        <w:rPr>
-          <w:rFonts w:hint="default" w:ascii="Times New Roman" w:hAnsi="Times New Roman" w:cs="Times New Roman"/>
-          <w:color w:val="7B0000"/>
+          <w:color w:val="auto"/>
+          <w:sz w:val="22"/>
+          <w:szCs w:val="22"/>
+        </w:rPr>
+      </w:pPr>
+      <w:r>
+        <w:rPr>
+          <w:rFonts w:hint="default" w:ascii="Times New Roman" w:hAnsi="Times New Roman" w:cs="Times New Roman"/>
+          <w:color w:val="auto"/>
           <w:sz w:val="18"/>
           <w:szCs w:val="18"/>
           <w:shd w:val="clear" w:color="auto" w:fill="F0F4F8"/>
@@ -2727,14 +2837,15 @@
         <w:ind w:left="1037"/>
         <w:rPr>
           <w:rFonts w:hint="default" w:ascii="Times New Roman" w:hAnsi="Times New Roman" w:cs="Times New Roman"/>
-          <w:sz w:val="22"/>
-          <w:szCs w:val="22"/>
-        </w:rPr>
-      </w:pPr>
-      <w:r>
-        <w:rPr>
-          <w:rFonts w:hint="default" w:ascii="Times New Roman" w:hAnsi="Times New Roman" w:cs="Times New Roman"/>
-          <w:color w:val="7B0000"/>
+          <w:color w:val="auto"/>
+          <w:sz w:val="22"/>
+          <w:szCs w:val="22"/>
+        </w:rPr>
+      </w:pPr>
+      <w:r>
+        <w:rPr>
+          <w:rFonts w:hint="default" w:ascii="Times New Roman" w:hAnsi="Times New Roman" w:cs="Times New Roman"/>
+          <w:color w:val="auto"/>
           <w:sz w:val="18"/>
           <w:szCs w:val="18"/>
           <w:shd w:val="clear" w:color="auto" w:fill="F0F4F8"/>
@@ -2749,14 +2860,15 @@
         <w:ind w:left="1517"/>
         <w:rPr>
           <w:rFonts w:hint="default" w:ascii="Times New Roman" w:hAnsi="Times New Roman" w:cs="Times New Roman"/>
-          <w:sz w:val="22"/>
-          <w:szCs w:val="22"/>
-        </w:rPr>
-      </w:pPr>
-      <w:r>
-        <w:rPr>
-          <w:rFonts w:hint="default" w:ascii="Times New Roman" w:hAnsi="Times New Roman" w:cs="Times New Roman"/>
-          <w:color w:val="7B0000"/>
+          <w:color w:val="auto"/>
+          <w:sz w:val="22"/>
+          <w:szCs w:val="22"/>
+        </w:rPr>
+      </w:pPr>
+      <w:r>
+        <w:rPr>
+          <w:rFonts w:hint="default" w:ascii="Times New Roman" w:hAnsi="Times New Roman" w:cs="Times New Roman"/>
+          <w:color w:val="auto"/>
           <w:sz w:val="18"/>
           <w:szCs w:val="18"/>
           <w:shd w:val="clear" w:color="auto" w:fill="F0F4F8"/>
@@ -2771,14 +2883,15 @@
         <w:ind w:left="26" w:right="332" w:hanging="1484"/>
         <w:rPr>
           <w:rFonts w:hint="default" w:ascii="Times New Roman" w:hAnsi="Times New Roman" w:cs="Times New Roman"/>
-          <w:sz w:val="22"/>
-          <w:szCs w:val="22"/>
-        </w:rPr>
-      </w:pPr>
-      <w:r>
-        <w:rPr>
-          <w:rFonts w:hint="default" w:ascii="Times New Roman" w:hAnsi="Times New Roman" w:cs="Times New Roman"/>
-          <w:color w:val="7B0000"/>
+          <w:color w:val="auto"/>
+          <w:sz w:val="22"/>
+          <w:szCs w:val="22"/>
+        </w:rPr>
+      </w:pPr>
+      <w:r>
+        <w:rPr>
+          <w:rFonts w:hint="default" w:ascii="Times New Roman" w:hAnsi="Times New Roman" w:cs="Times New Roman"/>
+          <w:color w:val="auto"/>
           <w:sz w:val="18"/>
           <w:szCs w:val="18"/>
           <w:shd w:val="clear" w:color="auto" w:fill="F0F4F8"/>
@@ -2793,14 +2906,15 @@
         <w:ind w:left="1037"/>
         <w:rPr>
           <w:rFonts w:hint="default" w:ascii="Times New Roman" w:hAnsi="Times New Roman" w:cs="Times New Roman"/>
-          <w:sz w:val="22"/>
-          <w:szCs w:val="22"/>
-        </w:rPr>
-      </w:pPr>
-      <w:r>
-        <w:rPr>
-          <w:rFonts w:hint="default" w:ascii="Times New Roman" w:hAnsi="Times New Roman" w:cs="Times New Roman"/>
-          <w:color w:val="7B0000"/>
+          <w:color w:val="auto"/>
+          <w:sz w:val="22"/>
+          <w:szCs w:val="22"/>
+        </w:rPr>
+      </w:pPr>
+      <w:r>
+        <w:rPr>
+          <w:rFonts w:hint="default" w:ascii="Times New Roman" w:hAnsi="Times New Roman" w:cs="Times New Roman"/>
+          <w:color w:val="auto"/>
           <w:sz w:val="18"/>
           <w:szCs w:val="18"/>
           <w:shd w:val="clear" w:color="auto" w:fill="F0F4F8"/>
@@ -2815,14 +2929,15 @@
         <w:ind w:left="1517"/>
         <w:rPr>
           <w:rFonts w:hint="default" w:ascii="Times New Roman" w:hAnsi="Times New Roman" w:cs="Times New Roman"/>
-          <w:sz w:val="22"/>
-          <w:szCs w:val="22"/>
-        </w:rPr>
-      </w:pPr>
-      <w:r>
-        <w:rPr>
-          <w:rFonts w:hint="default" w:ascii="Times New Roman" w:hAnsi="Times New Roman" w:cs="Times New Roman"/>
-          <w:color w:val="7B0000"/>
+          <w:color w:val="auto"/>
+          <w:sz w:val="22"/>
+          <w:szCs w:val="22"/>
+        </w:rPr>
+      </w:pPr>
+      <w:r>
+        <w:rPr>
+          <w:rFonts w:hint="default" w:ascii="Times New Roman" w:hAnsi="Times New Roman" w:cs="Times New Roman"/>
+          <w:color w:val="auto"/>
           <w:sz w:val="18"/>
           <w:szCs w:val="18"/>
           <w:shd w:val="clear" w:color="auto" w:fill="F0F4F8"/>
@@ -2837,14 +2952,15 @@
         <w:ind w:left="1510"/>
         <w:rPr>
           <w:rFonts w:hint="default" w:ascii="Times New Roman" w:hAnsi="Times New Roman" w:cs="Times New Roman"/>
-          <w:sz w:val="22"/>
-          <w:szCs w:val="22"/>
-        </w:rPr>
-      </w:pPr>
-      <w:r>
-        <w:rPr>
-          <w:rFonts w:hint="default" w:ascii="Times New Roman" w:hAnsi="Times New Roman" w:cs="Times New Roman"/>
-          <w:color w:val="7B0000"/>
+          <w:color w:val="auto"/>
+          <w:sz w:val="22"/>
+          <w:szCs w:val="22"/>
+        </w:rPr>
+      </w:pPr>
+      <w:r>
+        <w:rPr>
+          <w:rFonts w:hint="default" w:ascii="Times New Roman" w:hAnsi="Times New Roman" w:cs="Times New Roman"/>
+          <w:color w:val="auto"/>
           <w:sz w:val="18"/>
           <w:szCs w:val="18"/>
           <w:shd w:val="clear" w:color="auto" w:fill="F0F4F8"/>
@@ -2859,14 +2975,15 @@
         <w:ind w:left="574"/>
         <w:rPr>
           <w:rFonts w:hint="default" w:ascii="Times New Roman" w:hAnsi="Times New Roman" w:cs="Times New Roman"/>
-          <w:sz w:val="22"/>
-          <w:szCs w:val="22"/>
-        </w:rPr>
-      </w:pPr>
-      <w:r>
-        <w:rPr>
-          <w:rFonts w:hint="default" w:ascii="Times New Roman" w:hAnsi="Times New Roman" w:cs="Times New Roman"/>
-          <w:color w:val="7B0000"/>
+          <w:color w:val="auto"/>
+          <w:sz w:val="22"/>
+          <w:szCs w:val="22"/>
+        </w:rPr>
+      </w:pPr>
+      <w:r>
+        <w:rPr>
+          <w:rFonts w:hint="default" w:ascii="Times New Roman" w:hAnsi="Times New Roman" w:cs="Times New Roman"/>
+          <w:color w:val="auto"/>
           <w:sz w:val="18"/>
           <w:szCs w:val="18"/>
           <w:shd w:val="clear" w:color="auto" w:fill="F0F4F8"/>
@@ -2881,14 +2998,15 @@
         <w:ind w:left="587"/>
         <w:rPr>
           <w:rFonts w:hint="default" w:ascii="Times New Roman" w:hAnsi="Times New Roman" w:cs="Times New Roman"/>
-          <w:sz w:val="22"/>
-          <w:szCs w:val="22"/>
-        </w:rPr>
-      </w:pPr>
-      <w:r>
-        <w:rPr>
-          <w:rFonts w:hint="default" w:ascii="Times New Roman" w:hAnsi="Times New Roman" w:cs="Times New Roman"/>
-          <w:color w:val="7B0000"/>
+          <w:color w:val="auto"/>
+          <w:sz w:val="22"/>
+          <w:szCs w:val="22"/>
+        </w:rPr>
+      </w:pPr>
+      <w:r>
+        <w:rPr>
+          <w:rFonts w:hint="default" w:ascii="Times New Roman" w:hAnsi="Times New Roman" w:cs="Times New Roman"/>
+          <w:color w:val="auto"/>
           <w:sz w:val="18"/>
           <w:szCs w:val="18"/>
           <w:shd w:val="clear" w:color="auto" w:fill="F0F4F8"/>
@@ -2903,11 +3021,13 @@
         <w:ind w:left="216"/>
         <w:rPr>
           <w:rFonts w:hint="default" w:ascii="Times New Roman" w:hAnsi="Times New Roman" w:cs="Times New Roman"/>
-        </w:rPr>
-      </w:pPr>
-      <w:r>
-        <w:rPr>
-          <w:rFonts w:hint="default" w:ascii="Times New Roman" w:hAnsi="Times New Roman" w:cs="Times New Roman"/>
+          <w:color w:val="auto"/>
+        </w:rPr>
+      </w:pPr>
+      <w:r>
+        <w:rPr>
+          <w:rFonts w:hint="default" w:ascii="Times New Roman" w:hAnsi="Times New Roman" w:cs="Times New Roman"/>
+          <w:color w:val="auto"/>
         </w:rPr>
         <w:drawing>
           <wp:inline distT="0" distB="0" distL="0" distR="0">
@@ -2954,6 +3074,7 @@
         <w:spacing w:before="0"/>
         <w:rPr>
           <w:rFonts w:hint="default" w:ascii="Times New Roman" w:hAnsi="Times New Roman" w:cs="Times New Roman"/>
+          <w:color w:val="auto"/>
         </w:rPr>
       </w:pPr>
       <w:r>
@@ -2961,12 +3082,14 @@
           <w:rFonts w:hint="default" w:ascii="Times New Roman" w:hAnsi="Times New Roman" w:cs="Times New Roman"/>
           <w:b/>
           <w:bCs/>
+          <w:color w:val="auto"/>
         </w:rPr>
         <w:t xml:space="preserve">Câu 2: </w:t>
       </w:r>
       <w:r>
         <w:rPr>
           <w:rFonts w:hint="default" w:ascii="Times New Roman" w:hAnsi="Times New Roman" w:cs="Times New Roman"/>
+          <w:color w:val="auto"/>
         </w:rPr>
         <w:t>Nhập mã sinh viên - kiểm tra tồn tại → hiển thị thông tin; không tồn tại → thêm sinh viên mới </w:t>
       </w:r>
@@ -2978,14 +3101,15 @@
         <w:ind w:left="574"/>
         <w:rPr>
           <w:rFonts w:hint="default" w:ascii="Times New Roman" w:hAnsi="Times New Roman" w:cs="Times New Roman"/>
-          <w:sz w:val="20"/>
-          <w:szCs w:val="20"/>
-        </w:rPr>
-      </w:pPr>
-      <w:r>
-        <w:rPr>
-          <w:rFonts w:hint="default" w:ascii="Times New Roman" w:hAnsi="Times New Roman" w:cs="Times New Roman"/>
-          <w:color w:val="7B0000"/>
+          <w:color w:val="auto"/>
+          <w:sz w:val="20"/>
+          <w:szCs w:val="20"/>
+        </w:rPr>
+      </w:pPr>
+      <w:r>
+        <w:rPr>
+          <w:rFonts w:hint="default" w:ascii="Times New Roman" w:hAnsi="Times New Roman" w:cs="Times New Roman"/>
+          <w:color w:val="auto"/>
           <w:sz w:val="16"/>
           <w:szCs w:val="16"/>
           <w:shd w:val="clear" w:color="auto" w:fill="F0F4F8"/>
@@ -3000,14 +3124,15 @@
         <w:ind w:left="1037"/>
         <w:rPr>
           <w:rFonts w:hint="default" w:ascii="Times New Roman" w:hAnsi="Times New Roman" w:cs="Times New Roman"/>
-          <w:sz w:val="20"/>
-          <w:szCs w:val="20"/>
-        </w:rPr>
-      </w:pPr>
-      <w:r>
-        <w:rPr>
-          <w:rFonts w:hint="default" w:ascii="Times New Roman" w:hAnsi="Times New Roman" w:cs="Times New Roman"/>
-          <w:color w:val="7B0000"/>
+          <w:color w:val="auto"/>
+          <w:sz w:val="20"/>
+          <w:szCs w:val="20"/>
+        </w:rPr>
+      </w:pPr>
+      <w:r>
+        <w:rPr>
+          <w:rFonts w:hint="default" w:ascii="Times New Roman" w:hAnsi="Times New Roman" w:cs="Times New Roman"/>
+          <w:color w:val="auto"/>
           <w:sz w:val="16"/>
           <w:szCs w:val="16"/>
           <w:shd w:val="clear" w:color="auto" w:fill="F0F4F8"/>
@@ -3022,14 +3147,15 @@
         <w:ind w:left="1519"/>
         <w:rPr>
           <w:rFonts w:hint="default" w:ascii="Times New Roman" w:hAnsi="Times New Roman" w:cs="Times New Roman"/>
-          <w:sz w:val="20"/>
-          <w:szCs w:val="20"/>
-        </w:rPr>
-      </w:pPr>
-      <w:r>
-        <w:rPr>
-          <w:rFonts w:hint="default" w:ascii="Times New Roman" w:hAnsi="Times New Roman" w:cs="Times New Roman"/>
-          <w:color w:val="7B0000"/>
+          <w:color w:val="auto"/>
+          <w:sz w:val="20"/>
+          <w:szCs w:val="20"/>
+        </w:rPr>
+      </w:pPr>
+      <w:r>
+        <w:rPr>
+          <w:rFonts w:hint="default" w:ascii="Times New Roman" w:hAnsi="Times New Roman" w:cs="Times New Roman"/>
+          <w:color w:val="auto"/>
           <w:sz w:val="16"/>
           <w:szCs w:val="16"/>
           <w:shd w:val="clear" w:color="auto" w:fill="F0F4F8"/>
@@ -3044,14 +3170,15 @@
         <w:ind w:left="1517" w:right="720" w:hanging="7"/>
         <w:rPr>
           <w:rFonts w:hint="default" w:ascii="Times New Roman" w:hAnsi="Times New Roman" w:cs="Times New Roman"/>
-          <w:sz w:val="20"/>
-          <w:szCs w:val="20"/>
-        </w:rPr>
-      </w:pPr>
-      <w:r>
-        <w:rPr>
-          <w:rFonts w:hint="default" w:ascii="Times New Roman" w:hAnsi="Times New Roman" w:cs="Times New Roman"/>
-          <w:color w:val="7B0000"/>
+          <w:color w:val="auto"/>
+          <w:sz w:val="20"/>
+          <w:szCs w:val="20"/>
+        </w:rPr>
+      </w:pPr>
+      <w:r>
+        <w:rPr>
+          <w:rFonts w:hint="default" w:ascii="Times New Roman" w:hAnsi="Times New Roman" w:cs="Times New Roman"/>
+          <w:color w:val="auto"/>
           <w:sz w:val="16"/>
           <w:szCs w:val="16"/>
           <w:shd w:val="clear" w:color="auto" w:fill="F0F4F8"/>
@@ -3067,14 +3194,15 @@
         <w:jc w:val="right"/>
         <w:rPr>
           <w:rFonts w:hint="default" w:ascii="Times New Roman" w:hAnsi="Times New Roman" w:cs="Times New Roman"/>
-          <w:sz w:val="20"/>
-          <w:szCs w:val="20"/>
-        </w:rPr>
-      </w:pPr>
-      <w:r>
-        <w:rPr>
-          <w:rFonts w:hint="default" w:ascii="Times New Roman" w:hAnsi="Times New Roman" w:cs="Times New Roman"/>
-          <w:color w:val="7B0000"/>
+          <w:color w:val="auto"/>
+          <w:sz w:val="20"/>
+          <w:szCs w:val="20"/>
+        </w:rPr>
+      </w:pPr>
+      <w:r>
+        <w:rPr>
+          <w:rFonts w:hint="default" w:ascii="Times New Roman" w:hAnsi="Times New Roman" w:cs="Times New Roman"/>
+          <w:color w:val="auto"/>
           <w:sz w:val="16"/>
           <w:szCs w:val="16"/>
           <w:shd w:val="clear" w:color="auto" w:fill="F0F4F8"/>
@@ -3090,14 +3218,15 @@
         <w:jc w:val="right"/>
         <w:rPr>
           <w:rFonts w:hint="default" w:ascii="Times New Roman" w:hAnsi="Times New Roman" w:cs="Times New Roman"/>
-          <w:sz w:val="20"/>
-          <w:szCs w:val="20"/>
-        </w:rPr>
-      </w:pPr>
-      <w:r>
-        <w:rPr>
-          <w:rFonts w:hint="default" w:ascii="Times New Roman" w:hAnsi="Times New Roman" w:cs="Times New Roman"/>
-          <w:color w:val="7B0000"/>
+          <w:color w:val="auto"/>
+          <w:sz w:val="20"/>
+          <w:szCs w:val="20"/>
+        </w:rPr>
+      </w:pPr>
+      <w:r>
+        <w:rPr>
+          <w:rFonts w:hint="default" w:ascii="Times New Roman" w:hAnsi="Times New Roman" w:cs="Times New Roman"/>
+          <w:color w:val="auto"/>
           <w:sz w:val="16"/>
           <w:szCs w:val="16"/>
           <w:shd w:val="clear" w:color="auto" w:fill="F0F4F8"/>
@@ -3112,14 +3241,15 @@
         <w:ind w:left="1503"/>
         <w:rPr>
           <w:rFonts w:hint="default" w:ascii="Times New Roman" w:hAnsi="Times New Roman" w:cs="Times New Roman"/>
-          <w:sz w:val="20"/>
-          <w:szCs w:val="20"/>
-        </w:rPr>
-      </w:pPr>
-      <w:r>
-        <w:rPr>
-          <w:rFonts w:hint="default" w:ascii="Times New Roman" w:hAnsi="Times New Roman" w:cs="Times New Roman"/>
-          <w:color w:val="7B0000"/>
+          <w:color w:val="auto"/>
+          <w:sz w:val="20"/>
+          <w:szCs w:val="20"/>
+        </w:rPr>
+      </w:pPr>
+      <w:r>
+        <w:rPr>
+          <w:rFonts w:hint="default" w:ascii="Times New Roman" w:hAnsi="Times New Roman" w:cs="Times New Roman"/>
+          <w:color w:val="auto"/>
           <w:sz w:val="16"/>
           <w:szCs w:val="16"/>
           <w:shd w:val="clear" w:color="auto" w:fill="F0F4F8"/>
@@ -3134,14 +3264,15 @@
         <w:ind w:left="2455"/>
         <w:rPr>
           <w:rFonts w:hint="default" w:ascii="Times New Roman" w:hAnsi="Times New Roman" w:cs="Times New Roman"/>
-          <w:sz w:val="20"/>
-          <w:szCs w:val="20"/>
-        </w:rPr>
-      </w:pPr>
-      <w:r>
-        <w:rPr>
-          <w:rFonts w:hint="default" w:ascii="Times New Roman" w:hAnsi="Times New Roman" w:cs="Times New Roman"/>
-          <w:color w:val="7B0000"/>
+          <w:color w:val="auto"/>
+          <w:sz w:val="20"/>
+          <w:szCs w:val="20"/>
+        </w:rPr>
+      </w:pPr>
+      <w:r>
+        <w:rPr>
+          <w:rFonts w:hint="default" w:ascii="Times New Roman" w:hAnsi="Times New Roman" w:cs="Times New Roman"/>
+          <w:color w:val="auto"/>
           <w:sz w:val="16"/>
           <w:szCs w:val="16"/>
           <w:shd w:val="clear" w:color="auto" w:fill="F0F4F8"/>
@@ -3156,14 +3287,15 @@
         <w:ind w:left="1514"/>
         <w:rPr>
           <w:rFonts w:hint="default" w:ascii="Times New Roman" w:hAnsi="Times New Roman" w:cs="Times New Roman"/>
-          <w:sz w:val="20"/>
-          <w:szCs w:val="20"/>
-        </w:rPr>
-      </w:pPr>
-      <w:r>
-        <w:rPr>
-          <w:rFonts w:hint="default" w:ascii="Times New Roman" w:hAnsi="Times New Roman" w:cs="Times New Roman"/>
-          <w:color w:val="7B0000"/>
+          <w:color w:val="auto"/>
+          <w:sz w:val="20"/>
+          <w:szCs w:val="20"/>
+        </w:rPr>
+      </w:pPr>
+      <w:r>
+        <w:rPr>
+          <w:rFonts w:hint="default" w:ascii="Times New Roman" w:hAnsi="Times New Roman" w:cs="Times New Roman"/>
+          <w:color w:val="auto"/>
           <w:sz w:val="16"/>
           <w:szCs w:val="16"/>
           <w:shd w:val="clear" w:color="auto" w:fill="F0F4F8"/>
@@ -3178,14 +3310,15 @@
         <w:ind w:left="571" w:right="486" w:firstLine="946"/>
         <w:rPr>
           <w:rFonts w:hint="default" w:ascii="Times New Roman" w:hAnsi="Times New Roman" w:cs="Times New Roman"/>
-          <w:sz w:val="20"/>
-          <w:szCs w:val="20"/>
-        </w:rPr>
-      </w:pPr>
-      <w:r>
-        <w:rPr>
-          <w:rFonts w:hint="default" w:ascii="Times New Roman" w:hAnsi="Times New Roman" w:cs="Times New Roman"/>
-          <w:color w:val="7B0000"/>
+          <w:color w:val="auto"/>
+          <w:sz w:val="20"/>
+          <w:szCs w:val="20"/>
+        </w:rPr>
+      </w:pPr>
+      <w:r>
+        <w:rPr>
+          <w:rFonts w:hint="default" w:ascii="Times New Roman" w:hAnsi="Times New Roman" w:cs="Times New Roman"/>
+          <w:color w:val="auto"/>
           <w:sz w:val="16"/>
           <w:szCs w:val="16"/>
           <w:shd w:val="clear" w:color="auto" w:fill="F0F4F8"/>
@@ -3200,12 +3333,13 @@
         <w:ind w:left="574"/>
         <w:rPr>
           <w:rFonts w:hint="default" w:ascii="Times New Roman" w:hAnsi="Times New Roman" w:cs="Times New Roman"/>
-        </w:rPr>
-      </w:pPr>
-      <w:r>
-        <w:rPr>
-          <w:rFonts w:hint="default" w:ascii="Times New Roman" w:hAnsi="Times New Roman" w:cs="Times New Roman"/>
-          <w:color w:val="7B0000"/>
+          <w:color w:val="auto"/>
+        </w:rPr>
+      </w:pPr>
+      <w:r>
+        <w:rPr>
+          <w:rFonts w:hint="default" w:ascii="Times New Roman" w:hAnsi="Times New Roman" w:cs="Times New Roman"/>
+          <w:color w:val="auto"/>
           <w:sz w:val="20"/>
           <w:szCs w:val="20"/>
           <w:shd w:val="clear" w:color="auto" w:fill="F0F4F8"/>
@@ -3220,16 +3354,16 @@
         <w:ind w:left="587"/>
         <w:rPr>
           <w:rFonts w:hint="default" w:ascii="Times New Roman" w:hAnsi="Times New Roman" w:cs="Times New Roman"/>
-          <w:color w:val="7B0000"/>
-          <w:sz w:val="20"/>
-          <w:szCs w:val="20"/>
-          <w:shd w:val="clear" w:color="auto" w:fill="F0F4F8"/>
-        </w:rPr>
-      </w:pPr>
-      <w:r>
-        <w:rPr>
-          <w:rFonts w:hint="default" w:ascii="Times New Roman" w:hAnsi="Times New Roman" w:cs="Times New Roman"/>
-          <w:color w:val="7B0000"/>
+          <w:color w:val="auto"/>
+          <w:sz w:val="20"/>
+          <w:szCs w:val="20"/>
+          <w:shd w:val="clear" w:color="auto" w:fill="F0F4F8"/>
+        </w:rPr>
+      </w:pPr>
+      <w:r>
+        <w:rPr>
+          <w:rFonts w:hint="default" w:ascii="Times New Roman" w:hAnsi="Times New Roman" w:cs="Times New Roman"/>
+          <w:color w:val="auto"/>
           <w:sz w:val="20"/>
           <w:szCs w:val="20"/>
           <w:shd w:val="clear" w:color="auto" w:fill="F0F4F8"/>
@@ -3244,16 +3378,16 @@
         <w:ind w:left="587"/>
         <w:rPr>
           <w:rFonts w:hint="default" w:ascii="Times New Roman" w:hAnsi="Times New Roman" w:cs="Times New Roman"/>
-          <w:color w:val="7B0000"/>
-          <w:sz w:val="20"/>
-          <w:szCs w:val="20"/>
-          <w:shd w:val="clear" w:color="auto" w:fill="F0F4F8"/>
-        </w:rPr>
-      </w:pPr>
-      <w:r>
-        <w:rPr>
-          <w:rFonts w:hint="default" w:ascii="Times New Roman" w:hAnsi="Times New Roman" w:cs="Times New Roman"/>
-          <w:color w:val="7B0000"/>
+          <w:color w:val="auto"/>
+          <w:sz w:val="20"/>
+          <w:szCs w:val="20"/>
+          <w:shd w:val="clear" w:color="auto" w:fill="F0F4F8"/>
+        </w:rPr>
+      </w:pPr>
+      <w:r>
+        <w:rPr>
+          <w:rFonts w:hint="default" w:ascii="Times New Roman" w:hAnsi="Times New Roman" w:cs="Times New Roman"/>
+          <w:color w:val="auto"/>
           <w:sz w:val="16"/>
           <w:szCs w:val="16"/>
           <w:shd w:val="clear" w:color="auto" w:fill="F0F4F8"/>
@@ -3268,14 +3402,15 @@
         <w:ind w:left="1037"/>
         <w:rPr>
           <w:rFonts w:hint="default" w:ascii="Times New Roman" w:hAnsi="Times New Roman" w:cs="Times New Roman"/>
-          <w:sz w:val="20"/>
-          <w:szCs w:val="20"/>
-        </w:rPr>
-      </w:pPr>
-      <w:r>
-        <w:rPr>
-          <w:rFonts w:hint="default" w:ascii="Times New Roman" w:hAnsi="Times New Roman" w:cs="Times New Roman"/>
-          <w:color w:val="7B0000"/>
+          <w:color w:val="auto"/>
+          <w:sz w:val="20"/>
+          <w:szCs w:val="20"/>
+        </w:rPr>
+      </w:pPr>
+      <w:r>
+        <w:rPr>
+          <w:rFonts w:hint="default" w:ascii="Times New Roman" w:hAnsi="Times New Roman" w:cs="Times New Roman"/>
+          <w:color w:val="auto"/>
           <w:sz w:val="16"/>
           <w:szCs w:val="16"/>
           <w:shd w:val="clear" w:color="auto" w:fill="F0F4F8"/>
@@ -3290,14 +3425,15 @@
         <w:ind w:left="1519"/>
         <w:rPr>
           <w:rFonts w:hint="default" w:ascii="Times New Roman" w:hAnsi="Times New Roman" w:cs="Times New Roman"/>
-          <w:sz w:val="20"/>
-          <w:szCs w:val="20"/>
-        </w:rPr>
-      </w:pPr>
-      <w:r>
-        <w:rPr>
-          <w:rFonts w:hint="default" w:ascii="Times New Roman" w:hAnsi="Times New Roman" w:cs="Times New Roman"/>
-          <w:color w:val="7B0000"/>
+          <w:color w:val="auto"/>
+          <w:sz w:val="20"/>
+          <w:szCs w:val="20"/>
+        </w:rPr>
+      </w:pPr>
+      <w:r>
+        <w:rPr>
+          <w:rFonts w:hint="default" w:ascii="Times New Roman" w:hAnsi="Times New Roman" w:cs="Times New Roman"/>
+          <w:color w:val="auto"/>
           <w:sz w:val="16"/>
           <w:szCs w:val="16"/>
           <w:shd w:val="clear" w:color="auto" w:fill="F0F4F8"/>
@@ -3312,14 +3448,15 @@
         <w:ind w:left="1517" w:right="720" w:hanging="7"/>
         <w:rPr>
           <w:rFonts w:hint="default" w:ascii="Times New Roman" w:hAnsi="Times New Roman" w:cs="Times New Roman"/>
-          <w:sz w:val="20"/>
-          <w:szCs w:val="20"/>
-        </w:rPr>
-      </w:pPr>
-      <w:r>
-        <w:rPr>
-          <w:rFonts w:hint="default" w:ascii="Times New Roman" w:hAnsi="Times New Roman" w:cs="Times New Roman"/>
-          <w:color w:val="7B0000"/>
+          <w:color w:val="auto"/>
+          <w:sz w:val="20"/>
+          <w:szCs w:val="20"/>
+        </w:rPr>
+      </w:pPr>
+      <w:r>
+        <w:rPr>
+          <w:rFonts w:hint="default" w:ascii="Times New Roman" w:hAnsi="Times New Roman" w:cs="Times New Roman"/>
+          <w:color w:val="auto"/>
           <w:sz w:val="16"/>
           <w:szCs w:val="16"/>
           <w:shd w:val="clear" w:color="auto" w:fill="F0F4F8"/>
@@ -3335,14 +3472,15 @@
         <w:jc w:val="right"/>
         <w:rPr>
           <w:rFonts w:hint="default" w:ascii="Times New Roman" w:hAnsi="Times New Roman" w:cs="Times New Roman"/>
-          <w:sz w:val="20"/>
-          <w:szCs w:val="20"/>
-        </w:rPr>
-      </w:pPr>
-      <w:r>
-        <w:rPr>
-          <w:rFonts w:hint="default" w:ascii="Times New Roman" w:hAnsi="Times New Roman" w:cs="Times New Roman"/>
-          <w:color w:val="7B0000"/>
+          <w:color w:val="auto"/>
+          <w:sz w:val="20"/>
+          <w:szCs w:val="20"/>
+        </w:rPr>
+      </w:pPr>
+      <w:r>
+        <w:rPr>
+          <w:rFonts w:hint="default" w:ascii="Times New Roman" w:hAnsi="Times New Roman" w:cs="Times New Roman"/>
+          <w:color w:val="auto"/>
           <w:sz w:val="16"/>
           <w:szCs w:val="16"/>
           <w:shd w:val="clear" w:color="auto" w:fill="F0F4F8"/>
@@ -3358,14 +3496,15 @@
         <w:jc w:val="right"/>
         <w:rPr>
           <w:rFonts w:hint="default" w:ascii="Times New Roman" w:hAnsi="Times New Roman" w:cs="Times New Roman"/>
-          <w:sz w:val="20"/>
-          <w:szCs w:val="20"/>
-        </w:rPr>
-      </w:pPr>
-      <w:r>
-        <w:rPr>
-          <w:rFonts w:hint="default" w:ascii="Times New Roman" w:hAnsi="Times New Roman" w:cs="Times New Roman"/>
-          <w:color w:val="7B0000"/>
+          <w:color w:val="auto"/>
+          <w:sz w:val="20"/>
+          <w:szCs w:val="20"/>
+        </w:rPr>
+      </w:pPr>
+      <w:r>
+        <w:rPr>
+          <w:rFonts w:hint="default" w:ascii="Times New Roman" w:hAnsi="Times New Roman" w:cs="Times New Roman"/>
+          <w:color w:val="auto"/>
           <w:sz w:val="16"/>
           <w:szCs w:val="16"/>
           <w:shd w:val="clear" w:color="auto" w:fill="F0F4F8"/>
@@ -3380,14 +3519,15 @@
         <w:ind w:left="1503"/>
         <w:rPr>
           <w:rFonts w:hint="default" w:ascii="Times New Roman" w:hAnsi="Times New Roman" w:cs="Times New Roman"/>
-          <w:sz w:val="20"/>
-          <w:szCs w:val="20"/>
-        </w:rPr>
-      </w:pPr>
-      <w:r>
-        <w:rPr>
-          <w:rFonts w:hint="default" w:ascii="Times New Roman" w:hAnsi="Times New Roman" w:cs="Times New Roman"/>
-          <w:color w:val="7B0000"/>
+          <w:color w:val="auto"/>
+          <w:sz w:val="20"/>
+          <w:szCs w:val="20"/>
+        </w:rPr>
+      </w:pPr>
+      <w:r>
+        <w:rPr>
+          <w:rFonts w:hint="default" w:ascii="Times New Roman" w:hAnsi="Times New Roman" w:cs="Times New Roman"/>
+          <w:color w:val="auto"/>
           <w:sz w:val="16"/>
           <w:szCs w:val="16"/>
           <w:shd w:val="clear" w:color="auto" w:fill="F0F4F8"/>
@@ -3402,14 +3542,15 @@
         <w:ind w:left="2455"/>
         <w:rPr>
           <w:rFonts w:hint="default" w:ascii="Times New Roman" w:hAnsi="Times New Roman" w:cs="Times New Roman"/>
-          <w:sz w:val="20"/>
-          <w:szCs w:val="20"/>
-        </w:rPr>
-      </w:pPr>
-      <w:r>
-        <w:rPr>
-          <w:rFonts w:hint="default" w:ascii="Times New Roman" w:hAnsi="Times New Roman" w:cs="Times New Roman"/>
-          <w:color w:val="7B0000"/>
+          <w:color w:val="auto"/>
+          <w:sz w:val="20"/>
+          <w:szCs w:val="20"/>
+        </w:rPr>
+      </w:pPr>
+      <w:r>
+        <w:rPr>
+          <w:rFonts w:hint="default" w:ascii="Times New Roman" w:hAnsi="Times New Roman" w:cs="Times New Roman"/>
+          <w:color w:val="auto"/>
           <w:sz w:val="16"/>
           <w:szCs w:val="16"/>
           <w:shd w:val="clear" w:color="auto" w:fill="F0F4F8"/>
@@ -3424,14 +3565,15 @@
         <w:ind w:left="1514"/>
         <w:rPr>
           <w:rFonts w:hint="default" w:ascii="Times New Roman" w:hAnsi="Times New Roman" w:cs="Times New Roman"/>
-          <w:sz w:val="20"/>
-          <w:szCs w:val="20"/>
-        </w:rPr>
-      </w:pPr>
-      <w:r>
-        <w:rPr>
-          <w:rFonts w:hint="default" w:ascii="Times New Roman" w:hAnsi="Times New Roman" w:cs="Times New Roman"/>
-          <w:color w:val="7B0000"/>
+          <w:color w:val="auto"/>
+          <w:sz w:val="20"/>
+          <w:szCs w:val="20"/>
+        </w:rPr>
+      </w:pPr>
+      <w:r>
+        <w:rPr>
+          <w:rFonts w:hint="default" w:ascii="Times New Roman" w:hAnsi="Times New Roman" w:cs="Times New Roman"/>
+          <w:color w:val="auto"/>
           <w:sz w:val="16"/>
           <w:szCs w:val="16"/>
           <w:shd w:val="clear" w:color="auto" w:fill="F0F4F8"/>
@@ -3446,14 +3588,15 @@
         <w:ind w:left="571" w:right="486" w:firstLine="946"/>
         <w:rPr>
           <w:rFonts w:hint="default" w:ascii="Times New Roman" w:hAnsi="Times New Roman" w:cs="Times New Roman"/>
-          <w:sz w:val="20"/>
-          <w:szCs w:val="20"/>
-        </w:rPr>
-      </w:pPr>
-      <w:r>
-        <w:rPr>
-          <w:rFonts w:hint="default" w:ascii="Times New Roman" w:hAnsi="Times New Roman" w:cs="Times New Roman"/>
-          <w:color w:val="7B0000"/>
+          <w:color w:val="auto"/>
+          <w:sz w:val="20"/>
+          <w:szCs w:val="20"/>
+        </w:rPr>
+      </w:pPr>
+      <w:r>
+        <w:rPr>
+          <w:rFonts w:hint="default" w:ascii="Times New Roman" w:hAnsi="Times New Roman" w:cs="Times New Roman"/>
+          <w:color w:val="auto"/>
           <w:sz w:val="16"/>
           <w:szCs w:val="16"/>
           <w:shd w:val="clear" w:color="auto" w:fill="F0F4F8"/>
@@ -3468,14 +3611,15 @@
         <w:ind w:left="574"/>
         <w:rPr>
           <w:rFonts w:hint="default" w:ascii="Times New Roman" w:hAnsi="Times New Roman" w:cs="Times New Roman"/>
-          <w:sz w:val="20"/>
-          <w:szCs w:val="20"/>
-        </w:rPr>
-      </w:pPr>
-      <w:r>
-        <w:rPr>
-          <w:rFonts w:hint="default" w:ascii="Times New Roman" w:hAnsi="Times New Roman" w:cs="Times New Roman"/>
-          <w:color w:val="7B0000"/>
+          <w:color w:val="auto"/>
+          <w:sz w:val="20"/>
+          <w:szCs w:val="20"/>
+        </w:rPr>
+      </w:pPr>
+      <w:r>
+        <w:rPr>
+          <w:rFonts w:hint="default" w:ascii="Times New Roman" w:hAnsi="Times New Roman" w:cs="Times New Roman"/>
+          <w:color w:val="auto"/>
           <w:sz w:val="16"/>
           <w:szCs w:val="16"/>
           <w:shd w:val="clear" w:color="auto" w:fill="F0F4F8"/>
@@ -3490,14 +3634,15 @@
         <w:ind w:left="587"/>
         <w:rPr>
           <w:rFonts w:hint="default" w:ascii="Times New Roman" w:hAnsi="Times New Roman" w:cs="Times New Roman"/>
-          <w:sz w:val="22"/>
-          <w:szCs w:val="22"/>
-        </w:rPr>
-      </w:pPr>
-      <w:r>
-        <w:rPr>
-          <w:rFonts w:hint="default" w:ascii="Times New Roman" w:hAnsi="Times New Roman" w:cs="Times New Roman"/>
-          <w:color w:val="7B0000"/>
+          <w:color w:val="auto"/>
+          <w:sz w:val="22"/>
+          <w:szCs w:val="22"/>
+        </w:rPr>
+      </w:pPr>
+      <w:r>
+        <w:rPr>
+          <w:rFonts w:hint="default" w:ascii="Times New Roman" w:hAnsi="Times New Roman" w:cs="Times New Roman"/>
+          <w:color w:val="auto"/>
           <w:sz w:val="18"/>
           <w:szCs w:val="18"/>
           <w:shd w:val="clear" w:color="auto" w:fill="F0F4F8"/>
@@ -3512,13 +3657,15 @@
         <w:ind w:left="216"/>
         <w:rPr>
           <w:rFonts w:hint="default" w:ascii="Times New Roman" w:hAnsi="Times New Roman" w:cs="Times New Roman"/>
-          <w:sz w:val="22"/>
-          <w:szCs w:val="22"/>
-        </w:rPr>
-      </w:pPr>
-      <w:r>
-        <w:rPr>
-          <w:rFonts w:hint="default" w:ascii="Times New Roman" w:hAnsi="Times New Roman" w:cs="Times New Roman"/>
+          <w:color w:val="auto"/>
+          <w:sz w:val="22"/>
+          <w:szCs w:val="22"/>
+        </w:rPr>
+      </w:pPr>
+      <w:r>
+        <w:rPr>
+          <w:rFonts w:hint="default" w:ascii="Times New Roman" w:hAnsi="Times New Roman" w:cs="Times New Roman"/>
+          <w:color w:val="auto"/>
           <w:sz w:val="22"/>
           <w:szCs w:val="22"/>
         </w:rPr>
@@ -3568,13 +3715,15 @@
         <w:ind w:left="216"/>
         <w:rPr>
           <w:rFonts w:hint="default" w:ascii="Times New Roman" w:hAnsi="Times New Roman" w:cs="Times New Roman"/>
-          <w:sz w:val="22"/>
-          <w:szCs w:val="22"/>
-        </w:rPr>
-      </w:pPr>
-      <w:r>
-        <w:rPr>
-          <w:rFonts w:hint="default" w:ascii="Times New Roman" w:hAnsi="Times New Roman" w:cs="Times New Roman"/>
+          <w:color w:val="auto"/>
+          <w:sz w:val="22"/>
+          <w:szCs w:val="22"/>
+        </w:rPr>
+      </w:pPr>
+      <w:r>
+        <w:rPr>
+          <w:rFonts w:hint="default" w:ascii="Times New Roman" w:hAnsi="Times New Roman" w:cs="Times New Roman"/>
+          <w:color w:val="auto"/>
           <w:sz w:val="22"/>
           <w:szCs w:val="22"/>
         </w:rPr>
@@ -3621,7 +3770,7 @@
       <w:pPr>
         <w:rPr>
           <w:rFonts w:hint="default" w:ascii="Times New Roman" w:hAnsi="Times New Roman" w:eastAsia="Times New Roman" w:cs="Times New Roman"/>
-          <w:color w:val="7B0000"/>
+          <w:color w:val="auto"/>
           <w:kern w:val="0"/>
           <w14:ligatures w14:val="none"/>
         </w:rPr>
@@ -3631,6 +3780,7 @@
       <w:pPr>
         <w:rPr>
           <w:rFonts w:hint="default" w:ascii="Times New Roman" w:hAnsi="Times New Roman" w:cs="Times New Roman"/>
+          <w:color w:val="auto"/>
         </w:rPr>
       </w:pPr>
       <w:r>
@@ -3638,6 +3788,7 @@
           <w:rFonts w:hint="default" w:ascii="Times New Roman" w:hAnsi="Times New Roman" w:cs="Times New Roman"/>
           <w:b/>
           <w:bCs/>
+          <w:color w:val="auto"/>
         </w:rPr>
         <w:t>BÀI 2: Các Cấu Trúc Điều Khiển - IF và CASE </w:t>
       </w:r>
@@ -3646,6 +3797,7 @@
       <w:pPr>
         <w:rPr>
           <w:rFonts w:hint="default" w:ascii="Times New Roman" w:hAnsi="Times New Roman" w:cs="Times New Roman"/>
+          <w:color w:val="auto"/>
         </w:rPr>
       </w:pPr>
       <w:r>
@@ -3653,12 +3805,14 @@
           <w:rFonts w:hint="default" w:ascii="Times New Roman" w:hAnsi="Times New Roman" w:cs="Times New Roman"/>
           <w:b/>
           <w:bCs/>
+          <w:color w:val="auto"/>
         </w:rPr>
         <w:t xml:space="preserve">Câu 1: </w:t>
       </w:r>
       <w:r>
         <w:rPr>
           <w:rFonts w:hint="default" w:ascii="Times New Roman" w:hAnsi="Times New Roman" w:cs="Times New Roman"/>
+          <w:color w:val="auto"/>
         </w:rPr>
         <w:t>Nhập mã giáo viên → đếm số lớp đang dạy → IF ≥ 5: thông báo nghỉ ngơi, ELSE in số lớp </w:t>
       </w:r>
@@ -3670,12 +3824,13 @@
         <w:ind w:left="583"/>
         <w:rPr>
           <w:rFonts w:hint="default" w:ascii="Times New Roman" w:hAnsi="Times New Roman" w:cs="Times New Roman"/>
-        </w:rPr>
-      </w:pPr>
-      <w:r>
-        <w:rPr>
-          <w:rFonts w:hint="default" w:ascii="Times New Roman" w:hAnsi="Times New Roman" w:cs="Times New Roman"/>
-          <w:color w:val="7B0000"/>
+          <w:color w:val="auto"/>
+        </w:rPr>
+      </w:pPr>
+      <w:r>
+        <w:rPr>
+          <w:rFonts w:hint="default" w:ascii="Times New Roman" w:hAnsi="Times New Roman" w:cs="Times New Roman"/>
+          <w:color w:val="auto"/>
           <w:sz w:val="20"/>
           <w:szCs w:val="20"/>
           <w:shd w:val="clear" w:color="auto" w:fill="F0F4F8"/>
@@ -3690,12 +3845,13 @@
         <w:ind w:left="580"/>
         <w:rPr>
           <w:rFonts w:hint="default" w:ascii="Times New Roman" w:hAnsi="Times New Roman" w:cs="Times New Roman"/>
-        </w:rPr>
-      </w:pPr>
-      <w:r>
-        <w:rPr>
-          <w:rFonts w:hint="default" w:ascii="Times New Roman" w:hAnsi="Times New Roman" w:cs="Times New Roman"/>
-          <w:color w:val="7B0000"/>
+          <w:color w:val="auto"/>
+        </w:rPr>
+      </w:pPr>
+      <w:r>
+        <w:rPr>
+          <w:rFonts w:hint="default" w:ascii="Times New Roman" w:hAnsi="Times New Roman" w:cs="Times New Roman"/>
+          <w:color w:val="auto"/>
           <w:sz w:val="20"/>
           <w:szCs w:val="20"/>
           <w:shd w:val="clear" w:color="auto" w:fill="F0F4F8"/>
@@ -3710,12 +3866,13 @@
         <w:ind w:left="1039"/>
         <w:rPr>
           <w:rFonts w:hint="default" w:ascii="Times New Roman" w:hAnsi="Times New Roman" w:cs="Times New Roman"/>
-        </w:rPr>
-      </w:pPr>
-      <w:r>
-        <w:rPr>
-          <w:rFonts w:hint="default" w:ascii="Times New Roman" w:hAnsi="Times New Roman" w:cs="Times New Roman"/>
-          <w:color w:val="7B0000"/>
+          <w:color w:val="auto"/>
+        </w:rPr>
+      </w:pPr>
+      <w:r>
+        <w:rPr>
+          <w:rFonts w:hint="default" w:ascii="Times New Roman" w:hAnsi="Times New Roman" w:cs="Times New Roman"/>
+          <w:color w:val="auto"/>
           <w:sz w:val="20"/>
           <w:szCs w:val="20"/>
           <w:shd w:val="clear" w:color="auto" w:fill="F0F4F8"/>
@@ -3730,12 +3887,13 @@
         <w:ind w:left="1039"/>
         <w:rPr>
           <w:rFonts w:hint="default" w:ascii="Times New Roman" w:hAnsi="Times New Roman" w:cs="Times New Roman"/>
-        </w:rPr>
-      </w:pPr>
-      <w:r>
-        <w:rPr>
-          <w:rFonts w:hint="default" w:ascii="Times New Roman" w:hAnsi="Times New Roman" w:cs="Times New Roman"/>
-          <w:color w:val="7B0000"/>
+          <w:color w:val="auto"/>
+        </w:rPr>
+      </w:pPr>
+      <w:r>
+        <w:rPr>
+          <w:rFonts w:hint="default" w:ascii="Times New Roman" w:hAnsi="Times New Roman" w:cs="Times New Roman"/>
+          <w:color w:val="auto"/>
           <w:sz w:val="20"/>
           <w:szCs w:val="20"/>
           <w:shd w:val="clear" w:color="auto" w:fill="F0F4F8"/>
@@ -3750,12 +3908,13 @@
         <w:ind w:left="573"/>
         <w:rPr>
           <w:rFonts w:hint="default" w:ascii="Times New Roman" w:hAnsi="Times New Roman" w:cs="Times New Roman"/>
-        </w:rPr>
-      </w:pPr>
-      <w:r>
-        <w:rPr>
-          <w:rFonts w:hint="default" w:ascii="Times New Roman" w:hAnsi="Times New Roman" w:cs="Times New Roman"/>
-          <w:color w:val="7B0000"/>
+          <w:color w:val="auto"/>
+        </w:rPr>
+      </w:pPr>
+      <w:r>
+        <w:rPr>
+          <w:rFonts w:hint="default" w:ascii="Times New Roman" w:hAnsi="Times New Roman" w:cs="Times New Roman"/>
+          <w:color w:val="auto"/>
           <w:sz w:val="20"/>
           <w:szCs w:val="20"/>
           <w:shd w:val="clear" w:color="auto" w:fill="F0F4F8"/>
@@ -3770,12 +3929,13 @@
         <w:ind w:left="1051"/>
         <w:rPr>
           <w:rFonts w:hint="default" w:ascii="Times New Roman" w:hAnsi="Times New Roman" w:cs="Times New Roman"/>
-        </w:rPr>
-      </w:pPr>
-      <w:r>
-        <w:rPr>
-          <w:rFonts w:hint="default" w:ascii="Times New Roman" w:hAnsi="Times New Roman" w:cs="Times New Roman"/>
-          <w:color w:val="7B0000"/>
+          <w:color w:val="auto"/>
+        </w:rPr>
+      </w:pPr>
+      <w:r>
+        <w:rPr>
+          <w:rFonts w:hint="default" w:ascii="Times New Roman" w:hAnsi="Times New Roman" w:cs="Times New Roman"/>
+          <w:color w:val="auto"/>
           <w:sz w:val="20"/>
           <w:szCs w:val="20"/>
           <w:shd w:val="clear" w:color="auto" w:fill="F0F4F8"/>
@@ -3790,12 +3950,13 @@
         <w:ind w:left="1051"/>
         <w:rPr>
           <w:rFonts w:hint="default" w:ascii="Times New Roman" w:hAnsi="Times New Roman" w:cs="Times New Roman"/>
-        </w:rPr>
-      </w:pPr>
-      <w:r>
-        <w:rPr>
-          <w:rFonts w:hint="default" w:ascii="Times New Roman" w:hAnsi="Times New Roman" w:cs="Times New Roman"/>
-          <w:color w:val="7B0000"/>
+          <w:color w:val="auto"/>
+        </w:rPr>
+      </w:pPr>
+      <w:r>
+        <w:rPr>
+          <w:rFonts w:hint="default" w:ascii="Times New Roman" w:hAnsi="Times New Roman" w:cs="Times New Roman"/>
+          <w:color w:val="auto"/>
           <w:sz w:val="20"/>
           <w:szCs w:val="20"/>
           <w:shd w:val="clear" w:color="auto" w:fill="F0F4F8"/>
@@ -3810,12 +3971,13 @@
         <w:ind w:left="1055"/>
         <w:rPr>
           <w:rFonts w:hint="default" w:ascii="Times New Roman" w:hAnsi="Times New Roman" w:cs="Times New Roman"/>
-        </w:rPr>
-      </w:pPr>
-      <w:r>
-        <w:rPr>
-          <w:rFonts w:hint="default" w:ascii="Times New Roman" w:hAnsi="Times New Roman" w:cs="Times New Roman"/>
-          <w:color w:val="7B0000"/>
+          <w:color w:val="auto"/>
+        </w:rPr>
+      </w:pPr>
+      <w:r>
+        <w:rPr>
+          <w:rFonts w:hint="default" w:ascii="Times New Roman" w:hAnsi="Times New Roman" w:cs="Times New Roman"/>
+          <w:color w:val="auto"/>
           <w:sz w:val="20"/>
           <w:szCs w:val="20"/>
           <w:shd w:val="clear" w:color="auto" w:fill="F0F4F8"/>
@@ -3830,12 +3992,13 @@
         <w:ind w:left="26" w:right="332" w:hanging="1023"/>
         <w:rPr>
           <w:rFonts w:hint="default" w:ascii="Times New Roman" w:hAnsi="Times New Roman" w:cs="Times New Roman"/>
-        </w:rPr>
-      </w:pPr>
-      <w:r>
-        <w:rPr>
-          <w:rFonts w:hint="default" w:ascii="Times New Roman" w:hAnsi="Times New Roman" w:cs="Times New Roman"/>
-          <w:color w:val="7B0000"/>
+          <w:color w:val="auto"/>
+        </w:rPr>
+      </w:pPr>
+      <w:r>
+        <w:rPr>
+          <w:rFonts w:hint="default" w:ascii="Times New Roman" w:hAnsi="Times New Roman" w:cs="Times New Roman"/>
+          <w:color w:val="auto"/>
           <w:sz w:val="20"/>
           <w:szCs w:val="20"/>
           <w:shd w:val="clear" w:color="auto" w:fill="F0F4F8"/>
@@ -3850,12 +4013,13 @@
         <w:ind w:left="1037"/>
         <w:rPr>
           <w:rFonts w:hint="default" w:ascii="Times New Roman" w:hAnsi="Times New Roman" w:cs="Times New Roman"/>
-        </w:rPr>
-      </w:pPr>
-      <w:r>
-        <w:rPr>
-          <w:rFonts w:hint="default" w:ascii="Times New Roman" w:hAnsi="Times New Roman" w:cs="Times New Roman"/>
-          <w:color w:val="7B0000"/>
+          <w:color w:val="auto"/>
+        </w:rPr>
+      </w:pPr>
+      <w:r>
+        <w:rPr>
+          <w:rFonts w:hint="default" w:ascii="Times New Roman" w:hAnsi="Times New Roman" w:cs="Times New Roman"/>
+          <w:color w:val="auto"/>
           <w:sz w:val="20"/>
           <w:szCs w:val="20"/>
           <w:shd w:val="clear" w:color="auto" w:fill="F0F4F8"/>
@@ -3870,16 +4034,16 @@
         <w:ind w:left="1051"/>
         <w:rPr>
           <w:rFonts w:hint="default" w:ascii="Times New Roman" w:hAnsi="Times New Roman" w:cs="Times New Roman"/>
-          <w:color w:val="7B0000"/>
-          <w:sz w:val="20"/>
-          <w:szCs w:val="20"/>
-          <w:shd w:val="clear" w:color="auto" w:fill="F0F4F8"/>
-        </w:rPr>
-      </w:pPr>
-      <w:r>
-        <w:rPr>
-          <w:rFonts w:hint="default" w:ascii="Times New Roman" w:hAnsi="Times New Roman" w:cs="Times New Roman"/>
-          <w:color w:val="7B0000"/>
+          <w:color w:val="auto"/>
+          <w:sz w:val="20"/>
+          <w:szCs w:val="20"/>
+          <w:shd w:val="clear" w:color="auto" w:fill="F0F4F8"/>
+        </w:rPr>
+      </w:pPr>
+      <w:r>
+        <w:rPr>
+          <w:rFonts w:hint="default" w:ascii="Times New Roman" w:hAnsi="Times New Roman" w:cs="Times New Roman"/>
+          <w:color w:val="auto"/>
           <w:sz w:val="20"/>
           <w:szCs w:val="20"/>
           <w:shd w:val="clear" w:color="auto" w:fill="F0F4F8"/>
@@ -3894,12 +4058,13 @@
         <w:ind w:left="1055"/>
         <w:rPr>
           <w:rFonts w:hint="default" w:ascii="Times New Roman" w:hAnsi="Times New Roman" w:cs="Times New Roman"/>
-        </w:rPr>
-      </w:pPr>
-      <w:r>
-        <w:rPr>
-          <w:rFonts w:hint="default" w:ascii="Times New Roman" w:hAnsi="Times New Roman" w:cs="Times New Roman"/>
-          <w:color w:val="7B0000"/>
+          <w:color w:val="auto"/>
+        </w:rPr>
+      </w:pPr>
+      <w:r>
+        <w:rPr>
+          <w:rFonts w:hint="default" w:ascii="Times New Roman" w:hAnsi="Times New Roman" w:cs="Times New Roman"/>
+          <w:color w:val="auto"/>
           <w:sz w:val="20"/>
           <w:szCs w:val="20"/>
           <w:shd w:val="clear" w:color="auto" w:fill="F0F4F8"/>
@@ -3914,12 +4079,13 @@
         <w:ind w:left="1517"/>
         <w:rPr>
           <w:rFonts w:hint="default" w:ascii="Times New Roman" w:hAnsi="Times New Roman" w:cs="Times New Roman"/>
-        </w:rPr>
-      </w:pPr>
-      <w:r>
-        <w:rPr>
-          <w:rFonts w:hint="default" w:ascii="Times New Roman" w:hAnsi="Times New Roman" w:cs="Times New Roman"/>
-          <w:color w:val="7B0000"/>
+          <w:color w:val="auto"/>
+        </w:rPr>
+      </w:pPr>
+      <w:r>
+        <w:rPr>
+          <w:rFonts w:hint="default" w:ascii="Times New Roman" w:hAnsi="Times New Roman" w:cs="Times New Roman"/>
+          <w:color w:val="auto"/>
           <w:sz w:val="20"/>
           <w:szCs w:val="20"/>
           <w:shd w:val="clear" w:color="auto" w:fill="F0F4F8"/>
@@ -3934,12 +4100,13 @@
         <w:ind w:left="1042"/>
         <w:rPr>
           <w:rFonts w:hint="default" w:ascii="Times New Roman" w:hAnsi="Times New Roman" w:cs="Times New Roman"/>
-        </w:rPr>
-      </w:pPr>
-      <w:r>
-        <w:rPr>
-          <w:rFonts w:hint="default" w:ascii="Times New Roman" w:hAnsi="Times New Roman" w:cs="Times New Roman"/>
-          <w:color w:val="7B0000"/>
+          <w:color w:val="auto"/>
+        </w:rPr>
+      </w:pPr>
+      <w:r>
+        <w:rPr>
+          <w:rFonts w:hint="default" w:ascii="Times New Roman" w:hAnsi="Times New Roman" w:cs="Times New Roman"/>
+          <w:color w:val="auto"/>
           <w:sz w:val="20"/>
           <w:szCs w:val="20"/>
           <w:shd w:val="clear" w:color="auto" w:fill="F0F4F8"/>
@@ -3954,12 +4121,13 @@
         <w:ind w:left="1042" w:right="837" w:firstLine="475"/>
         <w:rPr>
           <w:rFonts w:hint="default" w:ascii="Times New Roman" w:hAnsi="Times New Roman" w:cs="Times New Roman"/>
-        </w:rPr>
-      </w:pPr>
-      <w:r>
-        <w:rPr>
-          <w:rFonts w:hint="default" w:ascii="Times New Roman" w:hAnsi="Times New Roman" w:cs="Times New Roman"/>
-          <w:color w:val="7B0000"/>
+          <w:color w:val="auto"/>
+        </w:rPr>
+      </w:pPr>
+      <w:r>
+        <w:rPr>
+          <w:rFonts w:hint="default" w:ascii="Times New Roman" w:hAnsi="Times New Roman" w:cs="Times New Roman"/>
+          <w:color w:val="auto"/>
           <w:sz w:val="20"/>
           <w:szCs w:val="20"/>
           <w:shd w:val="clear" w:color="auto" w:fill="F0F4F8"/>
@@ -3974,12 +4142,13 @@
         <w:ind w:left="574"/>
         <w:rPr>
           <w:rFonts w:hint="default" w:ascii="Times New Roman" w:hAnsi="Times New Roman" w:cs="Times New Roman"/>
-        </w:rPr>
-      </w:pPr>
-      <w:r>
-        <w:rPr>
-          <w:rFonts w:hint="default" w:ascii="Times New Roman" w:hAnsi="Times New Roman" w:cs="Times New Roman"/>
-          <w:color w:val="7B0000"/>
+          <w:color w:val="auto"/>
+        </w:rPr>
+      </w:pPr>
+      <w:r>
+        <w:rPr>
+          <w:rFonts w:hint="default" w:ascii="Times New Roman" w:hAnsi="Times New Roman" w:cs="Times New Roman"/>
+          <w:color w:val="auto"/>
           <w:sz w:val="20"/>
           <w:szCs w:val="20"/>
           <w:shd w:val="clear" w:color="auto" w:fill="F0F4F8"/>
@@ -3994,12 +4163,13 @@
         <w:ind w:left="1037"/>
         <w:rPr>
           <w:rFonts w:hint="default" w:ascii="Times New Roman" w:hAnsi="Times New Roman" w:cs="Times New Roman"/>
-        </w:rPr>
-      </w:pPr>
-      <w:r>
-        <w:rPr>
-          <w:rFonts w:hint="default" w:ascii="Times New Roman" w:hAnsi="Times New Roman" w:cs="Times New Roman"/>
-          <w:color w:val="7B0000"/>
+          <w:color w:val="auto"/>
+        </w:rPr>
+      </w:pPr>
+      <w:r>
+        <w:rPr>
+          <w:rFonts w:hint="default" w:ascii="Times New Roman" w:hAnsi="Times New Roman" w:cs="Times New Roman"/>
+          <w:color w:val="auto"/>
           <w:sz w:val="20"/>
           <w:szCs w:val="20"/>
           <w:shd w:val="clear" w:color="auto" w:fill="F0F4F8"/>
@@ -4014,12 +4184,13 @@
         <w:jc w:val="center"/>
         <w:rPr>
           <w:rFonts w:hint="default" w:ascii="Times New Roman" w:hAnsi="Times New Roman" w:cs="Times New Roman"/>
-        </w:rPr>
-      </w:pPr>
-      <w:r>
-        <w:rPr>
-          <w:rFonts w:hint="default" w:ascii="Times New Roman" w:hAnsi="Times New Roman" w:cs="Times New Roman"/>
-          <w:color w:val="7B0000"/>
+          <w:color w:val="auto"/>
+        </w:rPr>
+      </w:pPr>
+      <w:r>
+        <w:rPr>
+          <w:rFonts w:hint="default" w:ascii="Times New Roman" w:hAnsi="Times New Roman" w:cs="Times New Roman"/>
+          <w:color w:val="auto"/>
           <w:sz w:val="20"/>
           <w:szCs w:val="20"/>
           <w:shd w:val="clear" w:color="auto" w:fill="F0F4F8"/>
@@ -4034,12 +4205,13 @@
         <w:ind w:left="571"/>
         <w:rPr>
           <w:rFonts w:hint="default" w:ascii="Times New Roman" w:hAnsi="Times New Roman" w:cs="Times New Roman"/>
-        </w:rPr>
-      </w:pPr>
-      <w:r>
-        <w:rPr>
-          <w:rFonts w:hint="default" w:ascii="Times New Roman" w:hAnsi="Times New Roman" w:cs="Times New Roman"/>
-          <w:color w:val="7B0000"/>
+          <w:color w:val="auto"/>
+        </w:rPr>
+      </w:pPr>
+      <w:r>
+        <w:rPr>
+          <w:rFonts w:hint="default" w:ascii="Times New Roman" w:hAnsi="Times New Roman" w:cs="Times New Roman"/>
+          <w:color w:val="auto"/>
           <w:sz w:val="20"/>
           <w:szCs w:val="20"/>
           <w:shd w:val="clear" w:color="auto" w:fill="F0F4F8"/>
@@ -4054,12 +4226,13 @@
         <w:ind w:left="574"/>
         <w:rPr>
           <w:rFonts w:hint="default" w:ascii="Times New Roman" w:hAnsi="Times New Roman" w:cs="Times New Roman"/>
-        </w:rPr>
-      </w:pPr>
-      <w:r>
-        <w:rPr>
-          <w:rFonts w:hint="default" w:ascii="Times New Roman" w:hAnsi="Times New Roman" w:cs="Times New Roman"/>
-          <w:color w:val="7B0000"/>
+          <w:color w:val="auto"/>
+        </w:rPr>
+      </w:pPr>
+      <w:r>
+        <w:rPr>
+          <w:rFonts w:hint="default" w:ascii="Times New Roman" w:hAnsi="Times New Roman" w:cs="Times New Roman"/>
+          <w:color w:val="auto"/>
           <w:sz w:val="20"/>
           <w:szCs w:val="20"/>
           <w:shd w:val="clear" w:color="auto" w:fill="F0F4F8"/>
@@ -4074,16 +4247,16 @@
         <w:ind w:left="587"/>
         <w:rPr>
           <w:rFonts w:hint="default" w:ascii="Times New Roman" w:hAnsi="Times New Roman" w:cs="Times New Roman"/>
-          <w:color w:val="7B0000"/>
-          <w:sz w:val="20"/>
-          <w:szCs w:val="20"/>
-          <w:shd w:val="clear" w:color="auto" w:fill="F0F4F8"/>
-        </w:rPr>
-      </w:pPr>
-      <w:r>
-        <w:rPr>
-          <w:rFonts w:hint="default" w:ascii="Times New Roman" w:hAnsi="Times New Roman" w:cs="Times New Roman"/>
-          <w:color w:val="7B0000"/>
+          <w:color w:val="auto"/>
+          <w:sz w:val="20"/>
+          <w:szCs w:val="20"/>
+          <w:shd w:val="clear" w:color="auto" w:fill="F0F4F8"/>
+        </w:rPr>
+      </w:pPr>
+      <w:r>
+        <w:rPr>
+          <w:rFonts w:hint="default" w:ascii="Times New Roman" w:hAnsi="Times New Roman" w:cs="Times New Roman"/>
+          <w:color w:val="auto"/>
           <w:sz w:val="20"/>
           <w:szCs w:val="20"/>
           <w:shd w:val="clear" w:color="auto" w:fill="F0F4F8"/>
@@ -4098,11 +4271,13 @@
         <w:ind w:left="587"/>
         <w:rPr>
           <w:rFonts w:hint="default" w:ascii="Times New Roman" w:hAnsi="Times New Roman" w:cs="Times New Roman"/>
-        </w:rPr>
-      </w:pPr>
-      <w:r>
-        <w:rPr>
-          <w:rFonts w:hint="default" w:ascii="Times New Roman" w:hAnsi="Times New Roman" w:cs="Times New Roman"/>
+          <w:color w:val="auto"/>
+        </w:rPr>
+      </w:pPr>
+      <w:r>
+        <w:rPr>
+          <w:rFonts w:hint="default" w:ascii="Times New Roman" w:hAnsi="Times New Roman" w:cs="Times New Roman"/>
+          <w:color w:val="auto"/>
         </w:rPr>
         <w:drawing>
           <wp:inline distT="0" distB="0" distL="0" distR="0">
@@ -4147,6 +4322,7 @@
       <w:pPr>
         <w:rPr>
           <w:rFonts w:hint="default" w:ascii="Times New Roman" w:hAnsi="Times New Roman" w:cs="Times New Roman"/>
+          <w:color w:val="auto"/>
           <w:sz w:val="32"/>
           <w:szCs w:val="32"/>
         </w:rPr>
@@ -4156,6 +4332,7 @@
       <w:pPr>
         <w:rPr>
           <w:rFonts w:hint="default" w:ascii="Times New Roman" w:hAnsi="Times New Roman" w:cs="Times New Roman"/>
+          <w:color w:val="auto"/>
         </w:rPr>
       </w:pPr>
       <w:r>
@@ -4163,12 +4340,14 @@
           <w:rFonts w:hint="default" w:ascii="Times New Roman" w:hAnsi="Times New Roman" w:cs="Times New Roman"/>
           <w:b/>
           <w:bCs/>
+          <w:color w:val="auto"/>
         </w:rPr>
         <w:t xml:space="preserve">Câu 2: </w:t>
       </w:r>
       <w:r>
         <w:rPr>
           <w:rFonts w:hint="default" w:ascii="Times New Roman" w:hAnsi="Times New Roman" w:cs="Times New Roman"/>
+          <w:color w:val="auto"/>
         </w:rPr>
         <w:t>Nhập mã sinh viên + mã lớp → in điểm chữ bằng CASE; xử lý lỗi khi mã không tồn tại </w:t>
       </w:r>
@@ -4180,14 +4359,15 @@
         <w:ind w:left="583"/>
         <w:rPr>
           <w:rFonts w:hint="default" w:ascii="Times New Roman" w:hAnsi="Times New Roman" w:cs="Times New Roman"/>
-          <w:sz w:val="22"/>
-          <w:szCs w:val="22"/>
-        </w:rPr>
-      </w:pPr>
-      <w:r>
-        <w:rPr>
-          <w:rFonts w:hint="default" w:ascii="Times New Roman" w:hAnsi="Times New Roman" w:cs="Times New Roman"/>
-          <w:color w:val="7B0000"/>
+          <w:color w:val="auto"/>
+          <w:sz w:val="22"/>
+          <w:szCs w:val="22"/>
+        </w:rPr>
+      </w:pPr>
+      <w:r>
+        <w:rPr>
+          <w:rFonts w:hint="default" w:ascii="Times New Roman" w:hAnsi="Times New Roman" w:cs="Times New Roman"/>
+          <w:color w:val="auto"/>
           <w:sz w:val="18"/>
           <w:szCs w:val="18"/>
           <w:shd w:val="clear" w:color="auto" w:fill="F0F4F8"/>
@@ -4202,14 +4382,15 @@
         <w:ind w:left="580"/>
         <w:rPr>
           <w:rFonts w:hint="default" w:ascii="Times New Roman" w:hAnsi="Times New Roman" w:cs="Times New Roman"/>
-          <w:sz w:val="22"/>
-          <w:szCs w:val="22"/>
-        </w:rPr>
-      </w:pPr>
-      <w:r>
-        <w:rPr>
-          <w:rFonts w:hint="default" w:ascii="Times New Roman" w:hAnsi="Times New Roman" w:cs="Times New Roman"/>
-          <w:color w:val="7B0000"/>
+          <w:color w:val="auto"/>
+          <w:sz w:val="22"/>
+          <w:szCs w:val="22"/>
+        </w:rPr>
+      </w:pPr>
+      <w:r>
+        <w:rPr>
+          <w:rFonts w:hint="default" w:ascii="Times New Roman" w:hAnsi="Times New Roman" w:cs="Times New Roman"/>
+          <w:color w:val="auto"/>
           <w:sz w:val="18"/>
           <w:szCs w:val="18"/>
           <w:shd w:val="clear" w:color="auto" w:fill="F0F4F8"/>
@@ -4224,14 +4405,15 @@
         <w:ind w:left="1039"/>
         <w:rPr>
           <w:rFonts w:hint="default" w:ascii="Times New Roman" w:hAnsi="Times New Roman" w:cs="Times New Roman"/>
-          <w:sz w:val="22"/>
-          <w:szCs w:val="22"/>
-        </w:rPr>
-      </w:pPr>
-      <w:r>
-        <w:rPr>
-          <w:rFonts w:hint="default" w:ascii="Times New Roman" w:hAnsi="Times New Roman" w:cs="Times New Roman"/>
-          <w:color w:val="7B0000"/>
+          <w:color w:val="auto"/>
+          <w:sz w:val="22"/>
+          <w:szCs w:val="22"/>
+        </w:rPr>
+      </w:pPr>
+      <w:r>
+        <w:rPr>
+          <w:rFonts w:hint="default" w:ascii="Times New Roman" w:hAnsi="Times New Roman" w:cs="Times New Roman"/>
+          <w:color w:val="auto"/>
           <w:sz w:val="18"/>
           <w:szCs w:val="18"/>
           <w:shd w:val="clear" w:color="auto" w:fill="F0F4F8"/>
@@ -4246,14 +4428,15 @@
         <w:ind w:left="1039"/>
         <w:rPr>
           <w:rFonts w:hint="default" w:ascii="Times New Roman" w:hAnsi="Times New Roman" w:cs="Times New Roman"/>
-          <w:sz w:val="22"/>
-          <w:szCs w:val="22"/>
-        </w:rPr>
-      </w:pPr>
-      <w:r>
-        <w:rPr>
-          <w:rFonts w:hint="default" w:ascii="Times New Roman" w:hAnsi="Times New Roman" w:cs="Times New Roman"/>
-          <w:color w:val="7B0000"/>
+          <w:color w:val="auto"/>
+          <w:sz w:val="22"/>
+          <w:szCs w:val="22"/>
+        </w:rPr>
+      </w:pPr>
+      <w:r>
+        <w:rPr>
+          <w:rFonts w:hint="default" w:ascii="Times New Roman" w:hAnsi="Times New Roman" w:cs="Times New Roman"/>
+          <w:color w:val="auto"/>
           <w:sz w:val="18"/>
           <w:szCs w:val="18"/>
           <w:shd w:val="clear" w:color="auto" w:fill="F0F4F8"/>
@@ -4268,14 +4451,15 @@
         <w:ind w:left="1039"/>
         <w:rPr>
           <w:rFonts w:hint="default" w:ascii="Times New Roman" w:hAnsi="Times New Roman" w:cs="Times New Roman"/>
-          <w:sz w:val="22"/>
-          <w:szCs w:val="22"/>
-        </w:rPr>
-      </w:pPr>
-      <w:r>
-        <w:rPr>
-          <w:rFonts w:hint="default" w:ascii="Times New Roman" w:hAnsi="Times New Roman" w:cs="Times New Roman"/>
-          <w:color w:val="7B0000"/>
+          <w:color w:val="auto"/>
+          <w:sz w:val="22"/>
+          <w:szCs w:val="22"/>
+        </w:rPr>
+      </w:pPr>
+      <w:r>
+        <w:rPr>
+          <w:rFonts w:hint="default" w:ascii="Times New Roman" w:hAnsi="Times New Roman" w:cs="Times New Roman"/>
+          <w:color w:val="auto"/>
           <w:sz w:val="18"/>
           <w:szCs w:val="18"/>
           <w:shd w:val="clear" w:color="auto" w:fill="F0F4F8"/>
@@ -4290,14 +4474,15 @@
         <w:ind w:left="1039"/>
         <w:rPr>
           <w:rFonts w:hint="default" w:ascii="Times New Roman" w:hAnsi="Times New Roman" w:cs="Times New Roman"/>
-          <w:sz w:val="22"/>
-          <w:szCs w:val="22"/>
-        </w:rPr>
-      </w:pPr>
-      <w:r>
-        <w:rPr>
-          <w:rFonts w:hint="default" w:ascii="Times New Roman" w:hAnsi="Times New Roman" w:cs="Times New Roman"/>
-          <w:color w:val="7B0000"/>
+          <w:color w:val="auto"/>
+          <w:sz w:val="22"/>
+          <w:szCs w:val="22"/>
+        </w:rPr>
+      </w:pPr>
+      <w:r>
+        <w:rPr>
+          <w:rFonts w:hint="default" w:ascii="Times New Roman" w:hAnsi="Times New Roman" w:cs="Times New Roman"/>
+          <w:color w:val="auto"/>
           <w:sz w:val="18"/>
           <w:szCs w:val="18"/>
           <w:shd w:val="clear" w:color="auto" w:fill="F0F4F8"/>
@@ -4312,14 +4497,15 @@
         <w:ind w:left="1039"/>
         <w:rPr>
           <w:rFonts w:hint="default" w:ascii="Times New Roman" w:hAnsi="Times New Roman" w:cs="Times New Roman"/>
-          <w:sz w:val="22"/>
-          <w:szCs w:val="22"/>
-        </w:rPr>
-      </w:pPr>
-      <w:r>
-        <w:rPr>
-          <w:rFonts w:hint="default" w:ascii="Times New Roman" w:hAnsi="Times New Roman" w:cs="Times New Roman"/>
-          <w:color w:val="7B0000"/>
+          <w:color w:val="auto"/>
+          <w:sz w:val="22"/>
+          <w:szCs w:val="22"/>
+        </w:rPr>
+      </w:pPr>
+      <w:r>
+        <w:rPr>
+          <w:rFonts w:hint="default" w:ascii="Times New Roman" w:hAnsi="Times New Roman" w:cs="Times New Roman"/>
+          <w:color w:val="auto"/>
           <w:sz w:val="18"/>
           <w:szCs w:val="18"/>
           <w:shd w:val="clear" w:color="auto" w:fill="F0F4F8"/>
@@ -4334,14 +4520,15 @@
         <w:ind w:left="573"/>
         <w:rPr>
           <w:rFonts w:hint="default" w:ascii="Times New Roman" w:hAnsi="Times New Roman" w:cs="Times New Roman"/>
-          <w:sz w:val="22"/>
-          <w:szCs w:val="22"/>
-        </w:rPr>
-      </w:pPr>
-      <w:r>
-        <w:rPr>
-          <w:rFonts w:hint="default" w:ascii="Times New Roman" w:hAnsi="Times New Roman" w:cs="Times New Roman"/>
-          <w:color w:val="7B0000"/>
+          <w:color w:val="auto"/>
+          <w:sz w:val="22"/>
+          <w:szCs w:val="22"/>
+        </w:rPr>
+      </w:pPr>
+      <w:r>
+        <w:rPr>
+          <w:rFonts w:hint="default" w:ascii="Times New Roman" w:hAnsi="Times New Roman" w:cs="Times New Roman"/>
+          <w:color w:val="auto"/>
           <w:sz w:val="18"/>
           <w:szCs w:val="18"/>
           <w:shd w:val="clear" w:color="auto" w:fill="F0F4F8"/>
@@ -4356,14 +4543,15 @@
         <w:ind w:left="1051"/>
         <w:rPr>
           <w:rFonts w:hint="default" w:ascii="Times New Roman" w:hAnsi="Times New Roman" w:cs="Times New Roman"/>
-          <w:sz w:val="22"/>
-          <w:szCs w:val="22"/>
-        </w:rPr>
-      </w:pPr>
-      <w:r>
-        <w:rPr>
-          <w:rFonts w:hint="default" w:ascii="Times New Roman" w:hAnsi="Times New Roman" w:cs="Times New Roman"/>
-          <w:color w:val="7B0000"/>
+          <w:color w:val="auto"/>
+          <w:sz w:val="22"/>
+          <w:szCs w:val="22"/>
+        </w:rPr>
+      </w:pPr>
+      <w:r>
+        <w:rPr>
+          <w:rFonts w:hint="default" w:ascii="Times New Roman" w:hAnsi="Times New Roman" w:cs="Times New Roman"/>
+          <w:color w:val="auto"/>
           <w:sz w:val="18"/>
           <w:szCs w:val="18"/>
           <w:shd w:val="clear" w:color="auto" w:fill="F0F4F8"/>
@@ -4378,14 +4566,15 @@
         <w:ind w:left="1051"/>
         <w:rPr>
           <w:rFonts w:hint="default" w:ascii="Times New Roman" w:hAnsi="Times New Roman" w:cs="Times New Roman"/>
-          <w:sz w:val="22"/>
-          <w:szCs w:val="22"/>
-        </w:rPr>
-      </w:pPr>
-      <w:r>
-        <w:rPr>
-          <w:rFonts w:hint="default" w:ascii="Times New Roman" w:hAnsi="Times New Roman" w:cs="Times New Roman"/>
-          <w:color w:val="7B0000"/>
+          <w:color w:val="auto"/>
+          <w:sz w:val="22"/>
+          <w:szCs w:val="22"/>
+        </w:rPr>
+      </w:pPr>
+      <w:r>
+        <w:rPr>
+          <w:rFonts w:hint="default" w:ascii="Times New Roman" w:hAnsi="Times New Roman" w:cs="Times New Roman"/>
+          <w:color w:val="auto"/>
           <w:sz w:val="18"/>
           <w:szCs w:val="18"/>
           <w:shd w:val="clear" w:color="auto" w:fill="F0F4F8"/>
@@ -4400,14 +4589,15 @@
         <w:ind w:left="1049"/>
         <w:rPr>
           <w:rFonts w:hint="default" w:ascii="Times New Roman" w:hAnsi="Times New Roman" w:cs="Times New Roman"/>
-          <w:sz w:val="22"/>
-          <w:szCs w:val="22"/>
-        </w:rPr>
-      </w:pPr>
-      <w:r>
-        <w:rPr>
-          <w:rFonts w:hint="default" w:ascii="Times New Roman" w:hAnsi="Times New Roman" w:cs="Times New Roman"/>
-          <w:color w:val="7B0000"/>
+          <w:color w:val="auto"/>
+          <w:sz w:val="22"/>
+          <w:szCs w:val="22"/>
+        </w:rPr>
+      </w:pPr>
+      <w:r>
+        <w:rPr>
+          <w:rFonts w:hint="default" w:ascii="Times New Roman" w:hAnsi="Times New Roman" w:cs="Times New Roman"/>
+          <w:color w:val="auto"/>
           <w:sz w:val="18"/>
           <w:szCs w:val="18"/>
           <w:shd w:val="clear" w:color="auto" w:fill="F0F4F8"/>
@@ -4422,14 +4612,15 @@
         <w:ind w:left="26" w:right="332" w:hanging="1029"/>
         <w:rPr>
           <w:rFonts w:hint="default" w:ascii="Times New Roman" w:hAnsi="Times New Roman" w:cs="Times New Roman"/>
-          <w:sz w:val="22"/>
-          <w:szCs w:val="22"/>
-        </w:rPr>
-      </w:pPr>
-      <w:r>
-        <w:rPr>
-          <w:rFonts w:hint="default" w:ascii="Times New Roman" w:hAnsi="Times New Roman" w:cs="Times New Roman"/>
-          <w:color w:val="7B0000"/>
+          <w:color w:val="auto"/>
+          <w:sz w:val="22"/>
+          <w:szCs w:val="22"/>
+        </w:rPr>
+      </w:pPr>
+      <w:r>
+        <w:rPr>
+          <w:rFonts w:hint="default" w:ascii="Times New Roman" w:hAnsi="Times New Roman" w:cs="Times New Roman"/>
+          <w:color w:val="auto"/>
           <w:sz w:val="18"/>
           <w:szCs w:val="18"/>
           <w:shd w:val="clear" w:color="auto" w:fill="F0F4F8"/>
@@ -4444,14 +4635,15 @@
         <w:ind w:left="579" w:right="720" w:firstLine="937"/>
         <w:rPr>
           <w:rFonts w:hint="default" w:ascii="Times New Roman" w:hAnsi="Times New Roman" w:cs="Times New Roman"/>
-          <w:sz w:val="22"/>
-          <w:szCs w:val="22"/>
-        </w:rPr>
-      </w:pPr>
-      <w:r>
-        <w:rPr>
-          <w:rFonts w:hint="default" w:ascii="Times New Roman" w:hAnsi="Times New Roman" w:cs="Times New Roman"/>
-          <w:color w:val="7B0000"/>
+          <w:color w:val="auto"/>
+          <w:sz w:val="22"/>
+          <w:szCs w:val="22"/>
+        </w:rPr>
+      </w:pPr>
+      <w:r>
+        <w:rPr>
+          <w:rFonts w:hint="default" w:ascii="Times New Roman" w:hAnsi="Times New Roman" w:cs="Times New Roman"/>
+          <w:color w:val="auto"/>
           <w:sz w:val="18"/>
           <w:szCs w:val="18"/>
           <w:shd w:val="clear" w:color="auto" w:fill="F0F4F8"/>
@@ -4466,14 +4658,15 @@
         <w:ind w:left="1510"/>
         <w:rPr>
           <w:rFonts w:hint="default" w:ascii="Times New Roman" w:hAnsi="Times New Roman" w:cs="Times New Roman"/>
-          <w:sz w:val="22"/>
-          <w:szCs w:val="22"/>
-        </w:rPr>
-      </w:pPr>
-      <w:r>
-        <w:rPr>
-          <w:rFonts w:hint="default" w:ascii="Times New Roman" w:hAnsi="Times New Roman" w:cs="Times New Roman"/>
-          <w:color w:val="7B0000"/>
+          <w:color w:val="auto"/>
+          <w:sz w:val="22"/>
+          <w:szCs w:val="22"/>
+        </w:rPr>
+      </w:pPr>
+      <w:r>
+        <w:rPr>
+          <w:rFonts w:hint="default" w:ascii="Times New Roman" w:hAnsi="Times New Roman" w:cs="Times New Roman"/>
+          <w:color w:val="auto"/>
           <w:sz w:val="18"/>
           <w:szCs w:val="18"/>
           <w:shd w:val="clear" w:color="auto" w:fill="F0F4F8"/>
@@ -4488,14 +4681,15 @@
         <w:ind w:left="1042"/>
         <w:rPr>
           <w:rFonts w:hint="default" w:ascii="Times New Roman" w:hAnsi="Times New Roman" w:cs="Times New Roman"/>
-          <w:sz w:val="22"/>
-          <w:szCs w:val="22"/>
-        </w:rPr>
-      </w:pPr>
-      <w:r>
-        <w:rPr>
-          <w:rFonts w:hint="default" w:ascii="Times New Roman" w:hAnsi="Times New Roman" w:cs="Times New Roman"/>
-          <w:color w:val="7B0000"/>
+          <w:color w:val="auto"/>
+          <w:sz w:val="22"/>
+          <w:szCs w:val="22"/>
+        </w:rPr>
+      </w:pPr>
+      <w:r>
+        <w:rPr>
+          <w:rFonts w:hint="default" w:ascii="Times New Roman" w:hAnsi="Times New Roman" w:cs="Times New Roman"/>
+          <w:color w:val="auto"/>
           <w:sz w:val="18"/>
           <w:szCs w:val="18"/>
           <w:shd w:val="clear" w:color="auto" w:fill="F0F4F8"/>
@@ -4510,14 +4704,15 @@
         <w:ind w:left="1051"/>
         <w:rPr>
           <w:rFonts w:hint="default" w:ascii="Times New Roman" w:hAnsi="Times New Roman" w:cs="Times New Roman"/>
-          <w:sz w:val="22"/>
-          <w:szCs w:val="22"/>
-        </w:rPr>
-      </w:pPr>
-      <w:r>
-        <w:rPr>
-          <w:rFonts w:hint="default" w:ascii="Times New Roman" w:hAnsi="Times New Roman" w:cs="Times New Roman"/>
-          <w:color w:val="7B0000"/>
+          <w:color w:val="auto"/>
+          <w:sz w:val="22"/>
+          <w:szCs w:val="22"/>
+        </w:rPr>
+      </w:pPr>
+      <w:r>
+        <w:rPr>
+          <w:rFonts w:hint="default" w:ascii="Times New Roman" w:hAnsi="Times New Roman" w:cs="Times New Roman"/>
+          <w:color w:val="auto"/>
           <w:sz w:val="18"/>
           <w:szCs w:val="18"/>
           <w:shd w:val="clear" w:color="auto" w:fill="F0F4F8"/>
@@ -4532,14 +4727,15 @@
         <w:ind w:left="1051"/>
         <w:rPr>
           <w:rFonts w:hint="default" w:ascii="Times New Roman" w:hAnsi="Times New Roman" w:cs="Times New Roman"/>
-          <w:sz w:val="22"/>
-          <w:szCs w:val="22"/>
-        </w:rPr>
-      </w:pPr>
-      <w:r>
-        <w:rPr>
-          <w:rFonts w:hint="default" w:ascii="Times New Roman" w:hAnsi="Times New Roman" w:cs="Times New Roman"/>
-          <w:color w:val="7B0000"/>
+          <w:color w:val="auto"/>
+          <w:sz w:val="22"/>
+          <w:szCs w:val="22"/>
+        </w:rPr>
+      </w:pPr>
+      <w:r>
+        <w:rPr>
+          <w:rFonts w:hint="default" w:ascii="Times New Roman" w:hAnsi="Times New Roman" w:cs="Times New Roman"/>
+          <w:color w:val="auto"/>
           <w:sz w:val="18"/>
           <w:szCs w:val="18"/>
           <w:shd w:val="clear" w:color="auto" w:fill="F0F4F8"/>
@@ -4554,14 +4750,15 @@
         <w:ind w:left="1049"/>
         <w:rPr>
           <w:rFonts w:hint="default" w:ascii="Times New Roman" w:hAnsi="Times New Roman" w:cs="Times New Roman"/>
-          <w:sz w:val="22"/>
-          <w:szCs w:val="22"/>
-        </w:rPr>
-      </w:pPr>
-      <w:r>
-        <w:rPr>
-          <w:rFonts w:hint="default" w:ascii="Times New Roman" w:hAnsi="Times New Roman" w:cs="Times New Roman"/>
-          <w:color w:val="7B0000"/>
+          <w:color w:val="auto"/>
+          <w:sz w:val="22"/>
+          <w:szCs w:val="22"/>
+        </w:rPr>
+      </w:pPr>
+      <w:r>
+        <w:rPr>
+          <w:rFonts w:hint="default" w:ascii="Times New Roman" w:hAnsi="Times New Roman" w:cs="Times New Roman"/>
+          <w:color w:val="auto"/>
           <w:sz w:val="18"/>
           <w:szCs w:val="18"/>
           <w:shd w:val="clear" w:color="auto" w:fill="F0F4F8"/>
@@ -4576,14 +4773,15 @@
         <w:ind w:left="1055"/>
         <w:rPr>
           <w:rFonts w:hint="default" w:ascii="Times New Roman" w:hAnsi="Times New Roman" w:cs="Times New Roman"/>
-          <w:sz w:val="22"/>
-          <w:szCs w:val="22"/>
-        </w:rPr>
-      </w:pPr>
-      <w:r>
-        <w:rPr>
-          <w:rFonts w:hint="default" w:ascii="Times New Roman" w:hAnsi="Times New Roman" w:cs="Times New Roman"/>
-          <w:color w:val="7B0000"/>
+          <w:color w:val="auto"/>
+          <w:sz w:val="22"/>
+          <w:szCs w:val="22"/>
+        </w:rPr>
+      </w:pPr>
+      <w:r>
+        <w:rPr>
+          <w:rFonts w:hint="default" w:ascii="Times New Roman" w:hAnsi="Times New Roman" w:cs="Times New Roman"/>
+          <w:color w:val="auto"/>
           <w:sz w:val="18"/>
           <w:szCs w:val="18"/>
           <w:shd w:val="clear" w:color="auto" w:fill="F0F4F8"/>
@@ -4598,14 +4796,15 @@
         <w:ind w:left="1510" w:right="486" w:firstLine="7"/>
         <w:rPr>
           <w:rFonts w:hint="default" w:ascii="Times New Roman" w:hAnsi="Times New Roman" w:cs="Times New Roman"/>
-          <w:sz w:val="22"/>
-          <w:szCs w:val="22"/>
-        </w:rPr>
-      </w:pPr>
-      <w:r>
-        <w:rPr>
-          <w:rFonts w:hint="default" w:ascii="Times New Roman" w:hAnsi="Times New Roman" w:cs="Times New Roman"/>
-          <w:color w:val="7B0000"/>
+          <w:color w:val="auto"/>
+          <w:sz w:val="22"/>
+          <w:szCs w:val="22"/>
+        </w:rPr>
+      </w:pPr>
+      <w:r>
+        <w:rPr>
+          <w:rFonts w:hint="default" w:ascii="Times New Roman" w:hAnsi="Times New Roman" w:cs="Times New Roman"/>
+          <w:color w:val="auto"/>
           <w:sz w:val="18"/>
           <w:szCs w:val="18"/>
           <w:shd w:val="clear" w:color="auto" w:fill="F0F4F8"/>
@@ -4620,14 +4819,15 @@
         <w:ind w:left="1042"/>
         <w:rPr>
           <w:rFonts w:hint="default" w:ascii="Times New Roman" w:hAnsi="Times New Roman" w:cs="Times New Roman"/>
-          <w:sz w:val="22"/>
-          <w:szCs w:val="22"/>
-        </w:rPr>
-      </w:pPr>
-      <w:r>
-        <w:rPr>
-          <w:rFonts w:hint="default" w:ascii="Times New Roman" w:hAnsi="Times New Roman" w:cs="Times New Roman"/>
-          <w:color w:val="7B0000"/>
+          <w:color w:val="auto"/>
+          <w:sz w:val="22"/>
+          <w:szCs w:val="22"/>
+        </w:rPr>
+      </w:pPr>
+      <w:r>
+        <w:rPr>
+          <w:rFonts w:hint="default" w:ascii="Times New Roman" w:hAnsi="Times New Roman" w:cs="Times New Roman"/>
+          <w:color w:val="auto"/>
           <w:sz w:val="18"/>
           <w:szCs w:val="18"/>
           <w:shd w:val="clear" w:color="auto" w:fill="F0F4F8"/>
@@ -4642,14 +4842,15 @@
         <w:ind w:left="1051"/>
         <w:rPr>
           <w:rFonts w:hint="default" w:ascii="Times New Roman" w:hAnsi="Times New Roman" w:cs="Times New Roman"/>
-          <w:sz w:val="22"/>
-          <w:szCs w:val="22"/>
-        </w:rPr>
-      </w:pPr>
-      <w:r>
-        <w:rPr>
-          <w:rFonts w:hint="default" w:ascii="Times New Roman" w:hAnsi="Times New Roman" w:cs="Times New Roman"/>
-          <w:color w:val="7B0000"/>
+          <w:color w:val="auto"/>
+          <w:sz w:val="22"/>
+          <w:szCs w:val="22"/>
+        </w:rPr>
+      </w:pPr>
+      <w:r>
+        <w:rPr>
+          <w:rFonts w:hint="default" w:ascii="Times New Roman" w:hAnsi="Times New Roman" w:cs="Times New Roman"/>
+          <w:color w:val="auto"/>
           <w:sz w:val="18"/>
           <w:szCs w:val="18"/>
           <w:shd w:val="clear" w:color="auto" w:fill="F0F4F8"/>
@@ -4664,14 +4865,15 @@
         <w:ind w:left="1051"/>
         <w:rPr>
           <w:rFonts w:hint="default" w:ascii="Times New Roman" w:hAnsi="Times New Roman" w:cs="Times New Roman"/>
-          <w:sz w:val="22"/>
-          <w:szCs w:val="22"/>
-        </w:rPr>
-      </w:pPr>
-      <w:r>
-        <w:rPr>
-          <w:rFonts w:hint="default" w:ascii="Times New Roman" w:hAnsi="Times New Roman" w:cs="Times New Roman"/>
-          <w:color w:val="7B0000"/>
+          <w:color w:val="auto"/>
+          <w:sz w:val="22"/>
+          <w:szCs w:val="22"/>
+        </w:rPr>
+      </w:pPr>
+      <w:r>
+        <w:rPr>
+          <w:rFonts w:hint="default" w:ascii="Times New Roman" w:hAnsi="Times New Roman" w:cs="Times New Roman"/>
+          <w:color w:val="auto"/>
           <w:sz w:val="18"/>
           <w:szCs w:val="18"/>
           <w:shd w:val="clear" w:color="auto" w:fill="F0F4F8"/>
@@ -4686,14 +4888,15 @@
         <w:ind w:left="1055"/>
         <w:rPr>
           <w:rFonts w:hint="default" w:ascii="Times New Roman" w:hAnsi="Times New Roman" w:cs="Times New Roman"/>
-          <w:sz w:val="22"/>
-          <w:szCs w:val="22"/>
-        </w:rPr>
-      </w:pPr>
-      <w:r>
-        <w:rPr>
-          <w:rFonts w:hint="default" w:ascii="Times New Roman" w:hAnsi="Times New Roman" w:cs="Times New Roman"/>
-          <w:color w:val="7B0000"/>
+          <w:color w:val="auto"/>
+          <w:sz w:val="22"/>
+          <w:szCs w:val="22"/>
+        </w:rPr>
+      </w:pPr>
+      <w:r>
+        <w:rPr>
+          <w:rFonts w:hint="default" w:ascii="Times New Roman" w:hAnsi="Times New Roman" w:cs="Times New Roman"/>
+          <w:color w:val="auto"/>
           <w:sz w:val="18"/>
           <w:szCs w:val="18"/>
           <w:shd w:val="clear" w:color="auto" w:fill="F0F4F8"/>
@@ -4708,14 +4911,15 @@
         <w:ind w:left="1049"/>
         <w:rPr>
           <w:rFonts w:hint="default" w:ascii="Times New Roman" w:hAnsi="Times New Roman" w:cs="Times New Roman"/>
-          <w:sz w:val="22"/>
-          <w:szCs w:val="22"/>
-        </w:rPr>
-      </w:pPr>
-      <w:r>
-        <w:rPr>
-          <w:rFonts w:hint="default" w:ascii="Times New Roman" w:hAnsi="Times New Roman" w:cs="Times New Roman"/>
-          <w:color w:val="7B0000"/>
+          <w:color w:val="auto"/>
+          <w:sz w:val="22"/>
+          <w:szCs w:val="22"/>
+        </w:rPr>
+      </w:pPr>
+      <w:r>
+        <w:rPr>
+          <w:rFonts w:hint="default" w:ascii="Times New Roman" w:hAnsi="Times New Roman" w:cs="Times New Roman"/>
+          <w:color w:val="auto"/>
           <w:sz w:val="18"/>
           <w:szCs w:val="18"/>
           <w:shd w:val="clear" w:color="auto" w:fill="F0F4F8"/>
@@ -4730,14 +4934,15 @@
         <w:ind w:left="1037"/>
         <w:rPr>
           <w:rFonts w:hint="default" w:ascii="Times New Roman" w:hAnsi="Times New Roman" w:cs="Times New Roman"/>
-          <w:sz w:val="22"/>
-          <w:szCs w:val="22"/>
-        </w:rPr>
-      </w:pPr>
-      <w:r>
-        <w:rPr>
-          <w:rFonts w:hint="default" w:ascii="Times New Roman" w:hAnsi="Times New Roman" w:cs="Times New Roman"/>
-          <w:color w:val="7B0000"/>
+          <w:color w:val="auto"/>
+          <w:sz w:val="22"/>
+          <w:szCs w:val="22"/>
+        </w:rPr>
+      </w:pPr>
+      <w:r>
+        <w:rPr>
+          <w:rFonts w:hint="default" w:ascii="Times New Roman" w:hAnsi="Times New Roman" w:cs="Times New Roman"/>
+          <w:color w:val="auto"/>
           <w:sz w:val="18"/>
           <w:szCs w:val="18"/>
           <w:shd w:val="clear" w:color="auto" w:fill="F0F4F8"/>
@@ -4752,14 +4957,15 @@
         <w:ind w:left="1051"/>
         <w:rPr>
           <w:rFonts w:hint="default" w:ascii="Times New Roman" w:hAnsi="Times New Roman" w:cs="Times New Roman"/>
-          <w:sz w:val="22"/>
-          <w:szCs w:val="22"/>
-        </w:rPr>
-      </w:pPr>
-      <w:r>
-        <w:rPr>
-          <w:rFonts w:hint="default" w:ascii="Times New Roman" w:hAnsi="Times New Roman" w:cs="Times New Roman"/>
-          <w:color w:val="7B0000"/>
+          <w:color w:val="auto"/>
+          <w:sz w:val="22"/>
+          <w:szCs w:val="22"/>
+        </w:rPr>
+      </w:pPr>
+      <w:r>
+        <w:rPr>
+          <w:rFonts w:hint="default" w:ascii="Times New Roman" w:hAnsi="Times New Roman" w:cs="Times New Roman"/>
+          <w:color w:val="auto"/>
           <w:sz w:val="18"/>
           <w:szCs w:val="18"/>
           <w:shd w:val="clear" w:color="auto" w:fill="F0F4F8"/>
@@ -4774,14 +4980,15 @@
         <w:ind w:left="1045"/>
         <w:rPr>
           <w:rFonts w:hint="default" w:ascii="Times New Roman" w:hAnsi="Times New Roman" w:cs="Times New Roman"/>
-          <w:sz w:val="22"/>
-          <w:szCs w:val="22"/>
-        </w:rPr>
-      </w:pPr>
-      <w:r>
-        <w:rPr>
-          <w:rFonts w:hint="default" w:ascii="Times New Roman" w:hAnsi="Times New Roman" w:cs="Times New Roman"/>
-          <w:color w:val="7B0000"/>
+          <w:color w:val="auto"/>
+          <w:sz w:val="22"/>
+          <w:szCs w:val="22"/>
+        </w:rPr>
+      </w:pPr>
+      <w:r>
+        <w:rPr>
+          <w:rFonts w:hint="default" w:ascii="Times New Roman" w:hAnsi="Times New Roman" w:cs="Times New Roman"/>
+          <w:color w:val="auto"/>
           <w:sz w:val="18"/>
           <w:szCs w:val="18"/>
           <w:shd w:val="clear" w:color="auto" w:fill="F0F4F8"/>
@@ -4796,14 +5003,15 @@
         <w:ind w:left="1505"/>
         <w:rPr>
           <w:rFonts w:hint="default" w:ascii="Times New Roman" w:hAnsi="Times New Roman" w:cs="Times New Roman"/>
-          <w:sz w:val="22"/>
-          <w:szCs w:val="22"/>
-        </w:rPr>
-      </w:pPr>
-      <w:r>
-        <w:rPr>
-          <w:rFonts w:hint="default" w:ascii="Times New Roman" w:hAnsi="Times New Roman" w:cs="Times New Roman"/>
-          <w:color w:val="7B0000"/>
+          <w:color w:val="auto"/>
+          <w:sz w:val="22"/>
+          <w:szCs w:val="22"/>
+        </w:rPr>
+      </w:pPr>
+      <w:r>
+        <w:rPr>
+          <w:rFonts w:hint="default" w:ascii="Times New Roman" w:hAnsi="Times New Roman" w:cs="Times New Roman"/>
+          <w:color w:val="auto"/>
           <w:sz w:val="18"/>
           <w:szCs w:val="18"/>
           <w:shd w:val="clear" w:color="auto" w:fill="F0F4F8"/>
@@ -4818,14 +5026,15 @@
         <w:ind w:left="1505"/>
         <w:rPr>
           <w:rFonts w:hint="default" w:ascii="Times New Roman" w:hAnsi="Times New Roman" w:cs="Times New Roman"/>
-          <w:sz w:val="22"/>
-          <w:szCs w:val="22"/>
-        </w:rPr>
-      </w:pPr>
-      <w:r>
-        <w:rPr>
-          <w:rFonts w:hint="default" w:ascii="Times New Roman" w:hAnsi="Times New Roman" w:cs="Times New Roman"/>
-          <w:color w:val="7B0000"/>
+          <w:color w:val="auto"/>
+          <w:sz w:val="22"/>
+          <w:szCs w:val="22"/>
+        </w:rPr>
+      </w:pPr>
+      <w:r>
+        <w:rPr>
+          <w:rFonts w:hint="default" w:ascii="Times New Roman" w:hAnsi="Times New Roman" w:cs="Times New Roman"/>
+          <w:color w:val="auto"/>
           <w:sz w:val="18"/>
           <w:szCs w:val="18"/>
           <w:shd w:val="clear" w:color="auto" w:fill="F0F4F8"/>
@@ -4840,14 +5049,15 @@
         <w:ind w:left="1505"/>
         <w:rPr>
           <w:rFonts w:hint="default" w:ascii="Times New Roman" w:hAnsi="Times New Roman" w:cs="Times New Roman"/>
-          <w:sz w:val="22"/>
-          <w:szCs w:val="22"/>
-        </w:rPr>
-      </w:pPr>
-      <w:r>
-        <w:rPr>
-          <w:rFonts w:hint="default" w:ascii="Times New Roman" w:hAnsi="Times New Roman" w:cs="Times New Roman"/>
-          <w:color w:val="7B0000"/>
+          <w:color w:val="auto"/>
+          <w:sz w:val="22"/>
+          <w:szCs w:val="22"/>
+        </w:rPr>
+      </w:pPr>
+      <w:r>
+        <w:rPr>
+          <w:rFonts w:hint="default" w:ascii="Times New Roman" w:hAnsi="Times New Roman" w:cs="Times New Roman"/>
+          <w:color w:val="auto"/>
           <w:sz w:val="18"/>
           <w:szCs w:val="18"/>
           <w:shd w:val="clear" w:color="auto" w:fill="F0F4F8"/>
@@ -4862,14 +5072,15 @@
         <w:ind w:left="1505"/>
         <w:rPr>
           <w:rFonts w:hint="default" w:ascii="Times New Roman" w:hAnsi="Times New Roman" w:cs="Times New Roman"/>
-          <w:sz w:val="22"/>
-          <w:szCs w:val="22"/>
-        </w:rPr>
-      </w:pPr>
-      <w:r>
-        <w:rPr>
-          <w:rFonts w:hint="default" w:ascii="Times New Roman" w:hAnsi="Times New Roman" w:cs="Times New Roman"/>
-          <w:color w:val="7B0000"/>
+          <w:color w:val="auto"/>
+          <w:sz w:val="22"/>
+          <w:szCs w:val="22"/>
+        </w:rPr>
+      </w:pPr>
+      <w:r>
+        <w:rPr>
+          <w:rFonts w:hint="default" w:ascii="Times New Roman" w:hAnsi="Times New Roman" w:cs="Times New Roman"/>
+          <w:color w:val="auto"/>
           <w:sz w:val="18"/>
           <w:szCs w:val="18"/>
           <w:shd w:val="clear" w:color="auto" w:fill="F0F4F8"/>
@@ -4884,14 +5095,15 @@
         <w:ind w:left="1510"/>
         <w:rPr>
           <w:rFonts w:hint="default" w:ascii="Times New Roman" w:hAnsi="Times New Roman" w:cs="Times New Roman"/>
-          <w:sz w:val="22"/>
-          <w:szCs w:val="22"/>
-        </w:rPr>
-      </w:pPr>
-      <w:r>
-        <w:rPr>
-          <w:rFonts w:hint="default" w:ascii="Times New Roman" w:hAnsi="Times New Roman" w:cs="Times New Roman"/>
-          <w:color w:val="7B0000"/>
+          <w:color w:val="auto"/>
+          <w:sz w:val="22"/>
+          <w:szCs w:val="22"/>
+        </w:rPr>
+      </w:pPr>
+      <w:r>
+        <w:rPr>
+          <w:rFonts w:hint="default" w:ascii="Times New Roman" w:hAnsi="Times New Roman" w:cs="Times New Roman"/>
+          <w:color w:val="auto"/>
           <w:sz w:val="18"/>
           <w:szCs w:val="18"/>
           <w:shd w:val="clear" w:color="auto" w:fill="F0F4F8"/>
@@ -4906,16 +5118,16 @@
         <w:ind w:left="1042"/>
         <w:rPr>
           <w:rFonts w:hint="default" w:ascii="Times New Roman" w:hAnsi="Times New Roman" w:cs="Times New Roman"/>
-          <w:color w:val="7B0000"/>
-          <w:sz w:val="18"/>
-          <w:szCs w:val="18"/>
-          <w:shd w:val="clear" w:color="auto" w:fill="F0F4F8"/>
-        </w:rPr>
-      </w:pPr>
-      <w:r>
-        <w:rPr>
-          <w:rFonts w:hint="default" w:ascii="Times New Roman" w:hAnsi="Times New Roman" w:cs="Times New Roman"/>
-          <w:color w:val="7B0000"/>
+          <w:color w:val="auto"/>
+          <w:sz w:val="18"/>
+          <w:szCs w:val="18"/>
+          <w:shd w:val="clear" w:color="auto" w:fill="F0F4F8"/>
+        </w:rPr>
+      </w:pPr>
+      <w:r>
+        <w:rPr>
+          <w:rFonts w:hint="default" w:ascii="Times New Roman" w:hAnsi="Times New Roman" w:cs="Times New Roman"/>
+          <w:color w:val="auto"/>
           <w:sz w:val="18"/>
           <w:szCs w:val="18"/>
           <w:shd w:val="clear" w:color="auto" w:fill="F0F4F8"/>
@@ -4930,14 +5142,15 @@
         <w:ind w:left="571" w:right="1071" w:firstLine="478"/>
         <w:rPr>
           <w:rFonts w:hint="default" w:ascii="Times New Roman" w:hAnsi="Times New Roman" w:cs="Times New Roman"/>
-          <w:sz w:val="22"/>
-          <w:szCs w:val="22"/>
-        </w:rPr>
-      </w:pPr>
-      <w:r>
-        <w:rPr>
-          <w:rFonts w:hint="default" w:ascii="Times New Roman" w:hAnsi="Times New Roman" w:cs="Times New Roman"/>
-          <w:color w:val="7B0000"/>
+          <w:color w:val="auto"/>
+          <w:sz w:val="22"/>
+          <w:szCs w:val="22"/>
+        </w:rPr>
+      </w:pPr>
+      <w:r>
+        <w:rPr>
+          <w:rFonts w:hint="default" w:ascii="Times New Roman" w:hAnsi="Times New Roman" w:cs="Times New Roman"/>
+          <w:color w:val="auto"/>
           <w:sz w:val="18"/>
           <w:szCs w:val="18"/>
           <w:shd w:val="clear" w:color="auto" w:fill="F0F4F8"/>
@@ -4952,14 +5165,15 @@
         <w:ind w:left="574"/>
         <w:rPr>
           <w:rFonts w:hint="default" w:ascii="Times New Roman" w:hAnsi="Times New Roman" w:cs="Times New Roman"/>
-          <w:sz w:val="22"/>
-          <w:szCs w:val="22"/>
-        </w:rPr>
-      </w:pPr>
-      <w:r>
-        <w:rPr>
-          <w:rFonts w:hint="default" w:ascii="Times New Roman" w:hAnsi="Times New Roman" w:cs="Times New Roman"/>
-          <w:color w:val="7B0000"/>
+          <w:color w:val="auto"/>
+          <w:sz w:val="22"/>
+          <w:szCs w:val="22"/>
+        </w:rPr>
+      </w:pPr>
+      <w:r>
+        <w:rPr>
+          <w:rFonts w:hint="default" w:ascii="Times New Roman" w:hAnsi="Times New Roman" w:cs="Times New Roman"/>
+          <w:color w:val="auto"/>
           <w:sz w:val="18"/>
           <w:szCs w:val="18"/>
           <w:shd w:val="clear" w:color="auto" w:fill="F0F4F8"/>
@@ -4974,14 +5188,15 @@
         <w:ind w:left="1037"/>
         <w:rPr>
           <w:rFonts w:hint="default" w:ascii="Times New Roman" w:hAnsi="Times New Roman" w:cs="Times New Roman"/>
-          <w:sz w:val="22"/>
-          <w:szCs w:val="22"/>
-        </w:rPr>
-      </w:pPr>
-      <w:r>
-        <w:rPr>
-          <w:rFonts w:hint="default" w:ascii="Times New Roman" w:hAnsi="Times New Roman" w:cs="Times New Roman"/>
-          <w:color w:val="7B0000"/>
+          <w:color w:val="auto"/>
+          <w:sz w:val="22"/>
+          <w:szCs w:val="22"/>
+        </w:rPr>
+      </w:pPr>
+      <w:r>
+        <w:rPr>
+          <w:rFonts w:hint="default" w:ascii="Times New Roman" w:hAnsi="Times New Roman" w:cs="Times New Roman"/>
+          <w:color w:val="auto"/>
           <w:sz w:val="18"/>
           <w:szCs w:val="18"/>
           <w:shd w:val="clear" w:color="auto" w:fill="F0F4F8"/>
@@ -4996,14 +5211,15 @@
         <w:ind w:left="577" w:right="720" w:firstLine="939"/>
         <w:rPr>
           <w:rFonts w:hint="default" w:ascii="Times New Roman" w:hAnsi="Times New Roman" w:cs="Times New Roman"/>
-          <w:sz w:val="22"/>
-          <w:szCs w:val="22"/>
-        </w:rPr>
-      </w:pPr>
-      <w:r>
-        <w:rPr>
-          <w:rFonts w:hint="default" w:ascii="Times New Roman" w:hAnsi="Times New Roman" w:cs="Times New Roman"/>
-          <w:color w:val="7B0000"/>
+          <w:color w:val="auto"/>
+          <w:sz w:val="22"/>
+          <w:szCs w:val="22"/>
+        </w:rPr>
+      </w:pPr>
+      <w:r>
+        <w:rPr>
+          <w:rFonts w:hint="default" w:ascii="Times New Roman" w:hAnsi="Times New Roman" w:cs="Times New Roman"/>
+          <w:color w:val="auto"/>
           <w:sz w:val="18"/>
           <w:szCs w:val="18"/>
           <w:shd w:val="clear" w:color="auto" w:fill="F0F4F8"/>
@@ -5018,14 +5234,15 @@
         <w:ind w:left="574"/>
         <w:rPr>
           <w:rFonts w:hint="default" w:ascii="Times New Roman" w:hAnsi="Times New Roman" w:cs="Times New Roman"/>
-          <w:sz w:val="22"/>
-          <w:szCs w:val="22"/>
-        </w:rPr>
-      </w:pPr>
-      <w:r>
-        <w:rPr>
-          <w:rFonts w:hint="default" w:ascii="Times New Roman" w:hAnsi="Times New Roman" w:cs="Times New Roman"/>
-          <w:color w:val="7B0000"/>
+          <w:color w:val="auto"/>
+          <w:sz w:val="22"/>
+          <w:szCs w:val="22"/>
+        </w:rPr>
+      </w:pPr>
+      <w:r>
+        <w:rPr>
+          <w:rFonts w:hint="default" w:ascii="Times New Roman" w:hAnsi="Times New Roman" w:cs="Times New Roman"/>
+          <w:color w:val="auto"/>
           <w:sz w:val="18"/>
           <w:szCs w:val="18"/>
           <w:shd w:val="clear" w:color="auto" w:fill="F0F4F8"/>
@@ -5040,14 +5257,15 @@
         <w:ind w:left="587"/>
         <w:rPr>
           <w:rFonts w:hint="default" w:ascii="Times New Roman" w:hAnsi="Times New Roman" w:cs="Times New Roman"/>
-          <w:sz w:val="22"/>
-          <w:szCs w:val="22"/>
-        </w:rPr>
-      </w:pPr>
-      <w:r>
-        <w:rPr>
-          <w:rFonts w:hint="default" w:ascii="Times New Roman" w:hAnsi="Times New Roman" w:cs="Times New Roman"/>
-          <w:color w:val="7B0000"/>
+          <w:color w:val="auto"/>
+          <w:sz w:val="22"/>
+          <w:szCs w:val="22"/>
+        </w:rPr>
+      </w:pPr>
+      <w:r>
+        <w:rPr>
+          <w:rFonts w:hint="default" w:ascii="Times New Roman" w:hAnsi="Times New Roman" w:cs="Times New Roman"/>
+          <w:color w:val="auto"/>
           <w:sz w:val="18"/>
           <w:szCs w:val="18"/>
           <w:shd w:val="clear" w:color="auto" w:fill="F0F4F8"/>
@@ -5059,18 +5277,21 @@
       <w:pPr>
         <w:rPr>
           <w:rFonts w:hint="default" w:ascii="Times New Roman" w:hAnsi="Times New Roman" w:cs="Times New Roman"/>
-        </w:rPr>
-      </w:pPr>
-    </w:p>
-    <w:p>
-      <w:pPr>
-        <w:rPr>
-          <w:rFonts w:hint="default" w:ascii="Times New Roman" w:hAnsi="Times New Roman" w:cs="Times New Roman"/>
-        </w:rPr>
-      </w:pPr>
-      <w:r>
-        <w:rPr>
-          <w:rFonts w:hint="default" w:ascii="Times New Roman" w:hAnsi="Times New Roman" w:cs="Times New Roman"/>
+          <w:color w:val="auto"/>
+        </w:rPr>
+      </w:pPr>
+    </w:p>
+    <w:p>
+      <w:pPr>
+        <w:rPr>
+          <w:rFonts w:hint="default" w:ascii="Times New Roman" w:hAnsi="Times New Roman" w:cs="Times New Roman"/>
+          <w:color w:val="auto"/>
+        </w:rPr>
+      </w:pPr>
+      <w:r>
+        <w:rPr>
+          <w:rFonts w:hint="default" w:ascii="Times New Roman" w:hAnsi="Times New Roman" w:cs="Times New Roman"/>
+          <w:color w:val="auto"/>
         </w:rPr>
         <w:drawing>
           <wp:inline distT="0" distB="0" distL="0" distR="0">
@@ -5117,6 +5338,7 @@
           <w:rFonts w:hint="default" w:ascii="Times New Roman" w:hAnsi="Times New Roman" w:cs="Times New Roman"/>
           <w:b/>
           <w:bCs/>
+          <w:color w:val="auto"/>
         </w:rPr>
       </w:pPr>
       <w:r>
@@ -5124,6 +5346,7 @@
           <w:rFonts w:hint="default" w:ascii="Times New Roman" w:hAnsi="Times New Roman" w:cs="Times New Roman"/>
           <w:b/>
           <w:bCs/>
+          <w:color w:val="auto"/>
         </w:rPr>
         <w:t>Bài 3: Cursor lồng nhau</w:t>
       </w:r>
@@ -5135,14 +5358,15 @@
         <w:ind w:left="553"/>
         <w:rPr>
           <w:rFonts w:hint="default" w:ascii="Times New Roman" w:hAnsi="Times New Roman" w:cs="Times New Roman"/>
-          <w:sz w:val="20"/>
-          <w:szCs w:val="20"/>
-        </w:rPr>
-      </w:pPr>
-      <w:r>
-        <w:rPr>
-          <w:rFonts w:hint="default" w:ascii="Times New Roman" w:hAnsi="Times New Roman" w:cs="Times New Roman"/>
-          <w:color w:val="7B0000"/>
+          <w:color w:val="auto"/>
+          <w:sz w:val="20"/>
+          <w:szCs w:val="20"/>
+        </w:rPr>
+      </w:pPr>
+      <w:r>
+        <w:rPr>
+          <w:rFonts w:hint="default" w:ascii="Times New Roman" w:hAnsi="Times New Roman" w:cs="Times New Roman"/>
+          <w:color w:val="auto"/>
           <w:sz w:val="16"/>
           <w:szCs w:val="16"/>
           <w:shd w:val="clear" w:color="auto" w:fill="F0F4F8"/>
@@ -5157,14 +5381,15 @@
         <w:ind w:left="550"/>
         <w:rPr>
           <w:rFonts w:hint="default" w:ascii="Times New Roman" w:hAnsi="Times New Roman" w:cs="Times New Roman"/>
-          <w:sz w:val="20"/>
-          <w:szCs w:val="20"/>
-        </w:rPr>
-      </w:pPr>
-      <w:r>
-        <w:rPr>
-          <w:rFonts w:hint="default" w:ascii="Times New Roman" w:hAnsi="Times New Roman" w:cs="Times New Roman"/>
-          <w:color w:val="7B0000"/>
+          <w:color w:val="auto"/>
+          <w:sz w:val="20"/>
+          <w:szCs w:val="20"/>
+        </w:rPr>
+      </w:pPr>
+      <w:r>
+        <w:rPr>
+          <w:rFonts w:hint="default" w:ascii="Times New Roman" w:hAnsi="Times New Roman" w:cs="Times New Roman"/>
+          <w:color w:val="auto"/>
           <w:sz w:val="16"/>
           <w:szCs w:val="16"/>
           <w:shd w:val="clear" w:color="auto" w:fill="F0F4F8"/>
@@ -5179,14 +5404,15 @@
         <w:ind w:left="1021"/>
         <w:rPr>
           <w:rFonts w:hint="default" w:ascii="Times New Roman" w:hAnsi="Times New Roman" w:cs="Times New Roman"/>
-          <w:sz w:val="20"/>
-          <w:szCs w:val="20"/>
-        </w:rPr>
-      </w:pPr>
-      <w:r>
-        <w:rPr>
-          <w:rFonts w:hint="default" w:ascii="Times New Roman" w:hAnsi="Times New Roman" w:cs="Times New Roman"/>
-          <w:color w:val="7B0000"/>
+          <w:color w:val="auto"/>
+          <w:sz w:val="20"/>
+          <w:szCs w:val="20"/>
+        </w:rPr>
+      </w:pPr>
+      <w:r>
+        <w:rPr>
+          <w:rFonts w:hint="default" w:ascii="Times New Roman" w:hAnsi="Times New Roman" w:cs="Times New Roman"/>
+          <w:color w:val="auto"/>
           <w:sz w:val="16"/>
           <w:szCs w:val="16"/>
           <w:shd w:val="clear" w:color="auto" w:fill="F0F4F8"/>
@@ -5201,14 +5427,15 @@
         <w:ind w:left="1015"/>
         <w:rPr>
           <w:rFonts w:hint="default" w:ascii="Times New Roman" w:hAnsi="Times New Roman" w:cs="Times New Roman"/>
-          <w:sz w:val="20"/>
-          <w:szCs w:val="20"/>
-        </w:rPr>
-      </w:pPr>
-      <w:r>
-        <w:rPr>
-          <w:rFonts w:hint="default" w:ascii="Times New Roman" w:hAnsi="Times New Roman" w:cs="Times New Roman"/>
-          <w:color w:val="7B0000"/>
+          <w:color w:val="auto"/>
+          <w:sz w:val="20"/>
+          <w:szCs w:val="20"/>
+        </w:rPr>
+      </w:pPr>
+      <w:r>
+        <w:rPr>
+          <w:rFonts w:hint="default" w:ascii="Times New Roman" w:hAnsi="Times New Roman" w:cs="Times New Roman"/>
+          <w:color w:val="auto"/>
           <w:sz w:val="16"/>
           <w:szCs w:val="16"/>
           <w:shd w:val="clear" w:color="auto" w:fill="F0F4F8"/>
@@ -5223,14 +5450,15 @@
         <w:ind w:left="1489"/>
         <w:rPr>
           <w:rFonts w:hint="default" w:ascii="Times New Roman" w:hAnsi="Times New Roman" w:cs="Times New Roman"/>
-          <w:sz w:val="20"/>
-          <w:szCs w:val="20"/>
-        </w:rPr>
-      </w:pPr>
-      <w:r>
-        <w:rPr>
-          <w:rFonts w:hint="default" w:ascii="Times New Roman" w:hAnsi="Times New Roman" w:cs="Times New Roman"/>
-          <w:color w:val="7B0000"/>
+          <w:color w:val="auto"/>
+          <w:sz w:val="20"/>
+          <w:szCs w:val="20"/>
+        </w:rPr>
+      </w:pPr>
+      <w:r>
+        <w:rPr>
+          <w:rFonts w:hint="default" w:ascii="Times New Roman" w:hAnsi="Times New Roman" w:cs="Times New Roman"/>
+          <w:color w:val="auto"/>
           <w:sz w:val="16"/>
           <w:szCs w:val="16"/>
           <w:shd w:val="clear" w:color="auto" w:fill="F0F4F8"/>
@@ -5245,14 +5473,15 @@
         <w:ind w:left="1487"/>
         <w:rPr>
           <w:rFonts w:hint="default" w:ascii="Times New Roman" w:hAnsi="Times New Roman" w:cs="Times New Roman"/>
-          <w:sz w:val="20"/>
-          <w:szCs w:val="20"/>
-        </w:rPr>
-      </w:pPr>
-      <w:r>
-        <w:rPr>
-          <w:rFonts w:hint="default" w:ascii="Times New Roman" w:hAnsi="Times New Roman" w:cs="Times New Roman"/>
-          <w:color w:val="7B0000"/>
+          <w:color w:val="auto"/>
+          <w:sz w:val="20"/>
+          <w:szCs w:val="20"/>
+        </w:rPr>
+      </w:pPr>
+      <w:r>
+        <w:rPr>
+          <w:rFonts w:hint="default" w:ascii="Times New Roman" w:hAnsi="Times New Roman" w:cs="Times New Roman"/>
+          <w:color w:val="auto"/>
           <w:sz w:val="16"/>
           <w:szCs w:val="16"/>
           <w:shd w:val="clear" w:color="auto" w:fill="F0F4F8"/>
@@ -5267,14 +5496,15 @@
         <w:ind w:left="1481"/>
         <w:rPr>
           <w:rFonts w:hint="default" w:ascii="Times New Roman" w:hAnsi="Times New Roman" w:cs="Times New Roman"/>
-          <w:sz w:val="20"/>
-          <w:szCs w:val="20"/>
-        </w:rPr>
-      </w:pPr>
-      <w:r>
-        <w:rPr>
-          <w:rFonts w:hint="default" w:ascii="Times New Roman" w:hAnsi="Times New Roman" w:cs="Times New Roman"/>
-          <w:color w:val="7B0000"/>
+          <w:color w:val="auto"/>
+          <w:sz w:val="20"/>
+          <w:szCs w:val="20"/>
+        </w:rPr>
+      </w:pPr>
+      <w:r>
+        <w:rPr>
+          <w:rFonts w:hint="default" w:ascii="Times New Roman" w:hAnsi="Times New Roman" w:cs="Times New Roman"/>
+          <w:color w:val="auto"/>
           <w:sz w:val="16"/>
           <w:szCs w:val="16"/>
           <w:shd w:val="clear" w:color="auto" w:fill="F0F4F8"/>
@@ -5290,14 +5520,15 @@
         <w:jc w:val="center"/>
         <w:rPr>
           <w:rFonts w:hint="default" w:ascii="Times New Roman" w:hAnsi="Times New Roman" w:cs="Times New Roman"/>
-          <w:sz w:val="20"/>
-          <w:szCs w:val="20"/>
-        </w:rPr>
-      </w:pPr>
-      <w:r>
-        <w:rPr>
-          <w:rFonts w:hint="default" w:ascii="Times New Roman" w:hAnsi="Times New Roman" w:cs="Times New Roman"/>
-          <w:color w:val="7B0000"/>
+          <w:color w:val="auto"/>
+          <w:sz w:val="20"/>
+          <w:szCs w:val="20"/>
+        </w:rPr>
+      </w:pPr>
+      <w:r>
+        <w:rPr>
+          <w:rFonts w:hint="default" w:ascii="Times New Roman" w:hAnsi="Times New Roman" w:cs="Times New Roman"/>
+          <w:color w:val="auto"/>
           <w:sz w:val="16"/>
           <w:szCs w:val="16"/>
           <w:shd w:val="clear" w:color="auto" w:fill="F0F4F8"/>
@@ -5312,14 +5543,15 @@
         <w:ind w:left="1015"/>
         <w:rPr>
           <w:rFonts w:hint="default" w:ascii="Times New Roman" w:hAnsi="Times New Roman" w:cs="Times New Roman"/>
-          <w:sz w:val="20"/>
-          <w:szCs w:val="20"/>
-        </w:rPr>
-      </w:pPr>
-      <w:r>
-        <w:rPr>
-          <w:rFonts w:hint="default" w:ascii="Times New Roman" w:hAnsi="Times New Roman" w:cs="Times New Roman"/>
-          <w:color w:val="7B0000"/>
+          <w:color w:val="auto"/>
+          <w:sz w:val="20"/>
+          <w:szCs w:val="20"/>
+        </w:rPr>
+      </w:pPr>
+      <w:r>
+        <w:rPr>
+          <w:rFonts w:hint="default" w:ascii="Times New Roman" w:hAnsi="Times New Roman" w:cs="Times New Roman"/>
+          <w:color w:val="auto"/>
           <w:sz w:val="16"/>
           <w:szCs w:val="16"/>
           <w:shd w:val="clear" w:color="auto" w:fill="F0F4F8"/>
@@ -5334,14 +5566,15 @@
         <w:ind w:left="1489"/>
         <w:rPr>
           <w:rFonts w:hint="default" w:ascii="Times New Roman" w:hAnsi="Times New Roman" w:cs="Times New Roman"/>
-          <w:sz w:val="20"/>
-          <w:szCs w:val="20"/>
-        </w:rPr>
-      </w:pPr>
-      <w:r>
-        <w:rPr>
-          <w:rFonts w:hint="default" w:ascii="Times New Roman" w:hAnsi="Times New Roman" w:cs="Times New Roman"/>
-          <w:color w:val="7B0000"/>
+          <w:color w:val="auto"/>
+          <w:sz w:val="20"/>
+          <w:szCs w:val="20"/>
+        </w:rPr>
+      </w:pPr>
+      <w:r>
+        <w:rPr>
+          <w:rFonts w:hint="default" w:ascii="Times New Roman" w:hAnsi="Times New Roman" w:cs="Times New Roman"/>
+          <w:color w:val="auto"/>
           <w:sz w:val="16"/>
           <w:szCs w:val="16"/>
           <w:shd w:val="clear" w:color="auto" w:fill="F0F4F8"/>
@@ -5356,14 +5589,15 @@
         <w:ind w:left="2303"/>
         <w:rPr>
           <w:rFonts w:hint="default" w:ascii="Times New Roman" w:hAnsi="Times New Roman" w:cs="Times New Roman"/>
-          <w:sz w:val="20"/>
-          <w:szCs w:val="20"/>
-        </w:rPr>
-      </w:pPr>
-      <w:r>
-        <w:rPr>
-          <w:rFonts w:hint="default" w:ascii="Times New Roman" w:hAnsi="Times New Roman" w:cs="Times New Roman"/>
-          <w:color w:val="7B0000"/>
+          <w:color w:val="auto"/>
+          <w:sz w:val="20"/>
+          <w:szCs w:val="20"/>
+        </w:rPr>
+      </w:pPr>
+      <w:r>
+        <w:rPr>
+          <w:rFonts w:hint="default" w:ascii="Times New Roman" w:hAnsi="Times New Roman" w:cs="Times New Roman"/>
+          <w:color w:val="auto"/>
           <w:sz w:val="16"/>
           <w:szCs w:val="16"/>
           <w:shd w:val="clear" w:color="auto" w:fill="F0F4F8"/>
@@ -5378,14 +5612,15 @@
         <w:ind w:left="1487"/>
         <w:rPr>
           <w:rFonts w:hint="default" w:ascii="Times New Roman" w:hAnsi="Times New Roman" w:cs="Times New Roman"/>
-          <w:sz w:val="20"/>
-          <w:szCs w:val="20"/>
-        </w:rPr>
-      </w:pPr>
-      <w:r>
-        <w:rPr>
-          <w:rFonts w:hint="default" w:ascii="Times New Roman" w:hAnsi="Times New Roman" w:cs="Times New Roman"/>
-          <w:color w:val="7B0000"/>
+          <w:color w:val="auto"/>
+          <w:sz w:val="20"/>
+          <w:szCs w:val="20"/>
+        </w:rPr>
+      </w:pPr>
+      <w:r>
+        <w:rPr>
+          <w:rFonts w:hint="default" w:ascii="Times New Roman" w:hAnsi="Times New Roman" w:cs="Times New Roman"/>
+          <w:color w:val="auto"/>
           <w:sz w:val="16"/>
           <w:szCs w:val="16"/>
           <w:shd w:val="clear" w:color="auto" w:fill="F0F4F8"/>
@@ -5400,14 +5635,15 @@
         <w:ind w:left="1484"/>
         <w:rPr>
           <w:rFonts w:hint="default" w:ascii="Times New Roman" w:hAnsi="Times New Roman" w:cs="Times New Roman"/>
-          <w:sz w:val="20"/>
-          <w:szCs w:val="20"/>
-        </w:rPr>
-      </w:pPr>
-      <w:r>
-        <w:rPr>
-          <w:rFonts w:hint="default" w:ascii="Times New Roman" w:hAnsi="Times New Roman" w:cs="Times New Roman"/>
-          <w:color w:val="7B0000"/>
+          <w:color w:val="auto"/>
+          <w:sz w:val="20"/>
+          <w:szCs w:val="20"/>
+        </w:rPr>
+      </w:pPr>
+      <w:r>
+        <w:rPr>
+          <w:rFonts w:hint="default" w:ascii="Times New Roman" w:hAnsi="Times New Roman" w:cs="Times New Roman"/>
+          <w:color w:val="auto"/>
           <w:sz w:val="16"/>
           <w:szCs w:val="16"/>
           <w:shd w:val="clear" w:color="auto" w:fill="F0F4F8"/>
@@ -5422,14 +5658,15 @@
         <w:ind w:left="1475"/>
         <w:rPr>
           <w:rFonts w:hint="default" w:ascii="Times New Roman" w:hAnsi="Times New Roman" w:cs="Times New Roman"/>
-          <w:sz w:val="20"/>
-          <w:szCs w:val="20"/>
-        </w:rPr>
-      </w:pPr>
-      <w:r>
-        <w:rPr>
-          <w:rFonts w:hint="default" w:ascii="Times New Roman" w:hAnsi="Times New Roman" w:cs="Times New Roman"/>
-          <w:color w:val="7B0000"/>
+          <w:color w:val="auto"/>
+          <w:sz w:val="20"/>
+          <w:szCs w:val="20"/>
+        </w:rPr>
+      </w:pPr>
+      <w:r>
+        <w:rPr>
+          <w:rFonts w:hint="default" w:ascii="Times New Roman" w:hAnsi="Times New Roman" w:cs="Times New Roman"/>
+          <w:color w:val="auto"/>
           <w:sz w:val="16"/>
           <w:szCs w:val="16"/>
           <w:shd w:val="clear" w:color="auto" w:fill="F0F4F8"/>
@@ -5444,14 +5681,15 @@
         <w:ind w:left="1484"/>
         <w:rPr>
           <w:rFonts w:hint="default" w:ascii="Times New Roman" w:hAnsi="Times New Roman" w:cs="Times New Roman"/>
-          <w:sz w:val="20"/>
-          <w:szCs w:val="20"/>
-        </w:rPr>
-      </w:pPr>
-      <w:r>
-        <w:rPr>
-          <w:rFonts w:hint="default" w:ascii="Times New Roman" w:hAnsi="Times New Roman" w:cs="Times New Roman"/>
-          <w:color w:val="7B0000"/>
+          <w:color w:val="auto"/>
+          <w:sz w:val="20"/>
+          <w:szCs w:val="20"/>
+        </w:rPr>
+      </w:pPr>
+      <w:r>
+        <w:rPr>
+          <w:rFonts w:hint="default" w:ascii="Times New Roman" w:hAnsi="Times New Roman" w:cs="Times New Roman"/>
+          <w:color w:val="auto"/>
           <w:sz w:val="16"/>
           <w:szCs w:val="16"/>
           <w:shd w:val="clear" w:color="auto" w:fill="F0F4F8"/>
@@ -5466,14 +5704,15 @@
         <w:ind w:left="1481"/>
         <w:rPr>
           <w:rFonts w:hint="default" w:ascii="Times New Roman" w:hAnsi="Times New Roman" w:cs="Times New Roman"/>
-          <w:sz w:val="20"/>
-          <w:szCs w:val="20"/>
-        </w:rPr>
-      </w:pPr>
-      <w:r>
-        <w:rPr>
-          <w:rFonts w:hint="default" w:ascii="Times New Roman" w:hAnsi="Times New Roman" w:cs="Times New Roman"/>
-          <w:color w:val="7B0000"/>
+          <w:color w:val="auto"/>
+          <w:sz w:val="20"/>
+          <w:szCs w:val="20"/>
+        </w:rPr>
+      </w:pPr>
+      <w:r>
+        <w:rPr>
+          <w:rFonts w:hint="default" w:ascii="Times New Roman" w:hAnsi="Times New Roman" w:cs="Times New Roman"/>
+          <w:color w:val="auto"/>
           <w:sz w:val="16"/>
           <w:szCs w:val="16"/>
           <w:shd w:val="clear" w:color="auto" w:fill="F0F4F8"/>
@@ -5488,14 +5727,15 @@
         <w:ind w:left="1009"/>
         <w:rPr>
           <w:rFonts w:hint="default" w:ascii="Times New Roman" w:hAnsi="Times New Roman" w:cs="Times New Roman"/>
-          <w:sz w:val="20"/>
-          <w:szCs w:val="20"/>
-        </w:rPr>
-      </w:pPr>
-      <w:r>
-        <w:rPr>
-          <w:rFonts w:hint="default" w:ascii="Times New Roman" w:hAnsi="Times New Roman" w:cs="Times New Roman"/>
-          <w:color w:val="7B0000"/>
+          <w:color w:val="auto"/>
+          <w:sz w:val="20"/>
+          <w:szCs w:val="20"/>
+        </w:rPr>
+      </w:pPr>
+      <w:r>
+        <w:rPr>
+          <w:rFonts w:hint="default" w:ascii="Times New Roman" w:hAnsi="Times New Roman" w:cs="Times New Roman"/>
+          <w:color w:val="auto"/>
           <w:sz w:val="16"/>
           <w:szCs w:val="16"/>
           <w:shd w:val="clear" w:color="auto" w:fill="F0F4F8"/>
@@ -5510,14 +5750,15 @@
         <w:ind w:left="1009"/>
         <w:rPr>
           <w:rFonts w:hint="default" w:ascii="Times New Roman" w:hAnsi="Times New Roman" w:cs="Times New Roman"/>
-          <w:sz w:val="20"/>
-          <w:szCs w:val="20"/>
-        </w:rPr>
-      </w:pPr>
-      <w:r>
-        <w:rPr>
-          <w:rFonts w:hint="default" w:ascii="Times New Roman" w:hAnsi="Times New Roman" w:cs="Times New Roman"/>
-          <w:color w:val="7B0000"/>
+          <w:color w:val="auto"/>
+          <w:sz w:val="20"/>
+          <w:szCs w:val="20"/>
+        </w:rPr>
+      </w:pPr>
+      <w:r>
+        <w:rPr>
+          <w:rFonts w:hint="default" w:ascii="Times New Roman" w:hAnsi="Times New Roman" w:cs="Times New Roman"/>
+          <w:color w:val="auto"/>
           <w:sz w:val="16"/>
           <w:szCs w:val="16"/>
           <w:shd w:val="clear" w:color="auto" w:fill="F0F4F8"/>
@@ -5532,14 +5773,15 @@
         <w:ind w:left="1009"/>
         <w:rPr>
           <w:rFonts w:hint="default" w:ascii="Times New Roman" w:hAnsi="Times New Roman" w:cs="Times New Roman"/>
-          <w:sz w:val="20"/>
-          <w:szCs w:val="20"/>
-        </w:rPr>
-      </w:pPr>
-      <w:r>
-        <w:rPr>
-          <w:rFonts w:hint="default" w:ascii="Times New Roman" w:hAnsi="Times New Roman" w:cs="Times New Roman"/>
-          <w:color w:val="7B0000"/>
+          <w:color w:val="auto"/>
+          <w:sz w:val="20"/>
+          <w:szCs w:val="20"/>
+        </w:rPr>
+      </w:pPr>
+      <w:r>
+        <w:rPr>
+          <w:rFonts w:hint="default" w:ascii="Times New Roman" w:hAnsi="Times New Roman" w:cs="Times New Roman"/>
+          <w:color w:val="auto"/>
           <w:sz w:val="16"/>
           <w:szCs w:val="16"/>
           <w:shd w:val="clear" w:color="auto" w:fill="F0F4F8"/>
@@ -5554,14 +5796,15 @@
         <w:ind w:left="1009"/>
         <w:rPr>
           <w:rFonts w:hint="default" w:ascii="Times New Roman" w:hAnsi="Times New Roman" w:cs="Times New Roman"/>
-          <w:sz w:val="20"/>
-          <w:szCs w:val="20"/>
-        </w:rPr>
-      </w:pPr>
-      <w:r>
-        <w:rPr>
-          <w:rFonts w:hint="default" w:ascii="Times New Roman" w:hAnsi="Times New Roman" w:cs="Times New Roman"/>
-          <w:color w:val="7B0000"/>
+          <w:color w:val="auto"/>
+          <w:sz w:val="20"/>
+          <w:szCs w:val="20"/>
+        </w:rPr>
+      </w:pPr>
+      <w:r>
+        <w:rPr>
+          <w:rFonts w:hint="default" w:ascii="Times New Roman" w:hAnsi="Times New Roman" w:cs="Times New Roman"/>
+          <w:color w:val="auto"/>
           <w:sz w:val="16"/>
           <w:szCs w:val="16"/>
           <w:shd w:val="clear" w:color="auto" w:fill="F0F4F8"/>
@@ -5576,14 +5819,15 @@
         <w:ind w:left="543"/>
         <w:rPr>
           <w:rFonts w:hint="default" w:ascii="Times New Roman" w:hAnsi="Times New Roman" w:cs="Times New Roman"/>
-          <w:sz w:val="20"/>
-          <w:szCs w:val="20"/>
-        </w:rPr>
-      </w:pPr>
-      <w:r>
-        <w:rPr>
-          <w:rFonts w:hint="default" w:ascii="Times New Roman" w:hAnsi="Times New Roman" w:cs="Times New Roman"/>
-          <w:color w:val="7B0000"/>
+          <w:color w:val="auto"/>
+          <w:sz w:val="20"/>
+          <w:szCs w:val="20"/>
+        </w:rPr>
+      </w:pPr>
+      <w:r>
+        <w:rPr>
+          <w:rFonts w:hint="default" w:ascii="Times New Roman" w:hAnsi="Times New Roman" w:cs="Times New Roman"/>
+          <w:color w:val="auto"/>
           <w:sz w:val="16"/>
           <w:szCs w:val="16"/>
           <w:shd w:val="clear" w:color="auto" w:fill="F0F4F8"/>
@@ -5598,14 +5842,15 @@
         <w:ind w:left="1021"/>
         <w:rPr>
           <w:rFonts w:hint="default" w:ascii="Times New Roman" w:hAnsi="Times New Roman" w:cs="Times New Roman"/>
-          <w:sz w:val="20"/>
-          <w:szCs w:val="20"/>
-        </w:rPr>
-      </w:pPr>
-      <w:r>
-        <w:rPr>
-          <w:rFonts w:hint="default" w:ascii="Times New Roman" w:hAnsi="Times New Roman" w:cs="Times New Roman"/>
-          <w:color w:val="7B0000"/>
+          <w:color w:val="auto"/>
+          <w:sz w:val="20"/>
+          <w:szCs w:val="20"/>
+        </w:rPr>
+      </w:pPr>
+      <w:r>
+        <w:rPr>
+          <w:rFonts w:hint="default" w:ascii="Times New Roman" w:hAnsi="Times New Roman" w:cs="Times New Roman"/>
+          <w:color w:val="auto"/>
           <w:sz w:val="16"/>
           <w:szCs w:val="16"/>
           <w:shd w:val="clear" w:color="auto" w:fill="F0F4F8"/>
@@ -5620,14 +5865,15 @@
         <w:ind w:left="1013"/>
         <w:rPr>
           <w:rFonts w:hint="default" w:ascii="Times New Roman" w:hAnsi="Times New Roman" w:cs="Times New Roman"/>
-          <w:sz w:val="20"/>
-          <w:szCs w:val="20"/>
-        </w:rPr>
-      </w:pPr>
-      <w:r>
-        <w:rPr>
-          <w:rFonts w:hint="default" w:ascii="Times New Roman" w:hAnsi="Times New Roman" w:cs="Times New Roman"/>
-          <w:color w:val="7B0000"/>
+          <w:color w:val="auto"/>
+          <w:sz w:val="20"/>
+          <w:szCs w:val="20"/>
+        </w:rPr>
+      </w:pPr>
+      <w:r>
+        <w:rPr>
+          <w:rFonts w:hint="default" w:ascii="Times New Roman" w:hAnsi="Times New Roman" w:cs="Times New Roman"/>
+          <w:color w:val="auto"/>
           <w:sz w:val="16"/>
           <w:szCs w:val="16"/>
           <w:shd w:val="clear" w:color="auto" w:fill="F0F4F8"/>
@@ -5642,14 +5888,15 @@
         <w:ind w:left="1016"/>
         <w:rPr>
           <w:rFonts w:hint="default" w:ascii="Times New Roman" w:hAnsi="Times New Roman" w:cs="Times New Roman"/>
-          <w:sz w:val="20"/>
-          <w:szCs w:val="20"/>
-        </w:rPr>
-      </w:pPr>
-      <w:r>
-        <w:rPr>
-          <w:rFonts w:hint="default" w:ascii="Times New Roman" w:hAnsi="Times New Roman" w:cs="Times New Roman"/>
-          <w:color w:val="7B0000"/>
+          <w:color w:val="auto"/>
+          <w:sz w:val="20"/>
+          <w:szCs w:val="20"/>
+        </w:rPr>
+      </w:pPr>
+      <w:r>
+        <w:rPr>
+          <w:rFonts w:hint="default" w:ascii="Times New Roman" w:hAnsi="Times New Roman" w:cs="Times New Roman"/>
+          <w:color w:val="auto"/>
           <w:sz w:val="16"/>
           <w:szCs w:val="16"/>
           <w:shd w:val="clear" w:color="auto" w:fill="F0F4F8"/>
@@ -5664,14 +5911,15 @@
         <w:ind w:left="1487"/>
         <w:rPr>
           <w:rFonts w:hint="default" w:ascii="Times New Roman" w:hAnsi="Times New Roman" w:cs="Times New Roman"/>
-          <w:sz w:val="20"/>
-          <w:szCs w:val="20"/>
-        </w:rPr>
-      </w:pPr>
-      <w:r>
-        <w:rPr>
-          <w:rFonts w:hint="default" w:ascii="Times New Roman" w:hAnsi="Times New Roman" w:cs="Times New Roman"/>
-          <w:color w:val="7B0000"/>
+          <w:color w:val="auto"/>
+          <w:sz w:val="20"/>
+          <w:szCs w:val="20"/>
+        </w:rPr>
+      </w:pPr>
+      <w:r>
+        <w:rPr>
+          <w:rFonts w:hint="default" w:ascii="Times New Roman" w:hAnsi="Times New Roman" w:cs="Times New Roman"/>
+          <w:color w:val="auto"/>
           <w:sz w:val="16"/>
           <w:szCs w:val="16"/>
           <w:shd w:val="clear" w:color="auto" w:fill="F0F4F8"/>
@@ -5686,14 +5934,15 @@
         <w:ind w:left="1480"/>
         <w:rPr>
           <w:rFonts w:hint="default" w:ascii="Times New Roman" w:hAnsi="Times New Roman" w:cs="Times New Roman"/>
-          <w:sz w:val="20"/>
-          <w:szCs w:val="20"/>
-        </w:rPr>
-      </w:pPr>
-      <w:r>
-        <w:rPr>
-          <w:rFonts w:hint="default" w:ascii="Times New Roman" w:hAnsi="Times New Roman" w:cs="Times New Roman"/>
-          <w:color w:val="7B0000"/>
+          <w:color w:val="auto"/>
+          <w:sz w:val="20"/>
+          <w:szCs w:val="20"/>
+        </w:rPr>
+      </w:pPr>
+      <w:r>
+        <w:rPr>
+          <w:rFonts w:hint="default" w:ascii="Times New Roman" w:hAnsi="Times New Roman" w:cs="Times New Roman"/>
+          <w:color w:val="auto"/>
           <w:sz w:val="16"/>
           <w:szCs w:val="16"/>
           <w:shd w:val="clear" w:color="auto" w:fill="F0F4F8"/>
@@ -5708,14 +5957,15 @@
         <w:ind w:left="1489"/>
         <w:rPr>
           <w:rFonts w:hint="default" w:ascii="Times New Roman" w:hAnsi="Times New Roman" w:cs="Times New Roman"/>
-          <w:sz w:val="20"/>
-          <w:szCs w:val="20"/>
-        </w:rPr>
-      </w:pPr>
-      <w:r>
-        <w:rPr>
-          <w:rFonts w:hint="default" w:ascii="Times New Roman" w:hAnsi="Times New Roman" w:cs="Times New Roman"/>
-          <w:color w:val="7B0000"/>
+          <w:color w:val="auto"/>
+          <w:sz w:val="20"/>
+          <w:szCs w:val="20"/>
+        </w:rPr>
+      </w:pPr>
+      <w:r>
+        <w:rPr>
+          <w:rFonts w:hint="default" w:ascii="Times New Roman" w:hAnsi="Times New Roman" w:cs="Times New Roman"/>
+          <w:color w:val="auto"/>
           <w:sz w:val="16"/>
           <w:szCs w:val="16"/>
           <w:shd w:val="clear" w:color="auto" w:fill="F0F4F8"/>
@@ -5730,14 +5980,15 @@
         <w:ind w:left="1487"/>
         <w:rPr>
           <w:rFonts w:hint="default" w:ascii="Times New Roman" w:hAnsi="Times New Roman" w:cs="Times New Roman"/>
-          <w:sz w:val="20"/>
-          <w:szCs w:val="20"/>
-        </w:rPr>
-      </w:pPr>
-      <w:r>
-        <w:rPr>
-          <w:rFonts w:hint="default" w:ascii="Times New Roman" w:hAnsi="Times New Roman" w:cs="Times New Roman"/>
-          <w:color w:val="7B0000"/>
+          <w:color w:val="auto"/>
+          <w:sz w:val="20"/>
+          <w:szCs w:val="20"/>
+        </w:rPr>
+      </w:pPr>
+      <w:r>
+        <w:rPr>
+          <w:rFonts w:hint="default" w:ascii="Times New Roman" w:hAnsi="Times New Roman" w:cs="Times New Roman"/>
+          <w:color w:val="auto"/>
           <w:sz w:val="16"/>
           <w:szCs w:val="16"/>
           <w:shd w:val="clear" w:color="auto" w:fill="F0F4F8"/>
@@ -5752,14 +6003,15 @@
         <w:ind w:left="1489"/>
         <w:rPr>
           <w:rFonts w:hint="default" w:ascii="Times New Roman" w:hAnsi="Times New Roman" w:cs="Times New Roman"/>
-          <w:sz w:val="20"/>
-          <w:szCs w:val="20"/>
-        </w:rPr>
-      </w:pPr>
-      <w:r>
-        <w:rPr>
-          <w:rFonts w:hint="default" w:ascii="Times New Roman" w:hAnsi="Times New Roman" w:cs="Times New Roman"/>
-          <w:color w:val="7B0000"/>
+          <w:color w:val="auto"/>
+          <w:sz w:val="20"/>
+          <w:szCs w:val="20"/>
+        </w:rPr>
+      </w:pPr>
+      <w:r>
+        <w:rPr>
+          <w:rFonts w:hint="default" w:ascii="Times New Roman" w:hAnsi="Times New Roman" w:cs="Times New Roman"/>
+          <w:color w:val="auto"/>
           <w:sz w:val="16"/>
           <w:szCs w:val="16"/>
           <w:shd w:val="clear" w:color="auto" w:fill="F0F4F8"/>
@@ -5774,14 +6026,15 @@
         <w:ind w:left="1481"/>
         <w:rPr>
           <w:rFonts w:hint="default" w:ascii="Times New Roman" w:hAnsi="Times New Roman" w:cs="Times New Roman"/>
-          <w:sz w:val="20"/>
-          <w:szCs w:val="20"/>
-        </w:rPr>
-      </w:pPr>
-      <w:r>
-        <w:rPr>
-          <w:rFonts w:hint="default" w:ascii="Times New Roman" w:hAnsi="Times New Roman" w:cs="Times New Roman"/>
-          <w:color w:val="7B0000"/>
+          <w:color w:val="auto"/>
+          <w:sz w:val="20"/>
+          <w:szCs w:val="20"/>
+        </w:rPr>
+      </w:pPr>
+      <w:r>
+        <w:rPr>
+          <w:rFonts w:hint="default" w:ascii="Times New Roman" w:hAnsi="Times New Roman" w:cs="Times New Roman"/>
+          <w:color w:val="auto"/>
           <w:sz w:val="16"/>
           <w:szCs w:val="16"/>
           <w:shd w:val="clear" w:color="auto" w:fill="F0F4F8"/>
@@ -5796,14 +6049,15 @@
         <w:ind w:left="1484"/>
         <w:rPr>
           <w:rFonts w:hint="default" w:ascii="Times New Roman" w:hAnsi="Times New Roman" w:cs="Times New Roman"/>
-          <w:sz w:val="20"/>
-          <w:szCs w:val="20"/>
-        </w:rPr>
-      </w:pPr>
-      <w:r>
-        <w:rPr>
-          <w:rFonts w:hint="default" w:ascii="Times New Roman" w:hAnsi="Times New Roman" w:cs="Times New Roman"/>
-          <w:color w:val="7B0000"/>
+          <w:color w:val="auto"/>
+          <w:sz w:val="20"/>
+          <w:szCs w:val="20"/>
+        </w:rPr>
+      </w:pPr>
+      <w:r>
+        <w:rPr>
+          <w:rFonts w:hint="default" w:ascii="Times New Roman" w:hAnsi="Times New Roman" w:cs="Times New Roman"/>
+          <w:color w:val="auto"/>
           <w:sz w:val="16"/>
           <w:szCs w:val="16"/>
           <w:shd w:val="clear" w:color="auto" w:fill="F0F4F8"/>
@@ -5818,14 +6072,15 @@
         <w:ind w:left="1955"/>
         <w:rPr>
           <w:rFonts w:hint="default" w:ascii="Times New Roman" w:hAnsi="Times New Roman" w:cs="Times New Roman"/>
-          <w:sz w:val="20"/>
-          <w:szCs w:val="20"/>
-        </w:rPr>
-      </w:pPr>
-      <w:r>
-        <w:rPr>
-          <w:rFonts w:hint="default" w:ascii="Times New Roman" w:hAnsi="Times New Roman" w:cs="Times New Roman"/>
-          <w:color w:val="7B0000"/>
+          <w:color w:val="auto"/>
+          <w:sz w:val="20"/>
+          <w:szCs w:val="20"/>
+        </w:rPr>
+      </w:pPr>
+      <w:r>
+        <w:rPr>
+          <w:rFonts w:hint="default" w:ascii="Times New Roman" w:hAnsi="Times New Roman" w:cs="Times New Roman"/>
+          <w:color w:val="auto"/>
           <w:sz w:val="16"/>
           <w:szCs w:val="16"/>
           <w:shd w:val="clear" w:color="auto" w:fill="F0F4F8"/>
@@ -5840,14 +6095,15 @@
         <w:ind w:left="1948"/>
         <w:rPr>
           <w:rFonts w:hint="default" w:ascii="Times New Roman" w:hAnsi="Times New Roman" w:cs="Times New Roman"/>
-          <w:sz w:val="20"/>
-          <w:szCs w:val="20"/>
-        </w:rPr>
-      </w:pPr>
-      <w:r>
-        <w:rPr>
-          <w:rFonts w:hint="default" w:ascii="Times New Roman" w:hAnsi="Times New Roman" w:cs="Times New Roman"/>
-          <w:color w:val="7B0000"/>
+          <w:color w:val="auto"/>
+          <w:sz w:val="20"/>
+          <w:szCs w:val="20"/>
+        </w:rPr>
+      </w:pPr>
+      <w:r>
+        <w:rPr>
+          <w:rFonts w:hint="default" w:ascii="Times New Roman" w:hAnsi="Times New Roman" w:cs="Times New Roman"/>
+          <w:color w:val="auto"/>
           <w:sz w:val="16"/>
           <w:szCs w:val="16"/>
           <w:shd w:val="clear" w:color="auto" w:fill="F0F4F8"/>
@@ -5862,14 +6118,15 @@
         <w:ind w:left="1955"/>
         <w:rPr>
           <w:rFonts w:hint="default" w:ascii="Times New Roman" w:hAnsi="Times New Roman" w:cs="Times New Roman"/>
-          <w:sz w:val="20"/>
-          <w:szCs w:val="20"/>
-        </w:rPr>
-      </w:pPr>
-      <w:r>
-        <w:rPr>
-          <w:rFonts w:hint="default" w:ascii="Times New Roman" w:hAnsi="Times New Roman" w:cs="Times New Roman"/>
-          <w:color w:val="7B0000"/>
+          <w:color w:val="auto"/>
+          <w:sz w:val="20"/>
+          <w:szCs w:val="20"/>
+        </w:rPr>
+      </w:pPr>
+      <w:r>
+        <w:rPr>
+          <w:rFonts w:hint="default" w:ascii="Times New Roman" w:hAnsi="Times New Roman" w:cs="Times New Roman"/>
+          <w:color w:val="auto"/>
           <w:sz w:val="16"/>
           <w:szCs w:val="16"/>
           <w:shd w:val="clear" w:color="auto" w:fill="F0F4F8"/>
@@ -5885,14 +6142,15 @@
         <w:jc w:val="right"/>
         <w:rPr>
           <w:rFonts w:hint="default" w:ascii="Times New Roman" w:hAnsi="Times New Roman" w:cs="Times New Roman"/>
-          <w:sz w:val="20"/>
-          <w:szCs w:val="20"/>
-        </w:rPr>
-      </w:pPr>
-      <w:r>
-        <w:rPr>
-          <w:rFonts w:hint="default" w:ascii="Times New Roman" w:hAnsi="Times New Roman" w:cs="Times New Roman"/>
-          <w:color w:val="7B0000"/>
+          <w:color w:val="auto"/>
+          <w:sz w:val="20"/>
+          <w:szCs w:val="20"/>
+        </w:rPr>
+      </w:pPr>
+      <w:r>
+        <w:rPr>
+          <w:rFonts w:hint="default" w:ascii="Times New Roman" w:hAnsi="Times New Roman" w:cs="Times New Roman"/>
+          <w:color w:val="auto"/>
           <w:sz w:val="16"/>
           <w:szCs w:val="16"/>
           <w:shd w:val="clear" w:color="auto" w:fill="F0F4F8"/>
@@ -5907,14 +6165,15 @@
         <w:ind w:left="541"/>
         <w:rPr>
           <w:rFonts w:hint="default" w:ascii="Times New Roman" w:hAnsi="Times New Roman" w:cs="Times New Roman"/>
-          <w:sz w:val="20"/>
-          <w:szCs w:val="20"/>
-        </w:rPr>
-      </w:pPr>
-      <w:r>
-        <w:rPr>
-          <w:rFonts w:hint="default" w:ascii="Times New Roman" w:hAnsi="Times New Roman" w:cs="Times New Roman"/>
-          <w:color w:val="7B0000"/>
+          <w:color w:val="auto"/>
+          <w:sz w:val="20"/>
+          <w:szCs w:val="20"/>
+        </w:rPr>
+      </w:pPr>
+      <w:r>
+        <w:rPr>
+          <w:rFonts w:hint="default" w:ascii="Times New Roman" w:hAnsi="Times New Roman" w:cs="Times New Roman"/>
+          <w:color w:val="auto"/>
           <w:sz w:val="16"/>
           <w:szCs w:val="16"/>
           <w:shd w:val="clear" w:color="auto" w:fill="F0F4F8"/>
@@ -5929,14 +6188,15 @@
         <w:ind w:left="1480"/>
         <w:rPr>
           <w:rFonts w:hint="default" w:ascii="Times New Roman" w:hAnsi="Times New Roman" w:cs="Times New Roman"/>
-          <w:sz w:val="20"/>
-          <w:szCs w:val="20"/>
-        </w:rPr>
-      </w:pPr>
-      <w:r>
-        <w:rPr>
-          <w:rFonts w:hint="default" w:ascii="Times New Roman" w:hAnsi="Times New Roman" w:cs="Times New Roman"/>
-          <w:color w:val="7B0000"/>
+          <w:color w:val="auto"/>
+          <w:sz w:val="20"/>
+          <w:szCs w:val="20"/>
+        </w:rPr>
+      </w:pPr>
+      <w:r>
+        <w:rPr>
+          <w:rFonts w:hint="default" w:ascii="Times New Roman" w:hAnsi="Times New Roman" w:cs="Times New Roman"/>
+          <w:color w:val="auto"/>
           <w:sz w:val="16"/>
           <w:szCs w:val="16"/>
           <w:shd w:val="clear" w:color="auto" w:fill="F0F4F8"/>
@@ -5951,14 +6211,15 @@
         <w:ind w:left="1484"/>
         <w:rPr>
           <w:rFonts w:hint="default" w:ascii="Times New Roman" w:hAnsi="Times New Roman" w:cs="Times New Roman"/>
-          <w:sz w:val="20"/>
-          <w:szCs w:val="20"/>
-        </w:rPr>
-      </w:pPr>
-      <w:r>
-        <w:rPr>
-          <w:rFonts w:hint="default" w:ascii="Times New Roman" w:hAnsi="Times New Roman" w:cs="Times New Roman"/>
-          <w:color w:val="7B0000"/>
+          <w:color w:val="auto"/>
+          <w:sz w:val="20"/>
+          <w:szCs w:val="20"/>
+        </w:rPr>
+      </w:pPr>
+      <w:r>
+        <w:rPr>
+          <w:rFonts w:hint="default" w:ascii="Times New Roman" w:hAnsi="Times New Roman" w:cs="Times New Roman"/>
+          <w:color w:val="auto"/>
           <w:sz w:val="16"/>
           <w:szCs w:val="16"/>
           <w:shd w:val="clear" w:color="auto" w:fill="F0F4F8"/>
@@ -5973,14 +6234,15 @@
         <w:ind w:left="1012"/>
         <w:rPr>
           <w:rFonts w:hint="default" w:ascii="Times New Roman" w:hAnsi="Times New Roman" w:cs="Times New Roman"/>
-          <w:sz w:val="20"/>
-          <w:szCs w:val="20"/>
-        </w:rPr>
-      </w:pPr>
-      <w:r>
-        <w:rPr>
-          <w:rFonts w:hint="default" w:ascii="Times New Roman" w:hAnsi="Times New Roman" w:cs="Times New Roman"/>
-          <w:color w:val="7B0000"/>
+          <w:color w:val="auto"/>
+          <w:sz w:val="20"/>
+          <w:szCs w:val="20"/>
+        </w:rPr>
+      </w:pPr>
+      <w:r>
+        <w:rPr>
+          <w:rFonts w:hint="default" w:ascii="Times New Roman" w:hAnsi="Times New Roman" w:cs="Times New Roman"/>
+          <w:color w:val="auto"/>
           <w:sz w:val="16"/>
           <w:szCs w:val="16"/>
           <w:shd w:val="clear" w:color="auto" w:fill="F0F4F8"/>
@@ -5995,14 +6257,15 @@
         <w:ind w:left="1015"/>
         <w:rPr>
           <w:rFonts w:hint="default" w:ascii="Times New Roman" w:hAnsi="Times New Roman" w:cs="Times New Roman"/>
-          <w:sz w:val="20"/>
-          <w:szCs w:val="20"/>
-        </w:rPr>
-      </w:pPr>
-      <w:r>
-        <w:rPr>
-          <w:rFonts w:hint="default" w:ascii="Times New Roman" w:hAnsi="Times New Roman" w:cs="Times New Roman"/>
-          <w:color w:val="7B0000"/>
+          <w:color w:val="auto"/>
+          <w:sz w:val="20"/>
+          <w:szCs w:val="20"/>
+        </w:rPr>
+      </w:pPr>
+      <w:r>
+        <w:rPr>
+          <w:rFonts w:hint="default" w:ascii="Times New Roman" w:hAnsi="Times New Roman" w:cs="Times New Roman"/>
+          <w:color w:val="auto"/>
           <w:sz w:val="16"/>
           <w:szCs w:val="16"/>
           <w:shd w:val="clear" w:color="auto" w:fill="F0F4F8"/>
@@ -6017,14 +6280,15 @@
         <w:ind w:left="544"/>
         <w:rPr>
           <w:rFonts w:hint="default" w:ascii="Times New Roman" w:hAnsi="Times New Roman" w:cs="Times New Roman"/>
-          <w:sz w:val="20"/>
-          <w:szCs w:val="20"/>
-        </w:rPr>
-      </w:pPr>
-      <w:r>
-        <w:rPr>
-          <w:rFonts w:hint="default" w:ascii="Times New Roman" w:hAnsi="Times New Roman" w:cs="Times New Roman"/>
-          <w:color w:val="7B0000"/>
+          <w:color w:val="auto"/>
+          <w:sz w:val="20"/>
+          <w:szCs w:val="20"/>
+        </w:rPr>
+      </w:pPr>
+      <w:r>
+        <w:rPr>
+          <w:rFonts w:hint="default" w:ascii="Times New Roman" w:hAnsi="Times New Roman" w:cs="Times New Roman"/>
+          <w:color w:val="auto"/>
           <w:sz w:val="16"/>
           <w:szCs w:val="16"/>
           <w:shd w:val="clear" w:color="auto" w:fill="F0F4F8"/>
@@ -6039,14 +6303,15 @@
         <w:ind w:left="1007"/>
         <w:rPr>
           <w:rFonts w:hint="default" w:ascii="Times New Roman" w:hAnsi="Times New Roman" w:cs="Times New Roman"/>
-          <w:sz w:val="20"/>
-          <w:szCs w:val="20"/>
-        </w:rPr>
-      </w:pPr>
-      <w:r>
-        <w:rPr>
-          <w:rFonts w:hint="default" w:ascii="Times New Roman" w:hAnsi="Times New Roman" w:cs="Times New Roman"/>
-          <w:color w:val="7B0000"/>
+          <w:color w:val="auto"/>
+          <w:sz w:val="20"/>
+          <w:szCs w:val="20"/>
+        </w:rPr>
+      </w:pPr>
+      <w:r>
+        <w:rPr>
+          <w:rFonts w:hint="default" w:ascii="Times New Roman" w:hAnsi="Times New Roman" w:cs="Times New Roman"/>
+          <w:color w:val="auto"/>
           <w:sz w:val="16"/>
           <w:szCs w:val="16"/>
           <w:shd w:val="clear" w:color="auto" w:fill="F0F4F8"/>
@@ -6061,14 +6326,15 @@
         <w:ind w:left="1494"/>
         <w:rPr>
           <w:rFonts w:hint="default" w:ascii="Times New Roman" w:hAnsi="Times New Roman" w:cs="Times New Roman"/>
-          <w:sz w:val="20"/>
-          <w:szCs w:val="20"/>
-        </w:rPr>
-      </w:pPr>
-      <w:r>
-        <w:rPr>
-          <w:rFonts w:hint="default" w:ascii="Times New Roman" w:hAnsi="Times New Roman" w:cs="Times New Roman"/>
-          <w:color w:val="7B0000"/>
+          <w:color w:val="auto"/>
+          <w:sz w:val="20"/>
+          <w:szCs w:val="20"/>
+        </w:rPr>
+      </w:pPr>
+      <w:r>
+        <w:rPr>
+          <w:rFonts w:hint="default" w:ascii="Times New Roman" w:hAnsi="Times New Roman" w:cs="Times New Roman"/>
+          <w:color w:val="auto"/>
           <w:sz w:val="16"/>
           <w:szCs w:val="16"/>
           <w:shd w:val="clear" w:color="auto" w:fill="F0F4F8"/>
@@ -6084,14 +6350,15 @@
         <w:jc w:val="center"/>
         <w:rPr>
           <w:rFonts w:hint="default" w:ascii="Times New Roman" w:hAnsi="Times New Roman" w:cs="Times New Roman"/>
-          <w:sz w:val="20"/>
-          <w:szCs w:val="20"/>
-        </w:rPr>
-      </w:pPr>
-      <w:r>
-        <w:rPr>
-          <w:rFonts w:hint="default" w:ascii="Times New Roman" w:hAnsi="Times New Roman" w:cs="Times New Roman"/>
-          <w:color w:val="7B0000"/>
+          <w:color w:val="auto"/>
+          <w:sz w:val="20"/>
+          <w:szCs w:val="20"/>
+        </w:rPr>
+      </w:pPr>
+      <w:r>
+        <w:rPr>
+          <w:rFonts w:hint="default" w:ascii="Times New Roman" w:hAnsi="Times New Roman" w:cs="Times New Roman"/>
+          <w:color w:val="auto"/>
           <w:sz w:val="16"/>
           <w:szCs w:val="16"/>
           <w:shd w:val="clear" w:color="auto" w:fill="F0F4F8"/>
@@ -6106,14 +6373,15 @@
         <w:ind w:left="1487"/>
         <w:rPr>
           <w:rFonts w:hint="default" w:ascii="Times New Roman" w:hAnsi="Times New Roman" w:cs="Times New Roman"/>
-          <w:sz w:val="20"/>
-          <w:szCs w:val="20"/>
-        </w:rPr>
-      </w:pPr>
-      <w:r>
-        <w:rPr>
-          <w:rFonts w:hint="default" w:ascii="Times New Roman" w:hAnsi="Times New Roman" w:cs="Times New Roman"/>
-          <w:color w:val="7B0000"/>
+          <w:color w:val="auto"/>
+          <w:sz w:val="20"/>
+          <w:szCs w:val="20"/>
+        </w:rPr>
+      </w:pPr>
+      <w:r>
+        <w:rPr>
+          <w:rFonts w:hint="default" w:ascii="Times New Roman" w:hAnsi="Times New Roman" w:cs="Times New Roman"/>
+          <w:color w:val="auto"/>
           <w:sz w:val="16"/>
           <w:szCs w:val="16"/>
           <w:shd w:val="clear" w:color="auto" w:fill="F0F4F8"/>
@@ -6128,14 +6396,15 @@
         <w:ind w:left="544"/>
         <w:rPr>
           <w:rFonts w:hint="default" w:ascii="Times New Roman" w:hAnsi="Times New Roman" w:cs="Times New Roman"/>
-          <w:sz w:val="20"/>
-          <w:szCs w:val="20"/>
-        </w:rPr>
-      </w:pPr>
-      <w:r>
-        <w:rPr>
-          <w:rFonts w:hint="default" w:ascii="Times New Roman" w:hAnsi="Times New Roman" w:cs="Times New Roman"/>
-          <w:color w:val="7B0000"/>
+          <w:color w:val="auto"/>
+          <w:sz w:val="20"/>
+          <w:szCs w:val="20"/>
+        </w:rPr>
+      </w:pPr>
+      <w:r>
+        <w:rPr>
+          <w:rFonts w:hint="default" w:ascii="Times New Roman" w:hAnsi="Times New Roman" w:cs="Times New Roman"/>
+          <w:color w:val="auto"/>
           <w:sz w:val="16"/>
           <w:szCs w:val="16"/>
           <w:shd w:val="clear" w:color="auto" w:fill="F0F4F8"/>
@@ -6150,13 +6419,15 @@
         <w:ind w:left="557"/>
         <w:rPr>
           <w:rFonts w:hint="default" w:ascii="Times New Roman" w:hAnsi="Times New Roman" w:cs="Times New Roman"/>
-          <w:sz w:val="20"/>
-          <w:szCs w:val="20"/>
-        </w:rPr>
-      </w:pPr>
-      <w:r>
-        <w:rPr>
-          <w:rFonts w:hint="default" w:ascii="Times New Roman" w:hAnsi="Times New Roman" w:cs="Times New Roman"/>
+          <w:color w:val="auto"/>
+          <w:sz w:val="20"/>
+          <w:szCs w:val="20"/>
+        </w:rPr>
+      </w:pPr>
+      <w:r>
+        <w:rPr>
+          <w:rFonts w:hint="default" w:ascii="Times New Roman" w:hAnsi="Times New Roman" w:cs="Times New Roman"/>
+          <w:color w:val="auto"/>
           <w:sz w:val="20"/>
           <w:szCs w:val="20"/>
         </w:rPr>
@@ -6205,6 +6476,7 @@
         <w:ind w:left="31"/>
         <w:rPr>
           <w:rFonts w:hint="default" w:ascii="Times New Roman" w:hAnsi="Times New Roman" w:eastAsia="Times New Roman" w:cs="Times New Roman"/>
+          <w:color w:val="auto"/>
           <w:kern w:val="0"/>
           <w14:ligatures w14:val="none"/>
         </w:rPr>
@@ -6214,7 +6486,7 @@
           <w:rFonts w:hint="default" w:ascii="Times New Roman" w:hAnsi="Times New Roman" w:eastAsia="Times New Roman" w:cs="Times New Roman"/>
           <w:b/>
           <w:bCs/>
-          <w:color w:val="2E75B6"/>
+          <w:color w:val="auto"/>
           <w:kern w:val="0"/>
           <w:sz w:val="30"/>
           <w:szCs w:val="30"/>
@@ -6230,6 +6502,7 @@
         <w:ind w:left="216"/>
         <w:rPr>
           <w:rFonts w:hint="default" w:ascii="Times New Roman" w:hAnsi="Times New Roman" w:cs="Times New Roman"/>
+          <w:color w:val="auto"/>
         </w:rPr>
       </w:pPr>
       <w:r>
@@ -6237,7 +6510,7 @@
           <w:rFonts w:hint="default" w:ascii="Times New Roman" w:hAnsi="Times New Roman" w:cs="Times New Roman"/>
           <w:b/>
           <w:bCs/>
-          <w:color w:val="1E6B3C"/>
+          <w:color w:val="auto"/>
           <w:sz w:val="28"/>
           <w:szCs w:val="28"/>
         </w:rPr>
@@ -6246,7 +6519,7 @@
       <w:r>
         <w:rPr>
           <w:rFonts w:hint="default" w:ascii="Times New Roman" w:hAnsi="Times New Roman" w:cs="Times New Roman"/>
-          <w:color w:val="1A1A1A"/>
+          <w:color w:val="auto"/>
           <w:sz w:val="28"/>
           <w:szCs w:val="28"/>
         </w:rPr>
@@ -6260,12 +6533,13 @@
         <w:ind w:left="577"/>
         <w:rPr>
           <w:rFonts w:hint="default" w:ascii="Times New Roman" w:hAnsi="Times New Roman" w:cs="Times New Roman"/>
-        </w:rPr>
-      </w:pPr>
-      <w:r>
-        <w:rPr>
-          <w:rFonts w:hint="default" w:ascii="Times New Roman" w:hAnsi="Times New Roman" w:cs="Times New Roman"/>
-          <w:color w:val="7B0000"/>
+          <w:color w:val="auto"/>
+        </w:rPr>
+      </w:pPr>
+      <w:r>
+        <w:rPr>
+          <w:rFonts w:hint="default" w:ascii="Times New Roman" w:hAnsi="Times New Roman" w:cs="Times New Roman"/>
+          <w:color w:val="auto"/>
           <w:sz w:val="20"/>
           <w:szCs w:val="20"/>
           <w:shd w:val="clear" w:color="auto" w:fill="F0F4F8"/>
@@ -6280,12 +6554,13 @@
         <w:ind w:left="1092"/>
         <w:rPr>
           <w:rFonts w:hint="default" w:ascii="Times New Roman" w:hAnsi="Times New Roman" w:cs="Times New Roman"/>
-        </w:rPr>
-      </w:pPr>
-      <w:r>
-        <w:rPr>
-          <w:rFonts w:hint="default" w:ascii="Times New Roman" w:hAnsi="Times New Roman" w:cs="Times New Roman"/>
-          <w:color w:val="7B0000"/>
+          <w:color w:val="auto"/>
+        </w:rPr>
+      </w:pPr>
+      <w:r>
+        <w:rPr>
+          <w:rFonts w:hint="default" w:ascii="Times New Roman" w:hAnsi="Times New Roman" w:cs="Times New Roman"/>
+          <w:color w:val="auto"/>
           <w:sz w:val="20"/>
           <w:szCs w:val="20"/>
           <w:shd w:val="clear" w:color="auto" w:fill="F0F4F8"/>
@@ -6300,12 +6575,13 @@
         <w:ind w:left="1164"/>
         <w:rPr>
           <w:rFonts w:hint="default" w:ascii="Times New Roman" w:hAnsi="Times New Roman" w:cs="Times New Roman"/>
-        </w:rPr>
-      </w:pPr>
-      <w:r>
-        <w:rPr>
-          <w:rFonts w:hint="default" w:ascii="Times New Roman" w:hAnsi="Times New Roman" w:cs="Times New Roman"/>
-          <w:color w:val="7B0000"/>
+          <w:color w:val="auto"/>
+        </w:rPr>
+      </w:pPr>
+      <w:r>
+        <w:rPr>
+          <w:rFonts w:hint="default" w:ascii="Times New Roman" w:hAnsi="Times New Roman" w:cs="Times New Roman"/>
+          <w:color w:val="auto"/>
           <w:sz w:val="20"/>
           <w:szCs w:val="20"/>
           <w:shd w:val="clear" w:color="auto" w:fill="F0F4F8"/>
@@ -6320,12 +6596,13 @@
         <w:ind w:left="1164"/>
         <w:rPr>
           <w:rFonts w:hint="default" w:ascii="Times New Roman" w:hAnsi="Times New Roman" w:cs="Times New Roman"/>
-        </w:rPr>
-      </w:pPr>
-      <w:r>
-        <w:rPr>
-          <w:rFonts w:hint="default" w:ascii="Times New Roman" w:hAnsi="Times New Roman" w:cs="Times New Roman"/>
-          <w:color w:val="7B0000"/>
+          <w:color w:val="auto"/>
+        </w:rPr>
+      </w:pPr>
+      <w:r>
+        <w:rPr>
+          <w:rFonts w:hint="default" w:ascii="Times New Roman" w:hAnsi="Times New Roman" w:cs="Times New Roman"/>
+          <w:color w:val="auto"/>
           <w:sz w:val="20"/>
           <w:szCs w:val="20"/>
           <w:shd w:val="clear" w:color="auto" w:fill="F0F4F8"/>
@@ -6340,12 +6617,13 @@
         <w:ind w:left="587"/>
         <w:rPr>
           <w:rFonts w:hint="default" w:ascii="Times New Roman" w:hAnsi="Times New Roman" w:cs="Times New Roman"/>
-        </w:rPr>
-      </w:pPr>
-      <w:r>
-        <w:rPr>
-          <w:rFonts w:hint="default" w:ascii="Times New Roman" w:hAnsi="Times New Roman" w:cs="Times New Roman"/>
-          <w:color w:val="7B0000"/>
+          <w:color w:val="auto"/>
+        </w:rPr>
+      </w:pPr>
+      <w:r>
+        <w:rPr>
+          <w:rFonts w:hint="default" w:ascii="Times New Roman" w:hAnsi="Times New Roman" w:cs="Times New Roman"/>
+          <w:color w:val="auto"/>
           <w:sz w:val="20"/>
           <w:szCs w:val="20"/>
           <w:shd w:val="clear" w:color="auto" w:fill="F0F4F8"/>
@@ -6360,12 +6638,13 @@
         <w:ind w:left="573"/>
         <w:rPr>
           <w:rFonts w:hint="default" w:ascii="Times New Roman" w:hAnsi="Times New Roman" w:cs="Times New Roman"/>
-        </w:rPr>
-      </w:pPr>
-      <w:r>
-        <w:rPr>
-          <w:rFonts w:hint="default" w:ascii="Times New Roman" w:hAnsi="Times New Roman" w:cs="Times New Roman"/>
-          <w:color w:val="7B0000"/>
+          <w:color w:val="auto"/>
+        </w:rPr>
+      </w:pPr>
+      <w:r>
+        <w:rPr>
+          <w:rFonts w:hint="default" w:ascii="Times New Roman" w:hAnsi="Times New Roman" w:cs="Times New Roman"/>
+          <w:color w:val="auto"/>
           <w:sz w:val="20"/>
           <w:szCs w:val="20"/>
           <w:shd w:val="clear" w:color="auto" w:fill="F0F4F8"/>
@@ -6380,12 +6659,13 @@
         <w:ind w:left="1051"/>
         <w:rPr>
           <w:rFonts w:hint="default" w:ascii="Times New Roman" w:hAnsi="Times New Roman" w:cs="Times New Roman"/>
-        </w:rPr>
-      </w:pPr>
-      <w:r>
-        <w:rPr>
-          <w:rFonts w:hint="default" w:ascii="Times New Roman" w:hAnsi="Times New Roman" w:cs="Times New Roman"/>
-          <w:color w:val="7B0000"/>
+          <w:color w:val="auto"/>
+        </w:rPr>
+      </w:pPr>
+      <w:r>
+        <w:rPr>
+          <w:rFonts w:hint="default" w:ascii="Times New Roman" w:hAnsi="Times New Roman" w:cs="Times New Roman"/>
+          <w:color w:val="auto"/>
           <w:sz w:val="20"/>
           <w:szCs w:val="20"/>
           <w:shd w:val="clear" w:color="auto" w:fill="F0F4F8"/>
@@ -6400,12 +6680,13 @@
         <w:ind w:left="1055"/>
         <w:rPr>
           <w:rFonts w:hint="default" w:ascii="Times New Roman" w:hAnsi="Times New Roman" w:cs="Times New Roman"/>
-        </w:rPr>
-      </w:pPr>
-      <w:r>
-        <w:rPr>
-          <w:rFonts w:hint="default" w:ascii="Times New Roman" w:hAnsi="Times New Roman" w:cs="Times New Roman"/>
-          <w:color w:val="7B0000"/>
+          <w:color w:val="auto"/>
+        </w:rPr>
+      </w:pPr>
+      <w:r>
+        <w:rPr>
+          <w:rFonts w:hint="default" w:ascii="Times New Roman" w:hAnsi="Times New Roman" w:cs="Times New Roman"/>
+          <w:color w:val="auto"/>
           <w:sz w:val="20"/>
           <w:szCs w:val="20"/>
           <w:shd w:val="clear" w:color="auto" w:fill="F0F4F8"/>
@@ -6420,12 +6701,13 @@
         <w:ind w:left="1049"/>
         <w:rPr>
           <w:rFonts w:hint="default" w:ascii="Times New Roman" w:hAnsi="Times New Roman" w:cs="Times New Roman"/>
-        </w:rPr>
-      </w:pPr>
-      <w:r>
-        <w:rPr>
-          <w:rFonts w:hint="default" w:ascii="Times New Roman" w:hAnsi="Times New Roman" w:cs="Times New Roman"/>
-          <w:color w:val="7B0000"/>
+          <w:color w:val="auto"/>
+        </w:rPr>
+      </w:pPr>
+      <w:r>
+        <w:rPr>
+          <w:rFonts w:hint="default" w:ascii="Times New Roman" w:hAnsi="Times New Roman" w:cs="Times New Roman"/>
+          <w:color w:val="auto"/>
           <w:sz w:val="20"/>
           <w:szCs w:val="20"/>
           <w:shd w:val="clear" w:color="auto" w:fill="F0F4F8"/>
@@ -6440,12 +6722,13 @@
         <w:ind w:left="1037"/>
         <w:rPr>
           <w:rFonts w:hint="default" w:ascii="Times New Roman" w:hAnsi="Times New Roman" w:cs="Times New Roman"/>
-        </w:rPr>
-      </w:pPr>
-      <w:r>
-        <w:rPr>
-          <w:rFonts w:hint="default" w:ascii="Times New Roman" w:hAnsi="Times New Roman" w:cs="Times New Roman"/>
-          <w:color w:val="7B0000"/>
+          <w:color w:val="auto"/>
+        </w:rPr>
+      </w:pPr>
+      <w:r>
+        <w:rPr>
+          <w:rFonts w:hint="default" w:ascii="Times New Roman" w:hAnsi="Times New Roman" w:cs="Times New Roman"/>
+          <w:color w:val="auto"/>
           <w:sz w:val="20"/>
           <w:szCs w:val="20"/>
           <w:shd w:val="clear" w:color="auto" w:fill="F0F4F8"/>
@@ -6460,12 +6743,13 @@
         <w:ind w:left="574"/>
         <w:rPr>
           <w:rFonts w:hint="default" w:ascii="Times New Roman" w:hAnsi="Times New Roman" w:cs="Times New Roman"/>
-        </w:rPr>
-      </w:pPr>
-      <w:r>
-        <w:rPr>
-          <w:rFonts w:hint="default" w:ascii="Times New Roman" w:hAnsi="Times New Roman" w:cs="Times New Roman"/>
-          <w:color w:val="7B0000"/>
+          <w:color w:val="auto"/>
+        </w:rPr>
+      </w:pPr>
+      <w:r>
+        <w:rPr>
+          <w:rFonts w:hint="default" w:ascii="Times New Roman" w:hAnsi="Times New Roman" w:cs="Times New Roman"/>
+          <w:color w:val="auto"/>
           <w:sz w:val="20"/>
           <w:szCs w:val="20"/>
           <w:shd w:val="clear" w:color="auto" w:fill="F0F4F8"/>
@@ -6480,12 +6764,13 @@
         <w:ind w:left="1037"/>
         <w:rPr>
           <w:rFonts w:hint="default" w:ascii="Times New Roman" w:hAnsi="Times New Roman" w:cs="Times New Roman"/>
-        </w:rPr>
-      </w:pPr>
-      <w:r>
-        <w:rPr>
-          <w:rFonts w:hint="default" w:ascii="Times New Roman" w:hAnsi="Times New Roman" w:cs="Times New Roman"/>
-          <w:color w:val="7B0000"/>
+          <w:color w:val="auto"/>
+        </w:rPr>
+      </w:pPr>
+      <w:r>
+        <w:rPr>
+          <w:rFonts w:hint="default" w:ascii="Times New Roman" w:hAnsi="Times New Roman" w:cs="Times New Roman"/>
+          <w:color w:val="auto"/>
           <w:sz w:val="20"/>
           <w:szCs w:val="20"/>
           <w:shd w:val="clear" w:color="auto" w:fill="F0F4F8"/>
@@ -6500,12 +6785,13 @@
         <w:ind w:left="1515"/>
         <w:rPr>
           <w:rFonts w:hint="default" w:ascii="Times New Roman" w:hAnsi="Times New Roman" w:cs="Times New Roman"/>
-        </w:rPr>
-      </w:pPr>
-      <w:r>
-        <w:rPr>
-          <w:rFonts w:hint="default" w:ascii="Times New Roman" w:hAnsi="Times New Roman" w:cs="Times New Roman"/>
-          <w:color w:val="7B0000"/>
+          <w:color w:val="auto"/>
+        </w:rPr>
+      </w:pPr>
+      <w:r>
+        <w:rPr>
+          <w:rFonts w:hint="default" w:ascii="Times New Roman" w:hAnsi="Times New Roman" w:cs="Times New Roman"/>
+          <w:color w:val="auto"/>
           <w:sz w:val="20"/>
           <w:szCs w:val="20"/>
           <w:shd w:val="clear" w:color="auto" w:fill="F0F4F8"/>
@@ -6520,12 +6806,13 @@
         <w:ind w:left="1515"/>
         <w:rPr>
           <w:rFonts w:hint="default" w:ascii="Times New Roman" w:hAnsi="Times New Roman" w:cs="Times New Roman"/>
-        </w:rPr>
-      </w:pPr>
-      <w:r>
-        <w:rPr>
-          <w:rFonts w:hint="default" w:ascii="Times New Roman" w:hAnsi="Times New Roman" w:cs="Times New Roman"/>
-          <w:color w:val="7B0000"/>
+          <w:color w:val="auto"/>
+        </w:rPr>
+      </w:pPr>
+      <w:r>
+        <w:rPr>
+          <w:rFonts w:hint="default" w:ascii="Times New Roman" w:hAnsi="Times New Roman" w:cs="Times New Roman"/>
+          <w:color w:val="auto"/>
           <w:sz w:val="20"/>
           <w:szCs w:val="20"/>
           <w:shd w:val="clear" w:color="auto" w:fill="F0F4F8"/>
@@ -6540,12 +6827,13 @@
         <w:ind w:left="1517"/>
         <w:rPr>
           <w:rFonts w:hint="default" w:ascii="Times New Roman" w:hAnsi="Times New Roman" w:cs="Times New Roman"/>
-        </w:rPr>
-      </w:pPr>
-      <w:r>
-        <w:rPr>
-          <w:rFonts w:hint="default" w:ascii="Times New Roman" w:hAnsi="Times New Roman" w:cs="Times New Roman"/>
-          <w:color w:val="7B0000"/>
+          <w:color w:val="auto"/>
+        </w:rPr>
+      </w:pPr>
+      <w:r>
+        <w:rPr>
+          <w:rFonts w:hint="default" w:ascii="Times New Roman" w:hAnsi="Times New Roman" w:cs="Times New Roman"/>
+          <w:color w:val="auto"/>
           <w:sz w:val="20"/>
           <w:szCs w:val="20"/>
           <w:shd w:val="clear" w:color="auto" w:fill="F0F4F8"/>
@@ -6560,12 +6848,13 @@
         <w:ind w:left="583"/>
         <w:rPr>
           <w:rFonts w:hint="default" w:ascii="Times New Roman" w:hAnsi="Times New Roman" w:cs="Times New Roman"/>
-        </w:rPr>
-      </w:pPr>
-      <w:r>
-        <w:rPr>
-          <w:rFonts w:hint="default" w:ascii="Times New Roman" w:hAnsi="Times New Roman" w:cs="Times New Roman"/>
-          <w:color w:val="7B0000"/>
+          <w:color w:val="auto"/>
+        </w:rPr>
+      </w:pPr>
+      <w:r>
+        <w:rPr>
+          <w:rFonts w:hint="default" w:ascii="Times New Roman" w:hAnsi="Times New Roman" w:cs="Times New Roman"/>
+          <w:color w:val="auto"/>
           <w:sz w:val="20"/>
           <w:szCs w:val="20"/>
           <w:shd w:val="clear" w:color="auto" w:fill="F0F4F8"/>
@@ -6580,16 +6869,16 @@
         <w:ind w:left="574"/>
         <w:rPr>
           <w:rFonts w:hint="default" w:ascii="Times New Roman" w:hAnsi="Times New Roman" w:cs="Times New Roman"/>
-          <w:color w:val="7B0000"/>
-          <w:sz w:val="20"/>
-          <w:szCs w:val="20"/>
-          <w:shd w:val="clear" w:color="auto" w:fill="F0F4F8"/>
-        </w:rPr>
-      </w:pPr>
-      <w:r>
-        <w:rPr>
-          <w:rFonts w:hint="default" w:ascii="Times New Roman" w:hAnsi="Times New Roman" w:cs="Times New Roman"/>
-          <w:color w:val="7B0000"/>
+          <w:color w:val="auto"/>
+          <w:sz w:val="20"/>
+          <w:szCs w:val="20"/>
+          <w:shd w:val="clear" w:color="auto" w:fill="F0F4F8"/>
+        </w:rPr>
+      </w:pPr>
+      <w:r>
+        <w:rPr>
+          <w:rFonts w:hint="default" w:ascii="Times New Roman" w:hAnsi="Times New Roman" w:cs="Times New Roman"/>
+          <w:color w:val="auto"/>
           <w:sz w:val="20"/>
           <w:szCs w:val="20"/>
           <w:shd w:val="clear" w:color="auto" w:fill="F0F4F8"/>
@@ -6604,12 +6893,13 @@
         <w:ind w:left="574"/>
         <w:rPr>
           <w:rFonts w:hint="default" w:ascii="Times New Roman" w:hAnsi="Times New Roman" w:cs="Times New Roman"/>
-        </w:rPr>
-      </w:pPr>
-      <w:r>
-        <w:rPr>
-          <w:rFonts w:hint="default" w:ascii="Times New Roman" w:hAnsi="Times New Roman" w:cs="Times New Roman"/>
-          <w:color w:val="7B0000"/>
+          <w:color w:val="auto"/>
+        </w:rPr>
+      </w:pPr>
+      <w:r>
+        <w:rPr>
+          <w:rFonts w:hint="default" w:ascii="Times New Roman" w:hAnsi="Times New Roman" w:cs="Times New Roman"/>
+          <w:color w:val="auto"/>
           <w:sz w:val="20"/>
           <w:szCs w:val="20"/>
           <w:shd w:val="clear" w:color="auto" w:fill="F0F4F8"/>
@@ -6658,6 +6948,7 @@
         <w:spacing w:after="0" w:line="240" w:lineRule="auto"/>
         <w:rPr>
           <w:rFonts w:hint="default" w:ascii="Times New Roman" w:hAnsi="Times New Roman" w:eastAsia="Times New Roman" w:cs="Times New Roman"/>
+          <w:color w:val="auto"/>
           <w:kern w:val="0"/>
           <w14:ligatures w14:val="none"/>
         </w:rPr>
@@ -6669,6 +6960,7 @@
         <w:ind w:left="216"/>
         <w:rPr>
           <w:rFonts w:hint="default" w:ascii="Times New Roman" w:hAnsi="Times New Roman" w:eastAsia="Times New Roman" w:cs="Times New Roman"/>
+          <w:color w:val="auto"/>
           <w:kern w:val="0"/>
           <w14:ligatures w14:val="none"/>
         </w:rPr>
@@ -6678,7 +6970,7 @@
           <w:rFonts w:hint="default" w:ascii="Times New Roman" w:hAnsi="Times New Roman" w:eastAsia="Times New Roman" w:cs="Times New Roman"/>
           <w:b/>
           <w:bCs/>
-          <w:color w:val="1E6B3C"/>
+          <w:color w:val="auto"/>
           <w:kern w:val="0"/>
           <w:sz w:val="28"/>
           <w:szCs w:val="28"/>
@@ -6689,7 +6981,7 @@
       <w:r>
         <w:rPr>
           <w:rFonts w:hint="default" w:ascii="Times New Roman" w:hAnsi="Times New Roman" w:eastAsia="Times New Roman" w:cs="Times New Roman"/>
-          <w:color w:val="1A1A1A"/>
+          <w:color w:val="auto"/>
           <w:kern w:val="0"/>
           <w:sz w:val="28"/>
           <w:szCs w:val="28"/>
@@ -6704,6 +6996,7 @@
         <w:ind w:left="577"/>
         <w:rPr>
           <w:rFonts w:hint="default" w:ascii="Times New Roman" w:hAnsi="Times New Roman" w:eastAsia="Times New Roman" w:cs="Times New Roman"/>
+          <w:color w:val="auto"/>
           <w:kern w:val="0"/>
           <w14:ligatures w14:val="none"/>
         </w:rPr>
@@ -6711,7 +7004,7 @@
       <w:r>
         <w:rPr>
           <w:rFonts w:hint="default" w:ascii="Times New Roman" w:hAnsi="Times New Roman" w:eastAsia="Times New Roman" w:cs="Times New Roman"/>
-          <w:color w:val="7B0000"/>
+          <w:color w:val="auto"/>
           <w:kern w:val="0"/>
           <w:sz w:val="20"/>
           <w:szCs w:val="20"/>
@@ -6727,6 +7020,7 @@
         <w:ind w:left="587"/>
         <w:rPr>
           <w:rFonts w:hint="default" w:ascii="Times New Roman" w:hAnsi="Times New Roman" w:eastAsia="Times New Roman" w:cs="Times New Roman"/>
+          <w:color w:val="auto"/>
           <w:kern w:val="0"/>
           <w14:ligatures w14:val="none"/>
         </w:rPr>
@@ -6734,7 +7028,7 @@
       <w:r>
         <w:rPr>
           <w:rFonts w:hint="default" w:ascii="Times New Roman" w:hAnsi="Times New Roman" w:eastAsia="Times New Roman" w:cs="Times New Roman"/>
-          <w:color w:val="7B0000"/>
+          <w:color w:val="auto"/>
           <w:kern w:val="0"/>
           <w:sz w:val="20"/>
           <w:szCs w:val="20"/>
@@ -6750,6 +7044,7 @@
         <w:ind w:left="573"/>
         <w:rPr>
           <w:rFonts w:hint="default" w:ascii="Times New Roman" w:hAnsi="Times New Roman" w:eastAsia="Times New Roman" w:cs="Times New Roman"/>
+          <w:color w:val="auto"/>
           <w:kern w:val="0"/>
           <w14:ligatures w14:val="none"/>
         </w:rPr>
@@ -6757,7 +7052,7 @@
       <w:r>
         <w:rPr>
           <w:rFonts w:hint="default" w:ascii="Times New Roman" w:hAnsi="Times New Roman" w:eastAsia="Times New Roman" w:cs="Times New Roman"/>
-          <w:color w:val="7B0000"/>
+          <w:color w:val="auto"/>
           <w:kern w:val="0"/>
           <w:sz w:val="20"/>
           <w:szCs w:val="20"/>
@@ -6773,6 +7068,7 @@
         <w:ind w:left="1049"/>
         <w:rPr>
           <w:rFonts w:hint="default" w:ascii="Times New Roman" w:hAnsi="Times New Roman" w:eastAsia="Times New Roman" w:cs="Times New Roman"/>
+          <w:color w:val="auto"/>
           <w:kern w:val="0"/>
           <w14:ligatures w14:val="none"/>
         </w:rPr>
@@ -6780,7 +7076,7 @@
       <w:r>
         <w:rPr>
           <w:rFonts w:hint="default" w:ascii="Times New Roman" w:hAnsi="Times New Roman" w:eastAsia="Times New Roman" w:cs="Times New Roman"/>
-          <w:color w:val="7B0000"/>
+          <w:color w:val="auto"/>
           <w:kern w:val="0"/>
           <w:sz w:val="20"/>
           <w:szCs w:val="20"/>
@@ -6796,6 +7092,7 @@
         <w:ind w:left="1519"/>
         <w:rPr>
           <w:rFonts w:hint="default" w:ascii="Times New Roman" w:hAnsi="Times New Roman" w:eastAsia="Times New Roman" w:cs="Times New Roman"/>
+          <w:color w:val="auto"/>
           <w:kern w:val="0"/>
           <w14:ligatures w14:val="none"/>
         </w:rPr>
@@ -6803,7 +7100,7 @@
       <w:r>
         <w:rPr>
           <w:rFonts w:hint="default" w:ascii="Times New Roman" w:hAnsi="Times New Roman" w:eastAsia="Times New Roman" w:cs="Times New Roman"/>
-          <w:color w:val="7B0000"/>
+          <w:color w:val="auto"/>
           <w:kern w:val="0"/>
           <w:sz w:val="20"/>
           <w:szCs w:val="20"/>
@@ -6819,6 +7116,7 @@
         <w:ind w:left="1517"/>
         <w:rPr>
           <w:rFonts w:hint="default" w:ascii="Times New Roman" w:hAnsi="Times New Roman" w:eastAsia="Times New Roman" w:cs="Times New Roman"/>
+          <w:color w:val="auto"/>
           <w:kern w:val="0"/>
           <w14:ligatures w14:val="none"/>
         </w:rPr>
@@ -6826,7 +7124,7 @@
       <w:r>
         <w:rPr>
           <w:rFonts w:hint="default" w:ascii="Times New Roman" w:hAnsi="Times New Roman" w:eastAsia="Times New Roman" w:cs="Times New Roman"/>
-          <w:color w:val="7B0000"/>
+          <w:color w:val="auto"/>
           <w:kern w:val="0"/>
           <w:sz w:val="20"/>
           <w:szCs w:val="20"/>
@@ -6844,12 +7142,13 @@
         <w:jc w:val="center"/>
         <w:rPr>
           <w:rFonts w:hint="default" w:ascii="Times New Roman" w:hAnsi="Times New Roman" w:cs="Times New Roman"/>
-        </w:rPr>
-      </w:pPr>
-      <w:r>
-        <w:rPr>
-          <w:rFonts w:hint="default" w:ascii="Times New Roman" w:hAnsi="Times New Roman" w:cs="Times New Roman"/>
-          <w:color w:val="7B0000"/>
+          <w:color w:val="auto"/>
+        </w:rPr>
+      </w:pPr>
+      <w:r>
+        <w:rPr>
+          <w:rFonts w:hint="default" w:ascii="Times New Roman" w:hAnsi="Times New Roman" w:cs="Times New Roman"/>
+          <w:color w:val="auto"/>
           <w:sz w:val="20"/>
           <w:szCs w:val="20"/>
           <w:shd w:val="clear" w:color="auto" w:fill="F0F4F8"/>
@@ -6864,12 +7163,13 @@
         <w:ind w:left="2454"/>
         <w:rPr>
           <w:rFonts w:hint="default" w:ascii="Times New Roman" w:hAnsi="Times New Roman" w:cs="Times New Roman"/>
-        </w:rPr>
-      </w:pPr>
-      <w:r>
-        <w:rPr>
-          <w:rFonts w:hint="default" w:ascii="Times New Roman" w:hAnsi="Times New Roman" w:cs="Times New Roman"/>
-          <w:color w:val="7B0000"/>
+          <w:color w:val="auto"/>
+        </w:rPr>
+      </w:pPr>
+      <w:r>
+        <w:rPr>
+          <w:rFonts w:hint="default" w:ascii="Times New Roman" w:hAnsi="Times New Roman" w:cs="Times New Roman"/>
+          <w:color w:val="auto"/>
           <w:sz w:val="20"/>
           <w:szCs w:val="20"/>
           <w:shd w:val="clear" w:color="auto" w:fill="F0F4F8"/>
@@ -6884,12 +7184,13 @@
         <w:ind w:left="2441"/>
         <w:rPr>
           <w:rFonts w:hint="default" w:ascii="Times New Roman" w:hAnsi="Times New Roman" w:cs="Times New Roman"/>
-        </w:rPr>
-      </w:pPr>
-      <w:r>
-        <w:rPr>
-          <w:rFonts w:hint="default" w:ascii="Times New Roman" w:hAnsi="Times New Roman" w:cs="Times New Roman"/>
-          <w:color w:val="7B0000"/>
+          <w:color w:val="auto"/>
+        </w:rPr>
+      </w:pPr>
+      <w:r>
+        <w:rPr>
+          <w:rFonts w:hint="default" w:ascii="Times New Roman" w:hAnsi="Times New Roman" w:cs="Times New Roman"/>
+          <w:color w:val="auto"/>
           <w:sz w:val="20"/>
           <w:szCs w:val="20"/>
           <w:shd w:val="clear" w:color="auto" w:fill="F0F4F8"/>
@@ -6904,12 +7205,13 @@
         <w:ind w:left="1062"/>
         <w:rPr>
           <w:rFonts w:hint="default" w:ascii="Times New Roman" w:hAnsi="Times New Roman" w:cs="Times New Roman"/>
-        </w:rPr>
-      </w:pPr>
-      <w:r>
-        <w:rPr>
-          <w:rFonts w:hint="default" w:ascii="Times New Roman" w:hAnsi="Times New Roman" w:cs="Times New Roman"/>
-          <w:color w:val="7B0000"/>
+          <w:color w:val="auto"/>
+        </w:rPr>
+      </w:pPr>
+      <w:r>
+        <w:rPr>
+          <w:rFonts w:hint="default" w:ascii="Times New Roman" w:hAnsi="Times New Roman" w:cs="Times New Roman"/>
+          <w:color w:val="auto"/>
           <w:sz w:val="20"/>
           <w:szCs w:val="20"/>
           <w:shd w:val="clear" w:color="auto" w:fill="F0F4F8"/>
@@ -6924,12 +7226,13 @@
         <w:ind w:left="1519"/>
         <w:rPr>
           <w:rFonts w:hint="default" w:ascii="Times New Roman" w:hAnsi="Times New Roman" w:cs="Times New Roman"/>
-        </w:rPr>
-      </w:pPr>
-      <w:r>
-        <w:rPr>
-          <w:rFonts w:hint="default" w:ascii="Times New Roman" w:hAnsi="Times New Roman" w:cs="Times New Roman"/>
-          <w:color w:val="7B0000"/>
+          <w:color w:val="auto"/>
+        </w:rPr>
+      </w:pPr>
+      <w:r>
+        <w:rPr>
+          <w:rFonts w:hint="default" w:ascii="Times New Roman" w:hAnsi="Times New Roman" w:cs="Times New Roman"/>
+          <w:color w:val="auto"/>
           <w:sz w:val="20"/>
           <w:szCs w:val="20"/>
           <w:shd w:val="clear" w:color="auto" w:fill="F0F4F8"/>
@@ -6944,12 +7247,13 @@
         <w:ind w:left="1509"/>
         <w:rPr>
           <w:rFonts w:hint="default" w:ascii="Times New Roman" w:hAnsi="Times New Roman" w:cs="Times New Roman"/>
-        </w:rPr>
-      </w:pPr>
-      <w:r>
-        <w:rPr>
-          <w:rFonts w:hint="default" w:ascii="Times New Roman" w:hAnsi="Times New Roman" w:cs="Times New Roman"/>
-          <w:color w:val="7B0000"/>
+          <w:color w:val="auto"/>
+        </w:rPr>
+      </w:pPr>
+      <w:r>
+        <w:rPr>
+          <w:rFonts w:hint="default" w:ascii="Times New Roman" w:hAnsi="Times New Roman" w:cs="Times New Roman"/>
+          <w:color w:val="auto"/>
           <w:sz w:val="20"/>
           <w:szCs w:val="20"/>
           <w:shd w:val="clear" w:color="auto" w:fill="F0F4F8"/>
@@ -6964,12 +7268,13 @@
         <w:ind w:left="1519"/>
         <w:rPr>
           <w:rFonts w:hint="default" w:ascii="Times New Roman" w:hAnsi="Times New Roman" w:cs="Times New Roman"/>
-        </w:rPr>
-      </w:pPr>
-      <w:r>
-        <w:rPr>
-          <w:rFonts w:hint="default" w:ascii="Times New Roman" w:hAnsi="Times New Roman" w:cs="Times New Roman"/>
-          <w:color w:val="7B0000"/>
+          <w:color w:val="auto"/>
+        </w:rPr>
+      </w:pPr>
+      <w:r>
+        <w:rPr>
+          <w:rFonts w:hint="default" w:ascii="Times New Roman" w:hAnsi="Times New Roman" w:cs="Times New Roman"/>
+          <w:color w:val="auto"/>
           <w:sz w:val="20"/>
           <w:szCs w:val="20"/>
           <w:shd w:val="clear" w:color="auto" w:fill="F0F4F8"/>
@@ -6984,12 +7289,13 @@
         <w:ind w:left="1505"/>
         <w:rPr>
           <w:rFonts w:hint="default" w:ascii="Times New Roman" w:hAnsi="Times New Roman" w:cs="Times New Roman"/>
-        </w:rPr>
-      </w:pPr>
-      <w:r>
-        <w:rPr>
-          <w:rFonts w:hint="default" w:ascii="Times New Roman" w:hAnsi="Times New Roman" w:cs="Times New Roman"/>
-          <w:color w:val="7B0000"/>
+          <w:color w:val="auto"/>
+        </w:rPr>
+      </w:pPr>
+      <w:r>
+        <w:rPr>
+          <w:rFonts w:hint="default" w:ascii="Times New Roman" w:hAnsi="Times New Roman" w:cs="Times New Roman"/>
+          <w:color w:val="auto"/>
           <w:sz w:val="20"/>
           <w:szCs w:val="20"/>
           <w:shd w:val="clear" w:color="auto" w:fill="F0F4F8"/>
@@ -7005,12 +7311,13 @@
         <w:jc w:val="center"/>
         <w:rPr>
           <w:rFonts w:hint="default" w:ascii="Times New Roman" w:hAnsi="Times New Roman" w:cs="Times New Roman"/>
-        </w:rPr>
-      </w:pPr>
-      <w:r>
-        <w:rPr>
-          <w:rFonts w:hint="default" w:ascii="Times New Roman" w:hAnsi="Times New Roman" w:cs="Times New Roman"/>
-          <w:color w:val="7B0000"/>
+          <w:color w:val="auto"/>
+        </w:rPr>
+      </w:pPr>
+      <w:r>
+        <w:rPr>
+          <w:rFonts w:hint="default" w:ascii="Times New Roman" w:hAnsi="Times New Roman" w:cs="Times New Roman"/>
+          <w:color w:val="auto"/>
           <w:sz w:val="20"/>
           <w:szCs w:val="20"/>
           <w:shd w:val="clear" w:color="auto" w:fill="F0F4F8"/>
@@ -7026,12 +7333,13 @@
         <w:jc w:val="right"/>
         <w:rPr>
           <w:rFonts w:hint="default" w:ascii="Times New Roman" w:hAnsi="Times New Roman" w:cs="Times New Roman"/>
-        </w:rPr>
-      </w:pPr>
-      <w:r>
-        <w:rPr>
-          <w:rFonts w:hint="default" w:ascii="Times New Roman" w:hAnsi="Times New Roman" w:cs="Times New Roman"/>
-          <w:color w:val="7B0000"/>
+          <w:color w:val="auto"/>
+        </w:rPr>
+      </w:pPr>
+      <w:r>
+        <w:rPr>
+          <w:rFonts w:hint="default" w:ascii="Times New Roman" w:hAnsi="Times New Roman" w:cs="Times New Roman"/>
+          <w:color w:val="auto"/>
           <w:sz w:val="20"/>
           <w:szCs w:val="20"/>
           <w:shd w:val="clear" w:color="auto" w:fill="F0F4F8"/>
@@ -7041,7 +7349,7 @@
       <w:r>
         <w:rPr>
           <w:rFonts w:hint="default" w:ascii="Times New Roman" w:hAnsi="Times New Roman" w:cs="Times New Roman"/>
-          <w:color w:val="7B0000"/>
+          <w:color w:val="auto"/>
           <w:sz w:val="20"/>
           <w:szCs w:val="20"/>
         </w:rPr>
@@ -7055,12 +7363,13 @@
         <w:ind w:left="1042"/>
         <w:rPr>
           <w:rFonts w:hint="default" w:ascii="Times New Roman" w:hAnsi="Times New Roman" w:cs="Times New Roman"/>
-        </w:rPr>
-      </w:pPr>
-      <w:r>
-        <w:rPr>
-          <w:rFonts w:hint="default" w:ascii="Times New Roman" w:hAnsi="Times New Roman" w:cs="Times New Roman"/>
-          <w:color w:val="7B0000"/>
+          <w:color w:val="auto"/>
+        </w:rPr>
+      </w:pPr>
+      <w:r>
+        <w:rPr>
+          <w:rFonts w:hint="default" w:ascii="Times New Roman" w:hAnsi="Times New Roman" w:cs="Times New Roman"/>
+          <w:color w:val="auto"/>
           <w:sz w:val="20"/>
           <w:szCs w:val="20"/>
           <w:shd w:val="clear" w:color="auto" w:fill="F0F4F8"/>
@@ -7075,12 +7384,13 @@
         <w:ind w:left="1045"/>
         <w:rPr>
           <w:rFonts w:hint="default" w:ascii="Times New Roman" w:hAnsi="Times New Roman" w:cs="Times New Roman"/>
-        </w:rPr>
-      </w:pPr>
-      <w:r>
-        <w:rPr>
-          <w:rFonts w:hint="default" w:ascii="Times New Roman" w:hAnsi="Times New Roman" w:cs="Times New Roman"/>
-          <w:color w:val="7B0000"/>
+          <w:color w:val="auto"/>
+        </w:rPr>
+      </w:pPr>
+      <w:r>
+        <w:rPr>
+          <w:rFonts w:hint="default" w:ascii="Times New Roman" w:hAnsi="Times New Roman" w:cs="Times New Roman"/>
+          <w:color w:val="auto"/>
           <w:sz w:val="20"/>
           <w:szCs w:val="20"/>
           <w:shd w:val="clear" w:color="auto" w:fill="F0F4F8"/>
@@ -7095,12 +7405,13 @@
         <w:ind w:left="1048"/>
         <w:rPr>
           <w:rFonts w:hint="default" w:ascii="Times New Roman" w:hAnsi="Times New Roman" w:cs="Times New Roman"/>
-        </w:rPr>
-      </w:pPr>
-      <w:r>
-        <w:rPr>
-          <w:rFonts w:hint="default" w:ascii="Times New Roman" w:hAnsi="Times New Roman" w:cs="Times New Roman"/>
-          <w:color w:val="7B0000"/>
+          <w:color w:val="auto"/>
+        </w:rPr>
+      </w:pPr>
+      <w:r>
+        <w:rPr>
+          <w:rFonts w:hint="default" w:ascii="Times New Roman" w:hAnsi="Times New Roman" w:cs="Times New Roman"/>
+          <w:color w:val="auto"/>
           <w:sz w:val="20"/>
           <w:szCs w:val="20"/>
           <w:shd w:val="clear" w:color="auto" w:fill="F0F4F8"/>
@@ -7115,12 +7426,13 @@
         <w:ind w:left="574"/>
         <w:rPr>
           <w:rFonts w:hint="default" w:ascii="Times New Roman" w:hAnsi="Times New Roman" w:cs="Times New Roman"/>
-        </w:rPr>
-      </w:pPr>
-      <w:r>
-        <w:rPr>
-          <w:rFonts w:hint="default" w:ascii="Times New Roman" w:hAnsi="Times New Roman" w:cs="Times New Roman"/>
-          <w:color w:val="7B0000"/>
+          <w:color w:val="auto"/>
+        </w:rPr>
+      </w:pPr>
+      <w:r>
+        <w:rPr>
+          <w:rFonts w:hint="default" w:ascii="Times New Roman" w:hAnsi="Times New Roman" w:cs="Times New Roman"/>
+          <w:color w:val="auto"/>
           <w:sz w:val="20"/>
           <w:szCs w:val="20"/>
           <w:shd w:val="clear" w:color="auto" w:fill="F0F4F8"/>
@@ -7135,12 +7447,13 @@
         <w:ind w:left="1037"/>
         <w:rPr>
           <w:rFonts w:hint="default" w:ascii="Times New Roman" w:hAnsi="Times New Roman" w:cs="Times New Roman"/>
-        </w:rPr>
-      </w:pPr>
-      <w:r>
-        <w:rPr>
-          <w:rFonts w:hint="default" w:ascii="Times New Roman" w:hAnsi="Times New Roman" w:cs="Times New Roman"/>
-          <w:color w:val="7B0000"/>
+          <w:color w:val="auto"/>
+        </w:rPr>
+      </w:pPr>
+      <w:r>
+        <w:rPr>
+          <w:rFonts w:hint="default" w:ascii="Times New Roman" w:hAnsi="Times New Roman" w:cs="Times New Roman"/>
+          <w:color w:val="auto"/>
           <w:sz w:val="20"/>
           <w:szCs w:val="20"/>
           <w:shd w:val="clear" w:color="auto" w:fill="F0F4F8"/>
@@ -7155,12 +7468,13 @@
         <w:ind w:left="1510"/>
         <w:rPr>
           <w:rFonts w:hint="default" w:ascii="Times New Roman" w:hAnsi="Times New Roman" w:cs="Times New Roman"/>
-        </w:rPr>
-      </w:pPr>
-      <w:r>
-        <w:rPr>
-          <w:rFonts w:hint="default" w:ascii="Times New Roman" w:hAnsi="Times New Roman" w:cs="Times New Roman"/>
-          <w:color w:val="7B0000"/>
+          <w:color w:val="auto"/>
+        </w:rPr>
+      </w:pPr>
+      <w:r>
+        <w:rPr>
+          <w:rFonts w:hint="default" w:ascii="Times New Roman" w:hAnsi="Times New Roman" w:cs="Times New Roman"/>
+          <w:color w:val="auto"/>
           <w:sz w:val="20"/>
           <w:szCs w:val="20"/>
           <w:shd w:val="clear" w:color="auto" w:fill="F0F4F8"/>
@@ -7175,12 +7489,13 @@
         <w:ind w:left="1517"/>
         <w:rPr>
           <w:rFonts w:hint="default" w:ascii="Times New Roman" w:hAnsi="Times New Roman" w:cs="Times New Roman"/>
-        </w:rPr>
-      </w:pPr>
-      <w:r>
-        <w:rPr>
-          <w:rFonts w:hint="default" w:ascii="Times New Roman" w:hAnsi="Times New Roman" w:cs="Times New Roman"/>
-          <w:color w:val="7B0000"/>
+          <w:color w:val="auto"/>
+        </w:rPr>
+      </w:pPr>
+      <w:r>
+        <w:rPr>
+          <w:rFonts w:hint="default" w:ascii="Times New Roman" w:hAnsi="Times New Roman" w:cs="Times New Roman"/>
+          <w:color w:val="auto"/>
           <w:sz w:val="20"/>
           <w:szCs w:val="20"/>
           <w:shd w:val="clear" w:color="auto" w:fill="F0F4F8"/>
@@ -7195,12 +7510,13 @@
         <w:ind w:left="574"/>
         <w:rPr>
           <w:rFonts w:hint="default" w:ascii="Times New Roman" w:hAnsi="Times New Roman" w:cs="Times New Roman"/>
-        </w:rPr>
-      </w:pPr>
-      <w:r>
-        <w:rPr>
-          <w:rFonts w:hint="default" w:ascii="Times New Roman" w:hAnsi="Times New Roman" w:cs="Times New Roman"/>
-          <w:color w:val="7B0000"/>
+          <w:color w:val="auto"/>
+        </w:rPr>
+      </w:pPr>
+      <w:r>
+        <w:rPr>
+          <w:rFonts w:hint="default" w:ascii="Times New Roman" w:hAnsi="Times New Roman" w:cs="Times New Roman"/>
+          <w:color w:val="auto"/>
           <w:sz w:val="20"/>
           <w:szCs w:val="20"/>
           <w:shd w:val="clear" w:color="auto" w:fill="F0F4F8"/>
@@ -7215,12 +7531,13 @@
         <w:ind w:left="587"/>
         <w:rPr>
           <w:rFonts w:hint="default" w:ascii="Times New Roman" w:hAnsi="Times New Roman" w:cs="Times New Roman"/>
-        </w:rPr>
-      </w:pPr>
-      <w:r>
-        <w:rPr>
-          <w:rFonts w:hint="default" w:ascii="Times New Roman" w:hAnsi="Times New Roman" w:cs="Times New Roman"/>
-          <w:color w:val="7B0000"/>
+          <w:color w:val="auto"/>
+        </w:rPr>
+      </w:pPr>
+      <w:r>
+        <w:rPr>
+          <w:rFonts w:hint="default" w:ascii="Times New Roman" w:hAnsi="Times New Roman" w:cs="Times New Roman"/>
+          <w:color w:val="auto"/>
           <w:sz w:val="20"/>
           <w:szCs w:val="20"/>
           <w:shd w:val="clear" w:color="auto" w:fill="F0F4F8"/>
@@ -7235,12 +7552,13 @@
         <w:ind w:left="583"/>
         <w:rPr>
           <w:rFonts w:hint="default" w:ascii="Times New Roman" w:hAnsi="Times New Roman" w:cs="Times New Roman"/>
-        </w:rPr>
-      </w:pPr>
-      <w:r>
-        <w:rPr>
-          <w:rFonts w:hint="default" w:ascii="Times New Roman" w:hAnsi="Times New Roman" w:cs="Times New Roman"/>
-          <w:color w:val="7B0000"/>
+          <w:color w:val="auto"/>
+        </w:rPr>
+      </w:pPr>
+      <w:r>
+        <w:rPr>
+          <w:rFonts w:hint="default" w:ascii="Times New Roman" w:hAnsi="Times New Roman" w:cs="Times New Roman"/>
+          <w:color w:val="auto"/>
           <w:sz w:val="20"/>
           <w:szCs w:val="20"/>
           <w:shd w:val="clear" w:color="auto" w:fill="F0F4F8"/>
@@ -7255,12 +7573,13 @@
         <w:ind w:left="573"/>
         <w:rPr>
           <w:rFonts w:hint="default" w:ascii="Times New Roman" w:hAnsi="Times New Roman" w:cs="Times New Roman"/>
-        </w:rPr>
-      </w:pPr>
-      <w:r>
-        <w:rPr>
-          <w:rFonts w:hint="default" w:ascii="Times New Roman" w:hAnsi="Times New Roman" w:cs="Times New Roman"/>
-          <w:color w:val="7B0000"/>
+          <w:color w:val="auto"/>
+        </w:rPr>
+      </w:pPr>
+      <w:r>
+        <w:rPr>
+          <w:rFonts w:hint="default" w:ascii="Times New Roman" w:hAnsi="Times New Roman" w:cs="Times New Roman"/>
+          <w:color w:val="auto"/>
           <w:sz w:val="20"/>
           <w:szCs w:val="20"/>
           <w:shd w:val="clear" w:color="auto" w:fill="F0F4F8"/>
@@ -7275,12 +7594,13 @@
         <w:ind w:left="587"/>
         <w:rPr>
           <w:rFonts w:hint="default" w:ascii="Times New Roman" w:hAnsi="Times New Roman" w:cs="Times New Roman"/>
-        </w:rPr>
-      </w:pPr>
-      <w:r>
-        <w:rPr>
-          <w:rFonts w:hint="default" w:ascii="Times New Roman" w:hAnsi="Times New Roman" w:cs="Times New Roman"/>
-          <w:color w:val="7B0000"/>
+          <w:color w:val="auto"/>
+        </w:rPr>
+      </w:pPr>
+      <w:r>
+        <w:rPr>
+          <w:rFonts w:hint="default" w:ascii="Times New Roman" w:hAnsi="Times New Roman" w:cs="Times New Roman"/>
+          <w:color w:val="auto"/>
           <w:sz w:val="20"/>
           <w:szCs w:val="20"/>
           <w:shd w:val="clear" w:color="auto" w:fill="F0F4F8"/>
@@ -7295,6 +7615,7 @@
         <w:ind w:left="216" w:right="261" w:hanging="13"/>
         <w:rPr>
           <w:rFonts w:hint="default" w:ascii="Times New Roman" w:hAnsi="Times New Roman" w:cs="Times New Roman"/>
+          <w:color w:val="auto"/>
         </w:rPr>
       </w:pPr>
       <w:r>
@@ -7302,7 +7623,7 @@
           <w:rFonts w:hint="default" w:ascii="Times New Roman" w:hAnsi="Times New Roman" w:cs="Times New Roman"/>
           <w:b/>
           <w:bCs/>
-          <w:color w:val="1E6B3C"/>
+          <w:color w:val="auto"/>
           <w:sz w:val="28"/>
           <w:szCs w:val="28"/>
         </w:rPr>
@@ -7311,7 +7632,7 @@
       <w:r>
         <w:rPr>
           <w:rFonts w:hint="default" w:ascii="Times New Roman" w:hAnsi="Times New Roman" w:cs="Times New Roman"/>
-          <w:color w:val="1A1A1A"/>
+          <w:color w:val="auto"/>
           <w:sz w:val="28"/>
           <w:szCs w:val="28"/>
         </w:rPr>
@@ -7325,6 +7646,7 @@
         <w:ind w:left="319" w:right="258" w:firstLine="96"/>
         <w:rPr>
           <w:rFonts w:hint="default" w:ascii="Times New Roman" w:hAnsi="Times New Roman" w:cs="Times New Roman"/>
+          <w:color w:val="auto"/>
         </w:rPr>
       </w:pPr>
       <w:r>
@@ -7332,7 +7654,7 @@
           <w:rFonts w:hint="default" w:ascii="Times New Roman" w:hAnsi="Times New Roman" w:cs="Times New Roman"/>
           <w:i/>
           <w:iCs/>
-          <w:color w:val="444444"/>
+          <w:color w:val="auto"/>
           <w:sz w:val="28"/>
           <w:szCs w:val="28"/>
         </w:rPr>
@@ -7346,12 +7668,13 @@
         <w:ind w:left="577"/>
         <w:rPr>
           <w:rFonts w:hint="default" w:ascii="Times New Roman" w:hAnsi="Times New Roman" w:cs="Times New Roman"/>
-        </w:rPr>
-      </w:pPr>
-      <w:r>
-        <w:rPr>
-          <w:rFonts w:hint="default" w:ascii="Times New Roman" w:hAnsi="Times New Roman" w:cs="Times New Roman"/>
-          <w:color w:val="7B0000"/>
+          <w:color w:val="auto"/>
+        </w:rPr>
+      </w:pPr>
+      <w:r>
+        <w:rPr>
+          <w:rFonts w:hint="default" w:ascii="Times New Roman" w:hAnsi="Times New Roman" w:cs="Times New Roman"/>
+          <w:color w:val="auto"/>
           <w:sz w:val="20"/>
           <w:szCs w:val="20"/>
           <w:shd w:val="clear" w:color="auto" w:fill="F0F4F8"/>
@@ -7366,12 +7689,13 @@
         <w:ind w:left="1092"/>
         <w:rPr>
           <w:rFonts w:hint="default" w:ascii="Times New Roman" w:hAnsi="Times New Roman" w:cs="Times New Roman"/>
-        </w:rPr>
-      </w:pPr>
-      <w:r>
-        <w:rPr>
-          <w:rFonts w:hint="default" w:ascii="Times New Roman" w:hAnsi="Times New Roman" w:cs="Times New Roman"/>
-          <w:color w:val="7B0000"/>
+          <w:color w:val="auto"/>
+        </w:rPr>
+      </w:pPr>
+      <w:r>
+        <w:rPr>
+          <w:rFonts w:hint="default" w:ascii="Times New Roman" w:hAnsi="Times New Roman" w:cs="Times New Roman"/>
+          <w:color w:val="auto"/>
           <w:sz w:val="20"/>
           <w:szCs w:val="20"/>
           <w:shd w:val="clear" w:color="auto" w:fill="F0F4F8"/>
@@ -7386,12 +7710,13 @@
         <w:ind w:left="574"/>
         <w:rPr>
           <w:rFonts w:hint="default" w:ascii="Times New Roman" w:hAnsi="Times New Roman" w:cs="Times New Roman"/>
-        </w:rPr>
-      </w:pPr>
-      <w:r>
-        <w:rPr>
-          <w:rFonts w:hint="default" w:ascii="Times New Roman" w:hAnsi="Times New Roman" w:cs="Times New Roman"/>
-          <w:color w:val="7B0000"/>
+          <w:color w:val="auto"/>
+        </w:rPr>
+      </w:pPr>
+      <w:r>
+        <w:rPr>
+          <w:rFonts w:hint="default" w:ascii="Times New Roman" w:hAnsi="Times New Roman" w:cs="Times New Roman"/>
+          <w:color w:val="auto"/>
           <w:sz w:val="20"/>
           <w:szCs w:val="20"/>
           <w:shd w:val="clear" w:color="auto" w:fill="F0F4F8"/>
@@ -7406,12 +7731,13 @@
         <w:ind w:left="26" w:right="332" w:hanging="561"/>
         <w:rPr>
           <w:rFonts w:hint="default" w:ascii="Times New Roman" w:hAnsi="Times New Roman" w:cs="Times New Roman"/>
-        </w:rPr>
-      </w:pPr>
-      <w:r>
-        <w:rPr>
-          <w:rFonts w:hint="default" w:ascii="Times New Roman" w:hAnsi="Times New Roman" w:cs="Times New Roman"/>
-          <w:color w:val="7B0000"/>
+          <w:color w:val="auto"/>
+        </w:rPr>
+      </w:pPr>
+      <w:r>
+        <w:rPr>
+          <w:rFonts w:hint="default" w:ascii="Times New Roman" w:hAnsi="Times New Roman" w:cs="Times New Roman"/>
+          <w:color w:val="auto"/>
           <w:sz w:val="20"/>
           <w:szCs w:val="20"/>
           <w:shd w:val="clear" w:color="auto" w:fill="F0F4F8"/>
@@ -7426,12 +7752,13 @@
         <w:ind w:left="1039"/>
         <w:rPr>
           <w:rFonts w:hint="default" w:ascii="Times New Roman" w:hAnsi="Times New Roman" w:cs="Times New Roman"/>
-        </w:rPr>
-      </w:pPr>
-      <w:r>
-        <w:rPr>
-          <w:rFonts w:hint="default" w:ascii="Times New Roman" w:hAnsi="Times New Roman" w:cs="Times New Roman"/>
-          <w:color w:val="7B0000"/>
+          <w:color w:val="auto"/>
+        </w:rPr>
+      </w:pPr>
+      <w:r>
+        <w:rPr>
+          <w:rFonts w:hint="default" w:ascii="Times New Roman" w:hAnsi="Times New Roman" w:cs="Times New Roman"/>
+          <w:color w:val="auto"/>
           <w:sz w:val="20"/>
           <w:szCs w:val="20"/>
           <w:shd w:val="clear" w:color="auto" w:fill="F0F4F8"/>
@@ -7446,12 +7773,13 @@
         <w:ind w:left="1039"/>
         <w:rPr>
           <w:rFonts w:hint="default" w:ascii="Times New Roman" w:hAnsi="Times New Roman" w:cs="Times New Roman"/>
-        </w:rPr>
-      </w:pPr>
-      <w:r>
-        <w:rPr>
-          <w:rFonts w:hint="default" w:ascii="Times New Roman" w:hAnsi="Times New Roman" w:cs="Times New Roman"/>
-          <w:color w:val="7B0000"/>
+          <w:color w:val="auto"/>
+        </w:rPr>
+      </w:pPr>
+      <w:r>
+        <w:rPr>
+          <w:rFonts w:hint="default" w:ascii="Times New Roman" w:hAnsi="Times New Roman" w:cs="Times New Roman"/>
+          <w:color w:val="auto"/>
           <w:sz w:val="20"/>
           <w:szCs w:val="20"/>
           <w:shd w:val="clear" w:color="auto" w:fill="F0F4F8"/>
@@ -7466,12 +7794,13 @@
         <w:ind w:left="573"/>
         <w:rPr>
           <w:rFonts w:hint="default" w:ascii="Times New Roman" w:hAnsi="Times New Roman" w:cs="Times New Roman"/>
-        </w:rPr>
-      </w:pPr>
-      <w:r>
-        <w:rPr>
-          <w:rFonts w:hint="default" w:ascii="Times New Roman" w:hAnsi="Times New Roman" w:cs="Times New Roman"/>
-          <w:color w:val="7B0000"/>
+          <w:color w:val="auto"/>
+        </w:rPr>
+      </w:pPr>
+      <w:r>
+        <w:rPr>
+          <w:rFonts w:hint="default" w:ascii="Times New Roman" w:hAnsi="Times New Roman" w:cs="Times New Roman"/>
+          <w:color w:val="auto"/>
           <w:sz w:val="20"/>
           <w:szCs w:val="20"/>
           <w:shd w:val="clear" w:color="auto" w:fill="F0F4F8"/>
@@ -7486,12 +7815,13 @@
         <w:ind w:left="1051"/>
         <w:rPr>
           <w:rFonts w:hint="default" w:ascii="Times New Roman" w:hAnsi="Times New Roman" w:cs="Times New Roman"/>
-        </w:rPr>
-      </w:pPr>
-      <w:r>
-        <w:rPr>
-          <w:rFonts w:hint="default" w:ascii="Times New Roman" w:hAnsi="Times New Roman" w:cs="Times New Roman"/>
-          <w:color w:val="7B0000"/>
+          <w:color w:val="auto"/>
+        </w:rPr>
+      </w:pPr>
+      <w:r>
+        <w:rPr>
+          <w:rFonts w:hint="default" w:ascii="Times New Roman" w:hAnsi="Times New Roman" w:cs="Times New Roman"/>
+          <w:color w:val="auto"/>
           <w:sz w:val="20"/>
           <w:szCs w:val="20"/>
           <w:shd w:val="clear" w:color="auto" w:fill="F0F4F8"/>
@@ -7506,12 +7836,13 @@
         <w:ind w:left="1051"/>
         <w:rPr>
           <w:rFonts w:hint="default" w:ascii="Times New Roman" w:hAnsi="Times New Roman" w:cs="Times New Roman"/>
-        </w:rPr>
-      </w:pPr>
-      <w:r>
-        <w:rPr>
-          <w:rFonts w:hint="default" w:ascii="Times New Roman" w:hAnsi="Times New Roman" w:cs="Times New Roman"/>
-          <w:color w:val="7B0000"/>
+          <w:color w:val="auto"/>
+        </w:rPr>
+      </w:pPr>
+      <w:r>
+        <w:rPr>
+          <w:rFonts w:hint="default" w:ascii="Times New Roman" w:hAnsi="Times New Roman" w:cs="Times New Roman"/>
+          <w:color w:val="auto"/>
           <w:sz w:val="20"/>
           <w:szCs w:val="20"/>
           <w:shd w:val="clear" w:color="auto" w:fill="F0F4F8"/>
@@ -7526,12 +7857,13 @@
         <w:ind w:left="1049"/>
         <w:rPr>
           <w:rFonts w:hint="default" w:ascii="Times New Roman" w:hAnsi="Times New Roman" w:cs="Times New Roman"/>
-        </w:rPr>
-      </w:pPr>
-      <w:r>
-        <w:rPr>
-          <w:rFonts w:hint="default" w:ascii="Times New Roman" w:hAnsi="Times New Roman" w:cs="Times New Roman"/>
-          <w:color w:val="7B0000"/>
+          <w:color w:val="auto"/>
+        </w:rPr>
+      </w:pPr>
+      <w:r>
+        <w:rPr>
+          <w:rFonts w:hint="default" w:ascii="Times New Roman" w:hAnsi="Times New Roman" w:cs="Times New Roman"/>
+          <w:color w:val="auto"/>
           <w:sz w:val="20"/>
           <w:szCs w:val="20"/>
           <w:shd w:val="clear" w:color="auto" w:fill="F0F4F8"/>
@@ -7546,12 +7878,13 @@
         <w:ind w:left="1055"/>
         <w:rPr>
           <w:rFonts w:hint="default" w:ascii="Times New Roman" w:hAnsi="Times New Roman" w:cs="Times New Roman"/>
-        </w:rPr>
-      </w:pPr>
-      <w:r>
-        <w:rPr>
-          <w:rFonts w:hint="default" w:ascii="Times New Roman" w:hAnsi="Times New Roman" w:cs="Times New Roman"/>
-          <w:color w:val="7B0000"/>
+          <w:color w:val="auto"/>
+        </w:rPr>
+      </w:pPr>
+      <w:r>
+        <w:rPr>
+          <w:rFonts w:hint="default" w:ascii="Times New Roman" w:hAnsi="Times New Roman" w:cs="Times New Roman"/>
+          <w:color w:val="auto"/>
           <w:sz w:val="20"/>
           <w:szCs w:val="20"/>
           <w:shd w:val="clear" w:color="auto" w:fill="F0F4F8"/>
@@ -7566,12 +7899,13 @@
         <w:ind w:left="1510"/>
         <w:rPr>
           <w:rFonts w:hint="default" w:ascii="Times New Roman" w:hAnsi="Times New Roman" w:cs="Times New Roman"/>
-        </w:rPr>
-      </w:pPr>
-      <w:r>
-        <w:rPr>
-          <w:rFonts w:hint="default" w:ascii="Times New Roman" w:hAnsi="Times New Roman" w:cs="Times New Roman"/>
-          <w:color w:val="7B0000"/>
+          <w:color w:val="auto"/>
+        </w:rPr>
+      </w:pPr>
+      <w:r>
+        <w:rPr>
+          <w:rFonts w:hint="default" w:ascii="Times New Roman" w:hAnsi="Times New Roman" w:cs="Times New Roman"/>
+          <w:color w:val="auto"/>
           <w:sz w:val="20"/>
           <w:szCs w:val="20"/>
           <w:shd w:val="clear" w:color="auto" w:fill="F0F4F8"/>
@@ -7586,12 +7920,13 @@
         <w:ind w:left="1042"/>
         <w:rPr>
           <w:rFonts w:hint="default" w:ascii="Times New Roman" w:hAnsi="Times New Roman" w:cs="Times New Roman"/>
-        </w:rPr>
-      </w:pPr>
-      <w:r>
-        <w:rPr>
-          <w:rFonts w:hint="default" w:ascii="Times New Roman" w:hAnsi="Times New Roman" w:cs="Times New Roman"/>
-          <w:color w:val="7B0000"/>
+          <w:color w:val="auto"/>
+        </w:rPr>
+      </w:pPr>
+      <w:r>
+        <w:rPr>
+          <w:rFonts w:hint="default" w:ascii="Times New Roman" w:hAnsi="Times New Roman" w:cs="Times New Roman"/>
+          <w:color w:val="auto"/>
           <w:sz w:val="20"/>
           <w:szCs w:val="20"/>
           <w:shd w:val="clear" w:color="auto" w:fill="F0F4F8"/>
@@ -7606,12 +7941,13 @@
         <w:ind w:left="1051"/>
         <w:rPr>
           <w:rFonts w:hint="default" w:ascii="Times New Roman" w:hAnsi="Times New Roman" w:cs="Times New Roman"/>
-        </w:rPr>
-      </w:pPr>
-      <w:r>
-        <w:rPr>
-          <w:rFonts w:hint="default" w:ascii="Times New Roman" w:hAnsi="Times New Roman" w:cs="Times New Roman"/>
-          <w:color w:val="7B0000"/>
+          <w:color w:val="auto"/>
+        </w:rPr>
+      </w:pPr>
+      <w:r>
+        <w:rPr>
+          <w:rFonts w:hint="default" w:ascii="Times New Roman" w:hAnsi="Times New Roman" w:cs="Times New Roman"/>
+          <w:color w:val="auto"/>
           <w:sz w:val="20"/>
           <w:szCs w:val="20"/>
           <w:shd w:val="clear" w:color="auto" w:fill="F0F4F8"/>
@@ -7626,12 +7962,13 @@
         <w:ind w:left="1051"/>
         <w:rPr>
           <w:rFonts w:hint="default" w:ascii="Times New Roman" w:hAnsi="Times New Roman" w:cs="Times New Roman"/>
-        </w:rPr>
-      </w:pPr>
-      <w:r>
-        <w:rPr>
-          <w:rFonts w:hint="default" w:ascii="Times New Roman" w:hAnsi="Times New Roman" w:cs="Times New Roman"/>
-          <w:color w:val="7B0000"/>
+          <w:color w:val="auto"/>
+        </w:rPr>
+      </w:pPr>
+      <w:r>
+        <w:rPr>
+          <w:rFonts w:hint="default" w:ascii="Times New Roman" w:hAnsi="Times New Roman" w:cs="Times New Roman"/>
+          <w:color w:val="auto"/>
           <w:sz w:val="20"/>
           <w:szCs w:val="20"/>
           <w:shd w:val="clear" w:color="auto" w:fill="F0F4F8"/>
@@ -7646,12 +7983,13 @@
         <w:ind w:left="1055"/>
         <w:rPr>
           <w:rFonts w:hint="default" w:ascii="Times New Roman" w:hAnsi="Times New Roman" w:cs="Times New Roman"/>
-        </w:rPr>
-      </w:pPr>
-      <w:r>
-        <w:rPr>
-          <w:rFonts w:hint="default" w:ascii="Times New Roman" w:hAnsi="Times New Roman" w:cs="Times New Roman"/>
-          <w:color w:val="7B0000"/>
+          <w:color w:val="auto"/>
+        </w:rPr>
+      </w:pPr>
+      <w:r>
+        <w:rPr>
+          <w:rFonts w:hint="default" w:ascii="Times New Roman" w:hAnsi="Times New Roman" w:cs="Times New Roman"/>
+          <w:color w:val="auto"/>
           <w:sz w:val="20"/>
           <w:szCs w:val="20"/>
           <w:shd w:val="clear" w:color="auto" w:fill="F0F4F8"/>
@@ -7666,12 +8004,13 @@
         <w:ind w:left="1049"/>
         <w:rPr>
           <w:rFonts w:hint="default" w:ascii="Times New Roman" w:hAnsi="Times New Roman" w:cs="Times New Roman"/>
-        </w:rPr>
-      </w:pPr>
-      <w:r>
-        <w:rPr>
-          <w:rFonts w:hint="default" w:ascii="Times New Roman" w:hAnsi="Times New Roman" w:cs="Times New Roman"/>
-          <w:color w:val="7B0000"/>
+          <w:color w:val="auto"/>
+        </w:rPr>
+      </w:pPr>
+      <w:r>
+        <w:rPr>
+          <w:rFonts w:hint="default" w:ascii="Times New Roman" w:hAnsi="Times New Roman" w:cs="Times New Roman"/>
+          <w:color w:val="auto"/>
           <w:sz w:val="20"/>
           <w:szCs w:val="20"/>
           <w:shd w:val="clear" w:color="auto" w:fill="F0F4F8"/>
@@ -7686,12 +8025,13 @@
         <w:ind w:left="1050"/>
         <w:rPr>
           <w:rFonts w:hint="default" w:ascii="Times New Roman" w:hAnsi="Times New Roman" w:cs="Times New Roman"/>
-        </w:rPr>
-      </w:pPr>
-      <w:r>
-        <w:rPr>
-          <w:rFonts w:hint="default" w:ascii="Times New Roman" w:hAnsi="Times New Roman" w:cs="Times New Roman"/>
-          <w:color w:val="7B0000"/>
+          <w:color w:val="auto"/>
+        </w:rPr>
+      </w:pPr>
+      <w:r>
+        <w:rPr>
+          <w:rFonts w:hint="default" w:ascii="Times New Roman" w:hAnsi="Times New Roman" w:cs="Times New Roman"/>
+          <w:color w:val="auto"/>
           <w:sz w:val="20"/>
           <w:szCs w:val="20"/>
           <w:shd w:val="clear" w:color="auto" w:fill="F0F4F8"/>
@@ -7706,12 +8046,13 @@
         <w:ind w:left="1050"/>
         <w:rPr>
           <w:rFonts w:hint="default" w:ascii="Times New Roman" w:hAnsi="Times New Roman" w:cs="Times New Roman"/>
-        </w:rPr>
-      </w:pPr>
-      <w:r>
-        <w:rPr>
-          <w:rFonts w:hint="default" w:ascii="Times New Roman" w:hAnsi="Times New Roman" w:cs="Times New Roman"/>
-          <w:color w:val="7B0000"/>
+          <w:color w:val="auto"/>
+        </w:rPr>
+      </w:pPr>
+      <w:r>
+        <w:rPr>
+          <w:rFonts w:hint="default" w:ascii="Times New Roman" w:hAnsi="Times New Roman" w:cs="Times New Roman"/>
+          <w:color w:val="auto"/>
           <w:sz w:val="20"/>
           <w:szCs w:val="20"/>
           <w:shd w:val="clear" w:color="auto" w:fill="F0F4F8"/>
@@ -7726,12 +8067,13 @@
         <w:ind w:left="1037"/>
         <w:rPr>
           <w:rFonts w:hint="default" w:ascii="Times New Roman" w:hAnsi="Times New Roman" w:cs="Times New Roman"/>
-        </w:rPr>
-      </w:pPr>
-      <w:r>
-        <w:rPr>
-          <w:rFonts w:hint="default" w:ascii="Times New Roman" w:hAnsi="Times New Roman" w:cs="Times New Roman"/>
-          <w:color w:val="7B0000"/>
+          <w:color w:val="auto"/>
+        </w:rPr>
+      </w:pPr>
+      <w:r>
+        <w:rPr>
+          <w:rFonts w:hint="default" w:ascii="Times New Roman" w:hAnsi="Times New Roman" w:cs="Times New Roman"/>
+          <w:color w:val="auto"/>
           <w:sz w:val="20"/>
           <w:szCs w:val="20"/>
           <w:shd w:val="clear" w:color="auto" w:fill="F0F4F8"/>
@@ -7746,12 +8088,13 @@
         <w:ind w:left="1042"/>
         <w:rPr>
           <w:rFonts w:hint="default" w:ascii="Times New Roman" w:hAnsi="Times New Roman" w:cs="Times New Roman"/>
-        </w:rPr>
-      </w:pPr>
-      <w:r>
-        <w:rPr>
-          <w:rFonts w:hint="default" w:ascii="Times New Roman" w:hAnsi="Times New Roman" w:cs="Times New Roman"/>
-          <w:color w:val="7B0000"/>
+          <w:color w:val="auto"/>
+        </w:rPr>
+      </w:pPr>
+      <w:r>
+        <w:rPr>
+          <w:rFonts w:hint="default" w:ascii="Times New Roman" w:hAnsi="Times New Roman" w:cs="Times New Roman"/>
+          <w:color w:val="auto"/>
           <w:sz w:val="20"/>
           <w:szCs w:val="20"/>
           <w:shd w:val="clear" w:color="auto" w:fill="F0F4F8"/>
@@ -7766,12 +8109,13 @@
         <w:ind w:left="574"/>
         <w:rPr>
           <w:rFonts w:hint="default" w:ascii="Times New Roman" w:hAnsi="Times New Roman" w:cs="Times New Roman"/>
-        </w:rPr>
-      </w:pPr>
-      <w:r>
-        <w:rPr>
-          <w:rFonts w:hint="default" w:ascii="Times New Roman" w:hAnsi="Times New Roman" w:cs="Times New Roman"/>
-          <w:color w:val="7B0000"/>
+          <w:color w:val="auto"/>
+        </w:rPr>
+      </w:pPr>
+      <w:r>
+        <w:rPr>
+          <w:rFonts w:hint="default" w:ascii="Times New Roman" w:hAnsi="Times New Roman" w:cs="Times New Roman"/>
+          <w:color w:val="auto"/>
           <w:sz w:val="20"/>
           <w:szCs w:val="20"/>
           <w:shd w:val="clear" w:color="auto" w:fill="F0F4F8"/>
@@ -7786,12 +8130,13 @@
         <w:ind w:left="1037"/>
         <w:rPr>
           <w:rFonts w:hint="default" w:ascii="Times New Roman" w:hAnsi="Times New Roman" w:cs="Times New Roman"/>
-        </w:rPr>
-      </w:pPr>
-      <w:r>
-        <w:rPr>
-          <w:rFonts w:hint="default" w:ascii="Times New Roman" w:hAnsi="Times New Roman" w:cs="Times New Roman"/>
-          <w:color w:val="7B0000"/>
+          <w:color w:val="auto"/>
+        </w:rPr>
+      </w:pPr>
+      <w:r>
+        <w:rPr>
+          <w:rFonts w:hint="default" w:ascii="Times New Roman" w:hAnsi="Times New Roman" w:cs="Times New Roman"/>
+          <w:color w:val="auto"/>
           <w:sz w:val="20"/>
           <w:szCs w:val="20"/>
           <w:shd w:val="clear" w:color="auto" w:fill="F0F4F8"/>
@@ -7806,12 +8151,13 @@
         <w:ind w:left="1510"/>
         <w:rPr>
           <w:rFonts w:hint="default" w:ascii="Times New Roman" w:hAnsi="Times New Roman" w:cs="Times New Roman"/>
-        </w:rPr>
-      </w:pPr>
-      <w:r>
-        <w:rPr>
-          <w:rFonts w:hint="default" w:ascii="Times New Roman" w:hAnsi="Times New Roman" w:cs="Times New Roman"/>
-          <w:color w:val="7B0000"/>
+          <w:color w:val="auto"/>
+        </w:rPr>
+      </w:pPr>
+      <w:r>
+        <w:rPr>
+          <w:rFonts w:hint="default" w:ascii="Times New Roman" w:hAnsi="Times New Roman" w:cs="Times New Roman"/>
+          <w:color w:val="auto"/>
           <w:sz w:val="20"/>
           <w:szCs w:val="20"/>
           <w:shd w:val="clear" w:color="auto" w:fill="F0F4F8"/>
@@ -7826,12 +8172,13 @@
         <w:ind w:left="574"/>
         <w:rPr>
           <w:rFonts w:hint="default" w:ascii="Times New Roman" w:hAnsi="Times New Roman" w:cs="Times New Roman"/>
-        </w:rPr>
-      </w:pPr>
-      <w:r>
-        <w:rPr>
-          <w:rFonts w:hint="default" w:ascii="Times New Roman" w:hAnsi="Times New Roman" w:cs="Times New Roman"/>
-          <w:color w:val="7B0000"/>
+          <w:color w:val="auto"/>
+        </w:rPr>
+      </w:pPr>
+      <w:r>
+        <w:rPr>
+          <w:rFonts w:hint="default" w:ascii="Times New Roman" w:hAnsi="Times New Roman" w:cs="Times New Roman"/>
+          <w:color w:val="auto"/>
           <w:sz w:val="20"/>
           <w:szCs w:val="20"/>
           <w:shd w:val="clear" w:color="auto" w:fill="F0F4F8"/>
@@ -7846,12 +8193,13 @@
         <w:ind w:left="587"/>
         <w:rPr>
           <w:rFonts w:hint="default" w:ascii="Times New Roman" w:hAnsi="Times New Roman" w:cs="Times New Roman"/>
-        </w:rPr>
-      </w:pPr>
-      <w:r>
-        <w:rPr>
-          <w:rFonts w:hint="default" w:ascii="Times New Roman" w:hAnsi="Times New Roman" w:cs="Times New Roman"/>
-          <w:color w:val="7B0000"/>
+          <w:color w:val="auto"/>
+        </w:rPr>
+      </w:pPr>
+      <w:r>
+        <w:rPr>
+          <w:rFonts w:hint="default" w:ascii="Times New Roman" w:hAnsi="Times New Roman" w:cs="Times New Roman"/>
+          <w:color w:val="auto"/>
           <w:sz w:val="20"/>
           <w:szCs w:val="20"/>
           <w:shd w:val="clear" w:color="auto" w:fill="F0F4F8"/>
@@ -7866,12 +8214,13 @@
         <w:ind w:left="583"/>
         <w:rPr>
           <w:rFonts w:hint="default" w:ascii="Times New Roman" w:hAnsi="Times New Roman" w:cs="Times New Roman"/>
-        </w:rPr>
-      </w:pPr>
-      <w:r>
-        <w:rPr>
-          <w:rFonts w:hint="default" w:ascii="Times New Roman" w:hAnsi="Times New Roman" w:cs="Times New Roman"/>
-          <w:color w:val="7B0000"/>
+          <w:color w:val="auto"/>
+        </w:rPr>
+      </w:pPr>
+      <w:r>
+        <w:rPr>
+          <w:rFonts w:hint="default" w:ascii="Times New Roman" w:hAnsi="Times New Roman" w:cs="Times New Roman"/>
+          <w:color w:val="auto"/>
           <w:sz w:val="20"/>
           <w:szCs w:val="20"/>
           <w:shd w:val="clear" w:color="auto" w:fill="F0F4F8"/>
@@ -7886,12 +8235,13 @@
         <w:ind w:left="583"/>
         <w:rPr>
           <w:rFonts w:hint="default" w:ascii="Times New Roman" w:hAnsi="Times New Roman" w:cs="Times New Roman"/>
-        </w:rPr>
-      </w:pPr>
-      <w:r>
-        <w:rPr>
-          <w:rFonts w:hint="default" w:ascii="Times New Roman" w:hAnsi="Times New Roman" w:cs="Times New Roman"/>
-          <w:color w:val="7B0000"/>
+          <w:color w:val="auto"/>
+        </w:rPr>
+      </w:pPr>
+      <w:r>
+        <w:rPr>
+          <w:rFonts w:hint="default" w:ascii="Times New Roman" w:hAnsi="Times New Roman" w:cs="Times New Roman"/>
+          <w:color w:val="auto"/>
           <w:sz w:val="20"/>
           <w:szCs w:val="20"/>
           <w:shd w:val="clear" w:color="auto" w:fill="F0F4F8"/>
@@ -7906,12 +8256,13 @@
         <w:ind w:left="583"/>
         <w:rPr>
           <w:rFonts w:hint="default" w:ascii="Times New Roman" w:hAnsi="Times New Roman" w:cs="Times New Roman"/>
-        </w:rPr>
-      </w:pPr>
-      <w:r>
-        <w:rPr>
-          <w:rFonts w:hint="default" w:ascii="Times New Roman" w:hAnsi="Times New Roman" w:cs="Times New Roman"/>
-          <w:color w:val="7B0000"/>
+          <w:color w:val="auto"/>
+        </w:rPr>
+      </w:pPr>
+      <w:r>
+        <w:rPr>
+          <w:rFonts w:hint="default" w:ascii="Times New Roman" w:hAnsi="Times New Roman" w:cs="Times New Roman"/>
+          <w:color w:val="auto"/>
           <w:sz w:val="20"/>
           <w:szCs w:val="20"/>
           <w:shd w:val="clear" w:color="auto" w:fill="F0F4F8"/>
@@ -7926,12 +8277,13 @@
         <w:ind w:left="573"/>
         <w:rPr>
           <w:rFonts w:hint="default" w:ascii="Times New Roman" w:hAnsi="Times New Roman" w:cs="Times New Roman"/>
-        </w:rPr>
-      </w:pPr>
-      <w:r>
-        <w:rPr>
-          <w:rFonts w:hint="default" w:ascii="Times New Roman" w:hAnsi="Times New Roman" w:cs="Times New Roman"/>
-          <w:color w:val="7B0000"/>
+          <w:color w:val="auto"/>
+        </w:rPr>
+      </w:pPr>
+      <w:r>
+        <w:rPr>
+          <w:rFonts w:hint="default" w:ascii="Times New Roman" w:hAnsi="Times New Roman" w:cs="Times New Roman"/>
+          <w:color w:val="auto"/>
           <w:sz w:val="20"/>
           <w:szCs w:val="20"/>
           <w:shd w:val="clear" w:color="auto" w:fill="F0F4F8"/>
@@ -7946,12 +8298,13 @@
         <w:ind w:left="574" w:right="603" w:firstLine="475"/>
         <w:rPr>
           <w:rFonts w:hint="default" w:ascii="Times New Roman" w:hAnsi="Times New Roman" w:cs="Times New Roman"/>
-        </w:rPr>
-      </w:pPr>
-      <w:r>
-        <w:rPr>
-          <w:rFonts w:hint="default" w:ascii="Times New Roman" w:hAnsi="Times New Roman" w:cs="Times New Roman"/>
-          <w:color w:val="7B0000"/>
+          <w:color w:val="auto"/>
+        </w:rPr>
+      </w:pPr>
+      <w:r>
+        <w:rPr>
+          <w:rFonts w:hint="default" w:ascii="Times New Roman" w:hAnsi="Times New Roman" w:cs="Times New Roman"/>
+          <w:color w:val="auto"/>
           <w:sz w:val="20"/>
           <w:szCs w:val="20"/>
           <w:shd w:val="clear" w:color="auto" w:fill="F0F4F8"/>
@@ -7966,16 +8319,16 @@
         <w:ind w:left="587"/>
         <w:rPr>
           <w:rFonts w:hint="default" w:ascii="Times New Roman" w:hAnsi="Times New Roman" w:cs="Times New Roman"/>
-          <w:color w:val="7B0000"/>
-          <w:sz w:val="20"/>
-          <w:szCs w:val="20"/>
-          <w:shd w:val="clear" w:color="auto" w:fill="F0F4F8"/>
-        </w:rPr>
-      </w:pPr>
-      <w:r>
-        <w:rPr>
-          <w:rFonts w:hint="default" w:ascii="Times New Roman" w:hAnsi="Times New Roman" w:cs="Times New Roman"/>
-          <w:color w:val="7B0000"/>
+          <w:color w:val="auto"/>
+          <w:sz w:val="20"/>
+          <w:szCs w:val="20"/>
+          <w:shd w:val="clear" w:color="auto" w:fill="F0F4F8"/>
+        </w:rPr>
+      </w:pPr>
+      <w:r>
+        <w:rPr>
+          <w:rFonts w:hint="default" w:ascii="Times New Roman" w:hAnsi="Times New Roman" w:cs="Times New Roman"/>
+          <w:color w:val="auto"/>
           <w:sz w:val="20"/>
           <w:szCs w:val="20"/>
           <w:shd w:val="clear" w:color="auto" w:fill="F0F4F8"/>
@@ -7990,11 +8343,13 @@
         <w:ind w:left="587"/>
         <w:rPr>
           <w:rFonts w:hint="default" w:ascii="Times New Roman" w:hAnsi="Times New Roman" w:cs="Times New Roman"/>
-        </w:rPr>
-      </w:pPr>
-      <w:r>
-        <w:rPr>
-          <w:rFonts w:hint="default" w:ascii="Times New Roman" w:hAnsi="Times New Roman" w:cs="Times New Roman"/>
+          <w:color w:val="auto"/>
+        </w:rPr>
+      </w:pPr>
+      <w:r>
+        <w:rPr>
+          <w:rFonts w:hint="default" w:ascii="Times New Roman" w:hAnsi="Times New Roman" w:cs="Times New Roman"/>
+          <w:color w:val="auto"/>
         </w:rPr>
         <w:drawing>
           <wp:inline distT="0" distB="0" distL="0" distR="0">
@@ -8042,6 +8397,7 @@
         <w:ind w:left="216" w:right="255" w:hanging="10"/>
         <w:rPr>
           <w:rFonts w:hint="default" w:ascii="Times New Roman" w:hAnsi="Times New Roman" w:cs="Times New Roman"/>
+          <w:color w:val="auto"/>
         </w:rPr>
       </w:pPr>
       <w:r>
@@ -8049,7 +8405,7 @@
           <w:rFonts w:hint="default" w:ascii="Times New Roman" w:hAnsi="Times New Roman" w:cs="Times New Roman"/>
           <w:b/>
           <w:bCs/>
-          <w:color w:val="1E6B3C"/>
+          <w:color w:val="auto"/>
           <w:sz w:val="28"/>
           <w:szCs w:val="28"/>
         </w:rPr>
@@ -8058,7 +8414,7 @@
       <w:r>
         <w:rPr>
           <w:rFonts w:hint="default" w:ascii="Times New Roman" w:hAnsi="Times New Roman" w:cs="Times New Roman"/>
-          <w:color w:val="1A1A1A"/>
+          <w:color w:val="auto"/>
           <w:sz w:val="28"/>
           <w:szCs w:val="28"/>
         </w:rPr>
@@ -8072,6 +8428,7 @@
         <w:ind w:left="207"/>
         <w:rPr>
           <w:rFonts w:hint="default" w:ascii="Times New Roman" w:hAnsi="Times New Roman" w:cs="Times New Roman"/>
+          <w:color w:val="auto"/>
         </w:rPr>
       </w:pPr>
       <w:r>
@@ -8079,7 +8436,7 @@
           <w:rFonts w:hint="default" w:ascii="Times New Roman" w:hAnsi="Times New Roman" w:cs="Times New Roman"/>
           <w:b/>
           <w:bCs/>
-          <w:color w:val="2E75B6"/>
+          <w:color w:val="auto"/>
           <w:sz w:val="28"/>
           <w:szCs w:val="28"/>
         </w:rPr>
@@ -8093,12 +8450,13 @@
         <w:ind w:left="577"/>
         <w:rPr>
           <w:rFonts w:hint="default" w:ascii="Times New Roman" w:hAnsi="Times New Roman" w:cs="Times New Roman"/>
-        </w:rPr>
-      </w:pPr>
-      <w:r>
-        <w:rPr>
-          <w:rFonts w:hint="default" w:ascii="Times New Roman" w:hAnsi="Times New Roman" w:cs="Times New Roman"/>
-          <w:color w:val="7B0000"/>
+          <w:color w:val="auto"/>
+        </w:rPr>
+      </w:pPr>
+      <w:r>
+        <w:rPr>
+          <w:rFonts w:hint="default" w:ascii="Times New Roman" w:hAnsi="Times New Roman" w:cs="Times New Roman"/>
+          <w:color w:val="auto"/>
           <w:sz w:val="20"/>
           <w:szCs w:val="20"/>
           <w:shd w:val="clear" w:color="auto" w:fill="F0F4F8"/>
@@ -8113,12 +8471,13 @@
         <w:ind w:left="1041"/>
         <w:rPr>
           <w:rFonts w:hint="default" w:ascii="Times New Roman" w:hAnsi="Times New Roman" w:cs="Times New Roman"/>
-        </w:rPr>
-      </w:pPr>
-      <w:r>
-        <w:rPr>
-          <w:rFonts w:hint="default" w:ascii="Times New Roman" w:hAnsi="Times New Roman" w:cs="Times New Roman"/>
-          <w:color w:val="7B0000"/>
+          <w:color w:val="auto"/>
+        </w:rPr>
+      </w:pPr>
+      <w:r>
+        <w:rPr>
+          <w:rFonts w:hint="default" w:ascii="Times New Roman" w:hAnsi="Times New Roman" w:cs="Times New Roman"/>
+          <w:color w:val="auto"/>
           <w:sz w:val="20"/>
           <w:szCs w:val="20"/>
           <w:shd w:val="clear" w:color="auto" w:fill="F0F4F8"/>
@@ -8133,12 +8492,13 @@
         <w:ind w:left="1049"/>
         <w:rPr>
           <w:rFonts w:hint="default" w:ascii="Times New Roman" w:hAnsi="Times New Roman" w:cs="Times New Roman"/>
-        </w:rPr>
-      </w:pPr>
-      <w:r>
-        <w:rPr>
-          <w:rFonts w:hint="default" w:ascii="Times New Roman" w:hAnsi="Times New Roman" w:cs="Times New Roman"/>
-          <w:color w:val="7B0000"/>
+          <w:color w:val="auto"/>
+        </w:rPr>
+      </w:pPr>
+      <w:r>
+        <w:rPr>
+          <w:rFonts w:hint="default" w:ascii="Times New Roman" w:hAnsi="Times New Roman" w:cs="Times New Roman"/>
+          <w:color w:val="auto"/>
           <w:sz w:val="20"/>
           <w:szCs w:val="20"/>
           <w:shd w:val="clear" w:color="auto" w:fill="F0F4F8"/>
@@ -8153,12 +8513,13 @@
         <w:ind w:left="573"/>
         <w:rPr>
           <w:rFonts w:hint="default" w:ascii="Times New Roman" w:hAnsi="Times New Roman" w:cs="Times New Roman"/>
-        </w:rPr>
-      </w:pPr>
-      <w:r>
-        <w:rPr>
-          <w:rFonts w:hint="default" w:ascii="Times New Roman" w:hAnsi="Times New Roman" w:cs="Times New Roman"/>
-          <w:color w:val="7B0000"/>
+          <w:color w:val="auto"/>
+        </w:rPr>
+      </w:pPr>
+      <w:r>
+        <w:rPr>
+          <w:rFonts w:hint="default" w:ascii="Times New Roman" w:hAnsi="Times New Roman" w:cs="Times New Roman"/>
+          <w:color w:val="auto"/>
           <w:sz w:val="20"/>
           <w:szCs w:val="20"/>
           <w:shd w:val="clear" w:color="auto" w:fill="F0F4F8"/>
@@ -8173,12 +8534,13 @@
         <w:ind w:left="1055"/>
         <w:rPr>
           <w:rFonts w:hint="default" w:ascii="Times New Roman" w:hAnsi="Times New Roman" w:cs="Times New Roman"/>
-        </w:rPr>
-      </w:pPr>
-      <w:r>
-        <w:rPr>
-          <w:rFonts w:hint="default" w:ascii="Times New Roman" w:hAnsi="Times New Roman" w:cs="Times New Roman"/>
-          <w:color w:val="7B0000"/>
+          <w:color w:val="auto"/>
+        </w:rPr>
+      </w:pPr>
+      <w:r>
+        <w:rPr>
+          <w:rFonts w:hint="default" w:ascii="Times New Roman" w:hAnsi="Times New Roman" w:cs="Times New Roman"/>
+          <w:color w:val="auto"/>
           <w:sz w:val="20"/>
           <w:szCs w:val="20"/>
           <w:shd w:val="clear" w:color="auto" w:fill="F0F4F8"/>
@@ -8193,12 +8555,13 @@
         <w:ind w:left="1546"/>
         <w:rPr>
           <w:rFonts w:hint="default" w:ascii="Times New Roman" w:hAnsi="Times New Roman" w:cs="Times New Roman"/>
-        </w:rPr>
-      </w:pPr>
-      <w:r>
-        <w:rPr>
-          <w:rFonts w:hint="default" w:ascii="Times New Roman" w:hAnsi="Times New Roman" w:cs="Times New Roman"/>
-          <w:color w:val="7B0000"/>
+          <w:color w:val="auto"/>
+        </w:rPr>
+      </w:pPr>
+      <w:r>
+        <w:rPr>
+          <w:rFonts w:hint="default" w:ascii="Times New Roman" w:hAnsi="Times New Roman" w:cs="Times New Roman"/>
+          <w:color w:val="auto"/>
           <w:sz w:val="20"/>
           <w:szCs w:val="20"/>
           <w:shd w:val="clear" w:color="auto" w:fill="F0F4F8"/>
@@ -8213,12 +8576,13 @@
         <w:ind w:left="1546"/>
         <w:rPr>
           <w:rFonts w:hint="default" w:ascii="Times New Roman" w:hAnsi="Times New Roman" w:cs="Times New Roman"/>
-        </w:rPr>
-      </w:pPr>
-      <w:r>
-        <w:rPr>
-          <w:rFonts w:hint="default" w:ascii="Times New Roman" w:hAnsi="Times New Roman" w:cs="Times New Roman"/>
-          <w:color w:val="7B0000"/>
+          <w:color w:val="auto"/>
+        </w:rPr>
+      </w:pPr>
+      <w:r>
+        <w:rPr>
+          <w:rFonts w:hint="default" w:ascii="Times New Roman" w:hAnsi="Times New Roman" w:cs="Times New Roman"/>
+          <w:color w:val="auto"/>
           <w:sz w:val="20"/>
           <w:szCs w:val="20"/>
           <w:shd w:val="clear" w:color="auto" w:fill="F0F4F8"/>
@@ -8233,12 +8597,13 @@
         <w:ind w:left="1042"/>
         <w:rPr>
           <w:rFonts w:hint="default" w:ascii="Times New Roman" w:hAnsi="Times New Roman" w:cs="Times New Roman"/>
-        </w:rPr>
-      </w:pPr>
-      <w:r>
-        <w:rPr>
-          <w:rFonts w:hint="default" w:ascii="Times New Roman" w:hAnsi="Times New Roman" w:cs="Times New Roman"/>
-          <w:color w:val="7B0000"/>
+          <w:color w:val="auto"/>
+        </w:rPr>
+      </w:pPr>
+      <w:r>
+        <w:rPr>
+          <w:rFonts w:hint="default" w:ascii="Times New Roman" w:hAnsi="Times New Roman" w:cs="Times New Roman"/>
+          <w:color w:val="auto"/>
           <w:sz w:val="20"/>
           <w:szCs w:val="20"/>
           <w:shd w:val="clear" w:color="auto" w:fill="F0F4F8"/>
@@ -8253,12 +8618,13 @@
         <w:ind w:left="1051"/>
         <w:rPr>
           <w:rFonts w:hint="default" w:ascii="Times New Roman" w:hAnsi="Times New Roman" w:cs="Times New Roman"/>
-        </w:rPr>
-      </w:pPr>
-      <w:r>
-        <w:rPr>
-          <w:rFonts w:hint="default" w:ascii="Times New Roman" w:hAnsi="Times New Roman" w:cs="Times New Roman"/>
-          <w:color w:val="7B0000"/>
+          <w:color w:val="auto"/>
+        </w:rPr>
+      </w:pPr>
+      <w:r>
+        <w:rPr>
+          <w:rFonts w:hint="default" w:ascii="Times New Roman" w:hAnsi="Times New Roman" w:cs="Times New Roman"/>
+          <w:color w:val="auto"/>
           <w:sz w:val="20"/>
           <w:szCs w:val="20"/>
           <w:shd w:val="clear" w:color="auto" w:fill="F0F4F8"/>
@@ -8273,12 +8639,13 @@
         <w:ind w:left="1078"/>
         <w:rPr>
           <w:rFonts w:hint="default" w:ascii="Times New Roman" w:hAnsi="Times New Roman" w:cs="Times New Roman"/>
-        </w:rPr>
-      </w:pPr>
-      <w:r>
-        <w:rPr>
-          <w:rFonts w:hint="default" w:ascii="Times New Roman" w:hAnsi="Times New Roman" w:cs="Times New Roman"/>
-          <w:color w:val="7B0000"/>
+          <w:color w:val="auto"/>
+        </w:rPr>
+      </w:pPr>
+      <w:r>
+        <w:rPr>
+          <w:rFonts w:hint="default" w:ascii="Times New Roman" w:hAnsi="Times New Roman" w:cs="Times New Roman"/>
+          <w:color w:val="auto"/>
           <w:sz w:val="20"/>
           <w:szCs w:val="20"/>
           <w:shd w:val="clear" w:color="auto" w:fill="F0F4F8"/>
@@ -8293,12 +8660,13 @@
         <w:ind w:left="1078"/>
         <w:rPr>
           <w:rFonts w:hint="default" w:ascii="Times New Roman" w:hAnsi="Times New Roman" w:cs="Times New Roman"/>
-        </w:rPr>
-      </w:pPr>
-      <w:r>
-        <w:rPr>
-          <w:rFonts w:hint="default" w:ascii="Times New Roman" w:hAnsi="Times New Roman" w:cs="Times New Roman"/>
-          <w:color w:val="7B0000"/>
+          <w:color w:val="auto"/>
+        </w:rPr>
+      </w:pPr>
+      <w:r>
+        <w:rPr>
+          <w:rFonts w:hint="default" w:ascii="Times New Roman" w:hAnsi="Times New Roman" w:cs="Times New Roman"/>
+          <w:color w:val="auto"/>
           <w:sz w:val="20"/>
           <w:szCs w:val="20"/>
           <w:shd w:val="clear" w:color="auto" w:fill="F0F4F8"/>
@@ -8313,12 +8681,13 @@
         <w:ind w:left="574"/>
         <w:rPr>
           <w:rFonts w:hint="default" w:ascii="Times New Roman" w:hAnsi="Times New Roman" w:cs="Times New Roman"/>
-        </w:rPr>
-      </w:pPr>
-      <w:r>
-        <w:rPr>
-          <w:rFonts w:hint="default" w:ascii="Times New Roman" w:hAnsi="Times New Roman" w:cs="Times New Roman"/>
-          <w:color w:val="7B0000"/>
+          <w:color w:val="auto"/>
+        </w:rPr>
+      </w:pPr>
+      <w:r>
+        <w:rPr>
+          <w:rFonts w:hint="default" w:ascii="Times New Roman" w:hAnsi="Times New Roman" w:cs="Times New Roman"/>
+          <w:color w:val="auto"/>
           <w:sz w:val="20"/>
           <w:szCs w:val="20"/>
           <w:shd w:val="clear" w:color="auto" w:fill="F0F4F8"/>
@@ -8333,12 +8702,13 @@
         <w:ind w:left="587"/>
         <w:rPr>
           <w:rFonts w:hint="default" w:ascii="Times New Roman" w:hAnsi="Times New Roman" w:cs="Times New Roman"/>
-        </w:rPr>
-      </w:pPr>
-      <w:r>
-        <w:rPr>
-          <w:rFonts w:hint="default" w:ascii="Times New Roman" w:hAnsi="Times New Roman" w:cs="Times New Roman"/>
-          <w:color w:val="7B0000"/>
+          <w:color w:val="auto"/>
+        </w:rPr>
+      </w:pPr>
+      <w:r>
+        <w:rPr>
+          <w:rFonts w:hint="default" w:ascii="Times New Roman" w:hAnsi="Times New Roman" w:cs="Times New Roman"/>
+          <w:color w:val="auto"/>
           <w:sz w:val="20"/>
           <w:szCs w:val="20"/>
           <w:shd w:val="clear" w:color="auto" w:fill="F0F4F8"/>
@@ -8353,6 +8723,7 @@
         <w:ind w:left="207"/>
         <w:rPr>
           <w:rFonts w:hint="default" w:ascii="Times New Roman" w:hAnsi="Times New Roman" w:cs="Times New Roman"/>
+          <w:color w:val="auto"/>
         </w:rPr>
       </w:pPr>
       <w:r>
@@ -8360,7 +8731,7 @@
           <w:rFonts w:hint="default" w:ascii="Times New Roman" w:hAnsi="Times New Roman" w:cs="Times New Roman"/>
           <w:b/>
           <w:bCs/>
-          <w:color w:val="2E75B6"/>
+          <w:color w:val="auto"/>
           <w:sz w:val="28"/>
           <w:szCs w:val="28"/>
         </w:rPr>
@@ -8374,12 +8745,13 @@
         <w:ind w:left="577"/>
         <w:rPr>
           <w:rFonts w:hint="default" w:ascii="Times New Roman" w:hAnsi="Times New Roman" w:cs="Times New Roman"/>
-        </w:rPr>
-      </w:pPr>
-      <w:r>
-        <w:rPr>
-          <w:rFonts w:hint="default" w:ascii="Times New Roman" w:hAnsi="Times New Roman" w:cs="Times New Roman"/>
-          <w:color w:val="7B0000"/>
+          <w:color w:val="auto"/>
+        </w:rPr>
+      </w:pPr>
+      <w:r>
+        <w:rPr>
+          <w:rFonts w:hint="default" w:ascii="Times New Roman" w:hAnsi="Times New Roman" w:cs="Times New Roman"/>
+          <w:color w:val="auto"/>
           <w:sz w:val="20"/>
           <w:szCs w:val="20"/>
           <w:shd w:val="clear" w:color="auto" w:fill="F0F4F8"/>
@@ -8394,12 +8766,13 @@
         <w:ind w:left="1041"/>
         <w:rPr>
           <w:rFonts w:hint="default" w:ascii="Times New Roman" w:hAnsi="Times New Roman" w:cs="Times New Roman"/>
-        </w:rPr>
-      </w:pPr>
-      <w:r>
-        <w:rPr>
-          <w:rFonts w:hint="default" w:ascii="Times New Roman" w:hAnsi="Times New Roman" w:cs="Times New Roman"/>
-          <w:color w:val="7B0000"/>
+          <w:color w:val="auto"/>
+        </w:rPr>
+      </w:pPr>
+      <w:r>
+        <w:rPr>
+          <w:rFonts w:hint="default" w:ascii="Times New Roman" w:hAnsi="Times New Roman" w:cs="Times New Roman"/>
+          <w:color w:val="auto"/>
           <w:sz w:val="20"/>
           <w:szCs w:val="20"/>
           <w:shd w:val="clear" w:color="auto" w:fill="F0F4F8"/>
@@ -8414,12 +8787,13 @@
         <w:ind w:left="1049"/>
         <w:rPr>
           <w:rFonts w:hint="default" w:ascii="Times New Roman" w:hAnsi="Times New Roman" w:cs="Times New Roman"/>
-        </w:rPr>
-      </w:pPr>
-      <w:r>
-        <w:rPr>
-          <w:rFonts w:hint="default" w:ascii="Times New Roman" w:hAnsi="Times New Roman" w:cs="Times New Roman"/>
-          <w:color w:val="7B0000"/>
+          <w:color w:val="auto"/>
+        </w:rPr>
+      </w:pPr>
+      <w:r>
+        <w:rPr>
+          <w:rFonts w:hint="default" w:ascii="Times New Roman" w:hAnsi="Times New Roman" w:cs="Times New Roman"/>
+          <w:color w:val="auto"/>
           <w:sz w:val="20"/>
           <w:szCs w:val="20"/>
           <w:shd w:val="clear" w:color="auto" w:fill="F0F4F8"/>
@@ -8434,12 +8808,13 @@
         <w:ind w:left="573"/>
         <w:rPr>
           <w:rFonts w:hint="default" w:ascii="Times New Roman" w:hAnsi="Times New Roman" w:cs="Times New Roman"/>
-        </w:rPr>
-      </w:pPr>
-      <w:r>
-        <w:rPr>
-          <w:rFonts w:hint="default" w:ascii="Times New Roman" w:hAnsi="Times New Roman" w:cs="Times New Roman"/>
-          <w:color w:val="7B0000"/>
+          <w:color w:val="auto"/>
+        </w:rPr>
+      </w:pPr>
+      <w:r>
+        <w:rPr>
+          <w:rFonts w:hint="default" w:ascii="Times New Roman" w:hAnsi="Times New Roman" w:cs="Times New Roman"/>
+          <w:color w:val="auto"/>
           <w:sz w:val="20"/>
           <w:szCs w:val="20"/>
           <w:shd w:val="clear" w:color="auto" w:fill="F0F4F8"/>
@@ -8454,12 +8829,13 @@
         <w:ind w:left="1055"/>
         <w:rPr>
           <w:rFonts w:hint="default" w:ascii="Times New Roman" w:hAnsi="Times New Roman" w:cs="Times New Roman"/>
-        </w:rPr>
-      </w:pPr>
-      <w:r>
-        <w:rPr>
-          <w:rFonts w:hint="default" w:ascii="Times New Roman" w:hAnsi="Times New Roman" w:cs="Times New Roman"/>
-          <w:color w:val="7B0000"/>
+          <w:color w:val="auto"/>
+        </w:rPr>
+      </w:pPr>
+      <w:r>
+        <w:rPr>
+          <w:rFonts w:hint="default" w:ascii="Times New Roman" w:hAnsi="Times New Roman" w:cs="Times New Roman"/>
+          <w:color w:val="auto"/>
           <w:sz w:val="20"/>
           <w:szCs w:val="20"/>
           <w:shd w:val="clear" w:color="auto" w:fill="F0F4F8"/>
@@ -8474,12 +8850,13 @@
         <w:ind w:left="1546"/>
         <w:rPr>
           <w:rFonts w:hint="default" w:ascii="Times New Roman" w:hAnsi="Times New Roman" w:cs="Times New Roman"/>
-        </w:rPr>
-      </w:pPr>
-      <w:r>
-        <w:rPr>
-          <w:rFonts w:hint="default" w:ascii="Times New Roman" w:hAnsi="Times New Roman" w:cs="Times New Roman"/>
-          <w:color w:val="7B0000"/>
+          <w:color w:val="auto"/>
+        </w:rPr>
+      </w:pPr>
+      <w:r>
+        <w:rPr>
+          <w:rFonts w:hint="default" w:ascii="Times New Roman" w:hAnsi="Times New Roman" w:cs="Times New Roman"/>
+          <w:color w:val="auto"/>
           <w:sz w:val="20"/>
           <w:szCs w:val="20"/>
           <w:shd w:val="clear" w:color="auto" w:fill="F0F4F8"/>
@@ -8494,12 +8871,13 @@
         <w:ind w:left="1546"/>
         <w:rPr>
           <w:rFonts w:hint="default" w:ascii="Times New Roman" w:hAnsi="Times New Roman" w:cs="Times New Roman"/>
-        </w:rPr>
-      </w:pPr>
-      <w:r>
-        <w:rPr>
-          <w:rFonts w:hint="default" w:ascii="Times New Roman" w:hAnsi="Times New Roman" w:cs="Times New Roman"/>
-          <w:color w:val="7B0000"/>
+          <w:color w:val="auto"/>
+        </w:rPr>
+      </w:pPr>
+      <w:r>
+        <w:rPr>
+          <w:rFonts w:hint="default" w:ascii="Times New Roman" w:hAnsi="Times New Roman" w:cs="Times New Roman"/>
+          <w:color w:val="auto"/>
           <w:sz w:val="20"/>
           <w:szCs w:val="20"/>
           <w:shd w:val="clear" w:color="auto" w:fill="F0F4F8"/>
@@ -8514,12 +8892,13 @@
         <w:ind w:left="1042"/>
         <w:rPr>
           <w:rFonts w:hint="default" w:ascii="Times New Roman" w:hAnsi="Times New Roman" w:cs="Times New Roman"/>
-        </w:rPr>
-      </w:pPr>
-      <w:r>
-        <w:rPr>
-          <w:rFonts w:hint="default" w:ascii="Times New Roman" w:hAnsi="Times New Roman" w:cs="Times New Roman"/>
-          <w:color w:val="7B0000"/>
+          <w:color w:val="auto"/>
+        </w:rPr>
+      </w:pPr>
+      <w:r>
+        <w:rPr>
+          <w:rFonts w:hint="default" w:ascii="Times New Roman" w:hAnsi="Times New Roman" w:cs="Times New Roman"/>
+          <w:color w:val="auto"/>
           <w:sz w:val="20"/>
           <w:szCs w:val="20"/>
           <w:shd w:val="clear" w:color="auto" w:fill="F0F4F8"/>
@@ -8534,12 +8913,13 @@
         <w:ind w:left="1078"/>
         <w:rPr>
           <w:rFonts w:hint="default" w:ascii="Times New Roman" w:hAnsi="Times New Roman" w:cs="Times New Roman"/>
-        </w:rPr>
-      </w:pPr>
-      <w:r>
-        <w:rPr>
-          <w:rFonts w:hint="default" w:ascii="Times New Roman" w:hAnsi="Times New Roman" w:cs="Times New Roman"/>
-          <w:color w:val="7B0000"/>
+          <w:color w:val="auto"/>
+        </w:rPr>
+      </w:pPr>
+      <w:r>
+        <w:rPr>
+          <w:rFonts w:hint="default" w:ascii="Times New Roman" w:hAnsi="Times New Roman" w:cs="Times New Roman"/>
+          <w:color w:val="auto"/>
           <w:sz w:val="20"/>
           <w:szCs w:val="20"/>
           <w:shd w:val="clear" w:color="auto" w:fill="F0F4F8"/>
@@ -8554,12 +8934,13 @@
         <w:ind w:left="1078"/>
         <w:rPr>
           <w:rFonts w:hint="default" w:ascii="Times New Roman" w:hAnsi="Times New Roman" w:cs="Times New Roman"/>
-        </w:rPr>
-      </w:pPr>
-      <w:r>
-        <w:rPr>
-          <w:rFonts w:hint="default" w:ascii="Times New Roman" w:hAnsi="Times New Roman" w:cs="Times New Roman"/>
-          <w:color w:val="7B0000"/>
+          <w:color w:val="auto"/>
+        </w:rPr>
+      </w:pPr>
+      <w:r>
+        <w:rPr>
+          <w:rFonts w:hint="default" w:ascii="Times New Roman" w:hAnsi="Times New Roman" w:cs="Times New Roman"/>
+          <w:color w:val="auto"/>
           <w:sz w:val="20"/>
           <w:szCs w:val="20"/>
           <w:shd w:val="clear" w:color="auto" w:fill="F0F4F8"/>
@@ -8574,12 +8955,13 @@
         <w:ind w:left="574"/>
         <w:rPr>
           <w:rFonts w:hint="default" w:ascii="Times New Roman" w:hAnsi="Times New Roman" w:cs="Times New Roman"/>
-        </w:rPr>
-      </w:pPr>
-      <w:r>
-        <w:rPr>
-          <w:rFonts w:hint="default" w:ascii="Times New Roman" w:hAnsi="Times New Roman" w:cs="Times New Roman"/>
-          <w:color w:val="7B0000"/>
+          <w:color w:val="auto"/>
+        </w:rPr>
+      </w:pPr>
+      <w:r>
+        <w:rPr>
+          <w:rFonts w:hint="default" w:ascii="Times New Roman" w:hAnsi="Times New Roman" w:cs="Times New Roman"/>
+          <w:color w:val="auto"/>
           <w:sz w:val="20"/>
           <w:szCs w:val="20"/>
           <w:shd w:val="clear" w:color="auto" w:fill="F0F4F8"/>
@@ -8594,12 +8976,13 @@
         <w:ind w:left="583"/>
         <w:rPr>
           <w:rFonts w:hint="default" w:ascii="Times New Roman" w:hAnsi="Times New Roman" w:cs="Times New Roman"/>
-        </w:rPr>
-      </w:pPr>
-      <w:r>
-        <w:rPr>
-          <w:rFonts w:hint="default" w:ascii="Times New Roman" w:hAnsi="Times New Roman" w:cs="Times New Roman"/>
-          <w:color w:val="7B0000"/>
+          <w:color w:val="auto"/>
+        </w:rPr>
+      </w:pPr>
+      <w:r>
+        <w:rPr>
+          <w:rFonts w:hint="default" w:ascii="Times New Roman" w:hAnsi="Times New Roman" w:cs="Times New Roman"/>
+          <w:color w:val="auto"/>
           <w:sz w:val="20"/>
           <w:szCs w:val="20"/>
           <w:shd w:val="clear" w:color="auto" w:fill="F0F4F8"/>
@@ -8614,12 +8997,13 @@
         <w:ind w:left="577"/>
         <w:rPr>
           <w:rFonts w:hint="default" w:ascii="Times New Roman" w:hAnsi="Times New Roman" w:cs="Times New Roman"/>
-        </w:rPr>
-      </w:pPr>
-      <w:r>
-        <w:rPr>
-          <w:rFonts w:hint="default" w:ascii="Times New Roman" w:hAnsi="Times New Roman" w:cs="Times New Roman"/>
-          <w:color w:val="7B0000"/>
+          <w:color w:val="auto"/>
+        </w:rPr>
+      </w:pPr>
+      <w:r>
+        <w:rPr>
+          <w:rFonts w:hint="default" w:ascii="Times New Roman" w:hAnsi="Times New Roman" w:cs="Times New Roman"/>
+          <w:color w:val="auto"/>
           <w:sz w:val="20"/>
           <w:szCs w:val="20"/>
           <w:shd w:val="clear" w:color="auto" w:fill="F0F4F8"/>
@@ -8634,12 +9018,13 @@
         <w:ind w:left="1041"/>
         <w:rPr>
           <w:rFonts w:hint="default" w:ascii="Times New Roman" w:hAnsi="Times New Roman" w:cs="Times New Roman"/>
-        </w:rPr>
-      </w:pPr>
-      <w:r>
-        <w:rPr>
-          <w:rFonts w:hint="default" w:ascii="Times New Roman" w:hAnsi="Times New Roman" w:cs="Times New Roman"/>
-          <w:color w:val="7B0000"/>
+          <w:color w:val="auto"/>
+        </w:rPr>
+      </w:pPr>
+      <w:r>
+        <w:rPr>
+          <w:rFonts w:hint="default" w:ascii="Times New Roman" w:hAnsi="Times New Roman" w:cs="Times New Roman"/>
+          <w:color w:val="auto"/>
           <w:sz w:val="20"/>
           <w:szCs w:val="20"/>
           <w:shd w:val="clear" w:color="auto" w:fill="F0F4F8"/>
@@ -8654,12 +9039,13 @@
         <w:ind w:left="573"/>
         <w:rPr>
           <w:rFonts w:hint="default" w:ascii="Times New Roman" w:hAnsi="Times New Roman" w:cs="Times New Roman"/>
-        </w:rPr>
-      </w:pPr>
-      <w:r>
-        <w:rPr>
-          <w:rFonts w:hint="default" w:ascii="Times New Roman" w:hAnsi="Times New Roman" w:cs="Times New Roman"/>
-          <w:color w:val="7B0000"/>
+          <w:color w:val="auto"/>
+        </w:rPr>
+      </w:pPr>
+      <w:r>
+        <w:rPr>
+          <w:rFonts w:hint="default" w:ascii="Times New Roman" w:hAnsi="Times New Roman" w:cs="Times New Roman"/>
+          <w:color w:val="auto"/>
           <w:sz w:val="20"/>
           <w:szCs w:val="20"/>
           <w:shd w:val="clear" w:color="auto" w:fill="F0F4F8"/>
@@ -8674,12 +9060,13 @@
         <w:ind w:left="587" w:right="369" w:firstLine="468"/>
         <w:rPr>
           <w:rFonts w:hint="default" w:ascii="Times New Roman" w:hAnsi="Times New Roman" w:cs="Times New Roman"/>
-        </w:rPr>
-      </w:pPr>
-      <w:r>
-        <w:rPr>
-          <w:rFonts w:hint="default" w:ascii="Times New Roman" w:hAnsi="Times New Roman" w:cs="Times New Roman"/>
-          <w:color w:val="7B0000"/>
+          <w:color w:val="auto"/>
+        </w:rPr>
+      </w:pPr>
+      <w:r>
+        <w:rPr>
+          <w:rFonts w:hint="default" w:ascii="Times New Roman" w:hAnsi="Times New Roman" w:cs="Times New Roman"/>
+          <w:color w:val="auto"/>
           <w:sz w:val="20"/>
           <w:szCs w:val="20"/>
           <w:shd w:val="clear" w:color="auto" w:fill="F0F4F8"/>
@@ -8694,12 +9081,13 @@
         <w:ind w:left="1078"/>
         <w:rPr>
           <w:rFonts w:hint="default" w:ascii="Times New Roman" w:hAnsi="Times New Roman" w:cs="Times New Roman"/>
-        </w:rPr>
-      </w:pPr>
-      <w:r>
-        <w:rPr>
-          <w:rFonts w:hint="default" w:ascii="Times New Roman" w:hAnsi="Times New Roman" w:cs="Times New Roman"/>
-          <w:color w:val="7B0000"/>
+          <w:color w:val="auto"/>
+        </w:rPr>
+      </w:pPr>
+      <w:r>
+        <w:rPr>
+          <w:rFonts w:hint="default" w:ascii="Times New Roman" w:hAnsi="Times New Roman" w:cs="Times New Roman"/>
+          <w:color w:val="auto"/>
           <w:sz w:val="20"/>
           <w:szCs w:val="20"/>
           <w:shd w:val="clear" w:color="auto" w:fill="F0F4F8"/>
@@ -8714,12 +9102,13 @@
         <w:ind w:left="574"/>
         <w:rPr>
           <w:rFonts w:hint="default" w:ascii="Times New Roman" w:hAnsi="Times New Roman" w:cs="Times New Roman"/>
-        </w:rPr>
-      </w:pPr>
-      <w:r>
-        <w:rPr>
-          <w:rFonts w:hint="default" w:ascii="Times New Roman" w:hAnsi="Times New Roman" w:cs="Times New Roman"/>
-          <w:color w:val="7B0000"/>
+          <w:color w:val="auto"/>
+        </w:rPr>
+      </w:pPr>
+      <w:r>
+        <w:rPr>
+          <w:rFonts w:hint="default" w:ascii="Times New Roman" w:hAnsi="Times New Roman" w:cs="Times New Roman"/>
+          <w:color w:val="auto"/>
           <w:sz w:val="20"/>
           <w:szCs w:val="20"/>
           <w:shd w:val="clear" w:color="auto" w:fill="F0F4F8"/>
@@ -8734,12 +9123,13 @@
         <w:ind w:left="583"/>
         <w:rPr>
           <w:rFonts w:hint="default" w:ascii="Times New Roman" w:hAnsi="Times New Roman" w:cs="Times New Roman"/>
-        </w:rPr>
-      </w:pPr>
-      <w:r>
-        <w:rPr>
-          <w:rFonts w:hint="default" w:ascii="Times New Roman" w:hAnsi="Times New Roman" w:cs="Times New Roman"/>
-          <w:color w:val="7B0000"/>
+          <w:color w:val="auto"/>
+        </w:rPr>
+      </w:pPr>
+      <w:r>
+        <w:rPr>
+          <w:rFonts w:hint="default" w:ascii="Times New Roman" w:hAnsi="Times New Roman" w:cs="Times New Roman"/>
+          <w:color w:val="auto"/>
           <w:sz w:val="20"/>
           <w:szCs w:val="20"/>
           <w:shd w:val="clear" w:color="auto" w:fill="F0F4F8"/>
@@ -8754,12 +9144,13 @@
         <w:ind w:left="577"/>
         <w:rPr>
           <w:rFonts w:hint="default" w:ascii="Times New Roman" w:hAnsi="Times New Roman" w:cs="Times New Roman"/>
-        </w:rPr>
-      </w:pPr>
-      <w:r>
-        <w:rPr>
-          <w:rFonts w:hint="default" w:ascii="Times New Roman" w:hAnsi="Times New Roman" w:cs="Times New Roman"/>
-          <w:color w:val="7B0000"/>
+          <w:color w:val="auto"/>
+        </w:rPr>
+      </w:pPr>
+      <w:r>
+        <w:rPr>
+          <w:rFonts w:hint="default" w:ascii="Times New Roman" w:hAnsi="Times New Roman" w:cs="Times New Roman"/>
+          <w:color w:val="auto"/>
           <w:sz w:val="20"/>
           <w:szCs w:val="20"/>
           <w:shd w:val="clear" w:color="auto" w:fill="F0F4F8"/>
@@ -8774,12 +9165,13 @@
         <w:ind w:left="1041"/>
         <w:rPr>
           <w:rFonts w:hint="default" w:ascii="Times New Roman" w:hAnsi="Times New Roman" w:cs="Times New Roman"/>
-        </w:rPr>
-      </w:pPr>
-      <w:r>
-        <w:rPr>
-          <w:rFonts w:hint="default" w:ascii="Times New Roman" w:hAnsi="Times New Roman" w:cs="Times New Roman"/>
-          <w:color w:val="7B0000"/>
+          <w:color w:val="auto"/>
+        </w:rPr>
+      </w:pPr>
+      <w:r>
+        <w:rPr>
+          <w:rFonts w:hint="default" w:ascii="Times New Roman" w:hAnsi="Times New Roman" w:cs="Times New Roman"/>
+          <w:color w:val="auto"/>
           <w:sz w:val="20"/>
           <w:szCs w:val="20"/>
           <w:shd w:val="clear" w:color="auto" w:fill="F0F4F8"/>
@@ -8794,12 +9186,13 @@
         <w:ind w:left="573"/>
         <w:rPr>
           <w:rFonts w:hint="default" w:ascii="Times New Roman" w:hAnsi="Times New Roman" w:cs="Times New Roman"/>
-        </w:rPr>
-      </w:pPr>
-      <w:r>
-        <w:rPr>
-          <w:rFonts w:hint="default" w:ascii="Times New Roman" w:hAnsi="Times New Roman" w:cs="Times New Roman"/>
-          <w:color w:val="7B0000"/>
+          <w:color w:val="auto"/>
+        </w:rPr>
+      </w:pPr>
+      <w:r>
+        <w:rPr>
+          <w:rFonts w:hint="default" w:ascii="Times New Roman" w:hAnsi="Times New Roman" w:cs="Times New Roman"/>
+          <w:color w:val="auto"/>
           <w:sz w:val="20"/>
           <w:szCs w:val="20"/>
           <w:shd w:val="clear" w:color="auto" w:fill="F0F4F8"/>
@@ -8814,12 +9207,13 @@
         <w:ind w:left="587" w:right="369" w:firstLine="468"/>
         <w:rPr>
           <w:rFonts w:hint="default" w:ascii="Times New Roman" w:hAnsi="Times New Roman" w:cs="Times New Roman"/>
-        </w:rPr>
-      </w:pPr>
-      <w:r>
-        <w:rPr>
-          <w:rFonts w:hint="default" w:ascii="Times New Roman" w:hAnsi="Times New Roman" w:cs="Times New Roman"/>
-          <w:color w:val="7B0000"/>
+          <w:color w:val="auto"/>
+        </w:rPr>
+      </w:pPr>
+      <w:r>
+        <w:rPr>
+          <w:rFonts w:hint="default" w:ascii="Times New Roman" w:hAnsi="Times New Roman" w:cs="Times New Roman"/>
+          <w:color w:val="auto"/>
           <w:sz w:val="20"/>
           <w:szCs w:val="20"/>
           <w:shd w:val="clear" w:color="auto" w:fill="F0F4F8"/>
@@ -8834,12 +9228,13 @@
         <w:ind w:left="1078"/>
         <w:rPr>
           <w:rFonts w:hint="default" w:ascii="Times New Roman" w:hAnsi="Times New Roman" w:cs="Times New Roman"/>
-        </w:rPr>
-      </w:pPr>
-      <w:r>
-        <w:rPr>
-          <w:rFonts w:hint="default" w:ascii="Times New Roman" w:hAnsi="Times New Roman" w:cs="Times New Roman"/>
-          <w:color w:val="7B0000"/>
+          <w:color w:val="auto"/>
+        </w:rPr>
+      </w:pPr>
+      <w:r>
+        <w:rPr>
+          <w:rFonts w:hint="default" w:ascii="Times New Roman" w:hAnsi="Times New Roman" w:cs="Times New Roman"/>
+          <w:color w:val="auto"/>
           <w:sz w:val="20"/>
           <w:szCs w:val="20"/>
           <w:shd w:val="clear" w:color="auto" w:fill="F0F4F8"/>
@@ -8854,12 +9249,13 @@
         <w:ind w:left="574"/>
         <w:rPr>
           <w:rFonts w:hint="default" w:ascii="Times New Roman" w:hAnsi="Times New Roman" w:cs="Times New Roman"/>
-        </w:rPr>
-      </w:pPr>
-      <w:r>
-        <w:rPr>
-          <w:rFonts w:hint="default" w:ascii="Times New Roman" w:hAnsi="Times New Roman" w:cs="Times New Roman"/>
-          <w:color w:val="7B0000"/>
+          <w:color w:val="auto"/>
+        </w:rPr>
+      </w:pPr>
+      <w:r>
+        <w:rPr>
+          <w:rFonts w:hint="default" w:ascii="Times New Roman" w:hAnsi="Times New Roman" w:cs="Times New Roman"/>
+          <w:color w:val="auto"/>
           <w:sz w:val="20"/>
           <w:szCs w:val="20"/>
           <w:shd w:val="clear" w:color="auto" w:fill="F0F4F8"/>
@@ -8874,12 +9270,13 @@
         <w:ind w:left="583"/>
         <w:rPr>
           <w:rFonts w:hint="default" w:ascii="Times New Roman" w:hAnsi="Times New Roman" w:cs="Times New Roman"/>
-        </w:rPr>
-      </w:pPr>
-      <w:r>
-        <w:rPr>
-          <w:rFonts w:hint="default" w:ascii="Times New Roman" w:hAnsi="Times New Roman" w:cs="Times New Roman"/>
-          <w:color w:val="7B0000"/>
+          <w:color w:val="auto"/>
+        </w:rPr>
+      </w:pPr>
+      <w:r>
+        <w:rPr>
+          <w:rFonts w:hint="default" w:ascii="Times New Roman" w:hAnsi="Times New Roman" w:cs="Times New Roman"/>
+          <w:color w:val="auto"/>
           <w:sz w:val="20"/>
           <w:szCs w:val="20"/>
           <w:shd w:val="clear" w:color="auto" w:fill="F0F4F8"/>
@@ -8894,12 +9291,13 @@
         <w:ind w:left="577"/>
         <w:rPr>
           <w:rFonts w:hint="default" w:ascii="Times New Roman" w:hAnsi="Times New Roman" w:cs="Times New Roman"/>
-        </w:rPr>
-      </w:pPr>
-      <w:r>
-        <w:rPr>
-          <w:rFonts w:hint="default" w:ascii="Times New Roman" w:hAnsi="Times New Roman" w:cs="Times New Roman"/>
-          <w:color w:val="7B0000"/>
+          <w:color w:val="auto"/>
+        </w:rPr>
+      </w:pPr>
+      <w:r>
+        <w:rPr>
+          <w:rFonts w:hint="default" w:ascii="Times New Roman" w:hAnsi="Times New Roman" w:cs="Times New Roman"/>
+          <w:color w:val="auto"/>
           <w:sz w:val="20"/>
           <w:szCs w:val="20"/>
           <w:shd w:val="clear" w:color="auto" w:fill="F0F4F8"/>
@@ -8914,12 +9312,13 @@
         <w:ind w:left="1041"/>
         <w:rPr>
           <w:rFonts w:hint="default" w:ascii="Times New Roman" w:hAnsi="Times New Roman" w:cs="Times New Roman"/>
-        </w:rPr>
-      </w:pPr>
-      <w:r>
-        <w:rPr>
-          <w:rFonts w:hint="default" w:ascii="Times New Roman" w:hAnsi="Times New Roman" w:cs="Times New Roman"/>
-          <w:color w:val="7B0000"/>
+          <w:color w:val="auto"/>
+        </w:rPr>
+      </w:pPr>
+      <w:r>
+        <w:rPr>
+          <w:rFonts w:hint="default" w:ascii="Times New Roman" w:hAnsi="Times New Roman" w:cs="Times New Roman"/>
+          <w:color w:val="auto"/>
           <w:sz w:val="20"/>
           <w:szCs w:val="20"/>
           <w:shd w:val="clear" w:color="auto" w:fill="F0F4F8"/>
@@ -8934,12 +9333,13 @@
         <w:ind w:left="573"/>
         <w:rPr>
           <w:rFonts w:hint="default" w:ascii="Times New Roman" w:hAnsi="Times New Roman" w:cs="Times New Roman"/>
-        </w:rPr>
-      </w:pPr>
-      <w:r>
-        <w:rPr>
-          <w:rFonts w:hint="default" w:ascii="Times New Roman" w:hAnsi="Times New Roman" w:cs="Times New Roman"/>
-          <w:color w:val="7B0000"/>
+          <w:color w:val="auto"/>
+        </w:rPr>
+      </w:pPr>
+      <w:r>
+        <w:rPr>
+          <w:rFonts w:hint="default" w:ascii="Times New Roman" w:hAnsi="Times New Roman" w:cs="Times New Roman"/>
+          <w:color w:val="auto"/>
           <w:sz w:val="20"/>
           <w:szCs w:val="20"/>
           <w:shd w:val="clear" w:color="auto" w:fill="F0F4F8"/>
@@ -8954,12 +9354,13 @@
         <w:ind w:left="587" w:right="369" w:firstLine="468"/>
         <w:rPr>
           <w:rFonts w:hint="default" w:ascii="Times New Roman" w:hAnsi="Times New Roman" w:cs="Times New Roman"/>
-        </w:rPr>
-      </w:pPr>
-      <w:r>
-        <w:rPr>
-          <w:rFonts w:hint="default" w:ascii="Times New Roman" w:hAnsi="Times New Roman" w:cs="Times New Roman"/>
-          <w:color w:val="7B0000"/>
+          <w:color w:val="auto"/>
+        </w:rPr>
+      </w:pPr>
+      <w:r>
+        <w:rPr>
+          <w:rFonts w:hint="default" w:ascii="Times New Roman" w:hAnsi="Times New Roman" w:cs="Times New Roman"/>
+          <w:color w:val="auto"/>
           <w:sz w:val="20"/>
           <w:szCs w:val="20"/>
           <w:shd w:val="clear" w:color="auto" w:fill="F0F4F8"/>
@@ -8974,12 +9375,13 @@
         <w:ind w:left="1078"/>
         <w:rPr>
           <w:rFonts w:hint="default" w:ascii="Times New Roman" w:hAnsi="Times New Roman" w:cs="Times New Roman"/>
-        </w:rPr>
-      </w:pPr>
-      <w:r>
-        <w:rPr>
-          <w:rFonts w:hint="default" w:ascii="Times New Roman" w:hAnsi="Times New Roman" w:cs="Times New Roman"/>
-          <w:color w:val="7B0000"/>
+          <w:color w:val="auto"/>
+        </w:rPr>
+      </w:pPr>
+      <w:r>
+        <w:rPr>
+          <w:rFonts w:hint="default" w:ascii="Times New Roman" w:hAnsi="Times New Roman" w:cs="Times New Roman"/>
+          <w:color w:val="auto"/>
           <w:sz w:val="20"/>
           <w:szCs w:val="20"/>
           <w:shd w:val="clear" w:color="auto" w:fill="F0F4F8"/>
@@ -8994,12 +9396,13 @@
         <w:ind w:left="574"/>
         <w:rPr>
           <w:rFonts w:hint="default" w:ascii="Times New Roman" w:hAnsi="Times New Roman" w:cs="Times New Roman"/>
-        </w:rPr>
-      </w:pPr>
-      <w:r>
-        <w:rPr>
-          <w:rFonts w:hint="default" w:ascii="Times New Roman" w:hAnsi="Times New Roman" w:cs="Times New Roman"/>
-          <w:color w:val="7B0000"/>
+          <w:color w:val="auto"/>
+        </w:rPr>
+      </w:pPr>
+      <w:r>
+        <w:rPr>
+          <w:rFonts w:hint="default" w:ascii="Times New Roman" w:hAnsi="Times New Roman" w:cs="Times New Roman"/>
+          <w:color w:val="auto"/>
           <w:sz w:val="20"/>
           <w:szCs w:val="20"/>
           <w:shd w:val="clear" w:color="auto" w:fill="F0F4F8"/>
@@ -9014,12 +9417,13 @@
         <w:ind w:left="583"/>
         <w:rPr>
           <w:rFonts w:hint="default" w:ascii="Times New Roman" w:hAnsi="Times New Roman" w:cs="Times New Roman"/>
-        </w:rPr>
-      </w:pPr>
-      <w:r>
-        <w:rPr>
-          <w:rFonts w:hint="default" w:ascii="Times New Roman" w:hAnsi="Times New Roman" w:cs="Times New Roman"/>
-          <w:color w:val="7B0000"/>
+          <w:color w:val="auto"/>
+        </w:rPr>
+      </w:pPr>
+      <w:r>
+        <w:rPr>
+          <w:rFonts w:hint="default" w:ascii="Times New Roman" w:hAnsi="Times New Roman" w:cs="Times New Roman"/>
+          <w:color w:val="auto"/>
           <w:sz w:val="20"/>
           <w:szCs w:val="20"/>
           <w:shd w:val="clear" w:color="auto" w:fill="F0F4F8"/>
@@ -9034,12 +9438,13 @@
         <w:ind w:left="577"/>
         <w:rPr>
           <w:rFonts w:hint="default" w:ascii="Times New Roman" w:hAnsi="Times New Roman" w:cs="Times New Roman"/>
-        </w:rPr>
-      </w:pPr>
-      <w:r>
-        <w:rPr>
-          <w:rFonts w:hint="default" w:ascii="Times New Roman" w:hAnsi="Times New Roman" w:cs="Times New Roman"/>
-          <w:color w:val="7B0000"/>
+          <w:color w:val="auto"/>
+        </w:rPr>
+      </w:pPr>
+      <w:r>
+        <w:rPr>
+          <w:rFonts w:hint="default" w:ascii="Times New Roman" w:hAnsi="Times New Roman" w:cs="Times New Roman"/>
+          <w:color w:val="auto"/>
           <w:sz w:val="20"/>
           <w:szCs w:val="20"/>
           <w:shd w:val="clear" w:color="auto" w:fill="F0F4F8"/>
@@ -9054,12 +9459,13 @@
         <w:ind w:left="1041"/>
         <w:rPr>
           <w:rFonts w:hint="default" w:ascii="Times New Roman" w:hAnsi="Times New Roman" w:cs="Times New Roman"/>
-        </w:rPr>
-      </w:pPr>
-      <w:r>
-        <w:rPr>
-          <w:rFonts w:hint="default" w:ascii="Times New Roman" w:hAnsi="Times New Roman" w:cs="Times New Roman"/>
-          <w:color w:val="7B0000"/>
+          <w:color w:val="auto"/>
+        </w:rPr>
+      </w:pPr>
+      <w:r>
+        <w:rPr>
+          <w:rFonts w:hint="default" w:ascii="Times New Roman" w:hAnsi="Times New Roman" w:cs="Times New Roman"/>
+          <w:color w:val="auto"/>
           <w:sz w:val="20"/>
           <w:szCs w:val="20"/>
           <w:shd w:val="clear" w:color="auto" w:fill="F0F4F8"/>
@@ -9074,12 +9480,13 @@
         <w:ind w:left="573"/>
         <w:rPr>
           <w:rFonts w:hint="default" w:ascii="Times New Roman" w:hAnsi="Times New Roman" w:cs="Times New Roman"/>
-        </w:rPr>
-      </w:pPr>
-      <w:r>
-        <w:rPr>
-          <w:rFonts w:hint="default" w:ascii="Times New Roman" w:hAnsi="Times New Roman" w:cs="Times New Roman"/>
-          <w:color w:val="7B0000"/>
+          <w:color w:val="auto"/>
+        </w:rPr>
+      </w:pPr>
+      <w:r>
+        <w:rPr>
+          <w:rFonts w:hint="default" w:ascii="Times New Roman" w:hAnsi="Times New Roman" w:cs="Times New Roman"/>
+          <w:color w:val="auto"/>
           <w:sz w:val="20"/>
           <w:szCs w:val="20"/>
           <w:shd w:val="clear" w:color="auto" w:fill="F0F4F8"/>
@@ -9094,12 +9501,13 @@
         <w:ind w:left="587" w:right="369" w:firstLine="468"/>
         <w:rPr>
           <w:rFonts w:hint="default" w:ascii="Times New Roman" w:hAnsi="Times New Roman" w:cs="Times New Roman"/>
-        </w:rPr>
-      </w:pPr>
-      <w:r>
-        <w:rPr>
-          <w:rFonts w:hint="default" w:ascii="Times New Roman" w:hAnsi="Times New Roman" w:cs="Times New Roman"/>
-          <w:color w:val="7B0000"/>
+          <w:color w:val="auto"/>
+        </w:rPr>
+      </w:pPr>
+      <w:r>
+        <w:rPr>
+          <w:rFonts w:hint="default" w:ascii="Times New Roman" w:hAnsi="Times New Roman" w:cs="Times New Roman"/>
+          <w:color w:val="auto"/>
           <w:sz w:val="20"/>
           <w:szCs w:val="20"/>
           <w:shd w:val="clear" w:color="auto" w:fill="F0F4F8"/>
@@ -9114,12 +9522,13 @@
         <w:ind w:left="1078"/>
         <w:rPr>
           <w:rFonts w:hint="default" w:ascii="Times New Roman" w:hAnsi="Times New Roman" w:cs="Times New Roman"/>
-        </w:rPr>
-      </w:pPr>
-      <w:r>
-        <w:rPr>
-          <w:rFonts w:hint="default" w:ascii="Times New Roman" w:hAnsi="Times New Roman" w:cs="Times New Roman"/>
-          <w:color w:val="7B0000"/>
+          <w:color w:val="auto"/>
+        </w:rPr>
+      </w:pPr>
+      <w:r>
+        <w:rPr>
+          <w:rFonts w:hint="default" w:ascii="Times New Roman" w:hAnsi="Times New Roman" w:cs="Times New Roman"/>
+          <w:color w:val="auto"/>
           <w:sz w:val="20"/>
           <w:szCs w:val="20"/>
           <w:shd w:val="clear" w:color="auto" w:fill="F0F4F8"/>
@@ -9134,12 +9543,13 @@
         <w:ind w:left="574"/>
         <w:rPr>
           <w:rFonts w:hint="default" w:ascii="Times New Roman" w:hAnsi="Times New Roman" w:cs="Times New Roman"/>
-        </w:rPr>
-      </w:pPr>
-      <w:r>
-        <w:rPr>
-          <w:rFonts w:hint="default" w:ascii="Times New Roman" w:hAnsi="Times New Roman" w:cs="Times New Roman"/>
-          <w:color w:val="7B0000"/>
+          <w:color w:val="auto"/>
+        </w:rPr>
+      </w:pPr>
+      <w:r>
+        <w:rPr>
+          <w:rFonts w:hint="default" w:ascii="Times New Roman" w:hAnsi="Times New Roman" w:cs="Times New Roman"/>
+          <w:color w:val="auto"/>
           <w:sz w:val="20"/>
           <w:szCs w:val="20"/>
           <w:shd w:val="clear" w:color="auto" w:fill="F0F4F8"/>
@@ -9149,7 +9559,7 @@
       <w:r>
         <w:rPr>
           <w:rFonts w:hint="default" w:ascii="Times New Roman" w:hAnsi="Times New Roman" w:cs="Times New Roman"/>
-          <w:color w:val="7B0000"/>
+          <w:color w:val="auto"/>
           <w:sz w:val="20"/>
           <w:szCs w:val="20"/>
           <w:shd w:val="clear" w:color="auto" w:fill="F0F4F8"/>
@@ -9200,6 +9610,7 @@
         <w:ind w:left="216"/>
         <w:rPr>
           <w:rFonts w:hint="default" w:ascii="Times New Roman" w:hAnsi="Times New Roman" w:cs="Times New Roman"/>
+          <w:color w:val="auto"/>
         </w:rPr>
       </w:pPr>
       <w:r>
@@ -9207,7 +9618,7 @@
           <w:rFonts w:hint="default" w:ascii="Times New Roman" w:hAnsi="Times New Roman" w:cs="Times New Roman"/>
           <w:b/>
           <w:bCs/>
-          <w:color w:val="1E6B3C"/>
+          <w:color w:val="auto"/>
           <w:sz w:val="28"/>
           <w:szCs w:val="28"/>
         </w:rPr>
@@ -9216,7 +9627,7 @@
       <w:r>
         <w:rPr>
           <w:rFonts w:hint="default" w:ascii="Times New Roman" w:hAnsi="Times New Roman" w:cs="Times New Roman"/>
-          <w:color w:val="1A1A1A"/>
+          <w:color w:val="auto"/>
           <w:sz w:val="28"/>
           <w:szCs w:val="28"/>
         </w:rPr>
@@ -9230,6 +9641,7 @@
         <w:ind w:left="335" w:right="256" w:firstLine="1"/>
         <w:rPr>
           <w:rFonts w:hint="default" w:ascii="Times New Roman" w:hAnsi="Times New Roman" w:cs="Times New Roman"/>
+          <w:color w:val="auto"/>
         </w:rPr>
       </w:pPr>
       <w:r>
@@ -9237,7 +9649,7 @@
           <w:rFonts w:hint="default" w:ascii="Times New Roman" w:hAnsi="Times New Roman" w:cs="Times New Roman"/>
           <w:i/>
           <w:iCs/>
-          <w:color w:val="444444"/>
+          <w:color w:val="auto"/>
           <w:sz w:val="28"/>
           <w:szCs w:val="28"/>
         </w:rPr>
@@ -9251,12 +9663,13 @@
         <w:ind w:left="577"/>
         <w:rPr>
           <w:rFonts w:hint="default" w:ascii="Times New Roman" w:hAnsi="Times New Roman" w:cs="Times New Roman"/>
-        </w:rPr>
-      </w:pPr>
-      <w:r>
-        <w:rPr>
-          <w:rFonts w:hint="default" w:ascii="Times New Roman" w:hAnsi="Times New Roman" w:cs="Times New Roman"/>
-          <w:color w:val="7B0000"/>
+          <w:color w:val="auto"/>
+        </w:rPr>
+      </w:pPr>
+      <w:r>
+        <w:rPr>
+          <w:rFonts w:hint="default" w:ascii="Times New Roman" w:hAnsi="Times New Roman" w:cs="Times New Roman"/>
+          <w:color w:val="auto"/>
           <w:sz w:val="20"/>
           <w:szCs w:val="20"/>
           <w:shd w:val="clear" w:color="auto" w:fill="F0F4F8"/>
@@ -9271,12 +9684,13 @@
         <w:ind w:left="1041"/>
         <w:rPr>
           <w:rFonts w:hint="default" w:ascii="Times New Roman" w:hAnsi="Times New Roman" w:cs="Times New Roman"/>
-        </w:rPr>
-      </w:pPr>
-      <w:r>
-        <w:rPr>
-          <w:rFonts w:hint="default" w:ascii="Times New Roman" w:hAnsi="Times New Roman" w:cs="Times New Roman"/>
-          <w:color w:val="7B0000"/>
+          <w:color w:val="auto"/>
+        </w:rPr>
+      </w:pPr>
+      <w:r>
+        <w:rPr>
+          <w:rFonts w:hint="default" w:ascii="Times New Roman" w:hAnsi="Times New Roman" w:cs="Times New Roman"/>
+          <w:color w:val="auto"/>
           <w:sz w:val="20"/>
           <w:szCs w:val="20"/>
           <w:shd w:val="clear" w:color="auto" w:fill="F0F4F8"/>
@@ -9291,12 +9705,13 @@
         <w:ind w:left="1049"/>
         <w:rPr>
           <w:rFonts w:hint="default" w:ascii="Times New Roman" w:hAnsi="Times New Roman" w:cs="Times New Roman"/>
-        </w:rPr>
-      </w:pPr>
-      <w:r>
-        <w:rPr>
-          <w:rFonts w:hint="default" w:ascii="Times New Roman" w:hAnsi="Times New Roman" w:cs="Times New Roman"/>
-          <w:color w:val="7B0000"/>
+          <w:color w:val="auto"/>
+        </w:rPr>
+      </w:pPr>
+      <w:r>
+        <w:rPr>
+          <w:rFonts w:hint="default" w:ascii="Times New Roman" w:hAnsi="Times New Roman" w:cs="Times New Roman"/>
+          <w:color w:val="auto"/>
           <w:sz w:val="20"/>
           <w:szCs w:val="20"/>
           <w:shd w:val="clear" w:color="auto" w:fill="F0F4F8"/>
@@ -9311,12 +9726,13 @@
         <w:ind w:left="580"/>
         <w:rPr>
           <w:rFonts w:hint="default" w:ascii="Times New Roman" w:hAnsi="Times New Roman" w:cs="Times New Roman"/>
-        </w:rPr>
-      </w:pPr>
-      <w:r>
-        <w:rPr>
-          <w:rFonts w:hint="default" w:ascii="Times New Roman" w:hAnsi="Times New Roman" w:cs="Times New Roman"/>
-          <w:color w:val="7B0000"/>
+          <w:color w:val="auto"/>
+        </w:rPr>
+      </w:pPr>
+      <w:r>
+        <w:rPr>
+          <w:rFonts w:hint="default" w:ascii="Times New Roman" w:hAnsi="Times New Roman" w:cs="Times New Roman"/>
+          <w:color w:val="auto"/>
           <w:sz w:val="20"/>
           <w:szCs w:val="20"/>
           <w:shd w:val="clear" w:color="auto" w:fill="F0F4F8"/>
@@ -9331,12 +9747,13 @@
         <w:ind w:left="1039"/>
         <w:rPr>
           <w:rFonts w:hint="default" w:ascii="Times New Roman" w:hAnsi="Times New Roman" w:cs="Times New Roman"/>
-        </w:rPr>
-      </w:pPr>
-      <w:r>
-        <w:rPr>
-          <w:rFonts w:hint="default" w:ascii="Times New Roman" w:hAnsi="Times New Roman" w:cs="Times New Roman"/>
-          <w:color w:val="7B0000"/>
+          <w:color w:val="auto"/>
+        </w:rPr>
+      </w:pPr>
+      <w:r>
+        <w:rPr>
+          <w:rFonts w:hint="default" w:ascii="Times New Roman" w:hAnsi="Times New Roman" w:cs="Times New Roman"/>
+          <w:color w:val="auto"/>
           <w:sz w:val="20"/>
           <w:szCs w:val="20"/>
           <w:shd w:val="clear" w:color="auto" w:fill="F0F4F8"/>
@@ -9351,12 +9768,13 @@
         <w:ind w:left="573"/>
         <w:rPr>
           <w:rFonts w:hint="default" w:ascii="Times New Roman" w:hAnsi="Times New Roman" w:cs="Times New Roman"/>
-        </w:rPr>
-      </w:pPr>
-      <w:r>
-        <w:rPr>
-          <w:rFonts w:hint="default" w:ascii="Times New Roman" w:hAnsi="Times New Roman" w:cs="Times New Roman"/>
-          <w:color w:val="7B0000"/>
+          <w:color w:val="auto"/>
+        </w:rPr>
+      </w:pPr>
+      <w:r>
+        <w:rPr>
+          <w:rFonts w:hint="default" w:ascii="Times New Roman" w:hAnsi="Times New Roman" w:cs="Times New Roman"/>
+          <w:color w:val="auto"/>
           <w:sz w:val="20"/>
           <w:szCs w:val="20"/>
           <w:shd w:val="clear" w:color="auto" w:fill="F0F4F8"/>
@@ -9371,12 +9789,13 @@
         <w:ind w:left="1051"/>
         <w:rPr>
           <w:rFonts w:hint="default" w:ascii="Times New Roman" w:hAnsi="Times New Roman" w:cs="Times New Roman"/>
-        </w:rPr>
-      </w:pPr>
-      <w:r>
-        <w:rPr>
-          <w:rFonts w:hint="default" w:ascii="Times New Roman" w:hAnsi="Times New Roman" w:cs="Times New Roman"/>
-          <w:color w:val="7B0000"/>
+          <w:color w:val="auto"/>
+        </w:rPr>
+      </w:pPr>
+      <w:r>
+        <w:rPr>
+          <w:rFonts w:hint="default" w:ascii="Times New Roman" w:hAnsi="Times New Roman" w:cs="Times New Roman"/>
+          <w:color w:val="auto"/>
           <w:sz w:val="20"/>
           <w:szCs w:val="20"/>
           <w:shd w:val="clear" w:color="auto" w:fill="F0F4F8"/>
@@ -9391,12 +9810,13 @@
         <w:ind w:left="1051"/>
         <w:rPr>
           <w:rFonts w:hint="default" w:ascii="Times New Roman" w:hAnsi="Times New Roman" w:cs="Times New Roman"/>
-        </w:rPr>
-      </w:pPr>
-      <w:r>
-        <w:rPr>
-          <w:rFonts w:hint="default" w:ascii="Times New Roman" w:hAnsi="Times New Roman" w:cs="Times New Roman"/>
-          <w:color w:val="7B0000"/>
+          <w:color w:val="auto"/>
+        </w:rPr>
+      </w:pPr>
+      <w:r>
+        <w:rPr>
+          <w:rFonts w:hint="default" w:ascii="Times New Roman" w:hAnsi="Times New Roman" w:cs="Times New Roman"/>
+          <w:color w:val="auto"/>
           <w:sz w:val="20"/>
           <w:szCs w:val="20"/>
           <w:shd w:val="clear" w:color="auto" w:fill="F0F4F8"/>
@@ -9411,12 +9831,13 @@
         <w:ind w:left="1055"/>
         <w:rPr>
           <w:rFonts w:hint="default" w:ascii="Times New Roman" w:hAnsi="Times New Roman" w:cs="Times New Roman"/>
-        </w:rPr>
-      </w:pPr>
-      <w:r>
-        <w:rPr>
-          <w:rFonts w:hint="default" w:ascii="Times New Roman" w:hAnsi="Times New Roman" w:cs="Times New Roman"/>
-          <w:color w:val="7B0000"/>
+          <w:color w:val="auto"/>
+        </w:rPr>
+      </w:pPr>
+      <w:r>
+        <w:rPr>
+          <w:rFonts w:hint="default" w:ascii="Times New Roman" w:hAnsi="Times New Roman" w:cs="Times New Roman"/>
+          <w:color w:val="auto"/>
           <w:sz w:val="20"/>
           <w:szCs w:val="20"/>
           <w:shd w:val="clear" w:color="auto" w:fill="F0F4F8"/>
@@ -9431,12 +9852,13 @@
         <w:ind w:left="1049"/>
         <w:rPr>
           <w:rFonts w:hint="default" w:ascii="Times New Roman" w:hAnsi="Times New Roman" w:cs="Times New Roman"/>
-        </w:rPr>
-      </w:pPr>
-      <w:r>
-        <w:rPr>
-          <w:rFonts w:hint="default" w:ascii="Times New Roman" w:hAnsi="Times New Roman" w:cs="Times New Roman"/>
-          <w:color w:val="7B0000"/>
+          <w:color w:val="auto"/>
+        </w:rPr>
+      </w:pPr>
+      <w:r>
+        <w:rPr>
+          <w:rFonts w:hint="default" w:ascii="Times New Roman" w:hAnsi="Times New Roman" w:cs="Times New Roman"/>
+          <w:color w:val="auto"/>
           <w:sz w:val="20"/>
           <w:szCs w:val="20"/>
           <w:shd w:val="clear" w:color="auto" w:fill="F0F4F8"/>
@@ -9451,12 +9873,13 @@
         <w:ind w:left="1037"/>
         <w:rPr>
           <w:rFonts w:hint="default" w:ascii="Times New Roman" w:hAnsi="Times New Roman" w:cs="Times New Roman"/>
-        </w:rPr>
-      </w:pPr>
-      <w:r>
-        <w:rPr>
-          <w:rFonts w:hint="default" w:ascii="Times New Roman" w:hAnsi="Times New Roman" w:cs="Times New Roman"/>
-          <w:color w:val="7B0000"/>
+          <w:color w:val="auto"/>
+        </w:rPr>
+      </w:pPr>
+      <w:r>
+        <w:rPr>
+          <w:rFonts w:hint="default" w:ascii="Times New Roman" w:hAnsi="Times New Roman" w:cs="Times New Roman"/>
+          <w:color w:val="auto"/>
           <w:sz w:val="20"/>
           <w:szCs w:val="20"/>
           <w:shd w:val="clear" w:color="auto" w:fill="F0F4F8"/>
@@ -9471,12 +9894,13 @@
         <w:ind w:left="1051"/>
         <w:rPr>
           <w:rFonts w:hint="default" w:ascii="Times New Roman" w:hAnsi="Times New Roman" w:cs="Times New Roman"/>
-        </w:rPr>
-      </w:pPr>
-      <w:r>
-        <w:rPr>
-          <w:rFonts w:hint="default" w:ascii="Times New Roman" w:hAnsi="Times New Roman" w:cs="Times New Roman"/>
-          <w:color w:val="7B0000"/>
+          <w:color w:val="auto"/>
+        </w:rPr>
+      </w:pPr>
+      <w:r>
+        <w:rPr>
+          <w:rFonts w:hint="default" w:ascii="Times New Roman" w:hAnsi="Times New Roman" w:cs="Times New Roman"/>
+          <w:color w:val="auto"/>
           <w:sz w:val="20"/>
           <w:szCs w:val="20"/>
           <w:shd w:val="clear" w:color="auto" w:fill="F0F4F8"/>
@@ -9491,12 +9915,13 @@
         <w:ind w:left="1055"/>
         <w:rPr>
           <w:rFonts w:hint="default" w:ascii="Times New Roman" w:hAnsi="Times New Roman" w:cs="Times New Roman"/>
-        </w:rPr>
-      </w:pPr>
-      <w:r>
-        <w:rPr>
-          <w:rFonts w:hint="default" w:ascii="Times New Roman" w:hAnsi="Times New Roman" w:cs="Times New Roman"/>
-          <w:color w:val="7B0000"/>
+          <w:color w:val="auto"/>
+        </w:rPr>
+      </w:pPr>
+      <w:r>
+        <w:rPr>
+          <w:rFonts w:hint="default" w:ascii="Times New Roman" w:hAnsi="Times New Roman" w:cs="Times New Roman"/>
+          <w:color w:val="auto"/>
           <w:sz w:val="20"/>
           <w:szCs w:val="20"/>
           <w:shd w:val="clear" w:color="auto" w:fill="F0F4F8"/>
@@ -9511,12 +9936,13 @@
         <w:ind w:left="1510"/>
         <w:rPr>
           <w:rFonts w:hint="default" w:ascii="Times New Roman" w:hAnsi="Times New Roman" w:cs="Times New Roman"/>
-        </w:rPr>
-      </w:pPr>
-      <w:r>
-        <w:rPr>
-          <w:rFonts w:hint="default" w:ascii="Times New Roman" w:hAnsi="Times New Roman" w:cs="Times New Roman"/>
-          <w:color w:val="7B0000"/>
+          <w:color w:val="auto"/>
+        </w:rPr>
+      </w:pPr>
+      <w:r>
+        <w:rPr>
+          <w:rFonts w:hint="default" w:ascii="Times New Roman" w:hAnsi="Times New Roman" w:cs="Times New Roman"/>
+          <w:color w:val="auto"/>
           <w:sz w:val="20"/>
           <w:szCs w:val="20"/>
           <w:shd w:val="clear" w:color="auto" w:fill="F0F4F8"/>
@@ -9531,12 +9957,13 @@
         <w:ind w:left="1987"/>
         <w:rPr>
           <w:rFonts w:hint="default" w:ascii="Times New Roman" w:hAnsi="Times New Roman" w:cs="Times New Roman"/>
-        </w:rPr>
-      </w:pPr>
-      <w:r>
-        <w:rPr>
-          <w:rFonts w:hint="default" w:ascii="Times New Roman" w:hAnsi="Times New Roman" w:cs="Times New Roman"/>
-          <w:color w:val="7B0000"/>
+          <w:color w:val="auto"/>
+        </w:rPr>
+      </w:pPr>
+      <w:r>
+        <w:rPr>
+          <w:rFonts w:hint="default" w:ascii="Times New Roman" w:hAnsi="Times New Roman" w:cs="Times New Roman"/>
+          <w:color w:val="auto"/>
           <w:sz w:val="20"/>
           <w:szCs w:val="20"/>
           <w:shd w:val="clear" w:color="auto" w:fill="F0F4F8"/>
@@ -9551,12 +9978,13 @@
         <w:ind w:left="2016"/>
         <w:rPr>
           <w:rFonts w:hint="default" w:ascii="Times New Roman" w:hAnsi="Times New Roman" w:cs="Times New Roman"/>
-        </w:rPr>
-      </w:pPr>
-      <w:r>
-        <w:rPr>
-          <w:rFonts w:hint="default" w:ascii="Times New Roman" w:hAnsi="Times New Roman" w:cs="Times New Roman"/>
-          <w:color w:val="7B0000"/>
+          <w:color w:val="auto"/>
+        </w:rPr>
+      </w:pPr>
+      <w:r>
+        <w:rPr>
+          <w:rFonts w:hint="default" w:ascii="Times New Roman" w:hAnsi="Times New Roman" w:cs="Times New Roman"/>
+          <w:color w:val="auto"/>
           <w:sz w:val="20"/>
           <w:szCs w:val="20"/>
           <w:shd w:val="clear" w:color="auto" w:fill="F0F4F8"/>
@@ -9571,12 +9999,13 @@
         <w:ind w:left="2016"/>
         <w:rPr>
           <w:rFonts w:hint="default" w:ascii="Times New Roman" w:hAnsi="Times New Roman" w:cs="Times New Roman"/>
-        </w:rPr>
-      </w:pPr>
-      <w:r>
-        <w:rPr>
-          <w:rFonts w:hint="default" w:ascii="Times New Roman" w:hAnsi="Times New Roman" w:cs="Times New Roman"/>
-          <w:color w:val="7B0000"/>
+          <w:color w:val="auto"/>
+        </w:rPr>
+      </w:pPr>
+      <w:r>
+        <w:rPr>
+          <w:rFonts w:hint="default" w:ascii="Times New Roman" w:hAnsi="Times New Roman" w:cs="Times New Roman"/>
+          <w:color w:val="auto"/>
           <w:sz w:val="20"/>
           <w:szCs w:val="20"/>
           <w:shd w:val="clear" w:color="auto" w:fill="F0F4F8"/>
@@ -9591,12 +10020,13 @@
         <w:ind w:left="1531"/>
         <w:rPr>
           <w:rFonts w:hint="default" w:ascii="Times New Roman" w:hAnsi="Times New Roman" w:cs="Times New Roman"/>
-        </w:rPr>
-      </w:pPr>
-      <w:r>
-        <w:rPr>
-          <w:rFonts w:hint="default" w:ascii="Times New Roman" w:hAnsi="Times New Roman" w:cs="Times New Roman"/>
-          <w:color w:val="7B0000"/>
+          <w:color w:val="auto"/>
+        </w:rPr>
+      </w:pPr>
+      <w:r>
+        <w:rPr>
+          <w:rFonts w:hint="default" w:ascii="Times New Roman" w:hAnsi="Times New Roman" w:cs="Times New Roman"/>
+          <w:color w:val="auto"/>
           <w:sz w:val="20"/>
           <w:szCs w:val="20"/>
           <w:shd w:val="clear" w:color="auto" w:fill="F0F4F8"/>
@@ -9611,12 +10041,13 @@
         <w:ind w:left="1042"/>
         <w:rPr>
           <w:rFonts w:hint="default" w:ascii="Times New Roman" w:hAnsi="Times New Roman" w:cs="Times New Roman"/>
-        </w:rPr>
-      </w:pPr>
-      <w:r>
-        <w:rPr>
-          <w:rFonts w:hint="default" w:ascii="Times New Roman" w:hAnsi="Times New Roman" w:cs="Times New Roman"/>
-          <w:color w:val="7B0000"/>
+          <w:color w:val="auto"/>
+        </w:rPr>
+      </w:pPr>
+      <w:r>
+        <w:rPr>
+          <w:rFonts w:hint="default" w:ascii="Times New Roman" w:hAnsi="Times New Roman" w:cs="Times New Roman"/>
+          <w:color w:val="auto"/>
           <w:sz w:val="20"/>
           <w:szCs w:val="20"/>
           <w:shd w:val="clear" w:color="auto" w:fill="F0F4F8"/>
@@ -9631,12 +10062,13 @@
         <w:ind w:left="574"/>
         <w:rPr>
           <w:rFonts w:hint="default" w:ascii="Times New Roman" w:hAnsi="Times New Roman" w:cs="Times New Roman"/>
-        </w:rPr>
-      </w:pPr>
-      <w:r>
-        <w:rPr>
-          <w:rFonts w:hint="default" w:ascii="Times New Roman" w:hAnsi="Times New Roman" w:cs="Times New Roman"/>
-          <w:color w:val="7B0000"/>
+          <w:color w:val="auto"/>
+        </w:rPr>
+      </w:pPr>
+      <w:r>
+        <w:rPr>
+          <w:rFonts w:hint="default" w:ascii="Times New Roman" w:hAnsi="Times New Roman" w:cs="Times New Roman"/>
+          <w:color w:val="auto"/>
           <w:sz w:val="20"/>
           <w:szCs w:val="20"/>
           <w:shd w:val="clear" w:color="auto" w:fill="F0F4F8"/>
@@ -9651,12 +10083,13 @@
         <w:ind w:left="587"/>
         <w:rPr>
           <w:rFonts w:hint="default" w:ascii="Times New Roman" w:hAnsi="Times New Roman" w:cs="Times New Roman"/>
-        </w:rPr>
-      </w:pPr>
-      <w:r>
-        <w:rPr>
-          <w:rFonts w:hint="default" w:ascii="Times New Roman" w:hAnsi="Times New Roman" w:cs="Times New Roman"/>
-          <w:color w:val="7B0000"/>
+          <w:color w:val="auto"/>
+        </w:rPr>
+      </w:pPr>
+      <w:r>
+        <w:rPr>
+          <w:rFonts w:hint="default" w:ascii="Times New Roman" w:hAnsi="Times New Roman" w:cs="Times New Roman"/>
+          <w:color w:val="auto"/>
           <w:sz w:val="20"/>
           <w:szCs w:val="20"/>
           <w:shd w:val="clear" w:color="auto" w:fill="F0F4F8"/>
@@ -9671,12 +10104,13 @@
         <w:ind w:left="583"/>
         <w:rPr>
           <w:rFonts w:hint="default" w:ascii="Times New Roman" w:hAnsi="Times New Roman" w:cs="Times New Roman"/>
-        </w:rPr>
-      </w:pPr>
-      <w:r>
-        <w:rPr>
-          <w:rFonts w:hint="default" w:ascii="Times New Roman" w:hAnsi="Times New Roman" w:cs="Times New Roman"/>
-          <w:color w:val="7B0000"/>
+          <w:color w:val="auto"/>
+        </w:rPr>
+      </w:pPr>
+      <w:r>
+        <w:rPr>
+          <w:rFonts w:hint="default" w:ascii="Times New Roman" w:hAnsi="Times New Roman" w:cs="Times New Roman"/>
+          <w:color w:val="auto"/>
           <w:sz w:val="20"/>
           <w:szCs w:val="20"/>
           <w:shd w:val="clear" w:color="auto" w:fill="F0F4F8"/>
@@ -9691,12 +10125,13 @@
         <w:ind w:left="583"/>
         <w:rPr>
           <w:rFonts w:hint="default" w:ascii="Times New Roman" w:hAnsi="Times New Roman" w:cs="Times New Roman"/>
-        </w:rPr>
-      </w:pPr>
-      <w:r>
-        <w:rPr>
-          <w:rFonts w:hint="default" w:ascii="Times New Roman" w:hAnsi="Times New Roman" w:cs="Times New Roman"/>
-          <w:color w:val="7B0000"/>
+          <w:color w:val="auto"/>
+        </w:rPr>
+      </w:pPr>
+      <w:r>
+        <w:rPr>
+          <w:rFonts w:hint="default" w:ascii="Times New Roman" w:hAnsi="Times New Roman" w:cs="Times New Roman"/>
+          <w:color w:val="auto"/>
           <w:sz w:val="20"/>
           <w:szCs w:val="20"/>
           <w:shd w:val="clear" w:color="auto" w:fill="F0F4F8"/>
@@ -9711,14 +10146,14 @@
         <w:ind w:left="574"/>
         <w:rPr>
           <w:rFonts w:hint="default" w:ascii="Times New Roman" w:hAnsi="Times New Roman" w:cs="Times New Roman"/>
-          <w:color w:val="000000"/>
+          <w:color w:val="auto"/>
           <w:u w:val="single"/>
         </w:rPr>
       </w:pPr>
       <w:r>
         <w:rPr>
           <w:rFonts w:hint="default" w:ascii="Times New Roman" w:hAnsi="Times New Roman" w:cs="Times New Roman"/>
-          <w:color w:val="7B0000"/>
+          <w:color w:val="auto"/>
           <w:sz w:val="20"/>
           <w:szCs w:val="20"/>
           <w:shd w:val="clear" w:color="auto" w:fill="F0F4F8"/>
@@ -9734,12 +10169,13 @@
         <w:jc w:val="center"/>
         <w:rPr>
           <w:rFonts w:hint="default" w:ascii="Times New Roman" w:hAnsi="Times New Roman" w:cs="Times New Roman"/>
-        </w:rPr>
-      </w:pPr>
-      <w:r>
-        <w:rPr>
-          <w:rFonts w:hint="default" w:ascii="Times New Roman" w:hAnsi="Times New Roman" w:cs="Times New Roman"/>
-          <w:color w:val="7B0000"/>
+          <w:color w:val="auto"/>
+        </w:rPr>
+      </w:pPr>
+      <w:r>
+        <w:rPr>
+          <w:rFonts w:hint="default" w:ascii="Times New Roman" w:hAnsi="Times New Roman" w:cs="Times New Roman"/>
+          <w:color w:val="auto"/>
           <w:sz w:val="20"/>
           <w:szCs w:val="20"/>
           <w:shd w:val="clear" w:color="auto" w:fill="F0F4F8"/>
@@ -9754,12 +10190,13 @@
         <w:ind w:left="567"/>
         <w:rPr>
           <w:rFonts w:hint="default" w:ascii="Times New Roman" w:hAnsi="Times New Roman" w:cs="Times New Roman"/>
-        </w:rPr>
-      </w:pPr>
-      <w:r>
-        <w:rPr>
-          <w:rFonts w:hint="default" w:ascii="Times New Roman" w:hAnsi="Times New Roman" w:cs="Times New Roman"/>
-          <w:color w:val="7B0000"/>
+          <w:color w:val="auto"/>
+        </w:rPr>
+      </w:pPr>
+      <w:r>
+        <w:rPr>
+          <w:rFonts w:hint="default" w:ascii="Times New Roman" w:hAnsi="Times New Roman" w:cs="Times New Roman"/>
+          <w:color w:val="auto"/>
           <w:sz w:val="20"/>
           <w:szCs w:val="20"/>
         </w:rPr>
@@ -9768,7 +10205,7 @@
       <w:r>
         <w:rPr>
           <w:rFonts w:hint="default" w:ascii="Times New Roman" w:hAnsi="Times New Roman" w:cs="Times New Roman"/>
-          <w:color w:val="7B0000"/>
+          <w:color w:val="auto"/>
           <w:sz w:val="20"/>
           <w:szCs w:val="20"/>
           <w:shd w:val="clear" w:color="auto" w:fill="F0F4F8"/>
@@ -9783,12 +10220,13 @@
         <w:ind w:left="583"/>
         <w:rPr>
           <w:rFonts w:hint="default" w:ascii="Times New Roman" w:hAnsi="Times New Roman" w:cs="Times New Roman"/>
-        </w:rPr>
-      </w:pPr>
-      <w:r>
-        <w:rPr>
-          <w:rFonts w:hint="default" w:ascii="Times New Roman" w:hAnsi="Times New Roman" w:cs="Times New Roman"/>
-          <w:color w:val="7B0000"/>
+          <w:color w:val="auto"/>
+        </w:rPr>
+      </w:pPr>
+      <w:r>
+        <w:rPr>
+          <w:rFonts w:hint="default" w:ascii="Times New Roman" w:hAnsi="Times New Roman" w:cs="Times New Roman"/>
+          <w:color w:val="auto"/>
           <w:sz w:val="20"/>
           <w:szCs w:val="20"/>
           <w:shd w:val="clear" w:color="auto" w:fill="F0F4F8"/>
@@ -9803,13 +10241,15 @@
         <w:ind w:left="574"/>
         <w:rPr>
           <w:rFonts w:hint="default" w:ascii="Times New Roman" w:hAnsi="Times New Roman" w:cs="Times New Roman"/>
-        </w:rPr>
-      </w:pPr>
-    </w:p>
-    <w:p>
-      <w:pPr>
-        <w:rPr>
-          <w:rFonts w:hint="default" w:ascii="Times New Roman" w:hAnsi="Times New Roman" w:cs="Times New Roman"/>
+          <w:color w:val="auto"/>
+        </w:rPr>
+      </w:pPr>
+    </w:p>
+    <w:p>
+      <w:pPr>
+        <w:rPr>
+          <w:rFonts w:hint="default" w:ascii="Times New Roman" w:hAnsi="Times New Roman" w:cs="Times New Roman"/>
+          <w:color w:val="auto"/>
         </w:rPr>
       </w:pPr>
     </w:p>
@@ -9823,8 +10263,6 @@
           <w:lang w:val="vi-VN"/>
         </w:rPr>
       </w:pPr>
-      <w:bookmarkStart w:id="0" w:name="_GoBack"/>
-      <w:bookmarkEnd w:id="0"/>
     </w:p>
     <w:sectPr>
       <w:headerReference r:id="rId5" w:type="default"/>
